--- a/Flutter Original.docx
+++ b/Flutter Original.docx
@@ -10,7 +10,6 @@
           <w:lang w:val="es-ES"/>
         </w:rPr>
       </w:pPr>
-      <w:proofErr w:type="spellStart"/>
       <w:r>
         <w:rPr>
           <w:b/>
@@ -18,7 +17,6 @@
         </w:rPr>
         <w:t>Flutter</w:t>
       </w:r>
-      <w:proofErr w:type="spellEnd"/>
     </w:p>
     <w:p>
       <w:pPr>
@@ -45,77 +43,13 @@
         <w:rPr>
           <w:lang w:val="es-ES"/>
         </w:rPr>
-        <w:t xml:space="preserve">- Interfaz que permite a varias aplicaciones intercambiar datos entre </w:t>
-      </w:r>
-      <w:proofErr w:type="spellStart"/>
-      <w:r>
-        <w:rPr>
-          <w:lang w:val="es-ES"/>
-        </w:rPr>
-        <w:t>si</w:t>
-      </w:r>
-      <w:proofErr w:type="spellEnd"/>
-      <w:r>
-        <w:rPr>
-          <w:lang w:val="es-ES"/>
-        </w:rPr>
-        <w:t>, mediante métodos</w:t>
-      </w:r>
-      <w:r>
-        <w:rPr>
-          <w:lang w:val="es-ES"/>
-        </w:rPr>
-        <w:t xml:space="preserve"> de autenticación (https) </w:t>
-      </w:r>
-      <w:proofErr w:type="spellStart"/>
-      <w:r>
-        <w:rPr>
-          <w:lang w:val="es-ES"/>
-        </w:rPr>
-        <w:t>get</w:t>
-      </w:r>
-      <w:proofErr w:type="spellEnd"/>
-      <w:r>
-        <w:rPr>
-          <w:lang w:val="es-ES"/>
-        </w:rPr>
-        <w:t>(obtener). Post(insertar</w:t>
-      </w:r>
-      <w:proofErr w:type="gramStart"/>
-      <w:r>
-        <w:rPr>
-          <w:lang w:val="es-ES"/>
-        </w:rPr>
-        <w:t>),</w:t>
-      </w:r>
-      <w:proofErr w:type="spellStart"/>
-      <w:r>
-        <w:rPr>
-          <w:lang w:val="es-ES"/>
-        </w:rPr>
-        <w:t>pull</w:t>
-      </w:r>
-      <w:proofErr w:type="spellEnd"/>
-      <w:proofErr w:type="gramEnd"/>
-      <w:r>
-        <w:rPr>
-          <w:lang w:val="es-ES"/>
-        </w:rPr>
-        <w:t>(modificar),</w:t>
-      </w:r>
-      <w:proofErr w:type="spellStart"/>
-      <w:r>
-        <w:rPr>
-          <w:lang w:val="es-ES"/>
-        </w:rPr>
-        <w:t>delete</w:t>
-      </w:r>
-      <w:proofErr w:type="spellEnd"/>
-      <w:r>
-        <w:rPr>
-          <w:lang w:val="es-ES"/>
-        </w:rPr>
-        <w:t>(eliminar)</w:t>
+        <w:t>- Interfaz que permite a varias aplicaciones intercambiar datos entre si, mediante métodos</w:t>
+      </w:r>
+      <w:r>
+        <w:rPr>
+          <w:lang w:val="es-ES"/>
+        </w:rPr>
+        <w:t xml:space="preserve"> de autenticación (https) get(obtener). Post(insertar),pull(modificar),delete(eliminar)</w:t>
       </w:r>
     </w:p>
     <w:p>
@@ -141,21 +75,7 @@
         <w:rPr>
           <w:lang w:val="es-ES"/>
         </w:rPr>
-        <w:t xml:space="preserve"> Son las que cada programa puede usar sin </w:t>
-      </w:r>
-      <w:proofErr w:type="spellStart"/>
-      <w:r>
-        <w:rPr>
-          <w:lang w:val="es-ES"/>
-        </w:rPr>
-        <w:t>resticciones</w:t>
-      </w:r>
-      <w:proofErr w:type="spellEnd"/>
-      <w:r>
-        <w:rPr>
-          <w:lang w:val="es-ES"/>
-        </w:rPr>
-        <w:t xml:space="preserve"> cuando sea para consultar la información.</w:t>
+        <w:t xml:space="preserve"> Son las que cada programa puede usar sin resticciones cuando sea para consultar la información.</w:t>
       </w:r>
     </w:p>
     <w:p>
@@ -266,39 +186,7 @@
           <w:b/>
           <w:lang w:val="es-ES"/>
         </w:rPr>
-        <w:t xml:space="preserve">3)XML (Extensible </w:t>
-      </w:r>
-      <w:proofErr w:type="spellStart"/>
-      <w:r>
-        <w:rPr>
-          <w:b/>
-          <w:lang w:val="es-ES"/>
-        </w:rPr>
-        <w:t>markup</w:t>
-      </w:r>
-      <w:proofErr w:type="spellEnd"/>
-      <w:r>
-        <w:rPr>
-          <w:b/>
-          <w:lang w:val="es-ES"/>
-        </w:rPr>
-        <w:t xml:space="preserve"> </w:t>
-      </w:r>
-      <w:proofErr w:type="spellStart"/>
-      <w:r>
-        <w:rPr>
-          <w:b/>
-          <w:lang w:val="es-ES"/>
-        </w:rPr>
-        <w:t>languaje</w:t>
-      </w:r>
-      <w:proofErr w:type="spellEnd"/>
-      <w:r>
-        <w:rPr>
-          <w:b/>
-          <w:lang w:val="es-ES"/>
-        </w:rPr>
-        <w:t>)</w:t>
+        <w:t>3)XML (Extensible markup languaje)</w:t>
       </w:r>
     </w:p>
     <w:p>
@@ -326,82 +214,20 @@
           <w:b/>
           <w:lang w:val="es-ES"/>
         </w:rPr>
-        <w:t>4)JSON (</w:t>
-      </w:r>
-      <w:proofErr w:type="spellStart"/>
-      <w:r>
-        <w:rPr>
-          <w:b/>
-          <w:lang w:val="es-ES"/>
-        </w:rPr>
-        <w:t>javascript</w:t>
-      </w:r>
-      <w:proofErr w:type="spellEnd"/>
-      <w:r>
-        <w:rPr>
-          <w:b/>
-          <w:lang w:val="es-ES"/>
-        </w:rPr>
-        <w:t xml:space="preserve"> </w:t>
-      </w:r>
-      <w:proofErr w:type="spellStart"/>
-      <w:r>
-        <w:rPr>
-          <w:b/>
-          <w:lang w:val="es-ES"/>
-        </w:rPr>
-        <w:t>object</w:t>
-      </w:r>
-      <w:proofErr w:type="spellEnd"/>
-      <w:r>
-        <w:rPr>
-          <w:b/>
-          <w:lang w:val="es-ES"/>
-        </w:rPr>
-        <w:t xml:space="preserve"> </w:t>
-      </w:r>
-      <w:proofErr w:type="spellStart"/>
-      <w:r>
-        <w:rPr>
-          <w:b/>
-          <w:lang w:val="es-ES"/>
-        </w:rPr>
-        <w:t>notatio</w:t>
-      </w:r>
-      <w:proofErr w:type="spellEnd"/>
-      <w:r>
-        <w:rPr>
-          <w:b/>
-          <w:lang w:val="es-ES"/>
-        </w:rPr>
-        <w:t>)</w:t>
-      </w:r>
-    </w:p>
-    <w:p>
-      <w:pPr>
-        <w:rPr>
-          <w:lang w:val="es-ES"/>
-        </w:rPr>
-      </w:pPr>
-      <w:r>
-        <w:rPr>
-          <w:lang w:val="es-ES"/>
-        </w:rPr>
-        <w:t xml:space="preserve">-  Es el estándar de hoy </w:t>
-      </w:r>
-      <w:proofErr w:type="spellStart"/>
-      <w:r>
-        <w:rPr>
-          <w:lang w:val="es-ES"/>
-        </w:rPr>
-        <w:t>mas</w:t>
-      </w:r>
-      <w:proofErr w:type="spellEnd"/>
-      <w:r>
-        <w:rPr>
-          <w:lang w:val="es-ES"/>
-        </w:rPr>
-        <w:t xml:space="preserve"> actualizado</w:t>
+        <w:t>4)JSON (javascript object notatio)</w:t>
+      </w:r>
+    </w:p>
+    <w:p>
+      <w:pPr>
+        <w:rPr>
+          <w:lang w:val="es-ES"/>
+        </w:rPr>
+      </w:pPr>
+      <w:r>
+        <w:rPr>
+          <w:lang w:val="es-ES"/>
+        </w:rPr>
+        <w:t>-  Es el estándar de hoy mas actualizado</w:t>
       </w:r>
     </w:p>
     <w:p>
@@ -426,7 +252,6 @@
           <w:lang w:val="es-ES"/>
         </w:rPr>
       </w:pPr>
-      <w:proofErr w:type="gramStart"/>
       <w:r>
         <w:rPr>
           <w:b/>
@@ -434,7 +259,6 @@
         </w:rPr>
         <w:t>5.1)Locales</w:t>
       </w:r>
-      <w:proofErr w:type="gramEnd"/>
     </w:p>
     <w:p>
       <w:pPr>
@@ -452,21 +276,7 @@
         <w:rPr>
           <w:lang w:val="es-ES"/>
         </w:rPr>
-        <w:t xml:space="preserve">interno si el programa requiere sonido o vibración por cada notificación se comunica con </w:t>
-      </w:r>
-      <w:proofErr w:type="gramStart"/>
-      <w:r>
-        <w:rPr>
-          <w:lang w:val="es-ES"/>
-        </w:rPr>
-        <w:t>la api</w:t>
-      </w:r>
-      <w:proofErr w:type="gramEnd"/>
-      <w:r>
-        <w:rPr>
-          <w:lang w:val="es-ES"/>
-        </w:rPr>
-        <w:t xml:space="preserve"> del teléfono</w:t>
+        <w:t>interno si el programa requiere sonido o vibración por cada notificación se comunica con la api del teléfono</w:t>
       </w:r>
       <w:r>
         <w:rPr>
@@ -482,7 +292,6 @@
           <w:lang w:val="es-ES"/>
         </w:rPr>
       </w:pPr>
-      <w:proofErr w:type="gramStart"/>
       <w:r>
         <w:rPr>
           <w:b/>
@@ -490,7 +299,6 @@
         </w:rPr>
         <w:t>5.2)Remotas</w:t>
       </w:r>
-      <w:proofErr w:type="gramEnd"/>
     </w:p>
     <w:p>
       <w:pPr>
@@ -504,7 +312,6 @@
         </w:rPr>
         <w:t xml:space="preserve">- Usan servicios web </w:t>
       </w:r>
-      <w:proofErr w:type="gramStart"/>
       <w:r>
         <w:rPr>
           <w:lang w:val="es-ES"/>
@@ -517,7 +324,6 @@
         </w:rPr>
         <w:t xml:space="preserve"> usar</w:t>
       </w:r>
-      <w:proofErr w:type="gramEnd"/>
       <w:r>
         <w:rPr>
           <w:lang w:val="es-ES"/>
@@ -548,77 +354,7 @@
         <w:rPr>
           <w:lang w:val="es-ES"/>
         </w:rPr>
-        <w:t xml:space="preserve">-REST: La </w:t>
-      </w:r>
-      <w:proofErr w:type="spellStart"/>
-      <w:r>
-        <w:rPr>
-          <w:lang w:val="es-ES"/>
-        </w:rPr>
-        <w:t>arquitefctura</w:t>
-      </w:r>
-      <w:proofErr w:type="spellEnd"/>
-      <w:r>
-        <w:rPr>
-          <w:lang w:val="es-ES"/>
-        </w:rPr>
-        <w:t xml:space="preserve"> </w:t>
-      </w:r>
-      <w:proofErr w:type="spellStart"/>
-      <w:r>
-        <w:rPr>
-          <w:lang w:val="es-ES"/>
-        </w:rPr>
-        <w:t>mas</w:t>
-      </w:r>
-      <w:proofErr w:type="spellEnd"/>
-      <w:r>
-        <w:rPr>
-          <w:lang w:val="es-ES"/>
-        </w:rPr>
-        <w:t xml:space="preserve"> usada para APIS, si </w:t>
-      </w:r>
-      <w:proofErr w:type="spellStart"/>
-      <w:r>
-        <w:rPr>
-          <w:lang w:val="es-ES"/>
-        </w:rPr>
-        <w:t>cremos</w:t>
-      </w:r>
-      <w:proofErr w:type="spellEnd"/>
-      <w:r>
-        <w:rPr>
-          <w:lang w:val="es-ES"/>
-        </w:rPr>
-        <w:t xml:space="preserve"> un servicio web usando la arquitectura </w:t>
-      </w:r>
-      <w:proofErr w:type="spellStart"/>
-      <w:r>
-        <w:rPr>
-          <w:lang w:val="es-ES"/>
-        </w:rPr>
-        <w:t>rest</w:t>
-      </w:r>
-      <w:proofErr w:type="spellEnd"/>
-      <w:r>
-        <w:rPr>
-          <w:lang w:val="es-ES"/>
-        </w:rPr>
-        <w:t xml:space="preserve"> se llama </w:t>
-      </w:r>
-      <w:proofErr w:type="spellStart"/>
-      <w:r>
-        <w:rPr>
-          <w:lang w:val="es-ES"/>
-        </w:rPr>
-        <w:t>rest</w:t>
-      </w:r>
-      <w:proofErr w:type="spellEnd"/>
-      <w:r>
-        <w:rPr>
-          <w:lang w:val="es-ES"/>
-        </w:rPr>
-        <w:t xml:space="preserve"> full</w:t>
+        <w:t>-REST: La arquitefctura mas usada para APIS, si cremos un servicio web usando la arquitectura rest se llama rest full</w:t>
       </w:r>
       <w:r>
         <w:rPr>
@@ -639,17 +375,8 @@
           <w:b/>
           <w:lang w:val="es-ES"/>
         </w:rPr>
-        <w:t xml:space="preserve">6)Desarrollar una API </w:t>
-      </w:r>
-      <w:proofErr w:type="spellStart"/>
-      <w:r>
-        <w:rPr>
-          <w:b/>
-          <w:lang w:val="es-ES"/>
-        </w:rPr>
-        <w:t>Rest</w:t>
-      </w:r>
-      <w:proofErr w:type="spellEnd"/>
+        <w:t>6)Desarrollar una API Rest</w:t>
+      </w:r>
     </w:p>
     <w:p>
       <w:pPr>
@@ -663,7 +390,6 @@
         </w:rPr>
         <w:t xml:space="preserve">- Si consultamos cada información tiene u identificador llamado </w:t>
       </w:r>
-      <w:proofErr w:type="gramStart"/>
       <w:r>
         <w:rPr>
           <w:b/>
@@ -675,42 +401,7 @@
         <w:rPr>
           <w:lang w:val="es-ES"/>
         </w:rPr>
-        <w:t xml:space="preserve"> ,</w:t>
-      </w:r>
-      <w:proofErr w:type="gramEnd"/>
-      <w:r>
-        <w:rPr>
-          <w:lang w:val="es-ES"/>
-        </w:rPr>
-        <w:t xml:space="preserve"> la </w:t>
-      </w:r>
-      <w:proofErr w:type="spellStart"/>
-      <w:r>
-        <w:rPr>
-          <w:lang w:val="es-ES"/>
-        </w:rPr>
-        <w:t>url</w:t>
-      </w:r>
-      <w:proofErr w:type="spellEnd"/>
-      <w:r>
-        <w:rPr>
-          <w:lang w:val="es-ES"/>
-        </w:rPr>
-        <w:t xml:space="preserve"> de la </w:t>
-      </w:r>
-      <w:proofErr w:type="spellStart"/>
-      <w:r>
-        <w:rPr>
-          <w:lang w:val="es-ES"/>
-        </w:rPr>
-        <w:t>pagina</w:t>
-      </w:r>
-      <w:proofErr w:type="spellEnd"/>
-      <w:r>
-        <w:rPr>
-          <w:lang w:val="es-ES"/>
-        </w:rPr>
-        <w:t xml:space="preserve"> se llama </w:t>
+        <w:t xml:space="preserve"> , la url de la pagina se llama </w:t>
       </w:r>
       <w:r>
         <w:rPr>
@@ -723,21 +414,7 @@
         <w:rPr>
           <w:lang w:val="es-ES"/>
         </w:rPr>
-        <w:t xml:space="preserve">, La </w:t>
-      </w:r>
-      <w:proofErr w:type="spellStart"/>
-      <w:r>
-        <w:rPr>
-          <w:lang w:val="es-ES"/>
-        </w:rPr>
-        <w:t>uri</w:t>
-      </w:r>
-      <w:proofErr w:type="spellEnd"/>
-      <w:r>
-        <w:rPr>
-          <w:lang w:val="es-ES"/>
-        </w:rPr>
-        <w:t xml:space="preserve"> consulta cualqu</w:t>
+        <w:t>, La uri consulta cualqu</w:t>
       </w:r>
       <w:r>
         <w:rPr>
@@ -921,21 +598,7 @@
         <w:rPr>
           <w:lang w:val="es-ES"/>
         </w:rPr>
-        <w:t xml:space="preserve"> </w:t>
-      </w:r>
-      <w:proofErr w:type="spellStart"/>
-      <w:r>
-        <w:rPr>
-          <w:lang w:val="es-ES"/>
-        </w:rPr>
-        <w:t>Solicta</w:t>
-      </w:r>
-      <w:proofErr w:type="spellEnd"/>
-      <w:r>
-        <w:rPr>
-          <w:lang w:val="es-ES"/>
-        </w:rPr>
-        <w:t xml:space="preserve"> información de la API</w:t>
+        <w:t xml:space="preserve"> Solicta información de la API</w:t>
       </w:r>
     </w:p>
     <w:p>
@@ -952,19 +615,11 @@
         </w:rPr>
         <w:t xml:space="preserve">- POST: </w:t>
       </w:r>
-      <w:proofErr w:type="spellStart"/>
-      <w:r>
-        <w:rPr>
-          <w:lang w:val="es-ES"/>
-        </w:rPr>
-        <w:t>Eniva</w:t>
-      </w:r>
-      <w:proofErr w:type="spellEnd"/>
-      <w:r>
-        <w:rPr>
-          <w:lang w:val="es-ES"/>
-        </w:rPr>
-        <w:t xml:space="preserve"> información a la API</w:t>
+      <w:r>
+        <w:rPr>
+          <w:lang w:val="es-ES"/>
+        </w:rPr>
+        <w:t>Eniva información a la API</w:t>
       </w:r>
     </w:p>
     <w:p>
@@ -1005,21 +660,7 @@
         <w:rPr>
           <w:lang w:val="es-ES"/>
         </w:rPr>
-        <w:t xml:space="preserve">Borra </w:t>
-      </w:r>
-      <w:proofErr w:type="spellStart"/>
-      <w:r>
-        <w:rPr>
-          <w:lang w:val="es-ES"/>
-        </w:rPr>
-        <w:t>recuros</w:t>
-      </w:r>
-      <w:proofErr w:type="spellEnd"/>
-      <w:r>
-        <w:rPr>
-          <w:lang w:val="es-ES"/>
-        </w:rPr>
-        <w:t xml:space="preserve"> de la API</w:t>
+        <w:t>Borra recuros de la API</w:t>
       </w:r>
     </w:p>
     <w:p>
@@ -1128,63 +769,22 @@
           <w:b/>
           <w:lang w:val="es-ES"/>
         </w:rPr>
-        <w:t xml:space="preserve"> al desarrollar </w:t>
-      </w:r>
-      <w:proofErr w:type="gramStart"/>
-      <w:r>
-        <w:rPr>
-          <w:b/>
-          <w:lang w:val="es-ES"/>
-        </w:rPr>
-        <w:t>una api</w:t>
-      </w:r>
-      <w:proofErr w:type="gramEnd"/>
-      <w:r>
-        <w:rPr>
-          <w:b/>
-          <w:lang w:val="es-ES"/>
-        </w:rPr>
-        <w:t xml:space="preserve"> </w:t>
-      </w:r>
-      <w:proofErr w:type="spellStart"/>
-      <w:r>
-        <w:rPr>
-          <w:b/>
-          <w:lang w:val="es-ES"/>
-        </w:rPr>
-        <w:t>rest</w:t>
-      </w:r>
-      <w:proofErr w:type="spellEnd"/>
-    </w:p>
-    <w:p>
-      <w:pPr>
-        <w:rPr>
-          <w:b/>
-          <w:lang w:val="es-ES"/>
-        </w:rPr>
-      </w:pPr>
-      <w:r>
-        <w:rPr>
-          <w:b/>
-          <w:lang w:val="es-ES"/>
-        </w:rPr>
-        <w:t xml:space="preserve">- HATEOAS: Cada recuro sabe que recurso sigue </w:t>
-      </w:r>
-      <w:proofErr w:type="spellStart"/>
-      <w:r>
-        <w:rPr>
-          <w:b/>
-          <w:lang w:val="es-ES"/>
-        </w:rPr>
-        <w:t>ocual</w:t>
-      </w:r>
-      <w:proofErr w:type="spellEnd"/>
-      <w:r>
-        <w:rPr>
-          <w:b/>
-          <w:lang w:val="es-ES"/>
-        </w:rPr>
-        <w:t xml:space="preserve"> están ahí</w:t>
+        <w:t xml:space="preserve"> al desarrollar una api rest</w:t>
+      </w:r>
+    </w:p>
+    <w:p>
+      <w:pPr>
+        <w:rPr>
+          <w:b/>
+          <w:lang w:val="es-ES"/>
+        </w:rPr>
+      </w:pPr>
+      <w:r>
+        <w:rPr>
+          <w:b/>
+          <w:lang w:val="es-ES"/>
+        </w:rPr>
+        <w:t>- HATEOAS: Cada recuro sabe que recurso sigue ocual están ahí</w:t>
       </w:r>
     </w:p>
     <w:p>
@@ -1236,23 +836,7 @@
           <w:b/>
           <w:lang w:val="es-ES"/>
         </w:rPr>
-        <w:t xml:space="preserve">umentar las </w:t>
-      </w:r>
-      <w:proofErr w:type="spellStart"/>
-      <w:r>
-        <w:rPr>
-          <w:b/>
-          <w:lang w:val="es-ES"/>
-        </w:rPr>
-        <w:t>apis</w:t>
-      </w:r>
-      <w:proofErr w:type="spellEnd"/>
-      <w:r>
-        <w:rPr>
-          <w:b/>
-          <w:lang w:val="es-ES"/>
-        </w:rPr>
-        <w:t xml:space="preserve"> que realizamos</w:t>
+        <w:t>umentar las apis que realizamos</w:t>
       </w:r>
     </w:p>
     <w:p>
@@ -1367,7 +951,6 @@
           <w:lang w:val="es-ES"/>
         </w:rPr>
       </w:pPr>
-      <w:proofErr w:type="spellStart"/>
       <w:r>
         <w:rPr>
           <w:b/>
@@ -1376,86 +959,160 @@
         <w:lastRenderedPageBreak/>
         <w:t>Curs</w:t>
       </w:r>
-      <w:proofErr w:type="spellEnd"/>
-    </w:p>
-    <w:p>
-      <w:pPr>
-        <w:rPr>
-          <w:b/>
-          <w:lang w:val="es-ES"/>
-        </w:rPr>
-      </w:pPr>
-      <w:r>
-        <w:rPr>
-          <w:b/>
+    </w:p>
+    <w:p>
+      <w:pPr>
+        <w:rPr>
+          <w:b/>
+          <w:lang w:val="es-ES"/>
+        </w:rPr>
+      </w:pPr>
+      <w:r>
+        <w:rPr>
+          <w:b/>
+          <w:lang w:val="es-ES"/>
+        </w:rPr>
+        <w:t xml:space="preserve">- Xcode: </w:t>
+      </w:r>
+      <w:r>
+        <w:rPr>
+          <w:lang w:val="es-ES"/>
+        </w:rPr>
+        <w:t>Para d</w:t>
+      </w:r>
+      <w:r>
+        <w:rPr>
+          <w:lang w:val="es-ES"/>
+        </w:rPr>
+        <w:t>esarrollar aplicaciones ios, xcode solo funciona en MacOs</w:t>
+      </w:r>
+    </w:p>
+    <w:p>
+      <w:pPr>
+        <w:rPr>
+          <w:lang w:val="es-ES"/>
+        </w:rPr>
+      </w:pPr>
+      <w:r>
+        <w:rPr>
+          <w:b/>
+          <w:lang w:val="es-ES"/>
+        </w:rPr>
+        <w:t xml:space="preserve">- CocoaPods: </w:t>
+      </w:r>
+      <w:r>
+        <w:rPr>
+          <w:lang w:val="es-ES"/>
+        </w:rPr>
+        <w:t>Gestiona dependencias en ios</w:t>
+      </w:r>
+    </w:p>
+    <w:p>
+      <w:pPr>
+        <w:rPr>
+          <w:b/>
+          <w:lang w:val="es-ES"/>
+        </w:rPr>
+      </w:pPr>
+      <w:r>
+        <w:rPr>
+          <w:b/>
+          <w:lang w:val="es-ES"/>
+        </w:rPr>
+        <w:t>1)Procedimiento</w:t>
+      </w:r>
+    </w:p>
+    <w:p>
+      <w:pPr>
+        <w:rPr>
+          <w:lang w:val="es-ES"/>
+        </w:rPr>
+      </w:pPr>
+      <w:r>
+        <w:rPr>
+          <w:lang w:val="es-ES"/>
+        </w:rPr>
+        <w:t>- Instalar VS Code</w:t>
+      </w:r>
+    </w:p>
+    <w:p>
+      <w:pPr>
+        <w:rPr>
+          <w:lang w:val="es-ES"/>
+        </w:rPr>
+      </w:pPr>
+      <w:r>
+        <w:rPr>
+          <w:lang w:val="es-ES"/>
+        </w:rPr>
+        <w:t>- Instalar SDK flutter manualmente</w:t>
+      </w:r>
+    </w:p>
+    <w:p>
+      <w:pPr>
+        <w:rPr>
+          <w:lang w:val="es-ES"/>
+        </w:rPr>
+      </w:pPr>
+      <w:r>
+        <w:rPr>
           <w:lang w:val="es-ES"/>
         </w:rPr>
         <w:t xml:space="preserve">- </w:t>
       </w:r>
-      <w:proofErr w:type="spellStart"/>
-      <w:r>
-        <w:rPr>
-          <w:b/>
-          <w:lang w:val="es-ES"/>
-        </w:rPr>
-        <w:t>Xcode</w:t>
-      </w:r>
-      <w:proofErr w:type="spellEnd"/>
-      <w:r>
-        <w:rPr>
-          <w:b/>
-          <w:lang w:val="es-ES"/>
-        </w:rPr>
-        <w:t xml:space="preserve">: </w:t>
-      </w:r>
-      <w:r>
-        <w:rPr>
-          <w:lang w:val="es-ES"/>
-        </w:rPr>
-        <w:t>Para d</w:t>
-      </w:r>
-      <w:r>
-        <w:rPr>
-          <w:lang w:val="es-ES"/>
-        </w:rPr>
-        <w:t xml:space="preserve">esarrollar aplicaciones </w:t>
-      </w:r>
-      <w:proofErr w:type="spellStart"/>
-      <w:r>
-        <w:rPr>
-          <w:lang w:val="es-ES"/>
-        </w:rPr>
-        <w:t>ios</w:t>
-      </w:r>
-      <w:proofErr w:type="spellEnd"/>
-      <w:r>
-        <w:rPr>
-          <w:lang w:val="es-ES"/>
-        </w:rPr>
-        <w:t xml:space="preserve">, </w:t>
-      </w:r>
-      <w:proofErr w:type="spellStart"/>
-      <w:r>
-        <w:rPr>
-          <w:lang w:val="es-ES"/>
-        </w:rPr>
-        <w:t>xcode</w:t>
-      </w:r>
-      <w:proofErr w:type="spellEnd"/>
-      <w:r>
-        <w:rPr>
-          <w:lang w:val="es-ES"/>
-        </w:rPr>
-        <w:t xml:space="preserve"> solo funciona en </w:t>
-      </w:r>
-      <w:proofErr w:type="spellStart"/>
-      <w:r>
-        <w:rPr>
-          <w:lang w:val="es-ES"/>
-        </w:rPr>
-        <w:t>MacOs</w:t>
-      </w:r>
-      <w:proofErr w:type="spellEnd"/>
+      <w:r>
+        <w:rPr>
+          <w:b/>
+          <w:lang w:val="es-ES"/>
+        </w:rPr>
+        <w:t>flutter doctor</w:t>
+      </w:r>
+      <w:r>
+        <w:rPr>
+          <w:lang w:val="es-ES"/>
+        </w:rPr>
+        <w:t xml:space="preserve"> nos dice si fluter esta bien instalado</w:t>
+      </w:r>
+      <w:r>
+        <w:rPr>
+          <w:lang w:val="es-ES"/>
+        </w:rPr>
+        <w:t>, y evalua nuestrp equipo para ver si tenemos los programas necesarios, solo reconoce en la carpeta bin de flutter</w:t>
+      </w:r>
+    </w:p>
+    <w:p>
+      <w:pPr>
+        <w:rPr>
+          <w:lang w:val="es-ES"/>
+        </w:rPr>
+      </w:pPr>
+      <w:r>
+        <w:rPr>
+          <w:lang w:val="es-ES"/>
+        </w:rPr>
+        <w:t>- Al ejecutar el comando de flutter doctor, nos darán unos errores que podemos solucionarlo instalando el sdk, en Android studio, el sdk son herramientas, bibliotecas y partes de código que permiten desarrollar aplicaciones en Android studio com también en general, pasos:</w:t>
+      </w:r>
+    </w:p>
+    <w:p>
+      <w:pPr>
+        <w:rPr>
+          <w:b/>
+        </w:rPr>
+      </w:pPr>
+      <w:r>
+        <w:rPr>
+          <w:b/>
+          <w:lang w:val="es-ES"/>
+        </w:rPr>
+        <w:t>-&gt;</w:t>
+      </w:r>
+      <w:r>
+        <w:rPr>
+          <w:b/>
+          <w:lang w:val="es-ES"/>
+        </w:rPr>
+        <w:t>Android studio, ssetings, languajes y frameworks, Android sdk, sdk tools, Android sdk commands y listo</w:t>
+      </w:r>
     </w:p>
     <w:p>
       <w:pPr>
@@ -1470,525 +1127,23 @@
         </w:rPr>
         <w:t xml:space="preserve">- </w:t>
       </w:r>
-      <w:proofErr w:type="spellStart"/>
-      <w:r>
-        <w:rPr>
-          <w:b/>
-          <w:lang w:val="es-ES"/>
-        </w:rPr>
-        <w:t>CocoaPods</w:t>
-      </w:r>
-      <w:proofErr w:type="spellEnd"/>
-      <w:r>
-        <w:rPr>
-          <w:b/>
-          <w:lang w:val="es-ES"/>
-        </w:rPr>
-        <w:t xml:space="preserve">: </w:t>
-      </w:r>
-      <w:r>
-        <w:rPr>
-          <w:lang w:val="es-ES"/>
-        </w:rPr>
-        <w:t xml:space="preserve">Gestiona dependencias en </w:t>
-      </w:r>
-      <w:proofErr w:type="spellStart"/>
-      <w:r>
-        <w:rPr>
-          <w:lang w:val="es-ES"/>
-        </w:rPr>
-        <w:t>ios</w:t>
-      </w:r>
-      <w:proofErr w:type="spellEnd"/>
-    </w:p>
-    <w:p>
-      <w:pPr>
-        <w:rPr>
-          <w:b/>
-          <w:lang w:val="es-ES"/>
-        </w:rPr>
-      </w:pPr>
-      <w:r>
-        <w:rPr>
-          <w:b/>
-          <w:lang w:val="es-ES"/>
-        </w:rPr>
-        <w:t>1)Procedimiento</w:t>
-      </w:r>
-    </w:p>
-    <w:p>
-      <w:pPr>
-        <w:rPr>
-          <w:lang w:val="es-ES"/>
-        </w:rPr>
-      </w:pPr>
-      <w:r>
-        <w:rPr>
-          <w:lang w:val="es-ES"/>
-        </w:rPr>
-        <w:t xml:space="preserve">- Instalar VS </w:t>
-      </w:r>
-      <w:proofErr w:type="spellStart"/>
-      <w:r>
-        <w:rPr>
-          <w:lang w:val="es-ES"/>
-        </w:rPr>
-        <w:t>Code</w:t>
-      </w:r>
-      <w:proofErr w:type="spellEnd"/>
-    </w:p>
-    <w:p>
-      <w:pPr>
-        <w:rPr>
-          <w:lang w:val="es-ES"/>
-        </w:rPr>
-      </w:pPr>
-      <w:r>
-        <w:rPr>
-          <w:lang w:val="es-ES"/>
-        </w:rPr>
-        <w:t xml:space="preserve">- Instalar SDK </w:t>
-      </w:r>
-      <w:proofErr w:type="spellStart"/>
-      <w:r>
-        <w:rPr>
-          <w:lang w:val="es-ES"/>
-        </w:rPr>
-        <w:t>flutter</w:t>
-      </w:r>
-      <w:proofErr w:type="spellEnd"/>
-      <w:r>
-        <w:rPr>
-          <w:lang w:val="es-ES"/>
-        </w:rPr>
-        <w:t xml:space="preserve"> manualmente</w:t>
-      </w:r>
-    </w:p>
-    <w:p>
-      <w:pPr>
-        <w:rPr>
-          <w:lang w:val="es-ES"/>
-        </w:rPr>
-      </w:pPr>
-      <w:r>
-        <w:rPr>
-          <w:lang w:val="es-ES"/>
-        </w:rPr>
-        <w:t xml:space="preserve">- </w:t>
-      </w:r>
-      <w:proofErr w:type="spellStart"/>
-      <w:r>
-        <w:rPr>
-          <w:b/>
-          <w:lang w:val="es-ES"/>
-        </w:rPr>
-        <w:t>flutter</w:t>
-      </w:r>
-      <w:proofErr w:type="spellEnd"/>
-      <w:r>
-        <w:rPr>
-          <w:b/>
-          <w:lang w:val="es-ES"/>
-        </w:rPr>
-        <w:t xml:space="preserve"> doctor</w:t>
-      </w:r>
-      <w:r>
-        <w:rPr>
-          <w:lang w:val="es-ES"/>
-        </w:rPr>
-        <w:t xml:space="preserve"> nos dice si </w:t>
-      </w:r>
-      <w:proofErr w:type="spellStart"/>
-      <w:r>
-        <w:rPr>
-          <w:lang w:val="es-ES"/>
-        </w:rPr>
-        <w:t>fluter</w:t>
-      </w:r>
-      <w:proofErr w:type="spellEnd"/>
+      <w:r>
+        <w:rPr>
+          <w:lang w:val="es-ES"/>
+        </w:rPr>
+        <w:t>Podemos descargar si queremos</w:t>
+      </w:r>
       <w:r>
         <w:rPr>
           <w:lang w:val="es-ES"/>
         </w:rPr>
         <w:t xml:space="preserve"> </w:t>
       </w:r>
-      <w:proofErr w:type="spellStart"/>
-      <w:r>
-        <w:rPr>
-          <w:lang w:val="es-ES"/>
-        </w:rPr>
-        <w:t>esta</w:t>
-      </w:r>
-      <w:proofErr w:type="spellEnd"/>
-      <w:r>
-        <w:rPr>
-          <w:lang w:val="es-ES"/>
-        </w:rPr>
-        <w:t xml:space="preserve"> bien instalado</w:t>
-      </w:r>
-      <w:r>
-        <w:rPr>
-          <w:lang w:val="es-ES"/>
-        </w:rPr>
-        <w:t xml:space="preserve">, y </w:t>
-      </w:r>
-      <w:proofErr w:type="spellStart"/>
-      <w:r>
-        <w:rPr>
-          <w:lang w:val="es-ES"/>
-        </w:rPr>
-        <w:t>evalua</w:t>
-      </w:r>
-      <w:proofErr w:type="spellEnd"/>
-      <w:r>
-        <w:rPr>
-          <w:lang w:val="es-ES"/>
-        </w:rPr>
-        <w:t xml:space="preserve"> </w:t>
-      </w:r>
-      <w:proofErr w:type="spellStart"/>
-      <w:r>
-        <w:rPr>
-          <w:lang w:val="es-ES"/>
-        </w:rPr>
-        <w:t>nuestrp</w:t>
-      </w:r>
-      <w:proofErr w:type="spellEnd"/>
-      <w:r>
-        <w:rPr>
-          <w:lang w:val="es-ES"/>
-        </w:rPr>
-        <w:t xml:space="preserve"> equipo para ver si tenemos los programas necesarios, solo reconoce en la carpeta </w:t>
-      </w:r>
-      <w:proofErr w:type="spellStart"/>
-      <w:r>
-        <w:rPr>
-          <w:lang w:val="es-ES"/>
-        </w:rPr>
-        <w:t>bin</w:t>
-      </w:r>
-      <w:proofErr w:type="spellEnd"/>
-      <w:r>
-        <w:rPr>
-          <w:lang w:val="es-ES"/>
-        </w:rPr>
-        <w:t xml:space="preserve"> de </w:t>
-      </w:r>
-      <w:proofErr w:type="spellStart"/>
-      <w:r>
-        <w:rPr>
-          <w:lang w:val="es-ES"/>
-        </w:rPr>
-        <w:t>flutter</w:t>
-      </w:r>
-      <w:proofErr w:type="spellEnd"/>
-    </w:p>
-    <w:p>
-      <w:pPr>
-        <w:rPr>
-          <w:lang w:val="es-ES"/>
-        </w:rPr>
-      </w:pPr>
-      <w:r>
-        <w:rPr>
-          <w:lang w:val="es-ES"/>
-        </w:rPr>
-        <w:t xml:space="preserve">- Al ejecutar el comando de </w:t>
-      </w:r>
-      <w:proofErr w:type="spellStart"/>
-      <w:r>
-        <w:rPr>
-          <w:lang w:val="es-ES"/>
-        </w:rPr>
-        <w:t>flutter</w:t>
-      </w:r>
-      <w:proofErr w:type="spellEnd"/>
-      <w:r>
-        <w:rPr>
-          <w:lang w:val="es-ES"/>
-        </w:rPr>
-        <w:t xml:space="preserve"> doctor, nos darán unos errores que podemos solucionarlo instalando el </w:t>
-      </w:r>
-      <w:proofErr w:type="spellStart"/>
-      <w:r>
-        <w:rPr>
-          <w:lang w:val="es-ES"/>
-        </w:rPr>
-        <w:t>sdk</w:t>
-      </w:r>
-      <w:proofErr w:type="spellEnd"/>
-      <w:r>
-        <w:rPr>
-          <w:lang w:val="es-ES"/>
-        </w:rPr>
-        <w:t xml:space="preserve">, en Android </w:t>
-      </w:r>
-      <w:proofErr w:type="spellStart"/>
-      <w:r>
-        <w:rPr>
-          <w:lang w:val="es-ES"/>
-        </w:rPr>
-        <w:t>studio</w:t>
-      </w:r>
-      <w:proofErr w:type="spellEnd"/>
-      <w:r>
-        <w:rPr>
-          <w:lang w:val="es-ES"/>
-        </w:rPr>
-        <w:t xml:space="preserve">, el </w:t>
-      </w:r>
-      <w:proofErr w:type="spellStart"/>
-      <w:r>
-        <w:rPr>
-          <w:lang w:val="es-ES"/>
-        </w:rPr>
-        <w:t>sdk</w:t>
-      </w:r>
-      <w:proofErr w:type="spellEnd"/>
-      <w:r>
-        <w:rPr>
-          <w:lang w:val="es-ES"/>
-        </w:rPr>
-        <w:t xml:space="preserve"> son herramientas, bibliotecas y partes de código que permiten desarrollar aplicaciones en Android </w:t>
-      </w:r>
-      <w:proofErr w:type="spellStart"/>
-      <w:r>
-        <w:rPr>
-          <w:lang w:val="es-ES"/>
-        </w:rPr>
-        <w:t>studio</w:t>
-      </w:r>
-      <w:proofErr w:type="spellEnd"/>
-      <w:r>
-        <w:rPr>
-          <w:lang w:val="es-ES"/>
-        </w:rPr>
-        <w:t xml:space="preserve"> </w:t>
-      </w:r>
-      <w:proofErr w:type="spellStart"/>
-      <w:r>
-        <w:rPr>
-          <w:lang w:val="es-ES"/>
-        </w:rPr>
-        <w:t>com</w:t>
-      </w:r>
-      <w:proofErr w:type="spellEnd"/>
-      <w:r>
-        <w:rPr>
-          <w:lang w:val="es-ES"/>
-        </w:rPr>
-        <w:t xml:space="preserve"> también en general, pasos:</w:t>
-      </w:r>
-    </w:p>
-    <w:p>
-      <w:pPr>
-        <w:rPr>
-          <w:b/>
-        </w:rPr>
-      </w:pPr>
-      <w:r>
-        <w:rPr>
-          <w:b/>
-          <w:lang w:val="es-ES"/>
-        </w:rPr>
-        <w:t>-&gt;</w:t>
-      </w:r>
-      <w:r>
-        <w:rPr>
-          <w:b/>
-          <w:lang w:val="es-ES"/>
-        </w:rPr>
-        <w:t xml:space="preserve">Android </w:t>
-      </w:r>
-      <w:proofErr w:type="spellStart"/>
-      <w:r>
-        <w:rPr>
-          <w:b/>
-          <w:lang w:val="es-ES"/>
-        </w:rPr>
-        <w:t>studio</w:t>
-      </w:r>
-      <w:proofErr w:type="spellEnd"/>
-      <w:r>
-        <w:rPr>
-          <w:b/>
-          <w:lang w:val="es-ES"/>
-        </w:rPr>
-        <w:t xml:space="preserve">, </w:t>
-      </w:r>
-      <w:proofErr w:type="spellStart"/>
-      <w:r>
-        <w:rPr>
-          <w:b/>
-          <w:lang w:val="es-ES"/>
-        </w:rPr>
-        <w:t>ssetings</w:t>
-      </w:r>
-      <w:proofErr w:type="spellEnd"/>
-      <w:r>
-        <w:rPr>
-          <w:b/>
-          <w:lang w:val="es-ES"/>
-        </w:rPr>
-        <w:t xml:space="preserve">, </w:t>
-      </w:r>
-      <w:proofErr w:type="spellStart"/>
-      <w:r>
-        <w:rPr>
-          <w:b/>
-          <w:lang w:val="es-ES"/>
-        </w:rPr>
-        <w:t>languajes</w:t>
-      </w:r>
-      <w:proofErr w:type="spellEnd"/>
-      <w:r>
-        <w:rPr>
-          <w:b/>
-          <w:lang w:val="es-ES"/>
-        </w:rPr>
-        <w:t xml:space="preserve"> y </w:t>
-      </w:r>
-      <w:proofErr w:type="spellStart"/>
-      <w:r>
-        <w:rPr>
-          <w:b/>
-          <w:lang w:val="es-ES"/>
-        </w:rPr>
-        <w:t>frameworks</w:t>
-      </w:r>
-      <w:proofErr w:type="spellEnd"/>
-      <w:r>
-        <w:rPr>
-          <w:b/>
-          <w:lang w:val="es-ES"/>
-        </w:rPr>
-        <w:t xml:space="preserve">, Android </w:t>
-      </w:r>
-      <w:proofErr w:type="spellStart"/>
-      <w:r>
-        <w:rPr>
-          <w:b/>
-          <w:lang w:val="es-ES"/>
-        </w:rPr>
-        <w:t>sdk</w:t>
-      </w:r>
-      <w:proofErr w:type="spellEnd"/>
-      <w:r>
-        <w:rPr>
-          <w:b/>
-          <w:lang w:val="es-ES"/>
-        </w:rPr>
-        <w:t xml:space="preserve">, </w:t>
-      </w:r>
-      <w:proofErr w:type="spellStart"/>
-      <w:r>
-        <w:rPr>
-          <w:b/>
-          <w:lang w:val="es-ES"/>
-        </w:rPr>
-        <w:t>sdk</w:t>
-      </w:r>
-      <w:proofErr w:type="spellEnd"/>
-      <w:r>
-        <w:rPr>
-          <w:b/>
-          <w:lang w:val="es-ES"/>
-        </w:rPr>
-        <w:t xml:space="preserve"> </w:t>
-      </w:r>
-      <w:proofErr w:type="spellStart"/>
-      <w:r>
-        <w:rPr>
-          <w:b/>
-          <w:lang w:val="es-ES"/>
-        </w:rPr>
-        <w:t>tools</w:t>
-      </w:r>
-      <w:proofErr w:type="spellEnd"/>
-      <w:r>
-        <w:rPr>
-          <w:b/>
-          <w:lang w:val="es-ES"/>
-        </w:rPr>
-        <w:t xml:space="preserve">, Android </w:t>
-      </w:r>
-      <w:proofErr w:type="spellStart"/>
-      <w:r>
-        <w:rPr>
-          <w:b/>
-          <w:lang w:val="es-ES"/>
-        </w:rPr>
-        <w:t>sdk</w:t>
-      </w:r>
-      <w:proofErr w:type="spellEnd"/>
-      <w:r>
-        <w:rPr>
-          <w:b/>
-          <w:lang w:val="es-ES"/>
-        </w:rPr>
-        <w:t xml:space="preserve"> </w:t>
-      </w:r>
-      <w:proofErr w:type="spellStart"/>
-      <w:r>
-        <w:rPr>
-          <w:b/>
-          <w:lang w:val="es-ES"/>
-        </w:rPr>
-        <w:t>commands</w:t>
-      </w:r>
-      <w:proofErr w:type="spellEnd"/>
-      <w:r>
-        <w:rPr>
-          <w:b/>
-          <w:lang w:val="es-ES"/>
-        </w:rPr>
-        <w:t xml:space="preserve"> y listo</w:t>
-      </w:r>
-    </w:p>
-    <w:p>
-      <w:pPr>
-        <w:rPr>
-          <w:lang w:val="es-ES"/>
-        </w:rPr>
-      </w:pPr>
-      <w:r>
-        <w:rPr>
-          <w:b/>
-          <w:lang w:val="es-ES"/>
-        </w:rPr>
-        <w:t xml:space="preserve">- </w:t>
-      </w:r>
-      <w:r>
-        <w:rPr>
-          <w:lang w:val="es-ES"/>
-        </w:rPr>
-        <w:t>Podemos descargar si queremos</w:t>
-      </w:r>
-      <w:r>
-        <w:rPr>
-          <w:lang w:val="es-ES"/>
-        </w:rPr>
-        <w:t xml:space="preserve"> </w:t>
-      </w:r>
-      <w:r>
-        <w:rPr>
-          <w:lang w:val="es-ES"/>
-        </w:rPr>
-        <w:t xml:space="preserve">visual </w:t>
-      </w:r>
-      <w:proofErr w:type="spellStart"/>
-      <w:r>
-        <w:rPr>
-          <w:lang w:val="es-ES"/>
-        </w:rPr>
-        <w:t>stido</w:t>
-      </w:r>
-      <w:proofErr w:type="spellEnd"/>
-      <w:r>
-        <w:rPr>
-          <w:lang w:val="es-ES"/>
-        </w:rPr>
-        <w:t xml:space="preserve"> para aplicaciones de escritorio</w:t>
+      <w:r>
+        <w:rPr>
+          <w:lang w:val="es-ES"/>
+        </w:rPr>
+        <w:t>visual stido para aplicaciones de escritorio</w:t>
       </w:r>
     </w:p>
     <w:p>
@@ -2014,107 +1169,21 @@
         <w:rPr>
           <w:lang w:val="es-ES"/>
         </w:rPr>
-        <w:t xml:space="preserve">- Pasos para la solución entramos en visual </w:t>
-      </w:r>
-      <w:proofErr w:type="spellStart"/>
-      <w:r>
-        <w:rPr>
-          <w:lang w:val="es-ES"/>
-        </w:rPr>
-        <w:t>studio</w:t>
-      </w:r>
-      <w:proofErr w:type="spellEnd"/>
-      <w:r>
-        <w:rPr>
-          <w:lang w:val="es-ES"/>
-        </w:rPr>
-        <w:t xml:space="preserve"> </w:t>
-      </w:r>
-      <w:proofErr w:type="spellStart"/>
-      <w:r>
-        <w:rPr>
-          <w:lang w:val="es-ES"/>
-        </w:rPr>
-        <w:t>code</w:t>
-      </w:r>
-      <w:proofErr w:type="spellEnd"/>
-      <w:r>
-        <w:rPr>
-          <w:lang w:val="es-ES"/>
-        </w:rPr>
-        <w:t xml:space="preserve"> y presionamos </w:t>
-      </w:r>
-      <w:proofErr w:type="spellStart"/>
-      <w:r>
-        <w:rPr>
-          <w:lang w:val="es-ES"/>
-        </w:rPr>
-        <w:t>ctrl</w:t>
-      </w:r>
-      <w:proofErr w:type="spellEnd"/>
-      <w:r>
-        <w:rPr>
-          <w:lang w:val="es-ES"/>
-        </w:rPr>
-        <w:t xml:space="preserve"> </w:t>
-      </w:r>
-      <w:proofErr w:type="gramStart"/>
-      <w:r>
-        <w:rPr>
-          <w:lang w:val="es-ES"/>
-        </w:rPr>
-        <w:t>+ ,</w:t>
-      </w:r>
-      <w:proofErr w:type="gramEnd"/>
-    </w:p>
-    <w:p>
-      <w:pPr>
-        <w:rPr>
-          <w:lang w:val="es-ES"/>
-        </w:rPr>
-      </w:pPr>
-      <w:r>
-        <w:rPr>
-          <w:lang w:val="es-ES"/>
-        </w:rPr>
-        <w:t xml:space="preserve">- Buscamos en las herramientas </w:t>
-      </w:r>
-      <w:proofErr w:type="spellStart"/>
-      <w:r>
-        <w:rPr>
-          <w:lang w:val="es-ES"/>
-        </w:rPr>
-        <w:t>dart</w:t>
-      </w:r>
-      <w:proofErr w:type="spellEnd"/>
-      <w:r>
-        <w:rPr>
-          <w:lang w:val="es-ES"/>
-        </w:rPr>
-        <w:t xml:space="preserve"> </w:t>
-      </w:r>
-      <w:proofErr w:type="spellStart"/>
-      <w:r>
-        <w:rPr>
-          <w:lang w:val="es-ES"/>
-        </w:rPr>
-        <w:t>sdk</w:t>
-      </w:r>
-      <w:proofErr w:type="spellEnd"/>
-      <w:r>
-        <w:rPr>
-          <w:lang w:val="es-ES"/>
-        </w:rPr>
-        <w:t xml:space="preserve"> </w:t>
-      </w:r>
-      <w:proofErr w:type="spellStart"/>
-      <w:r>
-        <w:rPr>
-          <w:lang w:val="es-ES"/>
-        </w:rPr>
-        <w:t>path</w:t>
-      </w:r>
-      <w:proofErr w:type="spellEnd"/>
+        <w:t>- Pasos para la solución entramos en visual studio code y presionamos ctrl + ,</w:t>
+      </w:r>
+    </w:p>
+    <w:p>
+      <w:pPr>
+        <w:rPr>
+          <w:lang w:val="es-ES"/>
+        </w:rPr>
+      </w:pPr>
+      <w:r>
+        <w:rPr>
+          <w:lang w:val="es-ES"/>
+        </w:rPr>
+        <w:t>- Buscamos en las herramientas dart sdk path</w:t>
+      </w:r>
     </w:p>
     <w:p>
       <w:pPr>
@@ -2132,18 +1201,8 @@
         <w:rPr>
           <w:lang w:val="es-ES"/>
         </w:rPr>
-        <w:t xml:space="preserve">en </w:t>
-      </w:r>
-      <w:proofErr w:type="spellStart"/>
-      <w:proofErr w:type="gramStart"/>
-      <w:r>
-        <w:rPr>
-          <w:lang w:val="es-ES"/>
-        </w:rPr>
-        <w:t>setting.json</w:t>
-      </w:r>
-      <w:proofErr w:type="spellEnd"/>
-      <w:proofErr w:type="gramEnd"/>
+        <w:t>en setting.json</w:t>
+      </w:r>
     </w:p>
     <w:p>
       <w:pPr>
@@ -2161,52 +1220,14 @@
         <w:rPr>
           <w:lang w:val="es-ES"/>
         </w:rPr>
-        <w:t>"</w:t>
-      </w:r>
-      <w:proofErr w:type="spellStart"/>
-      <w:proofErr w:type="gramStart"/>
-      <w:r>
-        <w:rPr>
-          <w:lang w:val="es-ES"/>
-        </w:rPr>
-        <w:t>dart.sdkPath</w:t>
-      </w:r>
-      <w:proofErr w:type="spellEnd"/>
-      <w:proofErr w:type="gramEnd"/>
-      <w:r>
-        <w:rPr>
-          <w:lang w:val="es-ES"/>
-        </w:rPr>
-        <w:t>": "C:\\src\\flutter\\bin\\cache\\dart-sdk"</w:t>
-      </w:r>
-      <w:r>
-        <w:rPr>
-          <w:lang w:val="es-ES"/>
-        </w:rPr>
-        <w:t xml:space="preserve"> dependiendo en que parte esta nuestro </w:t>
-      </w:r>
-      <w:proofErr w:type="spellStart"/>
-      <w:r>
-        <w:rPr>
-          <w:lang w:val="es-ES"/>
-        </w:rPr>
-        <w:t>sdk</w:t>
-      </w:r>
-      <w:proofErr w:type="spellEnd"/>
-      <w:r>
-        <w:rPr>
-          <w:lang w:val="es-ES"/>
-        </w:rPr>
-        <w:t xml:space="preserve"> de </w:t>
-      </w:r>
-      <w:proofErr w:type="spellStart"/>
-      <w:r>
-        <w:rPr>
-          <w:lang w:val="es-ES"/>
-        </w:rPr>
-        <w:t>flutter</w:t>
-      </w:r>
-      <w:proofErr w:type="spellEnd"/>
+        <w:t>"dart.sdkPath": "C:\\src\\flutter\\bin\\cache\\dart-sdk"</w:t>
+      </w:r>
+      <w:r>
+        <w:rPr>
+          <w:lang w:val="es-ES"/>
+        </w:rPr>
+        <w:t xml:space="preserve"> dependiendo en que parte esta nuestro sdk de flutter</w:t>
+      </w:r>
     </w:p>
     <w:p>
       <w:pPr>
@@ -2227,86 +1248,22 @@
           <w:b/>
           <w:lang w:val="es-ES"/>
         </w:rPr>
-        <w:t xml:space="preserve">Creacion de app de consola de </w:t>
-      </w:r>
-      <w:proofErr w:type="spellStart"/>
-      <w:r>
-        <w:rPr>
-          <w:b/>
-          <w:lang w:val="es-ES"/>
-        </w:rPr>
-        <w:t>dart</w:t>
-      </w:r>
-      <w:proofErr w:type="spellEnd"/>
-      <w:r>
-        <w:rPr>
-          <w:b/>
-          <w:lang w:val="es-ES"/>
-        </w:rPr>
-        <w:t>)</w:t>
-      </w:r>
-    </w:p>
-    <w:p>
-      <w:pPr>
-        <w:rPr>
-          <w:b/>
-          <w:lang w:val="es-ES"/>
-        </w:rPr>
-      </w:pPr>
-      <w:r>
-        <w:rPr>
-          <w:b/>
-          <w:lang w:val="es-ES"/>
-        </w:rPr>
-        <w:t>- En el buscador ponemos &gt;</w:t>
-      </w:r>
-      <w:proofErr w:type="spellStart"/>
-      <w:r>
-        <w:rPr>
-          <w:b/>
-          <w:lang w:val="es-ES"/>
-        </w:rPr>
-        <w:t>dart</w:t>
-      </w:r>
-      <w:proofErr w:type="spellEnd"/>
-      <w:r>
-        <w:rPr>
-          <w:b/>
-          <w:lang w:val="es-ES"/>
-        </w:rPr>
-        <w:t xml:space="preserve"> </w:t>
-      </w:r>
-      <w:proofErr w:type="spellStart"/>
-      <w:r>
-        <w:rPr>
-          <w:b/>
-          <w:lang w:val="es-ES"/>
-        </w:rPr>
-        <w:t>nwe</w:t>
-      </w:r>
-      <w:proofErr w:type="spellEnd"/>
-      <w:r>
-        <w:rPr>
-          <w:b/>
-          <w:lang w:val="es-ES"/>
-        </w:rPr>
-        <w:t xml:space="preserve"> Project y seleccionamos </w:t>
-      </w:r>
-      <w:proofErr w:type="spellStart"/>
-      <w:r>
-        <w:rPr>
-          <w:b/>
-          <w:lang w:val="es-ES"/>
-        </w:rPr>
-        <w:t>aplicacionde</w:t>
-      </w:r>
-      <w:proofErr w:type="spellEnd"/>
-      <w:r>
-        <w:rPr>
-          <w:b/>
-          <w:lang w:val="es-ES"/>
-        </w:rPr>
-        <w:t xml:space="preserve"> consola para lo </w:t>
+        <w:t>Creacion de app de consola de dart)</w:t>
+      </w:r>
+    </w:p>
+    <w:p>
+      <w:pPr>
+        <w:rPr>
+          <w:b/>
+          <w:lang w:val="es-ES"/>
+        </w:rPr>
+      </w:pPr>
+      <w:r>
+        <w:rPr>
+          <w:b/>
+          <w:lang w:val="es-ES"/>
+        </w:rPr>
+        <w:t xml:space="preserve">- En el buscador ponemos &gt;dart nwe Project y seleccionamos aplicacionde consola para lo </w:t>
       </w:r>
       <w:r>
         <w:rPr>
@@ -2328,17 +1285,8 @@
           <w:b/>
           <w:lang w:val="es-ES"/>
         </w:rPr>
-        <w:t xml:space="preserve">3)Variables </w:t>
-      </w:r>
-      <w:proofErr w:type="spellStart"/>
-      <w:r>
-        <w:rPr>
-          <w:b/>
-          <w:lang w:val="es-ES"/>
-        </w:rPr>
-        <w:t>dart</w:t>
-      </w:r>
-      <w:proofErr w:type="spellEnd"/>
+        <w:t>3)Variables dart</w:t>
+      </w:r>
     </w:p>
     <w:p>
       <w:pPr>
@@ -2359,152 +1307,33 @@
           <w:lang w:val="es-ES"/>
         </w:rPr>
       </w:pPr>
-      <w:proofErr w:type="spellStart"/>
-      <w:r>
-        <w:rPr>
-          <w:lang w:val="es-ES"/>
-        </w:rPr>
-        <w:t>Int</w:t>
-      </w:r>
-      <w:proofErr w:type="spellEnd"/>
-      <w:r>
-        <w:rPr>
-          <w:lang w:val="es-ES"/>
-        </w:rPr>
-        <w:t xml:space="preserve"> </w:t>
-      </w:r>
-      <w:proofErr w:type="spellStart"/>
-      <w:r>
-        <w:rPr>
-          <w:lang w:val="es-ES"/>
-        </w:rPr>
-        <w:t>var</w:t>
-      </w:r>
-      <w:proofErr w:type="spellEnd"/>
-      <w:r>
-        <w:rPr>
-          <w:lang w:val="es-ES"/>
-        </w:rPr>
-        <w:t xml:space="preserve">, doublé </w:t>
-      </w:r>
-      <w:proofErr w:type="spellStart"/>
-      <w:r>
-        <w:rPr>
-          <w:lang w:val="es-ES"/>
-        </w:rPr>
-        <w:t>var</w:t>
-      </w:r>
-      <w:proofErr w:type="spellEnd"/>
-      <w:r>
-        <w:rPr>
-          <w:lang w:val="es-ES"/>
-        </w:rPr>
-        <w:t xml:space="preserve">, </w:t>
-      </w:r>
-      <w:proofErr w:type="spellStart"/>
-      <w:r>
-        <w:rPr>
-          <w:lang w:val="es-ES"/>
-        </w:rPr>
-        <w:t>num</w:t>
-      </w:r>
-      <w:proofErr w:type="spellEnd"/>
-      <w:r>
-        <w:rPr>
-          <w:lang w:val="es-ES"/>
-        </w:rPr>
-        <w:t xml:space="preserve"> </w:t>
-      </w:r>
-      <w:proofErr w:type="spellStart"/>
-      <w:r>
-        <w:rPr>
-          <w:lang w:val="es-ES"/>
-        </w:rPr>
-        <w:t>var</w:t>
-      </w:r>
-      <w:proofErr w:type="spellEnd"/>
-      <w:r>
-        <w:rPr>
-          <w:lang w:val="es-ES"/>
-        </w:rPr>
-        <w:t xml:space="preserve">, </w:t>
-      </w:r>
-      <w:proofErr w:type="spellStart"/>
-      <w:r>
-        <w:rPr>
-          <w:lang w:val="es-ES"/>
-        </w:rPr>
-        <w:t>string</w:t>
-      </w:r>
-      <w:proofErr w:type="spellEnd"/>
-      <w:r>
-        <w:rPr>
-          <w:lang w:val="es-ES"/>
-        </w:rPr>
-        <w:t xml:space="preserve"> </w:t>
-      </w:r>
-      <w:proofErr w:type="spellStart"/>
-      <w:r>
-        <w:rPr>
-          <w:lang w:val="es-ES"/>
-        </w:rPr>
-        <w:t>var</w:t>
-      </w:r>
-      <w:proofErr w:type="spellEnd"/>
-      <w:r>
-        <w:rPr>
-          <w:lang w:val="es-ES"/>
-        </w:rPr>
-        <w:t xml:space="preserve">, </w:t>
-      </w:r>
-      <w:proofErr w:type="spellStart"/>
-      <w:r>
-        <w:rPr>
-          <w:lang w:val="es-ES"/>
-        </w:rPr>
-        <w:t>dynamic</w:t>
-      </w:r>
-      <w:proofErr w:type="spellEnd"/>
-      <w:r>
-        <w:rPr>
-          <w:lang w:val="es-ES"/>
-        </w:rPr>
-        <w:t xml:space="preserve"> </w:t>
-      </w:r>
-      <w:proofErr w:type="spellStart"/>
-      <w:r>
-        <w:rPr>
-          <w:lang w:val="es-ES"/>
-        </w:rPr>
-        <w:t>var</w:t>
-      </w:r>
-      <w:proofErr w:type="spellEnd"/>
-    </w:p>
-    <w:p>
-      <w:pPr>
-        <w:rPr>
-          <w:b/>
-          <w:lang w:val="es-ES"/>
-        </w:rPr>
-      </w:pPr>
-      <w:r>
-        <w:rPr>
-          <w:b/>
-          <w:lang w:val="es-ES"/>
-        </w:rPr>
-        <w:t xml:space="preserve">- Dynamic puede cambiar el valor ya sea tipo entero y </w:t>
-      </w:r>
-      <w:proofErr w:type="spellStart"/>
-      <w:proofErr w:type="gramStart"/>
-      <w:r>
-        <w:rPr>
-          <w:b/>
-          <w:lang w:val="es-ES"/>
-        </w:rPr>
-        <w:t>string,etc</w:t>
-      </w:r>
-      <w:proofErr w:type="spellEnd"/>
-      <w:proofErr w:type="gramEnd"/>
+      <w:r>
+        <w:rPr>
+          <w:lang w:val="es-ES"/>
+        </w:rPr>
+        <w:t>Int var, doublé var, num var, string var</w:t>
+      </w:r>
+      <w:r>
+        <w:rPr>
+          <w:lang w:val="es-ES"/>
+        </w:rPr>
+        <w:t>, dynamic var</w:t>
+      </w:r>
+    </w:p>
+    <w:p>
+      <w:pPr>
+        <w:rPr>
+          <w:b/>
+          <w:lang w:val="es-ES"/>
+        </w:rPr>
+      </w:pPr>
+      <w:r>
+        <w:rPr>
+          <w:b/>
+          <w:lang w:val="es-ES"/>
+        </w:rPr>
+        <w:t>- Dynamic puede cambiar el valor ya sea tipo entero y string,etc</w:t>
+      </w:r>
     </w:p>
     <w:p>
       <w:pPr>
@@ -2533,126 +1362,37 @@
           <w:b/>
           <w:lang w:val="es-ES"/>
         </w:rPr>
-        <w:t xml:space="preserve">Final y </w:t>
-      </w:r>
-      <w:proofErr w:type="spellStart"/>
-      <w:r>
-        <w:rPr>
-          <w:b/>
-          <w:lang w:val="es-ES"/>
-        </w:rPr>
-        <w:t>const</w:t>
-      </w:r>
-      <w:proofErr w:type="spellEnd"/>
-      <w:r>
-        <w:rPr>
-          <w:b/>
-          <w:lang w:val="es-ES"/>
-        </w:rPr>
-        <w:t xml:space="preserve"> antes del tipo de variable -&gt; final </w:t>
-      </w:r>
-      <w:proofErr w:type="spellStart"/>
-      <w:r>
-        <w:rPr>
-          <w:b/>
-          <w:lang w:val="es-ES"/>
-        </w:rPr>
-        <w:t>string</w:t>
-      </w:r>
-      <w:proofErr w:type="spellEnd"/>
-      <w:r>
-        <w:rPr>
-          <w:b/>
-          <w:lang w:val="es-ES"/>
-        </w:rPr>
-        <w:t xml:space="preserve"> </w:t>
-      </w:r>
-      <w:proofErr w:type="spellStart"/>
-      <w:r>
-        <w:rPr>
-          <w:b/>
-          <w:lang w:val="es-ES"/>
-        </w:rPr>
-        <w:t>var</w:t>
-      </w:r>
-      <w:proofErr w:type="spellEnd"/>
-      <w:r>
-        <w:rPr>
-          <w:b/>
-          <w:lang w:val="es-ES"/>
-        </w:rPr>
-        <w:t xml:space="preserve"> = “Hola”</w:t>
-      </w:r>
-    </w:p>
-    <w:p>
-      <w:pPr>
-        <w:rPr>
-          <w:b/>
-          <w:lang w:val="es-ES"/>
-        </w:rPr>
-      </w:pPr>
-      <w:r>
-        <w:rPr>
-          <w:b/>
-          <w:lang w:val="es-ES"/>
-        </w:rPr>
-        <w:t xml:space="preserve">- Final se </w:t>
-      </w:r>
-      <w:proofErr w:type="spellStart"/>
-      <w:r>
-        <w:rPr>
-          <w:b/>
-          <w:lang w:val="es-ES"/>
-        </w:rPr>
-        <w:t>ejectua</w:t>
-      </w:r>
-      <w:proofErr w:type="spellEnd"/>
-      <w:r>
-        <w:rPr>
-          <w:b/>
-          <w:lang w:val="es-ES"/>
-        </w:rPr>
-        <w:t xml:space="preserve"> en tiempo de ejecución, cuando se llega a la línea del </w:t>
-      </w:r>
-      <w:proofErr w:type="spellStart"/>
-      <w:r>
-        <w:rPr>
-          <w:b/>
-          <w:lang w:val="es-ES"/>
-        </w:rPr>
-        <w:t>codigo</w:t>
-      </w:r>
-      <w:proofErr w:type="spellEnd"/>
-    </w:p>
-    <w:p>
-      <w:pPr>
-        <w:rPr>
-          <w:b/>
-          <w:lang w:val="es-ES"/>
-        </w:rPr>
-      </w:pPr>
-      <w:r>
-        <w:rPr>
-          <w:b/>
-          <w:lang w:val="es-ES"/>
-        </w:rPr>
-        <w:t xml:space="preserve">- </w:t>
-      </w:r>
-      <w:proofErr w:type="spellStart"/>
-      <w:r>
-        <w:rPr>
-          <w:b/>
-          <w:lang w:val="es-ES"/>
-        </w:rPr>
-        <w:t>Const</w:t>
-      </w:r>
-      <w:proofErr w:type="spellEnd"/>
-      <w:r>
-        <w:rPr>
-          <w:b/>
-          <w:lang w:val="es-ES"/>
-        </w:rPr>
-        <w:t xml:space="preserve"> se ejecuta en tiempo de compilación, cuando se compila todo</w:t>
+        <w:t>Final y const antes del tipo de variable -&gt; final string var = “Hola”</w:t>
+      </w:r>
+    </w:p>
+    <w:p>
+      <w:pPr>
+        <w:rPr>
+          <w:b/>
+          <w:lang w:val="es-ES"/>
+        </w:rPr>
+      </w:pPr>
+      <w:r>
+        <w:rPr>
+          <w:b/>
+          <w:lang w:val="es-ES"/>
+        </w:rPr>
+        <w:t>- Final se ejectua en tiempo de ejecución, cuando se llega a la línea del codigo</w:t>
+      </w:r>
+    </w:p>
+    <w:p>
+      <w:pPr>
+        <w:rPr>
+          <w:b/>
+          <w:lang w:val="es-ES"/>
+        </w:rPr>
+      </w:pPr>
+      <w:r>
+        <w:rPr>
+          <w:b/>
+          <w:lang w:val="es-ES"/>
+        </w:rPr>
+        <w:t>- Const se ejecuta en tiempo de compilación, cuando se compila todo</w:t>
       </w:r>
     </w:p>
     <w:p>
@@ -2682,23 +1422,7 @@
           <w:b/>
           <w:lang w:val="es-ES"/>
         </w:rPr>
-        <w:t xml:space="preserve">5)$ -&gt; Esto se pone dentro de una cadena para reconocer la variable cadena o </w:t>
-      </w:r>
-      <w:proofErr w:type="spellStart"/>
-      <w:r>
-        <w:rPr>
-          <w:b/>
-          <w:lang w:val="es-ES"/>
-        </w:rPr>
-        <w:t>int</w:t>
-      </w:r>
-      <w:proofErr w:type="spellEnd"/>
-      <w:r>
-        <w:rPr>
-          <w:b/>
-          <w:lang w:val="es-ES"/>
-        </w:rPr>
-        <w:t xml:space="preserve"> como ser</w:t>
+        <w:t>5)$ -&gt; Esto se pone dentro de una cadena para reconocer la variable cadena o int como ser</w:t>
       </w:r>
     </w:p>
     <w:p>
@@ -2745,162 +1469,34 @@
           <w:lang w:val="es-ES"/>
         </w:rPr>
       </w:pPr>
-      <w:proofErr w:type="spellStart"/>
-      <w:r>
-        <w:rPr>
-          <w:b/>
-          <w:bCs/>
-          <w:lang w:val="es-ES"/>
-        </w:rPr>
-        <w:t>Int</w:t>
-      </w:r>
-      <w:proofErr w:type="spellEnd"/>
-      <w:r>
-        <w:rPr>
-          <w:b/>
-          <w:bCs/>
-          <w:lang w:val="es-ES"/>
-        </w:rPr>
-        <w:t xml:space="preserve"> o </w:t>
-      </w:r>
-      <w:proofErr w:type="spellStart"/>
-      <w:proofErr w:type="gramStart"/>
-      <w:r>
-        <w:rPr>
-          <w:b/>
-          <w:bCs/>
-          <w:lang w:val="es-ES"/>
-        </w:rPr>
-        <w:t>doublé.parse</w:t>
-      </w:r>
-      <w:proofErr w:type="spellEnd"/>
-      <w:proofErr w:type="gramEnd"/>
-      <w:r>
-        <w:rPr>
-          <w:b/>
-          <w:bCs/>
-          <w:lang w:val="es-ES"/>
-        </w:rPr>
-        <w:t>(</w:t>
-      </w:r>
-      <w:proofErr w:type="spellStart"/>
-      <w:r>
-        <w:rPr>
-          <w:b/>
-          <w:bCs/>
-          <w:lang w:val="es-ES"/>
-        </w:rPr>
-        <w:t>varibale</w:t>
-      </w:r>
-      <w:proofErr w:type="spellEnd"/>
-      <w:r>
-        <w:rPr>
-          <w:b/>
-          <w:bCs/>
-          <w:lang w:val="es-ES"/>
-        </w:rPr>
-        <w:t xml:space="preserve"> en </w:t>
-      </w:r>
-      <w:proofErr w:type="spellStart"/>
-      <w:r>
-        <w:rPr>
-          <w:b/>
-          <w:bCs/>
-          <w:lang w:val="es-ES"/>
-        </w:rPr>
-        <w:t>string</w:t>
-      </w:r>
-      <w:proofErr w:type="spellEnd"/>
-      <w:r>
-        <w:rPr>
-          <w:b/>
-          <w:bCs/>
-          <w:lang w:val="es-ES"/>
-        </w:rPr>
-        <w:t>);</w:t>
-      </w:r>
-      <w:r>
-        <w:rPr>
-          <w:lang w:val="es-ES"/>
-        </w:rPr>
-        <w:t xml:space="preserve">  -&gt; Convierte la </w:t>
-      </w:r>
-      <w:proofErr w:type="spellStart"/>
-      <w:r>
-        <w:rPr>
-          <w:lang w:val="es-ES"/>
-        </w:rPr>
-        <w:t>vairable</w:t>
-      </w:r>
-      <w:proofErr w:type="spellEnd"/>
-      <w:r>
-        <w:rPr>
-          <w:lang w:val="es-ES"/>
-        </w:rPr>
-        <w:t xml:space="preserve"> en entero</w:t>
-      </w:r>
-    </w:p>
-    <w:p>
-      <w:pPr>
-        <w:rPr>
-          <w:lang w:val="es-ES"/>
-        </w:rPr>
-      </w:pPr>
-      <w:proofErr w:type="spellStart"/>
-      <w:r>
-        <w:rPr>
-          <w:b/>
-          <w:bCs/>
-          <w:lang w:val="es-ES"/>
-        </w:rPr>
-        <w:t>String</w:t>
-      </w:r>
-      <w:proofErr w:type="spellEnd"/>
-      <w:r>
-        <w:rPr>
-          <w:b/>
-          <w:bCs/>
-          <w:lang w:val="es-ES"/>
-        </w:rPr>
-        <w:t xml:space="preserve"> cadena = </w:t>
-      </w:r>
-      <w:proofErr w:type="spellStart"/>
-      <w:r>
-        <w:rPr>
-          <w:b/>
-          <w:bCs/>
-          <w:lang w:val="es-ES"/>
-        </w:rPr>
-        <w:t>var</w:t>
-      </w:r>
-      <w:proofErr w:type="spellEnd"/>
-      <w:r>
-        <w:rPr>
-          <w:b/>
-          <w:bCs/>
-          <w:lang w:val="es-ES"/>
-        </w:rPr>
-        <w:t xml:space="preserve"> en </w:t>
-      </w:r>
-      <w:proofErr w:type="spellStart"/>
-      <w:proofErr w:type="gramStart"/>
-      <w:r>
-        <w:rPr>
-          <w:b/>
-          <w:bCs/>
-          <w:lang w:val="es-ES"/>
-        </w:rPr>
-        <w:t>cadena.toString</w:t>
-      </w:r>
-      <w:proofErr w:type="spellEnd"/>
-      <w:proofErr w:type="gramEnd"/>
-      <w:r>
-        <w:rPr>
-          <w:b/>
-          <w:bCs/>
-          <w:lang w:val="es-ES"/>
-        </w:rPr>
-        <w:t>()</w:t>
+      <w:r>
+        <w:rPr>
+          <w:b/>
+          <w:bCs/>
+          <w:lang w:val="es-ES"/>
+        </w:rPr>
+        <w:t>Int o doublé.parse(varibale en string);</w:t>
+      </w:r>
+      <w:r>
+        <w:rPr>
+          <w:lang w:val="es-ES"/>
+        </w:rPr>
+        <w:t xml:space="preserve">  -&gt; Convierte la vairable en entero</w:t>
+      </w:r>
+    </w:p>
+    <w:p>
+      <w:pPr>
+        <w:rPr>
+          <w:lang w:val="es-ES"/>
+        </w:rPr>
+      </w:pPr>
+      <w:r>
+        <w:rPr>
+          <w:b/>
+          <w:bCs/>
+          <w:lang w:val="es-ES"/>
+        </w:rPr>
+        <w:t>String cadena = var en cadena.toString()</w:t>
       </w:r>
       <w:r>
         <w:rPr>
@@ -2910,101 +1506,33 @@
       </w:r>
     </w:p>
     <w:p>
-      <w:proofErr w:type="spellStart"/>
-      <w:r>
-        <w:rPr>
-          <w:lang w:val="es-ES"/>
-        </w:rPr>
-        <w:t>Double</w:t>
-      </w:r>
-      <w:proofErr w:type="spellEnd"/>
-      <w:r>
-        <w:rPr>
-          <w:lang w:val="es-ES"/>
-        </w:rPr>
-        <w:t xml:space="preserve"> valor = “2.0902” </w:t>
-      </w:r>
-    </w:p>
-    <w:p>
-      <w:pPr>
-        <w:rPr>
-          <w:lang w:val="es-ES"/>
-        </w:rPr>
-      </w:pPr>
-      <w:proofErr w:type="spellStart"/>
-      <w:r>
-        <w:rPr>
-          <w:b/>
-          <w:bCs/>
-          <w:lang w:val="es-ES"/>
-        </w:rPr>
-        <w:t>Print</w:t>
-      </w:r>
-      <w:proofErr w:type="spellEnd"/>
-      <w:r>
-        <w:rPr>
-          <w:b/>
-          <w:bCs/>
-          <w:lang w:val="es-ES"/>
-        </w:rPr>
-        <w:t>(</w:t>
-      </w:r>
-      <w:proofErr w:type="gramStart"/>
-      <w:r>
-        <w:rPr>
-          <w:b/>
-          <w:bCs/>
-          <w:lang w:val="es-ES"/>
-        </w:rPr>
-        <w:t>).</w:t>
-      </w:r>
-      <w:proofErr w:type="spellStart"/>
-      <w:r>
-        <w:rPr>
-          <w:b/>
-          <w:bCs/>
-          <w:lang w:val="es-ES"/>
-        </w:rPr>
-        <w:t>toStringAsFixed</w:t>
-      </w:r>
-      <w:proofErr w:type="spellEnd"/>
-      <w:proofErr w:type="gramEnd"/>
-      <w:r>
-        <w:rPr>
-          <w:b/>
-          <w:bCs/>
-          <w:lang w:val="es-ES"/>
-        </w:rPr>
-        <w:t>(2)</w:t>
-      </w:r>
-      <w:r>
-        <w:rPr>
-          <w:lang w:val="es-ES"/>
-        </w:rPr>
-        <w:t xml:space="preserve"> -&gt; Define el </w:t>
-      </w:r>
-      <w:proofErr w:type="spellStart"/>
-      <w:r>
-        <w:rPr>
-          <w:lang w:val="es-ES"/>
-        </w:rPr>
-        <w:t>numero</w:t>
-      </w:r>
-      <w:proofErr w:type="spellEnd"/>
-      <w:r>
-        <w:rPr>
-          <w:lang w:val="es-ES"/>
-        </w:rPr>
-        <w:t xml:space="preserve"> máximo de decimales para un </w:t>
-      </w:r>
-      <w:proofErr w:type="spellStart"/>
-      <w:r>
-        <w:rPr>
-          <w:lang w:val="es-ES"/>
-        </w:rPr>
-        <w:t>fixed</w:t>
-      </w:r>
-      <w:proofErr w:type="spellEnd"/>
+      <w:r>
+        <w:rPr>
+          <w:lang w:val="es-ES"/>
+        </w:rPr>
+        <w:t xml:space="preserve">Double valor = “2.0902” </w:t>
+      </w:r>
+    </w:p>
+    <w:p>
+      <w:pPr>
+        <w:rPr>
+          <w:lang w:val="es-ES"/>
+        </w:rPr>
+      </w:pPr>
+      <w:r>
+        <w:rPr>
+          <w:b/>
+          <w:bCs/>
+          <w:lang w:val="es-ES"/>
+        </w:rPr>
+        <w:t>Print().toStringAsFixed(2)</w:t>
+      </w:r>
+      <w:r>
+        <w:rPr>
+          <w:lang w:val="es-ES"/>
+        </w:rPr>
+        <w:t xml:space="preserve"> -&gt; Define el numero máximo de decimales para un fixed</w:t>
+      </w:r>
     </w:p>
     <w:p>
       <w:pPr>
@@ -3087,48 +1615,20 @@
         <w:rPr>
           <w:lang w:val="es-ES"/>
         </w:rPr>
-        <w:t xml:space="preserve">-&gt; </w:t>
-      </w:r>
-      <w:proofErr w:type="spellStart"/>
-      <w:r>
-        <w:rPr>
-          <w:lang w:val="es-ES"/>
-        </w:rPr>
-        <w:t>Respresenta</w:t>
-      </w:r>
-      <w:proofErr w:type="spellEnd"/>
-      <w:r>
-        <w:rPr>
-          <w:lang w:val="es-ES"/>
-        </w:rPr>
-        <w:t xml:space="preserve"> a </w:t>
-      </w:r>
-    </w:p>
-    <w:p>
-      <w:pPr>
-        <w:rPr>
-          <w:lang w:val="es-ES"/>
-        </w:rPr>
-      </w:pPr>
-      <w:r>
-        <w:rPr>
-          <w:lang w:val="es-ES"/>
-        </w:rPr>
-        <w:t>- a+</w:t>
-      </w:r>
-      <w:proofErr w:type="gramStart"/>
-      <w:r>
-        <w:rPr>
-          <w:lang w:val="es-ES"/>
-        </w:rPr>
-        <w:t>+ ,</w:t>
-      </w:r>
-      <w:proofErr w:type="gramEnd"/>
-      <w:r>
-        <w:rPr>
-          <w:lang w:val="es-ES"/>
-        </w:rPr>
-        <w:t xml:space="preserve"> a-- </w:t>
+        <w:t xml:space="preserve">-&gt; Respresenta a </w:t>
+      </w:r>
+    </w:p>
+    <w:p>
+      <w:pPr>
+        <w:rPr>
+          <w:lang w:val="es-ES"/>
+        </w:rPr>
+      </w:pPr>
+      <w:r>
+        <w:rPr>
+          <w:lang w:val="es-ES"/>
+        </w:rPr>
+        <w:t xml:space="preserve">- a++ , a-- </w:t>
       </w:r>
       <w:r>
         <w:rPr>
@@ -3161,146 +1661,53 @@
           <w:b/>
           <w:lang w:val="es-ES"/>
         </w:rPr>
-        <w:t xml:space="preserve">Para pedir el valor por consola se usa la </w:t>
-      </w:r>
-      <w:proofErr w:type="spellStart"/>
-      <w:r>
-        <w:rPr>
-          <w:b/>
-          <w:lang w:val="es-ES"/>
-        </w:rPr>
-        <w:t>librerira</w:t>
-      </w:r>
-      <w:proofErr w:type="spellEnd"/>
-      <w:r>
-        <w:rPr>
-          <w:b/>
-          <w:lang w:val="es-ES"/>
-        </w:rPr>
-        <w:t xml:space="preserve">: </w:t>
-      </w:r>
-    </w:p>
-    <w:p>
-      <w:pPr>
-        <w:rPr>
-          <w:bCs/>
-          <w:lang w:val="es-ES"/>
-        </w:rPr>
-      </w:pPr>
-      <w:proofErr w:type="spellStart"/>
-      <w:r>
-        <w:rPr>
-          <w:bCs/>
-          <w:lang w:val="es-ES"/>
-        </w:rPr>
-        <w:t>import</w:t>
-      </w:r>
-      <w:proofErr w:type="spellEnd"/>
-      <w:r>
-        <w:rPr>
-          <w:bCs/>
-          <w:lang w:val="es-ES"/>
-        </w:rPr>
-        <w:t>: ‘</w:t>
-      </w:r>
-      <w:proofErr w:type="spellStart"/>
-      <w:r>
-        <w:rPr>
-          <w:bCs/>
-          <w:lang w:val="es-ES"/>
-        </w:rPr>
-        <w:t>dart:io</w:t>
-      </w:r>
-      <w:proofErr w:type="spellEnd"/>
-      <w:r>
-        <w:rPr>
-          <w:bCs/>
-          <w:lang w:val="es-ES"/>
-        </w:rPr>
-        <w:t>’;</w:t>
-      </w:r>
-    </w:p>
-    <w:p>
-      <w:pPr>
-        <w:rPr>
-          <w:bCs/>
-          <w:lang w:val="es-ES"/>
-        </w:rPr>
-      </w:pPr>
-      <w:proofErr w:type="spellStart"/>
-      <w:r>
-        <w:rPr>
-          <w:bCs/>
-          <w:lang w:val="es-ES"/>
-        </w:rPr>
-        <w:t>var</w:t>
-      </w:r>
-      <w:proofErr w:type="spellEnd"/>
-      <w:r>
-        <w:rPr>
-          <w:bCs/>
-          <w:lang w:val="es-ES"/>
-        </w:rPr>
-        <w:t xml:space="preserve"> nombre = </w:t>
-      </w:r>
-      <w:proofErr w:type="spellStart"/>
-      <w:proofErr w:type="gramStart"/>
-      <w:r>
-        <w:rPr>
-          <w:bCs/>
-          <w:lang w:val="es-ES"/>
-        </w:rPr>
-        <w:t>stdin.readLineSync</w:t>
-      </w:r>
-      <w:proofErr w:type="spellEnd"/>
-      <w:proofErr w:type="gramEnd"/>
-      <w:r>
-        <w:rPr>
-          <w:bCs/>
-          <w:lang w:val="es-ES"/>
-        </w:rPr>
-        <w:t>();</w:t>
-      </w:r>
-    </w:p>
-    <w:p>
-      <w:pPr>
-        <w:rPr>
-          <w:b/>
-          <w:lang w:val="es-ES"/>
-        </w:rPr>
-      </w:pPr>
-      <w:r>
-        <w:rPr>
-          <w:b/>
-          <w:lang w:val="es-ES"/>
-        </w:rPr>
-        <w:t xml:space="preserve">- Para dar formato de celda al </w:t>
-      </w:r>
-      <w:proofErr w:type="spellStart"/>
-      <w:r>
-        <w:rPr>
-          <w:b/>
-          <w:lang w:val="es-ES"/>
-        </w:rPr>
-        <w:t>codigovamos</w:t>
-      </w:r>
-      <w:proofErr w:type="spellEnd"/>
-      <w:r>
-        <w:rPr>
-          <w:b/>
-          <w:lang w:val="es-ES"/>
-        </w:rPr>
-        <w:t xml:space="preserve"> a configuración, atajos de teclado y buscamos </w:t>
-      </w:r>
-      <w:proofErr w:type="spellStart"/>
-      <w:r>
-        <w:rPr>
-          <w:b/>
-          <w:lang w:val="es-ES"/>
-        </w:rPr>
-        <w:t>format</w:t>
-      </w:r>
-      <w:proofErr w:type="spellEnd"/>
+        <w:t xml:space="preserve">Para pedir el valor por consola se usa la librerira: </w:t>
+      </w:r>
+    </w:p>
+    <w:p>
+      <w:pPr>
+        <w:rPr>
+          <w:bCs/>
+          <w:lang w:val="es-ES"/>
+        </w:rPr>
+      </w:pPr>
+      <w:r>
+        <w:rPr>
+          <w:bCs/>
+          <w:lang w:val="es-ES"/>
+        </w:rPr>
+        <w:t>import: ‘dart:io’;</w:t>
+      </w:r>
+    </w:p>
+    <w:p>
+      <w:pPr>
+        <w:rPr>
+          <w:bCs/>
+          <w:lang w:val="es-ES"/>
+        </w:rPr>
+      </w:pPr>
+      <w:r>
+        <w:rPr>
+          <w:bCs/>
+          <w:lang w:val="es-ES"/>
+        </w:rPr>
+        <w:t>var nombre = stdin.readLineSync();</w:t>
+      </w:r>
+    </w:p>
+    <w:p>
+      <w:pPr>
+        <w:rPr>
+          <w:b/>
+          <w:lang w:val="es-ES"/>
+        </w:rPr>
+      </w:pPr>
+      <w:r>
+        <w:rPr>
+          <w:b/>
+          <w:lang w:val="es-ES"/>
+        </w:rPr>
+        <w:t>- Para dar formato de celda al codigovamos a configuración, atajos de teclado y buscamos format</w:t>
+      </w:r>
     </w:p>
     <w:p>
       <w:pPr>
@@ -3332,124 +1739,42 @@
           <w:lang w:val="es-ES"/>
         </w:rPr>
       </w:pPr>
-      <w:proofErr w:type="spellStart"/>
-      <w:r>
-        <w:rPr>
-          <w:bCs/>
-          <w:lang w:val="es-ES"/>
-        </w:rPr>
-        <w:t>If</w:t>
-      </w:r>
-      <w:proofErr w:type="spellEnd"/>
-      <w:r>
-        <w:rPr>
-          <w:bCs/>
-          <w:lang w:val="es-ES"/>
-        </w:rPr>
-        <w:t xml:space="preserve"> </w:t>
-      </w:r>
-      <w:proofErr w:type="gramStart"/>
-      <w:r>
-        <w:rPr>
-          <w:bCs/>
-          <w:lang w:val="es-ES"/>
-        </w:rPr>
-        <w:t>( )</w:t>
-      </w:r>
-      <w:proofErr w:type="gramEnd"/>
-      <w:r>
-        <w:rPr>
-          <w:bCs/>
-          <w:lang w:val="es-ES"/>
-        </w:rPr>
-        <w:t>{</w:t>
-      </w:r>
-    </w:p>
-    <w:p>
-      <w:pPr>
-        <w:rPr>
-          <w:bCs/>
-          <w:lang w:val="es-ES"/>
-        </w:rPr>
-      </w:pPr>
-      <w:r>
-        <w:rPr>
-          <w:bCs/>
-          <w:lang w:val="es-ES"/>
-        </w:rPr>
-        <w:t xml:space="preserve">} </w:t>
-      </w:r>
-      <w:proofErr w:type="spellStart"/>
-      <w:r>
-        <w:rPr>
-          <w:bCs/>
-          <w:lang w:val="es-ES"/>
-        </w:rPr>
-        <w:t>else</w:t>
-      </w:r>
-      <w:proofErr w:type="spellEnd"/>
-      <w:r>
-        <w:rPr>
-          <w:bCs/>
-          <w:lang w:val="es-ES"/>
-        </w:rPr>
-        <w:t xml:space="preserve"> </w:t>
-      </w:r>
-      <w:proofErr w:type="spellStart"/>
-      <w:proofErr w:type="gramStart"/>
-      <w:r>
-        <w:rPr>
-          <w:bCs/>
-          <w:lang w:val="es-ES"/>
-        </w:rPr>
-        <w:t>if</w:t>
-      </w:r>
-      <w:proofErr w:type="spellEnd"/>
-      <w:r>
-        <w:rPr>
-          <w:bCs/>
-          <w:lang w:val="es-ES"/>
-        </w:rPr>
-        <w:t>(</w:t>
-      </w:r>
-      <w:proofErr w:type="gramEnd"/>
-      <w:r>
-        <w:rPr>
-          <w:bCs/>
-          <w:lang w:val="es-ES"/>
-        </w:rPr>
-        <w:t>){</w:t>
-      </w:r>
-    </w:p>
-    <w:p>
-      <w:pPr>
-        <w:rPr>
-          <w:bCs/>
-          <w:lang w:val="es-ES"/>
-        </w:rPr>
-      </w:pPr>
-      <w:r>
-        <w:rPr>
-          <w:bCs/>
-          <w:lang w:val="es-ES"/>
-        </w:rPr>
-        <w:t xml:space="preserve">} </w:t>
-      </w:r>
-      <w:proofErr w:type="spellStart"/>
-      <w:r>
-        <w:rPr>
-          <w:bCs/>
-          <w:lang w:val="es-ES"/>
-        </w:rPr>
-        <w:t>else</w:t>
-      </w:r>
-      <w:proofErr w:type="spellEnd"/>
-      <w:r>
-        <w:rPr>
-          <w:bCs/>
-          <w:lang w:val="es-ES"/>
-        </w:rPr>
-        <w:t xml:space="preserve"> {</w:t>
+      <w:r>
+        <w:rPr>
+          <w:bCs/>
+          <w:lang w:val="es-ES"/>
+        </w:rPr>
+        <w:t>If ( ){</w:t>
+      </w:r>
+    </w:p>
+    <w:p>
+      <w:pPr>
+        <w:rPr>
+          <w:bCs/>
+          <w:lang w:val="es-ES"/>
+        </w:rPr>
+      </w:pPr>
+      <w:r>
+        <w:rPr>
+          <w:bCs/>
+          <w:lang w:val="es-ES"/>
+        </w:rPr>
+        <w:t>} else if(){</w:t>
+      </w:r>
+    </w:p>
+    <w:p>
+      <w:pPr>
+        <w:rPr>
+          <w:bCs/>
+          <w:lang w:val="es-ES"/>
+        </w:rPr>
+      </w:pPr>
+      <w:r>
+        <w:rPr>
+          <w:bCs/>
+          <w:lang w:val="es-ES"/>
+        </w:rPr>
+        <w:t>} else {</w:t>
       </w:r>
     </w:p>
     <w:p>
@@ -3499,7 +1824,6 @@
         </w:rPr>
         <w:t xml:space="preserve"> (</w:t>
       </w:r>
-      <w:proofErr w:type="spellStart"/>
       <w:r>
         <w:rPr>
           <w:rFonts w:ascii="Consolas" w:eastAsia="Times New Roman" w:hAnsi="Consolas" w:cs="Times New Roman"/>
@@ -3510,8 +1834,6 @@
         </w:rPr>
         <w:t>numberoftheweek</w:t>
       </w:r>
-      <w:proofErr w:type="spellEnd"/>
-      <w:proofErr w:type="gramStart"/>
       <w:r>
         <w:rPr>
           <w:rFonts w:ascii="Consolas" w:eastAsia="Times New Roman" w:hAnsi="Consolas" w:cs="Times New Roman"/>
@@ -3522,7 +1844,6 @@
         </w:rPr>
         <w:t>){</w:t>
       </w:r>
-      <w:proofErr w:type="gramEnd"/>
     </w:p>
     <w:p>
       <w:pPr>
@@ -3609,8 +1930,6 @@
         </w:rPr>
         <w:t xml:space="preserve">      </w:t>
       </w:r>
-      <w:proofErr w:type="spellStart"/>
-      <w:proofErr w:type="gramStart"/>
       <w:r>
         <w:rPr>
           <w:rFonts w:ascii="Consolas" w:eastAsia="Times New Roman" w:hAnsi="Consolas" w:cs="Times New Roman"/>
@@ -3623,7 +1942,6 @@
         </w:rPr>
         <w:t>print</w:t>
       </w:r>
-      <w:proofErr w:type="spellEnd"/>
       <w:r>
         <w:rPr>
           <w:rFonts w:ascii="Consolas" w:eastAsia="Times New Roman" w:hAnsi="Consolas" w:cs="Times New Roman"/>
@@ -3634,7 +1952,6 @@
         </w:rPr>
         <w:t>(</w:t>
       </w:r>
-      <w:proofErr w:type="gramEnd"/>
       <w:r>
         <w:rPr>
           <w:rFonts w:ascii="Consolas" w:eastAsia="Times New Roman" w:hAnsi="Consolas" w:cs="Times New Roman"/>
@@ -3784,8 +2101,6 @@
         </w:rPr>
         <w:t xml:space="preserve">      </w:t>
       </w:r>
-      <w:proofErr w:type="spellStart"/>
-      <w:proofErr w:type="gramStart"/>
       <w:r>
         <w:rPr>
           <w:rFonts w:ascii="Consolas" w:eastAsia="Times New Roman" w:hAnsi="Consolas" w:cs="Times New Roman"/>
@@ -3798,7 +2113,6 @@
         </w:rPr>
         <w:t>print</w:t>
       </w:r>
-      <w:proofErr w:type="spellEnd"/>
       <w:r>
         <w:rPr>
           <w:rFonts w:ascii="Consolas" w:eastAsia="Times New Roman" w:hAnsi="Consolas" w:cs="Times New Roman"/>
@@ -3809,7 +2123,6 @@
         </w:rPr>
         <w:t>(</w:t>
       </w:r>
-      <w:proofErr w:type="gramEnd"/>
       <w:r>
         <w:rPr>
           <w:rFonts w:ascii="Consolas" w:eastAsia="Times New Roman" w:hAnsi="Consolas" w:cs="Times New Roman"/>
@@ -3929,8 +2242,6 @@
         </w:rPr>
         <w:t xml:space="preserve">      </w:t>
       </w:r>
-      <w:proofErr w:type="spellStart"/>
-      <w:proofErr w:type="gramStart"/>
       <w:r>
         <w:rPr>
           <w:rFonts w:ascii="Consolas" w:eastAsia="Times New Roman" w:hAnsi="Consolas" w:cs="Times New Roman"/>
@@ -3943,7 +2254,6 @@
         </w:rPr>
         <w:t>print</w:t>
       </w:r>
-      <w:proofErr w:type="spellEnd"/>
       <w:r>
         <w:rPr>
           <w:rFonts w:ascii="Consolas" w:eastAsia="Times New Roman" w:hAnsi="Consolas" w:cs="Times New Roman"/>
@@ -3954,7 +2264,6 @@
         </w:rPr>
         <w:t>(</w:t>
       </w:r>
-      <w:proofErr w:type="gramEnd"/>
       <w:r>
         <w:rPr>
           <w:rFonts w:ascii="Consolas" w:eastAsia="Times New Roman" w:hAnsi="Consolas" w:cs="Times New Roman"/>
@@ -4094,29 +2403,7 @@
           <w:lang w:val="es-ES" w:eastAsia="es-ES"/>
         </w:rPr>
         <w:lastRenderedPageBreak/>
-        <w:t xml:space="preserve">// Si lo que está a la izquierda es </w:t>
-      </w:r>
-      <w:proofErr w:type="spellStart"/>
-      <w:r>
-        <w:rPr>
-          <w:rFonts w:ascii="Consolas" w:eastAsia="Times New Roman" w:hAnsi="Consolas" w:cs="Times New Roman"/>
-          <w:color w:val="7F848E"/>
-          <w:sz w:val="21"/>
-          <w:szCs w:val="21"/>
-          <w:lang w:val="es-ES" w:eastAsia="es-ES"/>
-        </w:rPr>
-        <w:t>null</w:t>
-      </w:r>
-      <w:proofErr w:type="spellEnd"/>
-      <w:r>
-        <w:rPr>
-          <w:rFonts w:ascii="Consolas" w:eastAsia="Times New Roman" w:hAnsi="Consolas" w:cs="Times New Roman"/>
-          <w:color w:val="7F848E"/>
-          <w:sz w:val="21"/>
-          <w:szCs w:val="21"/>
-          <w:lang w:val="es-ES" w:eastAsia="es-ES"/>
-        </w:rPr>
-        <w:t>, usa lo de la derecha</w:t>
+        <w:t>// Si lo que está a la izquierda es null, usa lo de la derecha</w:t>
       </w:r>
     </w:p>
     <w:p>
@@ -4131,7 +2418,6 @@
           <w:lang w:val="es-ES" w:eastAsia="es-ES"/>
         </w:rPr>
       </w:pPr>
-      <w:proofErr w:type="spellStart"/>
       <w:r>
         <w:rPr>
           <w:rFonts w:ascii="Consolas" w:eastAsia="Times New Roman" w:hAnsi="Consolas" w:cs="Times New Roman"/>
@@ -4142,7 +2428,6 @@
         </w:rPr>
         <w:t>String</w:t>
       </w:r>
-      <w:proofErr w:type="spellEnd"/>
       <w:r>
         <w:rPr>
           <w:rFonts w:ascii="Consolas" w:eastAsia="Times New Roman" w:hAnsi="Consolas" w:cs="Times New Roman"/>
@@ -4203,7 +2488,6 @@
         </w:rPr>
         <w:t xml:space="preserve"> </w:t>
       </w:r>
-      <w:proofErr w:type="spellStart"/>
       <w:r>
         <w:rPr>
           <w:rFonts w:ascii="Consolas" w:eastAsia="Times New Roman" w:hAnsi="Consolas" w:cs="Times New Roman"/>
@@ -4214,7 +2498,6 @@
         </w:rPr>
         <w:t>null</w:t>
       </w:r>
-      <w:proofErr w:type="spellEnd"/>
       <w:r>
         <w:rPr>
           <w:rFonts w:ascii="Consolas" w:eastAsia="Times New Roman" w:hAnsi="Consolas" w:cs="Times New Roman"/>
@@ -4238,8 +2521,6 @@
           <w:lang w:val="es-ES" w:eastAsia="es-ES"/>
         </w:rPr>
       </w:pPr>
-      <w:proofErr w:type="spellStart"/>
-      <w:proofErr w:type="gramStart"/>
       <w:r>
         <w:rPr>
           <w:rFonts w:ascii="Consolas" w:eastAsia="Times New Roman" w:hAnsi="Consolas" w:cs="Times New Roman"/>
@@ -4252,7 +2533,6 @@
         </w:rPr>
         <w:t>print</w:t>
       </w:r>
-      <w:proofErr w:type="spellEnd"/>
       <w:r>
         <w:rPr>
           <w:rFonts w:ascii="Consolas" w:eastAsia="Times New Roman" w:hAnsi="Consolas" w:cs="Times New Roman"/>
@@ -4263,7 +2543,6 @@
         </w:rPr>
         <w:t>(</w:t>
       </w:r>
-      <w:proofErr w:type="gramEnd"/>
       <w:r>
         <w:rPr>
           <w:rFonts w:ascii="Consolas" w:eastAsia="Times New Roman" w:hAnsi="Consolas" w:cs="Times New Roman"/>
@@ -4360,7 +2639,6 @@
           <w:lang w:val="es-MX" w:eastAsia="es-ES"/>
         </w:rPr>
       </w:pPr>
-      <w:proofErr w:type="spellStart"/>
       <w:r>
         <w:rPr>
           <w:rFonts w:ascii="Consolas" w:eastAsia="Times New Roman" w:hAnsi="Consolas" w:cs="Times New Roman"/>
@@ -4371,7 +2649,6 @@
         </w:rPr>
         <w:t>String</w:t>
       </w:r>
-      <w:proofErr w:type="spellEnd"/>
       <w:r>
         <w:rPr>
           <w:rFonts w:ascii="Consolas" w:eastAsia="Times New Roman" w:hAnsi="Consolas" w:cs="Times New Roman"/>
@@ -4465,8 +2742,6 @@
           <w:lang w:val="es-ES" w:eastAsia="es-ES"/>
         </w:rPr>
       </w:pPr>
-      <w:proofErr w:type="spellStart"/>
-      <w:proofErr w:type="gramStart"/>
       <w:r>
         <w:rPr>
           <w:rFonts w:ascii="Consolas" w:eastAsia="Times New Roman" w:hAnsi="Consolas" w:cs="Times New Roman"/>
@@ -4479,7 +2754,6 @@
         </w:rPr>
         <w:t>print</w:t>
       </w:r>
-      <w:proofErr w:type="spellEnd"/>
       <w:r>
         <w:rPr>
           <w:rFonts w:ascii="Consolas" w:eastAsia="Times New Roman" w:hAnsi="Consolas" w:cs="Times New Roman"/>
@@ -4490,7 +2764,6 @@
         </w:rPr>
         <w:t>(</w:t>
       </w:r>
-      <w:proofErr w:type="gramEnd"/>
       <w:r>
         <w:rPr>
           <w:rFonts w:ascii="Consolas" w:eastAsia="Times New Roman" w:hAnsi="Consolas" w:cs="Times New Roman"/>
@@ -4574,17 +2847,8 @@
           <w:bCs/>
           <w:lang w:val="es-ES"/>
         </w:rPr>
-        <w:t xml:space="preserve">Se usa ara dar un valor por defecto si algo es </w:t>
-      </w:r>
-      <w:proofErr w:type="spellStart"/>
-      <w:r>
-        <w:rPr>
-          <w:bCs/>
-          <w:lang w:val="es-ES"/>
-        </w:rPr>
-        <w:t>null</w:t>
-      </w:r>
-      <w:proofErr w:type="spellEnd"/>
+        <w:t>Se usa ara dar un valor por defecto si algo es null</w:t>
+      </w:r>
     </w:p>
     <w:p>
       <w:pPr>
@@ -4613,7 +2877,6 @@
           <w:lang w:val="es-ES" w:eastAsia="es-ES"/>
         </w:rPr>
       </w:pPr>
-      <w:proofErr w:type="spellStart"/>
       <w:r>
         <w:rPr>
           <w:rFonts w:ascii="Consolas" w:eastAsia="Times New Roman" w:hAnsi="Consolas" w:cs="Times New Roman"/>
@@ -4624,7 +2887,6 @@
         </w:rPr>
         <w:t>String</w:t>
       </w:r>
-      <w:proofErr w:type="spellEnd"/>
       <w:r>
         <w:rPr>
           <w:rFonts w:ascii="Consolas" w:eastAsia="Times New Roman" w:hAnsi="Consolas" w:cs="Times New Roman"/>
@@ -4725,7 +2987,6 @@
         </w:rPr>
         <w:t>18</w:t>
       </w:r>
-      <w:proofErr w:type="gramStart"/>
       <w:r>
         <w:rPr>
           <w:rFonts w:ascii="Consolas" w:eastAsia="Times New Roman" w:hAnsi="Consolas" w:cs="Times New Roman"/>
@@ -4746,7 +3007,6 @@
         </w:rPr>
         <w:t>?</w:t>
       </w:r>
-      <w:proofErr w:type="gramEnd"/>
       <w:r>
         <w:rPr>
           <w:rFonts w:ascii="Consolas" w:eastAsia="Times New Roman" w:hAnsi="Consolas" w:cs="Times New Roman"/>
@@ -4765,18 +3025,7 @@
           <w:szCs w:val="21"/>
           <w:lang w:val="es-ES" w:eastAsia="es-ES"/>
         </w:rPr>
-        <w:t>"Eres mayor de edad</w:t>
-      </w:r>
-      <w:proofErr w:type="gramStart"/>
-      <w:r>
-        <w:rPr>
-          <w:rFonts w:ascii="Consolas" w:eastAsia="Times New Roman" w:hAnsi="Consolas" w:cs="Times New Roman"/>
-          <w:color w:val="98C379"/>
-          <w:sz w:val="21"/>
-          <w:szCs w:val="21"/>
-          <w:lang w:val="es-ES" w:eastAsia="es-ES"/>
-        </w:rPr>
-        <w:t>"</w:t>
+        <w:t>"Eres mayor de edad"</w:t>
       </w:r>
       <w:r>
         <w:rPr>
@@ -4798,7 +3047,6 @@
         </w:rPr>
         <w:t>:</w:t>
       </w:r>
-      <w:proofErr w:type="gramEnd"/>
       <w:r>
         <w:rPr>
           <w:rFonts w:ascii="Consolas" w:eastAsia="Times New Roman" w:hAnsi="Consolas" w:cs="Times New Roman"/>
@@ -4852,7 +3100,6 @@
         </w:rPr>
         <w:t xml:space="preserve">  </w:t>
       </w:r>
-      <w:proofErr w:type="spellStart"/>
       <w:r>
         <w:rPr>
           <w:rFonts w:ascii="Consolas" w:eastAsia="Times New Roman" w:hAnsi="Consolas" w:cs="Times New Roman"/>
@@ -4865,7 +3112,6 @@
         </w:rPr>
         <w:t>print</w:t>
       </w:r>
-      <w:proofErr w:type="spellEnd"/>
       <w:r>
         <w:rPr>
           <w:rFonts w:ascii="Consolas" w:eastAsia="Times New Roman" w:hAnsi="Consolas" w:cs="Times New Roman"/>
@@ -4940,29 +3186,7 @@
           <w:szCs w:val="21"/>
           <w:lang w:val="es-ES" w:eastAsia="es-ES"/>
         </w:rPr>
-        <w:t xml:space="preserve">// </w:t>
-      </w:r>
-      <w:proofErr w:type="spellStart"/>
-      <w:r>
-        <w:rPr>
-          <w:rFonts w:ascii="Consolas" w:eastAsia="Times New Roman" w:hAnsi="Consolas" w:cs="Times New Roman"/>
-          <w:color w:val="7F848E"/>
-          <w:sz w:val="21"/>
-          <w:szCs w:val="21"/>
-          <w:lang w:val="es-ES" w:eastAsia="es-ES"/>
-        </w:rPr>
-        <w:t>int</w:t>
-      </w:r>
-      <w:proofErr w:type="spellEnd"/>
-      <w:r>
-        <w:rPr>
-          <w:rFonts w:ascii="Consolas" w:eastAsia="Times New Roman" w:hAnsi="Consolas" w:cs="Times New Roman"/>
-          <w:color w:val="7F848E"/>
-          <w:sz w:val="21"/>
-          <w:szCs w:val="21"/>
-          <w:lang w:val="es-ES" w:eastAsia="es-ES"/>
-        </w:rPr>
-        <w:t xml:space="preserve"> - retorna un entero</w:t>
+        <w:t>// int - retorna un entero</w:t>
       </w:r>
     </w:p>
     <w:p>
@@ -4977,7 +3201,6 @@
           <w:lang w:val="es-ES" w:eastAsia="es-ES"/>
         </w:rPr>
       </w:pPr>
-      <w:proofErr w:type="spellStart"/>
       <w:r>
         <w:rPr>
           <w:rFonts w:ascii="Consolas" w:eastAsia="Times New Roman" w:hAnsi="Consolas" w:cs="Times New Roman"/>
@@ -4988,7 +3211,6 @@
         </w:rPr>
         <w:t>int</w:t>
       </w:r>
-      <w:proofErr w:type="spellEnd"/>
       <w:r>
         <w:rPr>
           <w:rFonts w:ascii="Consolas" w:eastAsia="Times New Roman" w:hAnsi="Consolas" w:cs="Times New Roman"/>
@@ -4999,7 +3221,6 @@
         </w:rPr>
         <w:t xml:space="preserve"> </w:t>
       </w:r>
-      <w:proofErr w:type="gramStart"/>
       <w:r>
         <w:rPr>
           <w:rFonts w:ascii="Consolas" w:eastAsia="Times New Roman" w:hAnsi="Consolas" w:cs="Times New Roman"/>
@@ -5022,8 +3243,6 @@
         </w:rPr>
         <w:t>(</w:t>
       </w:r>
-      <w:proofErr w:type="spellStart"/>
-      <w:proofErr w:type="gramEnd"/>
       <w:r>
         <w:rPr>
           <w:rFonts w:ascii="Consolas" w:eastAsia="Times New Roman" w:hAnsi="Consolas" w:cs="Times New Roman"/>
@@ -5034,7 +3253,6 @@
         </w:rPr>
         <w:t>int</w:t>
       </w:r>
-      <w:proofErr w:type="spellEnd"/>
       <w:r>
         <w:rPr>
           <w:rFonts w:ascii="Consolas" w:eastAsia="Times New Roman" w:hAnsi="Consolas" w:cs="Times New Roman"/>
@@ -5065,7 +3283,6 @@
         </w:rPr>
         <w:t xml:space="preserve">, </w:t>
       </w:r>
-      <w:proofErr w:type="spellStart"/>
       <w:r>
         <w:rPr>
           <w:rFonts w:ascii="Consolas" w:eastAsia="Times New Roman" w:hAnsi="Consolas" w:cs="Times New Roman"/>
@@ -5076,7 +3293,6 @@
         </w:rPr>
         <w:t>int</w:t>
       </w:r>
-      <w:proofErr w:type="spellEnd"/>
       <w:r>
         <w:rPr>
           <w:rFonts w:ascii="Consolas" w:eastAsia="Times New Roman" w:hAnsi="Consolas" w:cs="Times New Roman"/>
@@ -5130,7 +3346,6 @@
         </w:rPr>
         <w:t xml:space="preserve">  </w:t>
       </w:r>
-      <w:proofErr w:type="spellStart"/>
       <w:r>
         <w:rPr>
           <w:rFonts w:ascii="Consolas" w:eastAsia="Times New Roman" w:hAnsi="Consolas" w:cs="Times New Roman"/>
@@ -5141,7 +3356,6 @@
         </w:rPr>
         <w:t>return</w:t>
       </w:r>
-      <w:proofErr w:type="spellEnd"/>
       <w:r>
         <w:rPr>
           <w:rFonts w:ascii="Consolas" w:eastAsia="Times New Roman" w:hAnsi="Consolas" w:cs="Times New Roman"/>
@@ -5269,29 +3483,7 @@
           <w:szCs w:val="21"/>
           <w:lang w:val="es-ES" w:eastAsia="es-ES"/>
         </w:rPr>
-        <w:t xml:space="preserve">// </w:t>
-      </w:r>
-      <w:proofErr w:type="spellStart"/>
-      <w:r>
-        <w:rPr>
-          <w:rFonts w:ascii="Consolas" w:eastAsia="Times New Roman" w:hAnsi="Consolas" w:cs="Times New Roman"/>
-          <w:color w:val="7F848E"/>
-          <w:sz w:val="21"/>
-          <w:szCs w:val="21"/>
-          <w:lang w:val="es-ES" w:eastAsia="es-ES"/>
-        </w:rPr>
-        <w:t>String</w:t>
-      </w:r>
-      <w:proofErr w:type="spellEnd"/>
-      <w:r>
-        <w:rPr>
-          <w:rFonts w:ascii="Consolas" w:eastAsia="Times New Roman" w:hAnsi="Consolas" w:cs="Times New Roman"/>
-          <w:color w:val="7F848E"/>
-          <w:sz w:val="21"/>
-          <w:szCs w:val="21"/>
-          <w:lang w:val="es-ES" w:eastAsia="es-ES"/>
-        </w:rPr>
-        <w:t xml:space="preserve"> - retorna un texto</w:t>
+        <w:t>// String - retorna un texto</w:t>
       </w:r>
     </w:p>
     <w:p>
@@ -5306,7 +3498,6 @@
           <w:lang w:val="es-ES" w:eastAsia="es-ES"/>
         </w:rPr>
       </w:pPr>
-      <w:proofErr w:type="spellStart"/>
       <w:r>
         <w:rPr>
           <w:rFonts w:ascii="Consolas" w:eastAsia="Times New Roman" w:hAnsi="Consolas" w:cs="Times New Roman"/>
@@ -5317,7 +3508,6 @@
         </w:rPr>
         <w:t>String</w:t>
       </w:r>
-      <w:proofErr w:type="spellEnd"/>
       <w:r>
         <w:rPr>
           <w:rFonts w:ascii="Consolas" w:eastAsia="Times New Roman" w:hAnsi="Consolas" w:cs="Times New Roman"/>
@@ -5328,8 +3518,6 @@
         </w:rPr>
         <w:t xml:space="preserve"> </w:t>
       </w:r>
-      <w:proofErr w:type="spellStart"/>
-      <w:proofErr w:type="gramStart"/>
       <w:r>
         <w:rPr>
           <w:rFonts w:ascii="Consolas" w:eastAsia="Times New Roman" w:hAnsi="Consolas" w:cs="Times New Roman"/>
@@ -5342,7 +3530,6 @@
         </w:rPr>
         <w:t>obtenerNombre</w:t>
       </w:r>
-      <w:proofErr w:type="spellEnd"/>
       <w:r>
         <w:rPr>
           <w:rFonts w:ascii="Consolas" w:eastAsia="Times New Roman" w:hAnsi="Consolas" w:cs="Times New Roman"/>
@@ -5353,8 +3540,6 @@
         </w:rPr>
         <w:t>(</w:t>
       </w:r>
-      <w:proofErr w:type="spellStart"/>
-      <w:proofErr w:type="gramEnd"/>
       <w:r>
         <w:rPr>
           <w:rFonts w:ascii="Consolas" w:eastAsia="Times New Roman" w:hAnsi="Consolas" w:cs="Times New Roman"/>
@@ -5365,7 +3550,6 @@
         </w:rPr>
         <w:t>String</w:t>
       </w:r>
-      <w:proofErr w:type="spellEnd"/>
       <w:r>
         <w:rPr>
           <w:rFonts w:ascii="Consolas" w:eastAsia="Times New Roman" w:hAnsi="Consolas" w:cs="Times New Roman"/>
@@ -5419,7 +3603,6 @@
         </w:rPr>
         <w:t xml:space="preserve">  </w:t>
       </w:r>
-      <w:proofErr w:type="spellStart"/>
       <w:r>
         <w:rPr>
           <w:rFonts w:ascii="Consolas" w:eastAsia="Times New Roman" w:hAnsi="Consolas" w:cs="Times New Roman"/>
@@ -5430,7 +3613,6 @@
         </w:rPr>
         <w:t>return</w:t>
       </w:r>
-      <w:proofErr w:type="spellEnd"/>
       <w:r>
         <w:rPr>
           <w:rFonts w:ascii="Consolas" w:eastAsia="Times New Roman" w:hAnsi="Consolas" w:cs="Times New Roman"/>
@@ -5548,29 +3730,7 @@
           <w:szCs w:val="21"/>
           <w:lang w:val="es-ES" w:eastAsia="es-ES"/>
         </w:rPr>
-        <w:t xml:space="preserve">// </w:t>
-      </w:r>
-      <w:proofErr w:type="spellStart"/>
-      <w:r>
-        <w:rPr>
-          <w:rFonts w:ascii="Consolas" w:eastAsia="Times New Roman" w:hAnsi="Consolas" w:cs="Times New Roman"/>
-          <w:color w:val="7F848E"/>
-          <w:sz w:val="21"/>
-          <w:szCs w:val="21"/>
-          <w:lang w:val="es-ES" w:eastAsia="es-ES"/>
-        </w:rPr>
-        <w:t>double</w:t>
-      </w:r>
-      <w:proofErr w:type="spellEnd"/>
-      <w:r>
-        <w:rPr>
-          <w:rFonts w:ascii="Consolas" w:eastAsia="Times New Roman" w:hAnsi="Consolas" w:cs="Times New Roman"/>
-          <w:color w:val="7F848E"/>
-          <w:sz w:val="21"/>
-          <w:szCs w:val="21"/>
-          <w:lang w:val="es-ES" w:eastAsia="es-ES"/>
-        </w:rPr>
-        <w:t xml:space="preserve"> - retorna decimal</w:t>
+        <w:t>// double - retorna decimal</w:t>
       </w:r>
     </w:p>
     <w:p>
@@ -5585,7 +3745,6 @@
           <w:lang w:val="es-ES" w:eastAsia="es-ES"/>
         </w:rPr>
       </w:pPr>
-      <w:proofErr w:type="spellStart"/>
       <w:r>
         <w:rPr>
           <w:rFonts w:ascii="Consolas" w:eastAsia="Times New Roman" w:hAnsi="Consolas" w:cs="Times New Roman"/>
@@ -5596,7 +3755,6 @@
         </w:rPr>
         <w:t>double</w:t>
       </w:r>
-      <w:proofErr w:type="spellEnd"/>
       <w:r>
         <w:rPr>
           <w:rFonts w:ascii="Consolas" w:eastAsia="Times New Roman" w:hAnsi="Consolas" w:cs="Times New Roman"/>
@@ -5607,8 +3765,6 @@
         </w:rPr>
         <w:t xml:space="preserve"> </w:t>
       </w:r>
-      <w:proofErr w:type="spellStart"/>
-      <w:proofErr w:type="gramStart"/>
       <w:r>
         <w:rPr>
           <w:rFonts w:ascii="Consolas" w:eastAsia="Times New Roman" w:hAnsi="Consolas" w:cs="Times New Roman"/>
@@ -5621,7 +3777,6 @@
         </w:rPr>
         <w:t>calcularPromedio</w:t>
       </w:r>
-      <w:proofErr w:type="spellEnd"/>
       <w:r>
         <w:rPr>
           <w:rFonts w:ascii="Consolas" w:eastAsia="Times New Roman" w:hAnsi="Consolas" w:cs="Times New Roman"/>
@@ -5632,8 +3787,6 @@
         </w:rPr>
         <w:t>(</w:t>
       </w:r>
-      <w:proofErr w:type="spellStart"/>
-      <w:proofErr w:type="gramEnd"/>
       <w:r>
         <w:rPr>
           <w:rFonts w:ascii="Consolas" w:eastAsia="Times New Roman" w:hAnsi="Consolas" w:cs="Times New Roman"/>
@@ -5644,7 +3797,6 @@
         </w:rPr>
         <w:t>double</w:t>
       </w:r>
-      <w:proofErr w:type="spellEnd"/>
       <w:r>
         <w:rPr>
           <w:rFonts w:ascii="Consolas" w:eastAsia="Times New Roman" w:hAnsi="Consolas" w:cs="Times New Roman"/>
@@ -5675,7 +3827,6 @@
         </w:rPr>
         <w:t xml:space="preserve">, </w:t>
       </w:r>
-      <w:proofErr w:type="spellStart"/>
       <w:r>
         <w:rPr>
           <w:rFonts w:ascii="Consolas" w:eastAsia="Times New Roman" w:hAnsi="Consolas" w:cs="Times New Roman"/>
@@ -5686,7 +3837,6 @@
         </w:rPr>
         <w:t>double</w:t>
       </w:r>
-      <w:proofErr w:type="spellEnd"/>
       <w:r>
         <w:rPr>
           <w:rFonts w:ascii="Consolas" w:eastAsia="Times New Roman" w:hAnsi="Consolas" w:cs="Times New Roman"/>
@@ -5740,7 +3890,6 @@
         </w:rPr>
         <w:t xml:space="preserve">  </w:t>
       </w:r>
-      <w:proofErr w:type="spellStart"/>
       <w:r>
         <w:rPr>
           <w:rFonts w:ascii="Consolas" w:eastAsia="Times New Roman" w:hAnsi="Consolas" w:cs="Times New Roman"/>
@@ -5751,7 +3900,6 @@
         </w:rPr>
         <w:t>return</w:t>
       </w:r>
-      <w:proofErr w:type="spellEnd"/>
       <w:r>
         <w:rPr>
           <w:rFonts w:ascii="Consolas" w:eastAsia="Times New Roman" w:hAnsi="Consolas" w:cs="Times New Roman"/>
@@ -5898,23 +4046,7 @@
           <w:b/>
           <w:lang w:val="es-MX"/>
         </w:rPr>
-        <w:t xml:space="preserve">Primero se coloca el tipo de dato que devuelve la función seguido de los parámetros y estos si devuelven algo, los que empiezan con </w:t>
-      </w:r>
-      <w:proofErr w:type="spellStart"/>
-      <w:r>
-        <w:rPr>
-          <w:b/>
-          <w:lang w:val="es-MX"/>
-        </w:rPr>
-        <w:t>void</w:t>
-      </w:r>
-      <w:proofErr w:type="spellEnd"/>
-      <w:r>
-        <w:rPr>
-          <w:b/>
-          <w:lang w:val="es-MX"/>
-        </w:rPr>
-        <w:t xml:space="preserve"> no devuelven nada</w:t>
+        <w:t>Primero se coloca el tipo de dato que devuelve la función seguido de los parámetros y estos si devuelven algo, los que empiezan con void no devuelven nada</w:t>
       </w:r>
     </w:p>
     <w:p>
@@ -5957,7 +4089,6 @@
           <w:lang w:val="es-ES" w:eastAsia="es-ES"/>
         </w:rPr>
       </w:pPr>
-      <w:proofErr w:type="spellStart"/>
       <w:r>
         <w:rPr>
           <w:rFonts w:ascii="Consolas" w:eastAsia="Times New Roman" w:hAnsi="Consolas" w:cs="Times New Roman"/>
@@ -5968,7 +4099,6 @@
         </w:rPr>
         <w:t>List</w:t>
       </w:r>
-      <w:proofErr w:type="spellEnd"/>
       <w:r>
         <w:rPr>
           <w:rFonts w:ascii="Consolas" w:eastAsia="Times New Roman" w:hAnsi="Consolas" w:cs="Times New Roman"/>
@@ -5979,7 +4109,6 @@
         </w:rPr>
         <w:t xml:space="preserve"> &lt;</w:t>
       </w:r>
-      <w:proofErr w:type="spellStart"/>
       <w:r>
         <w:rPr>
           <w:rFonts w:ascii="Consolas" w:eastAsia="Times New Roman" w:hAnsi="Consolas" w:cs="Times New Roman"/>
@@ -5990,7 +4119,6 @@
         </w:rPr>
         <w:t>String</w:t>
       </w:r>
-      <w:proofErr w:type="spellEnd"/>
       <w:r>
         <w:rPr>
           <w:rFonts w:ascii="Consolas" w:eastAsia="Times New Roman" w:hAnsi="Consolas" w:cs="Times New Roman"/>
@@ -6049,9 +4177,18 @@
           <w:szCs w:val="21"/>
           <w:lang w:val="es-ES" w:eastAsia="es-ES"/>
         </w:rPr>
-        <w:t>"</w:t>
-      </w:r>
-      <w:proofErr w:type="spellStart"/>
+        <w:t>"Joel"</w:t>
+      </w:r>
+      <w:r>
+        <w:rPr>
+          <w:rFonts w:ascii="Consolas" w:eastAsia="Times New Roman" w:hAnsi="Consolas" w:cs="Times New Roman"/>
+          <w:color w:val="ABB2BF"/>
+          <w:sz w:val="21"/>
+          <w:szCs w:val="21"/>
+          <w:lang w:val="es-ES" w:eastAsia="es-ES"/>
+        </w:rPr>
+        <w:t>,</w:t>
+      </w:r>
       <w:r>
         <w:rPr>
           <w:rFonts w:ascii="Consolas" w:eastAsia="Times New Roman" w:hAnsi="Consolas" w:cs="Times New Roman"/>
@@ -6060,7 +4197,7 @@
           <w:szCs w:val="21"/>
           <w:lang w:val="es-ES" w:eastAsia="es-ES"/>
         </w:rPr>
-        <w:t>Joel"</w:t>
+        <w:t>"Manuel"</w:t>
       </w:r>
       <w:r>
         <w:rPr>
@@ -6080,38 +4217,7 @@
           <w:szCs w:val="21"/>
           <w:lang w:val="es-ES" w:eastAsia="es-ES"/>
         </w:rPr>
-        <w:t>"Manuel"</w:t>
-      </w:r>
-      <w:r>
-        <w:rPr>
-          <w:rFonts w:ascii="Consolas" w:eastAsia="Times New Roman" w:hAnsi="Consolas" w:cs="Times New Roman"/>
-          <w:color w:val="ABB2BF"/>
-          <w:sz w:val="21"/>
-          <w:szCs w:val="21"/>
-          <w:lang w:val="es-ES" w:eastAsia="es-ES"/>
-        </w:rPr>
-        <w:t>,</w:t>
-      </w:r>
-      <w:r>
-        <w:rPr>
-          <w:rFonts w:ascii="Consolas" w:eastAsia="Times New Roman" w:hAnsi="Consolas" w:cs="Times New Roman"/>
-          <w:color w:val="98C379"/>
-          <w:sz w:val="21"/>
-          <w:szCs w:val="21"/>
-          <w:lang w:val="es-ES" w:eastAsia="es-ES"/>
-        </w:rPr>
-        <w:t>"Ana</w:t>
-      </w:r>
-      <w:proofErr w:type="spellEnd"/>
-      <w:r>
-        <w:rPr>
-          <w:rFonts w:ascii="Consolas" w:eastAsia="Times New Roman" w:hAnsi="Consolas" w:cs="Times New Roman"/>
-          <w:color w:val="98C379"/>
-          <w:sz w:val="21"/>
-          <w:szCs w:val="21"/>
-          <w:lang w:val="es-ES" w:eastAsia="es-ES"/>
-        </w:rPr>
-        <w:t>"</w:t>
+        <w:t>"Ana"</w:t>
       </w:r>
       <w:r>
         <w:rPr>
@@ -6143,7 +4249,6 @@
           <w:lang w:val="es-ES" w:eastAsia="es-ES"/>
         </w:rPr>
       </w:pPr>
-      <w:proofErr w:type="spellStart"/>
       <w:r>
         <w:rPr>
           <w:rFonts w:ascii="Consolas" w:eastAsia="Times New Roman" w:hAnsi="Consolas" w:cs="Times New Roman"/>
@@ -6154,7 +4259,6 @@
         </w:rPr>
         <w:t>Map</w:t>
       </w:r>
-      <w:proofErr w:type="spellEnd"/>
       <w:r>
         <w:rPr>
           <w:rFonts w:ascii="Consolas" w:eastAsia="Times New Roman" w:hAnsi="Consolas" w:cs="Times New Roman"/>
@@ -6165,8 +4269,6 @@
         </w:rPr>
         <w:t>&lt;</w:t>
       </w:r>
-      <w:proofErr w:type="spellStart"/>
-      <w:proofErr w:type="gramStart"/>
       <w:r>
         <w:rPr>
           <w:rFonts w:ascii="Consolas" w:eastAsia="Times New Roman" w:hAnsi="Consolas" w:cs="Times New Roman"/>
@@ -6197,8 +4299,6 @@
         </w:rPr>
         <w:t>String</w:t>
       </w:r>
-      <w:proofErr w:type="spellEnd"/>
-      <w:proofErr w:type="gramEnd"/>
       <w:r>
         <w:rPr>
           <w:rFonts w:ascii="Consolas" w:eastAsia="Times New Roman" w:hAnsi="Consolas" w:cs="Times New Roman"/>
@@ -6297,9 +4397,18 @@
           <w:szCs w:val="21"/>
           <w:lang w:val="es-ES" w:eastAsia="es-ES"/>
         </w:rPr>
-        <w:t>"</w:t>
-      </w:r>
-      <w:proofErr w:type="spellStart"/>
+        <w:t>"Fernando"</w:t>
+      </w:r>
+      <w:r>
+        <w:rPr>
+          <w:rFonts w:ascii="Consolas" w:eastAsia="Times New Roman" w:hAnsi="Consolas" w:cs="Times New Roman"/>
+          <w:color w:val="ABB2BF"/>
+          <w:sz w:val="21"/>
+          <w:szCs w:val="21"/>
+          <w:lang w:val="es-ES" w:eastAsia="es-ES"/>
+        </w:rPr>
+        <w:t>,</w:t>
+      </w:r>
       <w:r>
         <w:rPr>
           <w:rFonts w:ascii="Consolas" w:eastAsia="Times New Roman" w:hAnsi="Consolas" w:cs="Times New Roman"/>
@@ -6308,17 +4417,17 @@
           <w:szCs w:val="21"/>
           <w:lang w:val="es-ES" w:eastAsia="es-ES"/>
         </w:rPr>
-        <w:t>Fernando"</w:t>
-      </w:r>
-      <w:r>
-        <w:rPr>
-          <w:rFonts w:ascii="Consolas" w:eastAsia="Times New Roman" w:hAnsi="Consolas" w:cs="Times New Roman"/>
-          <w:color w:val="ABB2BF"/>
-          <w:sz w:val="21"/>
-          <w:szCs w:val="21"/>
-          <w:lang w:val="es-ES" w:eastAsia="es-ES"/>
-        </w:rPr>
-        <w:t>,</w:t>
+        <w:t>"Apellido"</w:t>
+      </w:r>
+      <w:r>
+        <w:rPr>
+          <w:rFonts w:ascii="Consolas" w:eastAsia="Times New Roman" w:hAnsi="Consolas" w:cs="Times New Roman"/>
+          <w:color w:val="C678DD"/>
+          <w:sz w:val="21"/>
+          <w:szCs w:val="21"/>
+          <w:lang w:val="es-ES" w:eastAsia="es-ES"/>
+        </w:rPr>
+        <w:t>:</w:t>
       </w:r>
       <w:r>
         <w:rPr>
@@ -6328,38 +4437,7 @@
           <w:szCs w:val="21"/>
           <w:lang w:val="es-ES" w:eastAsia="es-ES"/>
         </w:rPr>
-        <w:t>"Apellido"</w:t>
-      </w:r>
-      <w:r>
-        <w:rPr>
-          <w:rFonts w:ascii="Consolas" w:eastAsia="Times New Roman" w:hAnsi="Consolas" w:cs="Times New Roman"/>
-          <w:color w:val="C678DD"/>
-          <w:sz w:val="21"/>
-          <w:szCs w:val="21"/>
-          <w:lang w:val="es-ES" w:eastAsia="es-ES"/>
-        </w:rPr>
-        <w:t>:</w:t>
-      </w:r>
-      <w:r>
-        <w:rPr>
-          <w:rFonts w:ascii="Consolas" w:eastAsia="Times New Roman" w:hAnsi="Consolas" w:cs="Times New Roman"/>
-          <w:color w:val="98C379"/>
-          <w:sz w:val="21"/>
-          <w:szCs w:val="21"/>
-          <w:lang w:val="es-ES" w:eastAsia="es-ES"/>
-        </w:rPr>
-        <w:t>"Cruz</w:t>
-      </w:r>
-      <w:proofErr w:type="spellEnd"/>
-      <w:r>
-        <w:rPr>
-          <w:rFonts w:ascii="Consolas" w:eastAsia="Times New Roman" w:hAnsi="Consolas" w:cs="Times New Roman"/>
-          <w:color w:val="98C379"/>
-          <w:sz w:val="21"/>
-          <w:szCs w:val="21"/>
-          <w:lang w:val="es-ES" w:eastAsia="es-ES"/>
-        </w:rPr>
-        <w:t>"</w:t>
+        <w:t>"Cruz"</w:t>
       </w:r>
       <w:r>
         <w:rPr>
@@ -6403,23 +4481,7 @@
         <w:rPr>
           <w:b/>
         </w:rPr>
-        <w:t xml:space="preserve">- Es como una </w:t>
-      </w:r>
-      <w:proofErr w:type="spellStart"/>
-      <w:proofErr w:type="gramStart"/>
-      <w:r>
-        <w:rPr>
-          <w:b/>
-        </w:rPr>
-        <w:t>List</w:t>
-      </w:r>
-      <w:proofErr w:type="spellEnd"/>
-      <w:proofErr w:type="gramEnd"/>
-      <w:r>
-        <w:rPr>
-          <w:b/>
-        </w:rPr>
-        <w:t xml:space="preserve"> pero con {} pero no admite valores duplicados;</w:t>
+        <w:t>- Es como una List pero con {} pero no admite valores duplicados;</w:t>
       </w:r>
     </w:p>
     <w:p>
@@ -6464,7 +4526,6 @@
         </w:rPr>
         <w:t>&lt;</w:t>
       </w:r>
-      <w:proofErr w:type="spellStart"/>
       <w:r>
         <w:rPr>
           <w:rFonts w:ascii="Consolas" w:eastAsia="Times New Roman" w:hAnsi="Consolas" w:cs="Times New Roman"/>
@@ -6475,7 +4536,6 @@
         </w:rPr>
         <w:t>String</w:t>
       </w:r>
-      <w:proofErr w:type="spellEnd"/>
       <w:r>
         <w:rPr>
           <w:rFonts w:ascii="Consolas" w:eastAsia="Times New Roman" w:hAnsi="Consolas" w:cs="Times New Roman"/>
@@ -6601,20 +4661,12 @@
           <w:b/>
         </w:rPr>
       </w:pPr>
-      <w:proofErr w:type="spellStart"/>
       <w:r>
         <w:rPr>
           <w:b/>
         </w:rPr>
         <w:lastRenderedPageBreak/>
-        <w:t>Maps</w:t>
-      </w:r>
-      <w:proofErr w:type="spellEnd"/>
-      <w:r>
-        <w:rPr>
-          <w:b/>
-        </w:rPr>
-        <w:t>)</w:t>
+        <w:t>Maps)</w:t>
       </w:r>
     </w:p>
     <w:p>
@@ -6629,7 +4681,6 @@
           <w:lang w:val="es-ES" w:eastAsia="es-ES"/>
         </w:rPr>
       </w:pPr>
-      <w:proofErr w:type="spellStart"/>
       <w:r>
         <w:rPr>
           <w:rFonts w:ascii="Consolas" w:eastAsia="Times New Roman" w:hAnsi="Consolas" w:cs="Times New Roman"/>
@@ -6640,7 +4691,6 @@
         </w:rPr>
         <w:t>void</w:t>
       </w:r>
-      <w:proofErr w:type="spellEnd"/>
       <w:r>
         <w:rPr>
           <w:rFonts w:ascii="Consolas" w:eastAsia="Times New Roman" w:hAnsi="Consolas" w:cs="Times New Roman"/>
@@ -6651,8 +4701,6 @@
         </w:rPr>
         <w:t xml:space="preserve"> </w:t>
       </w:r>
-      <w:proofErr w:type="spellStart"/>
-      <w:proofErr w:type="gramStart"/>
       <w:r>
         <w:rPr>
           <w:rFonts w:ascii="Consolas" w:eastAsia="Times New Roman" w:hAnsi="Consolas" w:cs="Times New Roman"/>
@@ -6665,27 +4713,15 @@
         </w:rPr>
         <w:t>ejemplosmap</w:t>
       </w:r>
-      <w:proofErr w:type="spellEnd"/>
-      <w:r>
-        <w:rPr>
-          <w:rFonts w:ascii="Consolas" w:eastAsia="Times New Roman" w:hAnsi="Consolas" w:cs="Times New Roman"/>
-          <w:color w:val="ABB2BF"/>
-          <w:sz w:val="21"/>
-          <w:szCs w:val="21"/>
-          <w:lang w:val="es-ES" w:eastAsia="es-ES"/>
-        </w:rPr>
-        <w:t>(</w:t>
-      </w:r>
-      <w:proofErr w:type="gramEnd"/>
-      <w:r>
-        <w:rPr>
-          <w:rFonts w:ascii="Consolas" w:eastAsia="Times New Roman" w:hAnsi="Consolas" w:cs="Times New Roman"/>
-          <w:color w:val="ABB2BF"/>
-          <w:sz w:val="21"/>
-          <w:szCs w:val="21"/>
-          <w:lang w:val="es-ES" w:eastAsia="es-ES"/>
-        </w:rPr>
-        <w:t>){</w:t>
+      <w:r>
+        <w:rPr>
+          <w:rFonts w:ascii="Consolas" w:eastAsia="Times New Roman" w:hAnsi="Consolas" w:cs="Times New Roman"/>
+          <w:color w:val="ABB2BF"/>
+          <w:sz w:val="21"/>
+          <w:szCs w:val="21"/>
+          <w:lang w:val="es-ES" w:eastAsia="es-ES"/>
+        </w:rPr>
+        <w:t>(){</w:t>
       </w:r>
     </w:p>
     <w:p>
@@ -6710,7 +4746,6 @@
         </w:rPr>
         <w:t xml:space="preserve">    </w:t>
       </w:r>
-      <w:proofErr w:type="spellStart"/>
       <w:r>
         <w:rPr>
           <w:rFonts w:ascii="Consolas" w:eastAsia="Times New Roman" w:hAnsi="Consolas" w:cs="Times New Roman"/>
@@ -6721,7 +4756,6 @@
         </w:rPr>
         <w:t>Map</w:t>
       </w:r>
-      <w:proofErr w:type="spellEnd"/>
       <w:r>
         <w:rPr>
           <w:rFonts w:ascii="Consolas" w:eastAsia="Times New Roman" w:hAnsi="Consolas" w:cs="Times New Roman"/>
@@ -6732,8 +4766,6 @@
         </w:rPr>
         <w:t>&lt;</w:t>
       </w:r>
-      <w:proofErr w:type="spellStart"/>
-      <w:proofErr w:type="gramStart"/>
       <w:r>
         <w:rPr>
           <w:rFonts w:ascii="Consolas" w:eastAsia="Times New Roman" w:hAnsi="Consolas" w:cs="Times New Roman"/>
@@ -6764,8 +4796,6 @@
         </w:rPr>
         <w:t>int</w:t>
       </w:r>
-      <w:proofErr w:type="spellEnd"/>
-      <w:proofErr w:type="gramEnd"/>
       <w:r>
         <w:rPr>
           <w:rFonts w:ascii="Consolas" w:eastAsia="Times New Roman" w:hAnsi="Consolas" w:cs="Times New Roman"/>
@@ -7177,8 +5207,6 @@
         </w:rPr>
         <w:t xml:space="preserve">    </w:t>
       </w:r>
-      <w:proofErr w:type="spellStart"/>
-      <w:proofErr w:type="gramStart"/>
       <w:r>
         <w:rPr>
           <w:rFonts w:ascii="Consolas" w:eastAsia="Times New Roman" w:hAnsi="Consolas" w:cs="Times New Roman"/>
@@ -7211,8 +5239,6 @@
         </w:rPr>
         <w:t>addAll</w:t>
       </w:r>
-      <w:proofErr w:type="spellEnd"/>
-      <w:proofErr w:type="gramEnd"/>
       <w:r>
         <w:rPr>
           <w:rFonts w:ascii="Consolas" w:eastAsia="Times New Roman" w:hAnsi="Consolas" w:cs="Times New Roman"/>
@@ -7354,29 +5380,7 @@
           <w:szCs w:val="21"/>
           <w:lang w:val="es-ES" w:eastAsia="es-ES"/>
         </w:rPr>
-        <w:t>"</w:t>
-      </w:r>
-      <w:proofErr w:type="spellStart"/>
-      <w:r>
-        <w:rPr>
-          <w:rFonts w:ascii="Consolas" w:eastAsia="Times New Roman" w:hAnsi="Consolas" w:cs="Times New Roman"/>
-          <w:color w:val="98C379"/>
-          <w:sz w:val="21"/>
-          <w:szCs w:val="21"/>
-          <w:lang w:val="es-ES" w:eastAsia="es-ES"/>
-        </w:rPr>
-        <w:t>Pikachu</w:t>
-      </w:r>
-      <w:proofErr w:type="spellEnd"/>
-      <w:r>
-        <w:rPr>
-          <w:rFonts w:ascii="Consolas" w:eastAsia="Times New Roman" w:hAnsi="Consolas" w:cs="Times New Roman"/>
-          <w:color w:val="98C379"/>
-          <w:sz w:val="21"/>
-          <w:szCs w:val="21"/>
-          <w:lang w:val="es-ES" w:eastAsia="es-ES"/>
-        </w:rPr>
-        <w:t>"</w:t>
+        <w:t>"Pikachu"</w:t>
       </w:r>
       <w:r>
         <w:rPr>
@@ -7436,64 +5440,8 @@
           <w:szCs w:val="21"/>
           <w:lang w:val="es-ES" w:eastAsia="es-ES"/>
         </w:rPr>
-        <w:t xml:space="preserve">//Es </w:t>
-      </w:r>
-      <w:proofErr w:type="spellStart"/>
-      <w:r>
-        <w:rPr>
-          <w:rFonts w:ascii="Consolas" w:eastAsia="Times New Roman" w:hAnsi="Consolas" w:cs="Times New Roman"/>
-          <w:color w:val="7F848E"/>
-          <w:sz w:val="21"/>
-          <w:szCs w:val="21"/>
-          <w:lang w:val="es-ES" w:eastAsia="es-ES"/>
-        </w:rPr>
-        <w:t>coom</w:t>
-      </w:r>
-      <w:proofErr w:type="spellEnd"/>
-      <w:r>
-        <w:rPr>
-          <w:rFonts w:ascii="Consolas" w:eastAsia="Times New Roman" w:hAnsi="Consolas" w:cs="Times New Roman"/>
-          <w:color w:val="7F848E"/>
-          <w:sz w:val="21"/>
-          <w:szCs w:val="21"/>
-          <w:lang w:val="es-ES" w:eastAsia="es-ES"/>
-        </w:rPr>
-        <w:t xml:space="preserve"> el </w:t>
-      </w:r>
-      <w:proofErr w:type="spellStart"/>
-      <w:r>
-        <w:rPr>
-          <w:rFonts w:ascii="Consolas" w:eastAsia="Times New Roman" w:hAnsi="Consolas" w:cs="Times New Roman"/>
-          <w:color w:val="7F848E"/>
-          <w:sz w:val="21"/>
-          <w:szCs w:val="21"/>
-          <w:lang w:val="es-ES" w:eastAsia="es-ES"/>
-        </w:rPr>
-        <w:t>add</w:t>
-      </w:r>
-      <w:proofErr w:type="spellEnd"/>
-      <w:r>
-        <w:rPr>
-          <w:rFonts w:ascii="Consolas" w:eastAsia="Times New Roman" w:hAnsi="Consolas" w:cs="Times New Roman"/>
-          <w:color w:val="7F848E"/>
-          <w:sz w:val="21"/>
-          <w:szCs w:val="21"/>
-          <w:lang w:val="es-ES" w:eastAsia="es-ES"/>
-        </w:rPr>
-        <w:t xml:space="preserve"> para una sola </w:t>
-      </w:r>
-      <w:proofErr w:type="spellStart"/>
-      <w:r>
-        <w:rPr>
-          <w:rFonts w:ascii="Consolas" w:eastAsia="Times New Roman" w:hAnsi="Consolas" w:cs="Times New Roman"/>
-          <w:color w:val="7F848E"/>
-          <w:sz w:val="21"/>
-          <w:szCs w:val="21"/>
-          <w:lang w:val="es-ES" w:eastAsia="es-ES"/>
-        </w:rPr>
-        <w:t>insercion</w:t>
-      </w:r>
-      <w:proofErr w:type="spellEnd"/>
+        <w:t>//Es coom el add para una sola insercion</w:t>
+      </w:r>
     </w:p>
     <w:p>
       <w:pPr>
@@ -7517,8 +5465,6 @@
         </w:rPr>
         <w:t xml:space="preserve">    </w:t>
       </w:r>
-      <w:proofErr w:type="spellStart"/>
-      <w:proofErr w:type="gramStart"/>
       <w:r>
         <w:rPr>
           <w:rFonts w:ascii="Consolas" w:eastAsia="Times New Roman" w:hAnsi="Consolas" w:cs="Times New Roman"/>
@@ -7551,8 +5497,6 @@
         </w:rPr>
         <w:t>remove</w:t>
       </w:r>
-      <w:proofErr w:type="spellEnd"/>
-      <w:proofErr w:type="gramEnd"/>
       <w:r>
         <w:rPr>
           <w:rFonts w:ascii="Consolas" w:eastAsia="Times New Roman" w:hAnsi="Consolas" w:cs="Times New Roman"/>
@@ -7571,29 +5515,7 @@
           <w:szCs w:val="21"/>
           <w:lang w:val="es-ES" w:eastAsia="es-ES"/>
         </w:rPr>
-        <w:t>"</w:t>
-      </w:r>
-      <w:proofErr w:type="spellStart"/>
-      <w:r>
-        <w:rPr>
-          <w:rFonts w:ascii="Consolas" w:eastAsia="Times New Roman" w:hAnsi="Consolas" w:cs="Times New Roman"/>
-          <w:color w:val="98C379"/>
-          <w:sz w:val="21"/>
-          <w:szCs w:val="21"/>
-          <w:lang w:val="es-ES" w:eastAsia="es-ES"/>
-        </w:rPr>
-        <w:t>Pikachu</w:t>
-      </w:r>
-      <w:proofErr w:type="spellEnd"/>
-      <w:r>
-        <w:rPr>
-          <w:rFonts w:ascii="Consolas" w:eastAsia="Times New Roman" w:hAnsi="Consolas" w:cs="Times New Roman"/>
-          <w:color w:val="98C379"/>
-          <w:sz w:val="21"/>
-          <w:szCs w:val="21"/>
-          <w:lang w:val="es-ES" w:eastAsia="es-ES"/>
-        </w:rPr>
-        <w:t>"</w:t>
+        <w:t>"Pikachu"</w:t>
       </w:r>
       <w:r>
         <w:rPr>
@@ -7628,7 +5550,6 @@
         </w:rPr>
         <w:t xml:space="preserve">    </w:t>
       </w:r>
-      <w:proofErr w:type="spellStart"/>
       <w:r>
         <w:rPr>
           <w:rFonts w:ascii="Consolas" w:eastAsia="Times New Roman" w:hAnsi="Consolas" w:cs="Times New Roman"/>
@@ -7641,7 +5562,6 @@
         </w:rPr>
         <w:t>print</w:t>
       </w:r>
-      <w:proofErr w:type="spellEnd"/>
       <w:r>
         <w:rPr>
           <w:rFonts w:ascii="Consolas" w:eastAsia="Times New Roman" w:hAnsi="Consolas" w:cs="Times New Roman"/>
@@ -7652,8 +5572,6 @@
         </w:rPr>
         <w:t>(</w:t>
       </w:r>
-      <w:proofErr w:type="spellStart"/>
-      <w:proofErr w:type="gramStart"/>
       <w:r>
         <w:rPr>
           <w:rFonts w:ascii="Consolas" w:eastAsia="Times New Roman" w:hAnsi="Consolas" w:cs="Times New Roman"/>
@@ -7684,8 +5602,6 @@
         </w:rPr>
         <w:t>keys</w:t>
       </w:r>
-      <w:proofErr w:type="spellEnd"/>
-      <w:proofErr w:type="gramEnd"/>
       <w:r>
         <w:rPr>
           <w:rFonts w:ascii="Consolas" w:eastAsia="Times New Roman" w:hAnsi="Consolas" w:cs="Times New Roman"/>
@@ -7729,7 +5645,6 @@
         </w:rPr>
         <w:t xml:space="preserve">    </w:t>
       </w:r>
-      <w:proofErr w:type="spellStart"/>
       <w:r>
         <w:rPr>
           <w:rFonts w:ascii="Consolas" w:eastAsia="Times New Roman" w:hAnsi="Consolas" w:cs="Times New Roman"/>
@@ -7742,7 +5657,6 @@
         </w:rPr>
         <w:t>print</w:t>
       </w:r>
-      <w:proofErr w:type="spellEnd"/>
       <w:r>
         <w:rPr>
           <w:rFonts w:ascii="Consolas" w:eastAsia="Times New Roman" w:hAnsi="Consolas" w:cs="Times New Roman"/>
@@ -7753,8 +5667,6 @@
         </w:rPr>
         <w:t>(</w:t>
       </w:r>
-      <w:proofErr w:type="spellStart"/>
-      <w:proofErr w:type="gramStart"/>
       <w:r>
         <w:rPr>
           <w:rFonts w:ascii="Consolas" w:eastAsia="Times New Roman" w:hAnsi="Consolas" w:cs="Times New Roman"/>
@@ -7785,8 +5697,6 @@
         </w:rPr>
         <w:t>values</w:t>
       </w:r>
-      <w:proofErr w:type="spellEnd"/>
-      <w:proofErr w:type="gramEnd"/>
       <w:r>
         <w:rPr>
           <w:rFonts w:ascii="Consolas" w:eastAsia="Times New Roman" w:hAnsi="Consolas" w:cs="Times New Roman"/>
@@ -7830,7 +5740,6 @@
         </w:rPr>
         <w:t xml:space="preserve">    </w:t>
       </w:r>
-      <w:proofErr w:type="spellStart"/>
       <w:r>
         <w:rPr>
           <w:rFonts w:ascii="Consolas" w:eastAsia="Times New Roman" w:hAnsi="Consolas" w:cs="Times New Roman"/>
@@ -7843,7 +5752,6 @@
         </w:rPr>
         <w:t>print</w:t>
       </w:r>
-      <w:proofErr w:type="spellEnd"/>
       <w:r>
         <w:rPr>
           <w:rFonts w:ascii="Consolas" w:eastAsia="Times New Roman" w:hAnsi="Consolas" w:cs="Times New Roman"/>
@@ -7854,8 +5762,6 @@
         </w:rPr>
         <w:t>(</w:t>
       </w:r>
-      <w:proofErr w:type="spellStart"/>
-      <w:proofErr w:type="gramStart"/>
       <w:r>
         <w:rPr>
           <w:rFonts w:ascii="Consolas" w:eastAsia="Times New Roman" w:hAnsi="Consolas" w:cs="Times New Roman"/>
@@ -7888,8 +5794,6 @@
         </w:rPr>
         <w:t>containsValue</w:t>
       </w:r>
-      <w:proofErr w:type="spellEnd"/>
-      <w:proofErr w:type="gramEnd"/>
       <w:r>
         <w:rPr>
           <w:rFonts w:ascii="Consolas" w:eastAsia="Times New Roman" w:hAnsi="Consolas" w:cs="Times New Roman"/>
@@ -7928,20 +5832,8 @@
           <w:szCs w:val="21"/>
           <w:lang w:val="es-ES" w:eastAsia="es-ES"/>
         </w:rPr>
-        <w:t xml:space="preserve">//Devuelve </w:t>
-      </w:r>
-      <w:proofErr w:type="spellStart"/>
-      <w:r>
-        <w:rPr>
-          <w:rFonts w:ascii="Consolas" w:eastAsia="Times New Roman" w:hAnsi="Consolas" w:cs="Times New Roman"/>
-          <w:color w:val="7F848E"/>
-          <w:sz w:val="21"/>
-          <w:szCs w:val="21"/>
-          <w:lang w:val="es-ES" w:eastAsia="es-ES"/>
-        </w:rPr>
-        <w:t>bool</w:t>
-      </w:r>
-      <w:proofErr w:type="spellEnd"/>
+        <w:t>//Devuelve bool</w:t>
+      </w:r>
     </w:p>
     <w:p>
       <w:pPr>
@@ -7965,7 +5857,6 @@
         </w:rPr>
         <w:t xml:space="preserve">    </w:t>
       </w:r>
-      <w:proofErr w:type="spellStart"/>
       <w:r>
         <w:rPr>
           <w:rFonts w:ascii="Consolas" w:eastAsia="Times New Roman" w:hAnsi="Consolas" w:cs="Times New Roman"/>
@@ -7978,7 +5869,6 @@
         </w:rPr>
         <w:t>print</w:t>
       </w:r>
-      <w:proofErr w:type="spellEnd"/>
       <w:r>
         <w:rPr>
           <w:rFonts w:ascii="Consolas" w:eastAsia="Times New Roman" w:hAnsi="Consolas" w:cs="Times New Roman"/>
@@ -7989,8 +5879,6 @@
         </w:rPr>
         <w:t>(</w:t>
       </w:r>
-      <w:proofErr w:type="spellStart"/>
-      <w:proofErr w:type="gramStart"/>
       <w:r>
         <w:rPr>
           <w:rFonts w:ascii="Consolas" w:eastAsia="Times New Roman" w:hAnsi="Consolas" w:cs="Times New Roman"/>
@@ -8023,8 +5911,6 @@
         </w:rPr>
         <w:t>containsKey</w:t>
       </w:r>
-      <w:proofErr w:type="spellEnd"/>
-      <w:proofErr w:type="gramEnd"/>
       <w:r>
         <w:rPr>
           <w:rFonts w:ascii="Consolas" w:eastAsia="Times New Roman" w:hAnsi="Consolas" w:cs="Times New Roman"/>
@@ -8043,29 +5929,7 @@
           <w:szCs w:val="21"/>
           <w:lang w:val="es-ES" w:eastAsia="es-ES"/>
         </w:rPr>
-        <w:t>"</w:t>
-      </w:r>
-      <w:proofErr w:type="spellStart"/>
-      <w:r>
-        <w:rPr>
-          <w:rFonts w:ascii="Consolas" w:eastAsia="Times New Roman" w:hAnsi="Consolas" w:cs="Times New Roman"/>
-          <w:color w:val="98C379"/>
-          <w:sz w:val="21"/>
-          <w:szCs w:val="21"/>
-          <w:lang w:val="es-ES" w:eastAsia="es-ES"/>
-        </w:rPr>
-        <w:t>Aly</w:t>
-      </w:r>
-      <w:proofErr w:type="spellEnd"/>
-      <w:r>
-        <w:rPr>
-          <w:rFonts w:ascii="Consolas" w:eastAsia="Times New Roman" w:hAnsi="Consolas" w:cs="Times New Roman"/>
-          <w:color w:val="98C379"/>
-          <w:sz w:val="21"/>
-          <w:szCs w:val="21"/>
-          <w:lang w:val="es-ES" w:eastAsia="es-ES"/>
-        </w:rPr>
-        <w:t>"</w:t>
+        <w:t>"Aly"</w:t>
       </w:r>
       <w:r>
         <w:rPr>
@@ -8100,7 +5964,6 @@
         </w:rPr>
         <w:t xml:space="preserve">    </w:t>
       </w:r>
-      <w:proofErr w:type="spellStart"/>
       <w:r>
         <w:rPr>
           <w:rFonts w:ascii="Consolas" w:eastAsia="Times New Roman" w:hAnsi="Consolas" w:cs="Times New Roman"/>
@@ -8113,7 +5976,6 @@
         </w:rPr>
         <w:t>print</w:t>
       </w:r>
-      <w:proofErr w:type="spellEnd"/>
       <w:r>
         <w:rPr>
           <w:rFonts w:ascii="Consolas" w:eastAsia="Times New Roman" w:hAnsi="Consolas" w:cs="Times New Roman"/>
@@ -8200,7 +6062,6 @@
           <w:lang w:val="es-ES" w:eastAsia="es-ES"/>
         </w:rPr>
       </w:pPr>
-      <w:proofErr w:type="spellStart"/>
       <w:r>
         <w:rPr>
           <w:rFonts w:ascii="Consolas" w:eastAsia="Times New Roman" w:hAnsi="Consolas" w:cs="Times New Roman"/>
@@ -8211,7 +6072,6 @@
         </w:rPr>
         <w:t>void</w:t>
       </w:r>
-      <w:proofErr w:type="spellEnd"/>
       <w:r>
         <w:rPr>
           <w:rFonts w:ascii="Consolas" w:eastAsia="Times New Roman" w:hAnsi="Consolas" w:cs="Times New Roman"/>
@@ -8222,8 +6082,6 @@
         </w:rPr>
         <w:t xml:space="preserve"> </w:t>
       </w:r>
-      <w:proofErr w:type="spellStart"/>
-      <w:proofErr w:type="gramStart"/>
       <w:r>
         <w:rPr>
           <w:rFonts w:ascii="Consolas" w:eastAsia="Times New Roman" w:hAnsi="Consolas" w:cs="Times New Roman"/>
@@ -8236,7 +6094,6 @@
         </w:rPr>
         <w:t>main</w:t>
       </w:r>
-      <w:proofErr w:type="spellEnd"/>
       <w:r>
         <w:rPr>
           <w:rFonts w:ascii="Consolas" w:eastAsia="Times New Roman" w:hAnsi="Consolas" w:cs="Times New Roman"/>
@@ -8247,8 +6104,6 @@
         </w:rPr>
         <w:t>(</w:t>
       </w:r>
-      <w:proofErr w:type="spellStart"/>
-      <w:proofErr w:type="gramEnd"/>
       <w:r>
         <w:rPr>
           <w:rFonts w:ascii="Consolas" w:eastAsia="Times New Roman" w:hAnsi="Consolas" w:cs="Times New Roman"/>
@@ -8259,7 +6114,6 @@
         </w:rPr>
         <w:t>List</w:t>
       </w:r>
-      <w:proofErr w:type="spellEnd"/>
       <w:r>
         <w:rPr>
           <w:rFonts w:ascii="Consolas" w:eastAsia="Times New Roman" w:hAnsi="Consolas" w:cs="Times New Roman"/>
@@ -8270,7 +6124,6 @@
         </w:rPr>
         <w:t>&lt;</w:t>
       </w:r>
-      <w:proofErr w:type="spellStart"/>
       <w:r>
         <w:rPr>
           <w:rFonts w:ascii="Consolas" w:eastAsia="Times New Roman" w:hAnsi="Consolas" w:cs="Times New Roman"/>
@@ -8281,7 +6134,6 @@
         </w:rPr>
         <w:t>String</w:t>
       </w:r>
-      <w:proofErr w:type="spellEnd"/>
       <w:r>
         <w:rPr>
           <w:rFonts w:ascii="Consolas" w:eastAsia="Times New Roman" w:hAnsi="Consolas" w:cs="Times New Roman"/>
@@ -8292,7 +6144,6 @@
         </w:rPr>
         <w:t xml:space="preserve">&gt; </w:t>
       </w:r>
-      <w:proofErr w:type="spellStart"/>
       <w:r>
         <w:rPr>
           <w:rFonts w:ascii="Consolas" w:eastAsia="Times New Roman" w:hAnsi="Consolas" w:cs="Times New Roman"/>
@@ -8303,7 +6154,6 @@
         </w:rPr>
         <w:t>arguments</w:t>
       </w:r>
-      <w:proofErr w:type="spellEnd"/>
       <w:r>
         <w:rPr>
           <w:rFonts w:ascii="Consolas" w:eastAsia="Times New Roman" w:hAnsi="Consolas" w:cs="Times New Roman"/>
@@ -8337,8 +6187,6 @@
         </w:rPr>
         <w:t xml:space="preserve">  </w:t>
       </w:r>
-      <w:proofErr w:type="spellStart"/>
-      <w:proofErr w:type="gramStart"/>
       <w:r>
         <w:rPr>
           <w:rFonts w:ascii="Consolas" w:eastAsia="Times New Roman" w:hAnsi="Consolas" w:cs="Times New Roman"/>
@@ -8351,27 +6199,15 @@
         </w:rPr>
         <w:t>listLoop</w:t>
       </w:r>
-      <w:proofErr w:type="spellEnd"/>
-      <w:r>
-        <w:rPr>
-          <w:rFonts w:ascii="Consolas" w:eastAsia="Times New Roman" w:hAnsi="Consolas" w:cs="Times New Roman"/>
-          <w:color w:val="ABB2BF"/>
-          <w:sz w:val="21"/>
-          <w:szCs w:val="21"/>
-          <w:lang w:val="es-ES" w:eastAsia="es-ES"/>
-        </w:rPr>
-        <w:t>(</w:t>
-      </w:r>
-      <w:proofErr w:type="gramEnd"/>
-      <w:r>
-        <w:rPr>
-          <w:rFonts w:ascii="Consolas" w:eastAsia="Times New Roman" w:hAnsi="Consolas" w:cs="Times New Roman"/>
-          <w:color w:val="ABB2BF"/>
-          <w:sz w:val="21"/>
-          <w:szCs w:val="21"/>
-          <w:lang w:val="es-ES" w:eastAsia="es-ES"/>
-        </w:rPr>
-        <w:t>);</w:t>
+      <w:r>
+        <w:rPr>
+          <w:rFonts w:ascii="Consolas" w:eastAsia="Times New Roman" w:hAnsi="Consolas" w:cs="Times New Roman"/>
+          <w:color w:val="ABB2BF"/>
+          <w:sz w:val="21"/>
+          <w:szCs w:val="21"/>
+          <w:lang w:val="es-ES" w:eastAsia="es-ES"/>
+        </w:rPr>
+        <w:t>();</w:t>
       </w:r>
     </w:p>
     <w:p>
@@ -8396,8 +6232,6 @@
         </w:rPr>
         <w:t xml:space="preserve">  </w:t>
       </w:r>
-      <w:proofErr w:type="spellStart"/>
-      <w:proofErr w:type="gramStart"/>
       <w:r>
         <w:rPr>
           <w:rFonts w:ascii="Consolas" w:eastAsia="Times New Roman" w:hAnsi="Consolas" w:cs="Times New Roman"/>
@@ -8410,27 +6244,15 @@
         </w:rPr>
         <w:t>setLoop</w:t>
       </w:r>
-      <w:proofErr w:type="spellEnd"/>
-      <w:r>
-        <w:rPr>
-          <w:rFonts w:ascii="Consolas" w:eastAsia="Times New Roman" w:hAnsi="Consolas" w:cs="Times New Roman"/>
-          <w:color w:val="ABB2BF"/>
-          <w:sz w:val="21"/>
-          <w:szCs w:val="21"/>
-          <w:lang w:val="es-ES" w:eastAsia="es-ES"/>
-        </w:rPr>
-        <w:t>(</w:t>
-      </w:r>
-      <w:proofErr w:type="gramEnd"/>
-      <w:r>
-        <w:rPr>
-          <w:rFonts w:ascii="Consolas" w:eastAsia="Times New Roman" w:hAnsi="Consolas" w:cs="Times New Roman"/>
-          <w:color w:val="ABB2BF"/>
-          <w:sz w:val="21"/>
-          <w:szCs w:val="21"/>
-          <w:lang w:val="es-ES" w:eastAsia="es-ES"/>
-        </w:rPr>
-        <w:t>);</w:t>
+      <w:r>
+        <w:rPr>
+          <w:rFonts w:ascii="Consolas" w:eastAsia="Times New Roman" w:hAnsi="Consolas" w:cs="Times New Roman"/>
+          <w:color w:val="ABB2BF"/>
+          <w:sz w:val="21"/>
+          <w:szCs w:val="21"/>
+          <w:lang w:val="es-ES" w:eastAsia="es-ES"/>
+        </w:rPr>
+        <w:t>();</w:t>
       </w:r>
     </w:p>
     <w:p>
@@ -8455,8 +6277,6 @@
         </w:rPr>
         <w:t xml:space="preserve">  </w:t>
       </w:r>
-      <w:proofErr w:type="spellStart"/>
-      <w:proofErr w:type="gramStart"/>
       <w:r>
         <w:rPr>
           <w:rFonts w:ascii="Consolas" w:eastAsia="Times New Roman" w:hAnsi="Consolas" w:cs="Times New Roman"/>
@@ -8469,27 +6289,15 @@
         </w:rPr>
         <w:t>mapLoop</w:t>
       </w:r>
-      <w:proofErr w:type="spellEnd"/>
-      <w:r>
-        <w:rPr>
-          <w:rFonts w:ascii="Consolas" w:eastAsia="Times New Roman" w:hAnsi="Consolas" w:cs="Times New Roman"/>
-          <w:color w:val="ABB2BF"/>
-          <w:sz w:val="21"/>
-          <w:szCs w:val="21"/>
-          <w:lang w:val="es-ES" w:eastAsia="es-ES"/>
-        </w:rPr>
-        <w:t>(</w:t>
-      </w:r>
-      <w:proofErr w:type="gramEnd"/>
-      <w:r>
-        <w:rPr>
-          <w:rFonts w:ascii="Consolas" w:eastAsia="Times New Roman" w:hAnsi="Consolas" w:cs="Times New Roman"/>
-          <w:color w:val="ABB2BF"/>
-          <w:sz w:val="21"/>
-          <w:szCs w:val="21"/>
-          <w:lang w:val="es-ES" w:eastAsia="es-ES"/>
-        </w:rPr>
-        <w:t>);</w:t>
+      <w:r>
+        <w:rPr>
+          <w:rFonts w:ascii="Consolas" w:eastAsia="Times New Roman" w:hAnsi="Consolas" w:cs="Times New Roman"/>
+          <w:color w:val="ABB2BF"/>
+          <w:sz w:val="21"/>
+          <w:szCs w:val="21"/>
+          <w:lang w:val="es-ES" w:eastAsia="es-ES"/>
+        </w:rPr>
+        <w:t>();</w:t>
       </w:r>
     </w:p>
     <w:p>
@@ -8540,7 +6348,6 @@
           <w:lang w:val="es-ES" w:eastAsia="es-ES"/>
         </w:rPr>
       </w:pPr>
-      <w:proofErr w:type="spellStart"/>
       <w:r>
         <w:rPr>
           <w:rFonts w:ascii="Consolas" w:eastAsia="Times New Roman" w:hAnsi="Consolas" w:cs="Times New Roman"/>
@@ -8551,7 +6358,6 @@
         </w:rPr>
         <w:t>void</w:t>
       </w:r>
-      <w:proofErr w:type="spellEnd"/>
       <w:r>
         <w:rPr>
           <w:rFonts w:ascii="Consolas" w:eastAsia="Times New Roman" w:hAnsi="Consolas" w:cs="Times New Roman"/>
@@ -8562,8 +6368,6 @@
         </w:rPr>
         <w:t xml:space="preserve"> </w:t>
       </w:r>
-      <w:proofErr w:type="spellStart"/>
-      <w:proofErr w:type="gramStart"/>
       <w:r>
         <w:rPr>
           <w:rFonts w:ascii="Consolas" w:eastAsia="Times New Roman" w:hAnsi="Consolas" w:cs="Times New Roman"/>
@@ -8576,27 +6380,15 @@
         </w:rPr>
         <w:t>listLoop</w:t>
       </w:r>
-      <w:proofErr w:type="spellEnd"/>
-      <w:r>
-        <w:rPr>
-          <w:rFonts w:ascii="Consolas" w:eastAsia="Times New Roman" w:hAnsi="Consolas" w:cs="Times New Roman"/>
-          <w:color w:val="ABB2BF"/>
-          <w:sz w:val="21"/>
-          <w:szCs w:val="21"/>
-          <w:lang w:val="es-ES" w:eastAsia="es-ES"/>
-        </w:rPr>
-        <w:t>(</w:t>
-      </w:r>
-      <w:proofErr w:type="gramEnd"/>
-      <w:r>
-        <w:rPr>
-          <w:rFonts w:ascii="Consolas" w:eastAsia="Times New Roman" w:hAnsi="Consolas" w:cs="Times New Roman"/>
-          <w:color w:val="ABB2BF"/>
-          <w:sz w:val="21"/>
-          <w:szCs w:val="21"/>
-          <w:lang w:val="es-ES" w:eastAsia="es-ES"/>
-        </w:rPr>
-        <w:t>){</w:t>
+      <w:r>
+        <w:rPr>
+          <w:rFonts w:ascii="Consolas" w:eastAsia="Times New Roman" w:hAnsi="Consolas" w:cs="Times New Roman"/>
+          <w:color w:val="ABB2BF"/>
+          <w:sz w:val="21"/>
+          <w:szCs w:val="21"/>
+          <w:lang w:val="es-ES" w:eastAsia="es-ES"/>
+        </w:rPr>
+        <w:t>(){</w:t>
       </w:r>
     </w:p>
     <w:p>
@@ -8621,7 +6413,6 @@
         </w:rPr>
         <w:t xml:space="preserve">  </w:t>
       </w:r>
-      <w:proofErr w:type="spellStart"/>
       <w:r>
         <w:rPr>
           <w:rFonts w:ascii="Consolas" w:eastAsia="Times New Roman" w:hAnsi="Consolas" w:cs="Times New Roman"/>
@@ -8632,7 +6423,6 @@
         </w:rPr>
         <w:t>List</w:t>
       </w:r>
-      <w:proofErr w:type="spellEnd"/>
       <w:r>
         <w:rPr>
           <w:rFonts w:ascii="Consolas" w:eastAsia="Times New Roman" w:hAnsi="Consolas" w:cs="Times New Roman"/>
@@ -8643,7 +6433,6 @@
         </w:rPr>
         <w:t>&lt;</w:t>
       </w:r>
-      <w:proofErr w:type="spellStart"/>
       <w:r>
         <w:rPr>
           <w:rFonts w:ascii="Consolas" w:eastAsia="Times New Roman" w:hAnsi="Consolas" w:cs="Times New Roman"/>
@@ -8654,7 +6443,6 @@
         </w:rPr>
         <w:t>int</w:t>
       </w:r>
-      <w:proofErr w:type="spellEnd"/>
       <w:r>
         <w:rPr>
           <w:rFonts w:ascii="Consolas" w:eastAsia="Times New Roman" w:hAnsi="Consolas" w:cs="Times New Roman"/>
@@ -8665,7 +6453,6 @@
         </w:rPr>
         <w:t xml:space="preserve">&gt; </w:t>
       </w:r>
-      <w:proofErr w:type="spellStart"/>
       <w:r>
         <w:rPr>
           <w:rFonts w:ascii="Consolas" w:eastAsia="Times New Roman" w:hAnsi="Consolas" w:cs="Times New Roman"/>
@@ -8676,7 +6463,6 @@
         </w:rPr>
         <w:t>numeros</w:t>
       </w:r>
-      <w:proofErr w:type="spellEnd"/>
       <w:r>
         <w:rPr>
           <w:rFonts w:ascii="Consolas" w:eastAsia="Times New Roman" w:hAnsi="Consolas" w:cs="Times New Roman"/>
@@ -8858,42 +6644,8 @@
           <w:szCs w:val="21"/>
           <w:lang w:val="es-ES" w:eastAsia="es-ES"/>
         </w:rPr>
-        <w:t xml:space="preserve">//Recorre cualquier cantidad o lista </w:t>
-      </w:r>
-      <w:proofErr w:type="spellStart"/>
-      <w:r>
-        <w:rPr>
-          <w:rFonts w:ascii="Consolas" w:eastAsia="Times New Roman" w:hAnsi="Consolas" w:cs="Times New Roman"/>
-          <w:color w:val="7F848E"/>
-          <w:sz w:val="21"/>
-          <w:szCs w:val="21"/>
-          <w:lang w:val="es-ES" w:eastAsia="es-ES"/>
-        </w:rPr>
-        <w:t>apartir</w:t>
-      </w:r>
-      <w:proofErr w:type="spellEnd"/>
-      <w:r>
-        <w:rPr>
-          <w:rFonts w:ascii="Consolas" w:eastAsia="Times New Roman" w:hAnsi="Consolas" w:cs="Times New Roman"/>
-          <w:color w:val="7F848E"/>
-          <w:sz w:val="21"/>
-          <w:szCs w:val="21"/>
-          <w:lang w:val="es-ES" w:eastAsia="es-ES"/>
-        </w:rPr>
-        <w:t xml:space="preserve"> de una </w:t>
-      </w:r>
-      <w:proofErr w:type="spellStart"/>
-      <w:r>
-        <w:rPr>
-          <w:rFonts w:ascii="Consolas" w:eastAsia="Times New Roman" w:hAnsi="Consolas" w:cs="Times New Roman"/>
-          <w:color w:val="7F848E"/>
-          <w:sz w:val="21"/>
-          <w:szCs w:val="21"/>
-          <w:lang w:val="es-ES" w:eastAsia="es-ES"/>
-        </w:rPr>
-        <w:t>condicion</w:t>
-      </w:r>
-      <w:proofErr w:type="spellEnd"/>
+        <w:t>//Recorre cualquier cantidad o lista apartir de una condicion</w:t>
+      </w:r>
     </w:p>
     <w:p>
       <w:pPr>
@@ -8917,7 +6669,6 @@
         </w:rPr>
         <w:t xml:space="preserve">  </w:t>
       </w:r>
-      <w:proofErr w:type="spellStart"/>
       <w:r>
         <w:rPr>
           <w:rFonts w:ascii="Consolas" w:eastAsia="Times New Roman" w:hAnsi="Consolas" w:cs="Times New Roman"/>
@@ -8928,7 +6679,6 @@
         </w:rPr>
         <w:t>for</w:t>
       </w:r>
-      <w:proofErr w:type="spellEnd"/>
       <w:r>
         <w:rPr>
           <w:rFonts w:ascii="Consolas" w:eastAsia="Times New Roman" w:hAnsi="Consolas" w:cs="Times New Roman"/>
@@ -8939,7 +6689,6 @@
         </w:rPr>
         <w:t xml:space="preserve"> (</w:t>
       </w:r>
-      <w:proofErr w:type="spellStart"/>
       <w:r>
         <w:rPr>
           <w:rFonts w:ascii="Consolas" w:eastAsia="Times New Roman" w:hAnsi="Consolas" w:cs="Times New Roman"/>
@@ -8950,7 +6699,6 @@
         </w:rPr>
         <w:t>var</w:t>
       </w:r>
-      <w:proofErr w:type="spellEnd"/>
       <w:r>
         <w:rPr>
           <w:rFonts w:ascii="Consolas" w:eastAsia="Times New Roman" w:hAnsi="Consolas" w:cs="Times New Roman"/>
@@ -9061,8 +6809,6 @@
         </w:rPr>
         <w:t xml:space="preserve"> </w:t>
       </w:r>
-      <w:proofErr w:type="spellStart"/>
-      <w:proofErr w:type="gramStart"/>
       <w:r>
         <w:rPr>
           <w:rFonts w:ascii="Consolas" w:eastAsia="Times New Roman" w:hAnsi="Consolas" w:cs="Times New Roman"/>
@@ -9093,8 +6839,6 @@
         </w:rPr>
         <w:t>length</w:t>
       </w:r>
-      <w:proofErr w:type="spellEnd"/>
-      <w:proofErr w:type="gramEnd"/>
       <w:r>
         <w:rPr>
           <w:rFonts w:ascii="Consolas" w:eastAsia="Times New Roman" w:hAnsi="Consolas" w:cs="Times New Roman"/>
@@ -9148,7 +6892,6 @@
         </w:rPr>
         <w:t xml:space="preserve">    </w:t>
       </w:r>
-      <w:proofErr w:type="spellStart"/>
       <w:r>
         <w:rPr>
           <w:rFonts w:ascii="Consolas" w:eastAsia="Times New Roman" w:hAnsi="Consolas" w:cs="Times New Roman"/>
@@ -9161,7 +6904,6 @@
         </w:rPr>
         <w:t>print</w:t>
       </w:r>
-      <w:proofErr w:type="spellEnd"/>
       <w:r>
         <w:rPr>
           <w:rFonts w:ascii="Consolas" w:eastAsia="Times New Roman" w:hAnsi="Consolas" w:cs="Times New Roman"/>
@@ -9172,7 +6914,6 @@
         </w:rPr>
         <w:t>(</w:t>
       </w:r>
-      <w:proofErr w:type="spellStart"/>
       <w:r>
         <w:rPr>
           <w:rFonts w:ascii="Consolas" w:eastAsia="Times New Roman" w:hAnsi="Consolas" w:cs="Times New Roman"/>
@@ -9183,7 +6924,6 @@
         </w:rPr>
         <w:t>numeros</w:t>
       </w:r>
-      <w:proofErr w:type="spellEnd"/>
       <w:r>
         <w:rPr>
           <w:rFonts w:ascii="Consolas" w:eastAsia="Times New Roman" w:hAnsi="Consolas" w:cs="Times New Roman"/>
@@ -9245,95 +6985,7 @@
           <w:szCs w:val="21"/>
           <w:lang w:val="es-ES" w:eastAsia="es-ES"/>
         </w:rPr>
-        <w:t>//</w:t>
-      </w:r>
-      <w:proofErr w:type="spellStart"/>
-      <w:r>
-        <w:rPr>
-          <w:rFonts w:ascii="Consolas" w:eastAsia="Times New Roman" w:hAnsi="Consolas" w:cs="Times New Roman"/>
-          <w:color w:val="7F848E"/>
-          <w:sz w:val="21"/>
-          <w:szCs w:val="21"/>
-          <w:lang w:val="es-ES" w:eastAsia="es-ES"/>
-        </w:rPr>
-        <w:t>if</w:t>
-      </w:r>
-      <w:proofErr w:type="spellEnd"/>
-      <w:r>
-        <w:rPr>
-          <w:rFonts w:ascii="Consolas" w:eastAsia="Times New Roman" w:hAnsi="Consolas" w:cs="Times New Roman"/>
-          <w:color w:val="7F848E"/>
-          <w:sz w:val="21"/>
-          <w:szCs w:val="21"/>
-          <w:lang w:val="es-ES" w:eastAsia="es-ES"/>
-        </w:rPr>
-        <w:t xml:space="preserve"> (</w:t>
-      </w:r>
-      <w:proofErr w:type="spellStart"/>
-      <w:r>
-        <w:rPr>
-          <w:rFonts w:ascii="Consolas" w:eastAsia="Times New Roman" w:hAnsi="Consolas" w:cs="Times New Roman"/>
-          <w:color w:val="7F848E"/>
-          <w:sz w:val="21"/>
-          <w:szCs w:val="21"/>
-          <w:lang w:val="es-ES" w:eastAsia="es-ES"/>
-        </w:rPr>
-        <w:t>numeros</w:t>
-      </w:r>
-      <w:proofErr w:type="spellEnd"/>
-      <w:r>
-        <w:rPr>
-          <w:rFonts w:ascii="Consolas" w:eastAsia="Times New Roman" w:hAnsi="Consolas" w:cs="Times New Roman"/>
-          <w:color w:val="7F848E"/>
-          <w:sz w:val="21"/>
-          <w:szCs w:val="21"/>
-          <w:lang w:val="es-ES" w:eastAsia="es-ES"/>
-        </w:rPr>
-        <w:t xml:space="preserve">[i] &gt; 3) </w:t>
-      </w:r>
-      <w:proofErr w:type="spellStart"/>
-      <w:r>
-        <w:rPr>
-          <w:rFonts w:ascii="Consolas" w:eastAsia="Times New Roman" w:hAnsi="Consolas" w:cs="Times New Roman"/>
-          <w:color w:val="7F848E"/>
-          <w:sz w:val="21"/>
-          <w:szCs w:val="21"/>
-          <w:lang w:val="es-ES" w:eastAsia="es-ES"/>
-        </w:rPr>
-        <w:t>print</w:t>
-      </w:r>
-      <w:proofErr w:type="spellEnd"/>
-      <w:r>
-        <w:rPr>
-          <w:rFonts w:ascii="Consolas" w:eastAsia="Times New Roman" w:hAnsi="Consolas" w:cs="Times New Roman"/>
-          <w:color w:val="7F848E"/>
-          <w:sz w:val="21"/>
-          <w:szCs w:val="21"/>
-          <w:lang w:val="es-ES" w:eastAsia="es-ES"/>
-        </w:rPr>
-        <w:t>(</w:t>
-      </w:r>
-      <w:proofErr w:type="spellStart"/>
-      <w:r>
-        <w:rPr>
-          <w:rFonts w:ascii="Consolas" w:eastAsia="Times New Roman" w:hAnsi="Consolas" w:cs="Times New Roman"/>
-          <w:color w:val="7F848E"/>
-          <w:sz w:val="21"/>
-          <w:szCs w:val="21"/>
-          <w:lang w:val="es-ES" w:eastAsia="es-ES"/>
-        </w:rPr>
-        <w:t>numeros</w:t>
-      </w:r>
-      <w:proofErr w:type="spellEnd"/>
-      <w:r>
-        <w:rPr>
-          <w:rFonts w:ascii="Consolas" w:eastAsia="Times New Roman" w:hAnsi="Consolas" w:cs="Times New Roman"/>
-          <w:color w:val="7F848E"/>
-          <w:sz w:val="21"/>
-          <w:szCs w:val="21"/>
-          <w:lang w:val="es-ES" w:eastAsia="es-ES"/>
-        </w:rPr>
-        <w:t>[i]);</w:t>
+        <w:t>//if (numeros[i] &gt; 3) print(numeros[i]);</w:t>
       </w:r>
     </w:p>
     <w:p>
@@ -9414,7 +7066,6 @@
         </w:rPr>
         <w:t xml:space="preserve">  </w:t>
       </w:r>
-      <w:proofErr w:type="spellStart"/>
       <w:r>
         <w:rPr>
           <w:rFonts w:ascii="Consolas" w:eastAsia="Times New Roman" w:hAnsi="Consolas" w:cs="Times New Roman"/>
@@ -9425,7 +7076,6 @@
         </w:rPr>
         <w:t>for</w:t>
       </w:r>
-      <w:proofErr w:type="spellEnd"/>
       <w:r>
         <w:rPr>
           <w:rFonts w:ascii="Consolas" w:eastAsia="Times New Roman" w:hAnsi="Consolas" w:cs="Times New Roman"/>
@@ -9436,7 +7086,6 @@
         </w:rPr>
         <w:t xml:space="preserve"> (</w:t>
       </w:r>
-      <w:proofErr w:type="spellStart"/>
       <w:r>
         <w:rPr>
           <w:rFonts w:ascii="Consolas" w:eastAsia="Times New Roman" w:hAnsi="Consolas" w:cs="Times New Roman"/>
@@ -9447,7 +7096,6 @@
         </w:rPr>
         <w:t>var</w:t>
       </w:r>
-      <w:proofErr w:type="spellEnd"/>
       <w:r>
         <w:rPr>
           <w:rFonts w:ascii="Consolas" w:eastAsia="Times New Roman" w:hAnsi="Consolas" w:cs="Times New Roman"/>
@@ -9458,7 +7106,6 @@
         </w:rPr>
         <w:t xml:space="preserve"> </w:t>
       </w:r>
-      <w:proofErr w:type="spellStart"/>
       <w:r>
         <w:rPr>
           <w:rFonts w:ascii="Consolas" w:eastAsia="Times New Roman" w:hAnsi="Consolas" w:cs="Times New Roman"/>
@@ -9469,7 +7116,6 @@
         </w:rPr>
         <w:t>element</w:t>
       </w:r>
-      <w:proofErr w:type="spellEnd"/>
       <w:r>
         <w:rPr>
           <w:rFonts w:ascii="Consolas" w:eastAsia="Times New Roman" w:hAnsi="Consolas" w:cs="Times New Roman"/>
@@ -9500,7 +7146,6 @@
         </w:rPr>
         <w:t xml:space="preserve"> </w:t>
       </w:r>
-      <w:proofErr w:type="spellStart"/>
       <w:r>
         <w:rPr>
           <w:rFonts w:ascii="Consolas" w:eastAsia="Times New Roman" w:hAnsi="Consolas" w:cs="Times New Roman"/>
@@ -9511,7 +7156,6 @@
         </w:rPr>
         <w:t>numeros</w:t>
       </w:r>
-      <w:proofErr w:type="spellEnd"/>
       <w:r>
         <w:rPr>
           <w:rFonts w:ascii="Consolas" w:eastAsia="Times New Roman" w:hAnsi="Consolas" w:cs="Times New Roman"/>
@@ -9545,8 +7189,6 @@
         </w:rPr>
         <w:t xml:space="preserve">    </w:t>
       </w:r>
-      <w:proofErr w:type="spellStart"/>
-      <w:proofErr w:type="gramStart"/>
       <w:r>
         <w:rPr>
           <w:rFonts w:ascii="Consolas" w:eastAsia="Times New Roman" w:hAnsi="Consolas" w:cs="Times New Roman"/>
@@ -9559,7 +7201,6 @@
         </w:rPr>
         <w:t>print</w:t>
       </w:r>
-      <w:proofErr w:type="spellEnd"/>
       <w:r>
         <w:rPr>
           <w:rFonts w:ascii="Consolas" w:eastAsia="Times New Roman" w:hAnsi="Consolas" w:cs="Times New Roman"/>
@@ -9570,7 +7211,6 @@
         </w:rPr>
         <w:t>(</w:t>
       </w:r>
-      <w:proofErr w:type="gramEnd"/>
       <w:r>
         <w:rPr>
           <w:rFonts w:ascii="Consolas" w:eastAsia="Times New Roman" w:hAnsi="Consolas" w:cs="Times New Roman"/>
@@ -9579,29 +7219,7 @@
           <w:szCs w:val="21"/>
           <w:lang w:val="es-ES" w:eastAsia="es-ES"/>
         </w:rPr>
-        <w:t xml:space="preserve">"Con el </w:t>
-      </w:r>
-      <w:proofErr w:type="spellStart"/>
-      <w:r>
-        <w:rPr>
-          <w:rFonts w:ascii="Consolas" w:eastAsia="Times New Roman" w:hAnsi="Consolas" w:cs="Times New Roman"/>
-          <w:color w:val="98C379"/>
-          <w:sz w:val="21"/>
-          <w:szCs w:val="21"/>
-          <w:lang w:val="es-ES" w:eastAsia="es-ES"/>
-        </w:rPr>
-        <w:t>for</w:t>
-      </w:r>
-      <w:proofErr w:type="spellEnd"/>
-      <w:r>
-        <w:rPr>
-          <w:rFonts w:ascii="Consolas" w:eastAsia="Times New Roman" w:hAnsi="Consolas" w:cs="Times New Roman"/>
-          <w:color w:val="98C379"/>
-          <w:sz w:val="21"/>
-          <w:szCs w:val="21"/>
-          <w:lang w:val="es-ES" w:eastAsia="es-ES"/>
-        </w:rPr>
-        <w:t xml:space="preserve"> 2 tenemos: </w:t>
+        <w:t xml:space="preserve">"Con el for 2 tenemos: </w:t>
       </w:r>
       <w:r>
         <w:rPr>
@@ -9613,7 +7231,6 @@
         </w:rPr>
         <w:t>$</w:t>
       </w:r>
-      <w:proofErr w:type="spellStart"/>
       <w:r>
         <w:rPr>
           <w:rFonts w:ascii="Consolas" w:eastAsia="Times New Roman" w:hAnsi="Consolas" w:cs="Times New Roman"/>
@@ -9624,7 +7241,6 @@
         </w:rPr>
         <w:t>element</w:t>
       </w:r>
-      <w:proofErr w:type="spellEnd"/>
       <w:r>
         <w:rPr>
           <w:rFonts w:ascii="Consolas" w:eastAsia="Times New Roman" w:hAnsi="Consolas" w:cs="Times New Roman"/>
@@ -9712,64 +7328,8 @@
           <w:szCs w:val="21"/>
           <w:lang w:val="es-ES" w:eastAsia="es-ES"/>
         </w:rPr>
-        <w:t xml:space="preserve">//El </w:t>
-      </w:r>
-      <w:proofErr w:type="spellStart"/>
-      <w:r>
-        <w:rPr>
-          <w:rFonts w:ascii="Consolas" w:eastAsia="Times New Roman" w:hAnsi="Consolas" w:cs="Times New Roman"/>
-          <w:color w:val="7F848E"/>
-          <w:sz w:val="21"/>
-          <w:szCs w:val="21"/>
-          <w:lang w:val="es-ES" w:eastAsia="es-ES"/>
-        </w:rPr>
-        <w:t>item</w:t>
-      </w:r>
-      <w:proofErr w:type="spellEnd"/>
-      <w:r>
-        <w:rPr>
-          <w:rFonts w:ascii="Consolas" w:eastAsia="Times New Roman" w:hAnsi="Consolas" w:cs="Times New Roman"/>
-          <w:color w:val="7F848E"/>
-          <w:sz w:val="21"/>
-          <w:szCs w:val="21"/>
-          <w:lang w:val="es-ES" w:eastAsia="es-ES"/>
-        </w:rPr>
-        <w:t xml:space="preserve"> es nombre de cada elemento que </w:t>
-      </w:r>
-      <w:proofErr w:type="gramStart"/>
-      <w:r>
-        <w:rPr>
-          <w:rFonts w:ascii="Consolas" w:eastAsia="Times New Roman" w:hAnsi="Consolas" w:cs="Times New Roman"/>
-          <w:color w:val="7F848E"/>
-          <w:sz w:val="21"/>
-          <w:szCs w:val="21"/>
-          <w:lang w:val="es-ES" w:eastAsia="es-ES"/>
-        </w:rPr>
-        <w:t>recorre</w:t>
-      </w:r>
-      <w:proofErr w:type="gramEnd"/>
-      <w:r>
-        <w:rPr>
-          <w:rFonts w:ascii="Consolas" w:eastAsia="Times New Roman" w:hAnsi="Consolas" w:cs="Times New Roman"/>
-          <w:color w:val="7F848E"/>
-          <w:sz w:val="21"/>
-          <w:szCs w:val="21"/>
-          <w:lang w:val="es-ES" w:eastAsia="es-ES"/>
-        </w:rPr>
-        <w:t xml:space="preserve"> pero para eso usa un </w:t>
-      </w:r>
-      <w:proofErr w:type="spellStart"/>
-      <w:r>
-        <w:rPr>
-          <w:rFonts w:ascii="Consolas" w:eastAsia="Times New Roman" w:hAnsi="Consolas" w:cs="Times New Roman"/>
-          <w:color w:val="7F848E"/>
-          <w:sz w:val="21"/>
-          <w:szCs w:val="21"/>
-          <w:lang w:val="es-ES" w:eastAsia="es-ES"/>
-        </w:rPr>
-        <w:t>for</w:t>
-      </w:r>
-      <w:proofErr w:type="spellEnd"/>
+        <w:t>//El item es nombre de cada elemento que recorre pero para eso usa un for</w:t>
+      </w:r>
     </w:p>
     <w:p>
       <w:pPr>
@@ -9793,8 +7353,6 @@
         </w:rPr>
         <w:t xml:space="preserve">  </w:t>
       </w:r>
-      <w:proofErr w:type="spellStart"/>
-      <w:proofErr w:type="gramStart"/>
       <w:r>
         <w:rPr>
           <w:rFonts w:ascii="Consolas" w:eastAsia="Times New Roman" w:hAnsi="Consolas" w:cs="Times New Roman"/>
@@ -9827,8 +7385,6 @@
         </w:rPr>
         <w:t>forEach</w:t>
       </w:r>
-      <w:proofErr w:type="spellEnd"/>
-      <w:proofErr w:type="gramEnd"/>
       <w:r>
         <w:rPr>
           <w:rFonts w:ascii="Consolas" w:eastAsia="Times New Roman" w:hAnsi="Consolas" w:cs="Times New Roman"/>
@@ -9839,7 +7395,6 @@
         </w:rPr>
         <w:t>((</w:t>
       </w:r>
-      <w:proofErr w:type="spellStart"/>
       <w:r>
         <w:rPr>
           <w:rFonts w:ascii="Consolas" w:eastAsia="Times New Roman" w:hAnsi="Consolas" w:cs="Times New Roman"/>
@@ -9850,7 +7405,6 @@
         </w:rPr>
         <w:t>item</w:t>
       </w:r>
-      <w:proofErr w:type="spellEnd"/>
       <w:r>
         <w:rPr>
           <w:rFonts w:ascii="Consolas" w:eastAsia="Times New Roman" w:hAnsi="Consolas" w:cs="Times New Roman"/>
@@ -9861,7 +7415,6 @@
         </w:rPr>
         <w:t>) =&gt;</w:t>
       </w:r>
-      <w:proofErr w:type="spellStart"/>
       <w:r>
         <w:rPr>
           <w:rFonts w:ascii="Consolas" w:eastAsia="Times New Roman" w:hAnsi="Consolas" w:cs="Times New Roman"/>
@@ -9874,7 +7427,6 @@
         </w:rPr>
         <w:t>print</w:t>
       </w:r>
-      <w:proofErr w:type="spellEnd"/>
       <w:r>
         <w:rPr>
           <w:rFonts w:ascii="Consolas" w:eastAsia="Times New Roman" w:hAnsi="Consolas" w:cs="Times New Roman"/>
@@ -9893,29 +7445,7 @@
           <w:szCs w:val="21"/>
           <w:lang w:val="es-ES" w:eastAsia="es-ES"/>
         </w:rPr>
-        <w:t xml:space="preserve">"El </w:t>
-      </w:r>
-      <w:proofErr w:type="spellStart"/>
-      <w:r>
-        <w:rPr>
-          <w:rFonts w:ascii="Consolas" w:eastAsia="Times New Roman" w:hAnsi="Consolas" w:cs="Times New Roman"/>
-          <w:color w:val="98C379"/>
-          <w:sz w:val="21"/>
-          <w:szCs w:val="21"/>
-          <w:lang w:val="es-ES" w:eastAsia="es-ES"/>
-        </w:rPr>
-        <w:t>numero</w:t>
-      </w:r>
-      <w:proofErr w:type="spellEnd"/>
-      <w:r>
-        <w:rPr>
-          <w:rFonts w:ascii="Consolas" w:eastAsia="Times New Roman" w:hAnsi="Consolas" w:cs="Times New Roman"/>
-          <w:color w:val="98C379"/>
-          <w:sz w:val="21"/>
-          <w:szCs w:val="21"/>
-          <w:lang w:val="es-ES" w:eastAsia="es-ES"/>
-        </w:rPr>
-        <w:t xml:space="preserve"> es </w:t>
+        <w:t xml:space="preserve">"El numero es </w:t>
       </w:r>
       <w:r>
         <w:rPr>
@@ -9927,7 +7457,6 @@
         </w:rPr>
         <w:t>$</w:t>
       </w:r>
-      <w:proofErr w:type="spellStart"/>
       <w:r>
         <w:rPr>
           <w:rFonts w:ascii="Consolas" w:eastAsia="Times New Roman" w:hAnsi="Consolas" w:cs="Times New Roman"/>
@@ -9938,7 +7467,6 @@
         </w:rPr>
         <w:t>item</w:t>
       </w:r>
-      <w:proofErr w:type="spellEnd"/>
       <w:r>
         <w:rPr>
           <w:rFonts w:ascii="Consolas" w:eastAsia="Times New Roman" w:hAnsi="Consolas" w:cs="Times New Roman"/>
@@ -10013,20 +7541,8 @@
           <w:szCs w:val="21"/>
           <w:lang w:val="es-ES" w:eastAsia="es-ES"/>
         </w:rPr>
-        <w:t xml:space="preserve">//Manera correcta de hacer un </w:t>
-      </w:r>
-      <w:proofErr w:type="spellStart"/>
-      <w:r>
-        <w:rPr>
-          <w:rFonts w:ascii="Consolas" w:eastAsia="Times New Roman" w:hAnsi="Consolas" w:cs="Times New Roman"/>
-          <w:color w:val="7F848E"/>
-          <w:sz w:val="21"/>
-          <w:szCs w:val="21"/>
-          <w:lang w:val="es-ES" w:eastAsia="es-ES"/>
-        </w:rPr>
-        <w:t>foreach</w:t>
-      </w:r>
-      <w:proofErr w:type="spellEnd"/>
+        <w:t>//Manera correcta de hacer un foreach</w:t>
+      </w:r>
     </w:p>
     <w:p>
       <w:pPr>
@@ -10050,8 +7566,6 @@
         </w:rPr>
         <w:t xml:space="preserve">  </w:t>
       </w:r>
-      <w:proofErr w:type="spellStart"/>
-      <w:proofErr w:type="gramStart"/>
       <w:r>
         <w:rPr>
           <w:rFonts w:ascii="Consolas" w:eastAsia="Times New Roman" w:hAnsi="Consolas" w:cs="Times New Roman"/>
@@ -10084,8 +7598,6 @@
         </w:rPr>
         <w:t>forEach</w:t>
       </w:r>
-      <w:proofErr w:type="spellEnd"/>
-      <w:proofErr w:type="gramEnd"/>
       <w:r>
         <w:rPr>
           <w:rFonts w:ascii="Consolas" w:eastAsia="Times New Roman" w:hAnsi="Consolas" w:cs="Times New Roman"/>
@@ -10096,7 +7608,6 @@
         </w:rPr>
         <w:t>(</w:t>
       </w:r>
-      <w:proofErr w:type="spellStart"/>
       <w:r>
         <w:rPr>
           <w:rFonts w:ascii="Consolas" w:eastAsia="Times New Roman" w:hAnsi="Consolas" w:cs="Times New Roman"/>
@@ -10109,7 +7620,6 @@
         </w:rPr>
         <w:t>print</w:t>
       </w:r>
-      <w:proofErr w:type="spellEnd"/>
       <w:r>
         <w:rPr>
           <w:rFonts w:ascii="Consolas" w:eastAsia="Times New Roman" w:hAnsi="Consolas" w:cs="Times New Roman"/>
@@ -10169,7 +7679,6 @@
           <w:lang w:val="es-ES" w:eastAsia="es-ES"/>
         </w:rPr>
       </w:pPr>
-      <w:proofErr w:type="spellStart"/>
       <w:r>
         <w:rPr>
           <w:rFonts w:ascii="Consolas" w:eastAsia="Times New Roman" w:hAnsi="Consolas" w:cs="Times New Roman"/>
@@ -10180,7 +7689,6 @@
         </w:rPr>
         <w:t>void</w:t>
       </w:r>
-      <w:proofErr w:type="spellEnd"/>
       <w:r>
         <w:rPr>
           <w:rFonts w:ascii="Consolas" w:eastAsia="Times New Roman" w:hAnsi="Consolas" w:cs="Times New Roman"/>
@@ -10191,8 +7699,6 @@
         </w:rPr>
         <w:t xml:space="preserve"> </w:t>
       </w:r>
-      <w:proofErr w:type="spellStart"/>
-      <w:proofErr w:type="gramStart"/>
       <w:r>
         <w:rPr>
           <w:rFonts w:ascii="Consolas" w:eastAsia="Times New Roman" w:hAnsi="Consolas" w:cs="Times New Roman"/>
@@ -10205,27 +7711,15 @@
         </w:rPr>
         <w:t>setLoop</w:t>
       </w:r>
-      <w:proofErr w:type="spellEnd"/>
-      <w:r>
-        <w:rPr>
-          <w:rFonts w:ascii="Consolas" w:eastAsia="Times New Roman" w:hAnsi="Consolas" w:cs="Times New Roman"/>
-          <w:color w:val="ABB2BF"/>
-          <w:sz w:val="21"/>
-          <w:szCs w:val="21"/>
-          <w:lang w:val="es-ES" w:eastAsia="es-ES"/>
-        </w:rPr>
-        <w:t>(</w:t>
-      </w:r>
-      <w:proofErr w:type="gramEnd"/>
-      <w:r>
-        <w:rPr>
-          <w:rFonts w:ascii="Consolas" w:eastAsia="Times New Roman" w:hAnsi="Consolas" w:cs="Times New Roman"/>
-          <w:color w:val="ABB2BF"/>
-          <w:sz w:val="21"/>
-          <w:szCs w:val="21"/>
-          <w:lang w:val="es-ES" w:eastAsia="es-ES"/>
-        </w:rPr>
-        <w:t>){</w:t>
+      <w:r>
+        <w:rPr>
+          <w:rFonts w:ascii="Consolas" w:eastAsia="Times New Roman" w:hAnsi="Consolas" w:cs="Times New Roman"/>
+          <w:color w:val="ABB2BF"/>
+          <w:sz w:val="21"/>
+          <w:szCs w:val="21"/>
+          <w:lang w:val="es-ES" w:eastAsia="es-ES"/>
+        </w:rPr>
+        <w:t>(){</w:t>
       </w:r>
     </w:p>
     <w:p>
@@ -10271,7 +7765,6 @@
         </w:rPr>
         <w:t>&lt;</w:t>
       </w:r>
-      <w:proofErr w:type="spellStart"/>
       <w:r>
         <w:rPr>
           <w:rFonts w:ascii="Consolas" w:eastAsia="Times New Roman" w:hAnsi="Consolas" w:cs="Times New Roman"/>
@@ -10282,7 +7775,6 @@
         </w:rPr>
         <w:t>int</w:t>
       </w:r>
-      <w:proofErr w:type="spellEnd"/>
       <w:r>
         <w:rPr>
           <w:rFonts w:ascii="Consolas" w:eastAsia="Times New Roman" w:hAnsi="Consolas" w:cs="Times New Roman"/>
@@ -10293,7 +7785,6 @@
         </w:rPr>
         <w:t xml:space="preserve">&gt; </w:t>
       </w:r>
-      <w:proofErr w:type="spellStart"/>
       <w:r>
         <w:rPr>
           <w:rFonts w:ascii="Consolas" w:eastAsia="Times New Roman" w:hAnsi="Consolas" w:cs="Times New Roman"/>
@@ -10304,7 +7795,6 @@
         </w:rPr>
         <w:t>numeros</w:t>
       </w:r>
-      <w:proofErr w:type="spellEnd"/>
       <w:r>
         <w:rPr>
           <w:rFonts w:ascii="Consolas" w:eastAsia="Times New Roman" w:hAnsi="Consolas" w:cs="Times New Roman"/>
@@ -10478,7 +7968,6 @@
         </w:rPr>
         <w:t xml:space="preserve">  </w:t>
       </w:r>
-      <w:proofErr w:type="spellStart"/>
       <w:r>
         <w:rPr>
           <w:rFonts w:ascii="Consolas" w:eastAsia="Times New Roman" w:hAnsi="Consolas" w:cs="Times New Roman"/>
@@ -10489,7 +7978,6 @@
         </w:rPr>
         <w:t>for</w:t>
       </w:r>
-      <w:proofErr w:type="spellEnd"/>
       <w:r>
         <w:rPr>
           <w:rFonts w:ascii="Consolas" w:eastAsia="Times New Roman" w:hAnsi="Consolas" w:cs="Times New Roman"/>
@@ -10500,7 +7988,6 @@
         </w:rPr>
         <w:t xml:space="preserve"> (</w:t>
       </w:r>
-      <w:proofErr w:type="spellStart"/>
       <w:r>
         <w:rPr>
           <w:rFonts w:ascii="Consolas" w:eastAsia="Times New Roman" w:hAnsi="Consolas" w:cs="Times New Roman"/>
@@ -10511,7 +7998,6 @@
         </w:rPr>
         <w:t>var</w:t>
       </w:r>
-      <w:proofErr w:type="spellEnd"/>
       <w:r>
         <w:rPr>
           <w:rFonts w:ascii="Consolas" w:eastAsia="Times New Roman" w:hAnsi="Consolas" w:cs="Times New Roman"/>
@@ -10522,7 +8008,6 @@
         </w:rPr>
         <w:t xml:space="preserve"> </w:t>
       </w:r>
-      <w:proofErr w:type="spellStart"/>
       <w:r>
         <w:rPr>
           <w:rFonts w:ascii="Consolas" w:eastAsia="Times New Roman" w:hAnsi="Consolas" w:cs="Times New Roman"/>
@@ -10533,7 +8018,6 @@
         </w:rPr>
         <w:t>element</w:t>
       </w:r>
-      <w:proofErr w:type="spellEnd"/>
       <w:r>
         <w:rPr>
           <w:rFonts w:ascii="Consolas" w:eastAsia="Times New Roman" w:hAnsi="Consolas" w:cs="Times New Roman"/>
@@ -10564,7 +8048,6 @@
         </w:rPr>
         <w:t xml:space="preserve"> </w:t>
       </w:r>
-      <w:proofErr w:type="spellStart"/>
       <w:r>
         <w:rPr>
           <w:rFonts w:ascii="Consolas" w:eastAsia="Times New Roman" w:hAnsi="Consolas" w:cs="Times New Roman"/>
@@ -10575,7 +8058,6 @@
         </w:rPr>
         <w:t>numeros</w:t>
       </w:r>
-      <w:proofErr w:type="spellEnd"/>
       <w:r>
         <w:rPr>
           <w:rFonts w:ascii="Consolas" w:eastAsia="Times New Roman" w:hAnsi="Consolas" w:cs="Times New Roman"/>
@@ -10609,8 +8091,6 @@
         </w:rPr>
         <w:t xml:space="preserve">    </w:t>
       </w:r>
-      <w:proofErr w:type="spellStart"/>
-      <w:proofErr w:type="gramStart"/>
       <w:r>
         <w:rPr>
           <w:rFonts w:ascii="Consolas" w:eastAsia="Times New Roman" w:hAnsi="Consolas" w:cs="Times New Roman"/>
@@ -10623,7 +8103,6 @@
         </w:rPr>
         <w:t>print</w:t>
       </w:r>
-      <w:proofErr w:type="spellEnd"/>
       <w:r>
         <w:rPr>
           <w:rFonts w:ascii="Consolas" w:eastAsia="Times New Roman" w:hAnsi="Consolas" w:cs="Times New Roman"/>
@@ -10634,7 +8113,6 @@
         </w:rPr>
         <w:t>(</w:t>
       </w:r>
-      <w:proofErr w:type="gramEnd"/>
       <w:r>
         <w:rPr>
           <w:rFonts w:ascii="Consolas" w:eastAsia="Times New Roman" w:hAnsi="Consolas" w:cs="Times New Roman"/>
@@ -10655,7 +8133,6 @@
         </w:rPr>
         <w:t>$</w:t>
       </w:r>
-      <w:proofErr w:type="spellStart"/>
       <w:r>
         <w:rPr>
           <w:rFonts w:ascii="Consolas" w:eastAsia="Times New Roman" w:hAnsi="Consolas" w:cs="Times New Roman"/>
@@ -10666,7 +8143,6 @@
         </w:rPr>
         <w:t>element</w:t>
       </w:r>
-      <w:proofErr w:type="spellEnd"/>
       <w:r>
         <w:rPr>
           <w:rFonts w:ascii="Consolas" w:eastAsia="Times New Roman" w:hAnsi="Consolas" w:cs="Times New Roman"/>
@@ -10741,20 +8217,8 @@
           <w:szCs w:val="21"/>
           <w:lang w:val="es-ES" w:eastAsia="es-ES"/>
         </w:rPr>
-        <w:t xml:space="preserve">//Es lo mismo que en el </w:t>
-      </w:r>
-      <w:proofErr w:type="spellStart"/>
-      <w:r>
-        <w:rPr>
-          <w:rFonts w:ascii="Consolas" w:eastAsia="Times New Roman" w:hAnsi="Consolas" w:cs="Times New Roman"/>
-          <w:color w:val="7F848E"/>
-          <w:sz w:val="21"/>
-          <w:szCs w:val="21"/>
-          <w:lang w:val="es-ES" w:eastAsia="es-ES"/>
-        </w:rPr>
-        <w:t>List</w:t>
-      </w:r>
-      <w:proofErr w:type="spellEnd"/>
+        <w:t>//Es lo mismo que en el List</w:t>
+      </w:r>
     </w:p>
     <w:p>
       <w:pPr>
@@ -10778,8 +8242,6 @@
         </w:rPr>
         <w:t xml:space="preserve">  </w:t>
       </w:r>
-      <w:proofErr w:type="spellStart"/>
-      <w:proofErr w:type="gramStart"/>
       <w:r>
         <w:rPr>
           <w:rFonts w:ascii="Consolas" w:eastAsia="Times New Roman" w:hAnsi="Consolas" w:cs="Times New Roman"/>
@@ -10812,8 +8274,6 @@
         </w:rPr>
         <w:t>forEach</w:t>
       </w:r>
-      <w:proofErr w:type="spellEnd"/>
-      <w:proofErr w:type="gramEnd"/>
       <w:r>
         <w:rPr>
           <w:rFonts w:ascii="Consolas" w:eastAsia="Times New Roman" w:hAnsi="Consolas" w:cs="Times New Roman"/>
@@ -10824,7 +8284,6 @@
         </w:rPr>
         <w:t>(</w:t>
       </w:r>
-      <w:proofErr w:type="spellStart"/>
       <w:r>
         <w:rPr>
           <w:rFonts w:ascii="Consolas" w:eastAsia="Times New Roman" w:hAnsi="Consolas" w:cs="Times New Roman"/>
@@ -10837,7 +8296,6 @@
         </w:rPr>
         <w:t>print</w:t>
       </w:r>
-      <w:proofErr w:type="spellEnd"/>
       <w:r>
         <w:rPr>
           <w:rFonts w:ascii="Consolas" w:eastAsia="Times New Roman" w:hAnsi="Consolas" w:cs="Times New Roman"/>
@@ -10897,7 +8355,6 @@
           <w:lang w:val="es-ES" w:eastAsia="es-ES"/>
         </w:rPr>
       </w:pPr>
-      <w:proofErr w:type="spellStart"/>
       <w:r>
         <w:rPr>
           <w:rFonts w:ascii="Consolas" w:eastAsia="Times New Roman" w:hAnsi="Consolas" w:cs="Times New Roman"/>
@@ -10908,7 +8365,6 @@
         </w:rPr>
         <w:t>void</w:t>
       </w:r>
-      <w:proofErr w:type="spellEnd"/>
       <w:r>
         <w:rPr>
           <w:rFonts w:ascii="Consolas" w:eastAsia="Times New Roman" w:hAnsi="Consolas" w:cs="Times New Roman"/>
@@ -10919,8 +8375,6 @@
         </w:rPr>
         <w:t xml:space="preserve"> </w:t>
       </w:r>
-      <w:proofErr w:type="spellStart"/>
-      <w:proofErr w:type="gramStart"/>
       <w:r>
         <w:rPr>
           <w:rFonts w:ascii="Consolas" w:eastAsia="Times New Roman" w:hAnsi="Consolas" w:cs="Times New Roman"/>
@@ -10933,27 +8387,15 @@
         </w:rPr>
         <w:t>mapLoop</w:t>
       </w:r>
-      <w:proofErr w:type="spellEnd"/>
-      <w:r>
-        <w:rPr>
-          <w:rFonts w:ascii="Consolas" w:eastAsia="Times New Roman" w:hAnsi="Consolas" w:cs="Times New Roman"/>
-          <w:color w:val="ABB2BF"/>
-          <w:sz w:val="21"/>
-          <w:szCs w:val="21"/>
-          <w:lang w:val="es-ES" w:eastAsia="es-ES"/>
-        </w:rPr>
-        <w:t>(</w:t>
-      </w:r>
-      <w:proofErr w:type="gramEnd"/>
-      <w:r>
-        <w:rPr>
-          <w:rFonts w:ascii="Consolas" w:eastAsia="Times New Roman" w:hAnsi="Consolas" w:cs="Times New Roman"/>
-          <w:color w:val="ABB2BF"/>
-          <w:sz w:val="21"/>
-          <w:szCs w:val="21"/>
-          <w:lang w:val="es-ES" w:eastAsia="es-ES"/>
-        </w:rPr>
-        <w:t>){</w:t>
+      <w:r>
+        <w:rPr>
+          <w:rFonts w:ascii="Consolas" w:eastAsia="Times New Roman" w:hAnsi="Consolas" w:cs="Times New Roman"/>
+          <w:color w:val="ABB2BF"/>
+          <w:sz w:val="21"/>
+          <w:szCs w:val="21"/>
+          <w:lang w:val="es-ES" w:eastAsia="es-ES"/>
+        </w:rPr>
+        <w:t>(){</w:t>
       </w:r>
     </w:p>
     <w:p>
@@ -10978,7 +8420,6 @@
         </w:rPr>
         <w:t xml:space="preserve">  </w:t>
       </w:r>
-      <w:proofErr w:type="spellStart"/>
       <w:r>
         <w:rPr>
           <w:rFonts w:ascii="Consolas" w:eastAsia="Times New Roman" w:hAnsi="Consolas" w:cs="Times New Roman"/>
@@ -10989,7 +8430,6 @@
         </w:rPr>
         <w:t>Map</w:t>
       </w:r>
-      <w:proofErr w:type="spellEnd"/>
       <w:r>
         <w:rPr>
           <w:rFonts w:ascii="Consolas" w:eastAsia="Times New Roman" w:hAnsi="Consolas" w:cs="Times New Roman"/>
@@ -11000,8 +8440,6 @@
         </w:rPr>
         <w:t>&lt;</w:t>
       </w:r>
-      <w:proofErr w:type="spellStart"/>
-      <w:proofErr w:type="gramStart"/>
       <w:r>
         <w:rPr>
           <w:rFonts w:ascii="Consolas" w:eastAsia="Times New Roman" w:hAnsi="Consolas" w:cs="Times New Roman"/>
@@ -11032,8 +8470,6 @@
         </w:rPr>
         <w:t>int</w:t>
       </w:r>
-      <w:proofErr w:type="spellEnd"/>
-      <w:proofErr w:type="gramEnd"/>
       <w:r>
         <w:rPr>
           <w:rFonts w:ascii="Consolas" w:eastAsia="Times New Roman" w:hAnsi="Consolas" w:cs="Times New Roman"/>
@@ -11044,7 +8480,6 @@
         </w:rPr>
         <w:t xml:space="preserve">&gt; </w:t>
       </w:r>
-      <w:proofErr w:type="spellStart"/>
       <w:r>
         <w:rPr>
           <w:rFonts w:ascii="Consolas" w:eastAsia="Times New Roman" w:hAnsi="Consolas" w:cs="Times New Roman"/>
@@ -11055,7 +8490,6 @@
         </w:rPr>
         <w:t>numeros</w:t>
       </w:r>
-      <w:proofErr w:type="spellEnd"/>
       <w:r>
         <w:rPr>
           <w:rFonts w:ascii="Consolas" w:eastAsia="Times New Roman" w:hAnsi="Consolas" w:cs="Times New Roman"/>
@@ -11319,29 +8753,7 @@
           <w:szCs w:val="21"/>
           <w:lang w:val="es-ES" w:eastAsia="es-ES"/>
         </w:rPr>
-        <w:t xml:space="preserve">//Se usa el </w:t>
-      </w:r>
-      <w:proofErr w:type="spellStart"/>
-      <w:r>
-        <w:rPr>
-          <w:rFonts w:ascii="Consolas" w:eastAsia="Times New Roman" w:hAnsi="Consolas" w:cs="Times New Roman"/>
-          <w:color w:val="7F848E"/>
-          <w:sz w:val="21"/>
-          <w:szCs w:val="21"/>
-          <w:lang w:val="es-ES" w:eastAsia="es-ES"/>
-        </w:rPr>
-        <w:t>entries</w:t>
-      </w:r>
-      <w:proofErr w:type="spellEnd"/>
-      <w:r>
-        <w:rPr>
-          <w:rFonts w:ascii="Consolas" w:eastAsia="Times New Roman" w:hAnsi="Consolas" w:cs="Times New Roman"/>
-          <w:color w:val="7F848E"/>
-          <w:sz w:val="21"/>
-          <w:szCs w:val="21"/>
-          <w:lang w:val="es-ES" w:eastAsia="es-ES"/>
-        </w:rPr>
-        <w:t xml:space="preserve"> para que recupere del MAP la clave y el valor</w:t>
+        <w:t>//Se usa el entries para que recupere del MAP la clave y el valor</w:t>
       </w:r>
     </w:p>
     <w:p>
@@ -11366,7 +8778,6 @@
         </w:rPr>
         <w:t xml:space="preserve">  </w:t>
       </w:r>
-      <w:proofErr w:type="spellStart"/>
       <w:r>
         <w:rPr>
           <w:rFonts w:ascii="Consolas" w:eastAsia="Times New Roman" w:hAnsi="Consolas" w:cs="Times New Roman"/>
@@ -11377,7 +8788,6 @@
         </w:rPr>
         <w:t>for</w:t>
       </w:r>
-      <w:proofErr w:type="spellEnd"/>
       <w:r>
         <w:rPr>
           <w:rFonts w:ascii="Consolas" w:eastAsia="Times New Roman" w:hAnsi="Consolas" w:cs="Times New Roman"/>
@@ -11388,7 +8798,6 @@
         </w:rPr>
         <w:t xml:space="preserve"> (</w:t>
       </w:r>
-      <w:proofErr w:type="spellStart"/>
       <w:r>
         <w:rPr>
           <w:rFonts w:ascii="Consolas" w:eastAsia="Times New Roman" w:hAnsi="Consolas" w:cs="Times New Roman"/>
@@ -11399,7 +8808,6 @@
         </w:rPr>
         <w:t>var</w:t>
       </w:r>
-      <w:proofErr w:type="spellEnd"/>
       <w:r>
         <w:rPr>
           <w:rFonts w:ascii="Consolas" w:eastAsia="Times New Roman" w:hAnsi="Consolas" w:cs="Times New Roman"/>
@@ -11410,7 +8818,6 @@
         </w:rPr>
         <w:t xml:space="preserve"> </w:t>
       </w:r>
-      <w:proofErr w:type="spellStart"/>
       <w:r>
         <w:rPr>
           <w:rFonts w:ascii="Consolas" w:eastAsia="Times New Roman" w:hAnsi="Consolas" w:cs="Times New Roman"/>
@@ -11421,7 +8828,6 @@
         </w:rPr>
         <w:t>element</w:t>
       </w:r>
-      <w:proofErr w:type="spellEnd"/>
       <w:r>
         <w:rPr>
           <w:rFonts w:ascii="Consolas" w:eastAsia="Times New Roman" w:hAnsi="Consolas" w:cs="Times New Roman"/>
@@ -11452,8 +8858,6 @@
         </w:rPr>
         <w:t xml:space="preserve"> </w:t>
       </w:r>
-      <w:proofErr w:type="spellStart"/>
-      <w:proofErr w:type="gramStart"/>
       <w:r>
         <w:rPr>
           <w:rFonts w:ascii="Consolas" w:eastAsia="Times New Roman" w:hAnsi="Consolas" w:cs="Times New Roman"/>
@@ -11484,8 +8888,6 @@
         </w:rPr>
         <w:t>entries</w:t>
       </w:r>
-      <w:proofErr w:type="spellEnd"/>
-      <w:proofErr w:type="gramEnd"/>
       <w:r>
         <w:rPr>
           <w:rFonts w:ascii="Consolas" w:eastAsia="Times New Roman" w:hAnsi="Consolas" w:cs="Times New Roman"/>
@@ -11519,8 +8921,6 @@
         </w:rPr>
         <w:t>     </w:t>
       </w:r>
-      <w:proofErr w:type="spellStart"/>
-      <w:proofErr w:type="gramStart"/>
       <w:r>
         <w:rPr>
           <w:rFonts w:ascii="Consolas" w:eastAsia="Times New Roman" w:hAnsi="Consolas" w:cs="Times New Roman"/>
@@ -11533,7 +8933,6 @@
         </w:rPr>
         <w:t>print</w:t>
       </w:r>
-      <w:proofErr w:type="spellEnd"/>
       <w:r>
         <w:rPr>
           <w:rFonts w:ascii="Consolas" w:eastAsia="Times New Roman" w:hAnsi="Consolas" w:cs="Times New Roman"/>
@@ -11544,7 +8943,6 @@
         </w:rPr>
         <w:t>(</w:t>
       </w:r>
-      <w:proofErr w:type="gramEnd"/>
       <w:r>
         <w:rPr>
           <w:rFonts w:ascii="Consolas" w:eastAsia="Times New Roman" w:hAnsi="Consolas" w:cs="Times New Roman"/>
@@ -11553,9 +8951,58 @@
           <w:szCs w:val="21"/>
           <w:lang w:val="es-ES" w:eastAsia="es-ES"/>
         </w:rPr>
-        <w:t xml:space="preserve">"Con </w:t>
-      </w:r>
-      <w:proofErr w:type="spellStart"/>
+        <w:t xml:space="preserve">"Con map la clave es </w:t>
+      </w:r>
+      <w:r>
+        <w:rPr>
+          <w:rFonts w:ascii="Consolas" w:eastAsia="Times New Roman" w:hAnsi="Consolas" w:cs="Times New Roman"/>
+          <w:color w:val="ABB2BF"/>
+          <w:sz w:val="21"/>
+          <w:szCs w:val="21"/>
+          <w:lang w:val="es-ES" w:eastAsia="es-ES"/>
+        </w:rPr>
+        <w:t>${</w:t>
+      </w:r>
+      <w:r>
+        <w:rPr>
+          <w:rFonts w:ascii="Consolas" w:eastAsia="Times New Roman" w:hAnsi="Consolas" w:cs="Times New Roman"/>
+          <w:color w:val="D19A66"/>
+          <w:sz w:val="21"/>
+          <w:szCs w:val="21"/>
+          <w:lang w:val="es-ES" w:eastAsia="es-ES"/>
+        </w:rPr>
+        <w:t>element</w:t>
+      </w:r>
+      <w:r>
+        <w:rPr>
+          <w:rFonts w:ascii="Consolas" w:eastAsia="Times New Roman" w:hAnsi="Consolas" w:cs="Times New Roman"/>
+          <w:color w:val="ABB2BF"/>
+          <w:sz w:val="21"/>
+          <w:szCs w:val="21"/>
+          <w:lang w:val="es-ES" w:eastAsia="es-ES"/>
+        </w:rPr>
+        <w:t>.</w:t>
+      </w:r>
+      <w:r>
+        <w:rPr>
+          <w:rFonts w:ascii="Consolas" w:eastAsia="Times New Roman" w:hAnsi="Consolas" w:cs="Times New Roman"/>
+          <w:color w:val="D19A66"/>
+          <w:sz w:val="21"/>
+          <w:szCs w:val="21"/>
+          <w:lang w:val="es-ES" w:eastAsia="es-ES"/>
+        </w:rPr>
+        <w:t>key</w:t>
+      </w:r>
+      <w:r>
+        <w:rPr>
+          <w:rFonts w:ascii="Consolas" w:eastAsia="Times New Roman" w:hAnsi="Consolas" w:cs="Times New Roman"/>
+          <w:color w:val="ABB2BF"/>
+          <w:sz w:val="21"/>
+          <w:szCs w:val="21"/>
+          <w:lang w:val="es-ES" w:eastAsia="es-ES"/>
+        </w:rPr>
+        <w:t>}</w:t>
+      </w:r>
       <w:r>
         <w:rPr>
           <w:rFonts w:ascii="Consolas" w:eastAsia="Times New Roman" w:hAnsi="Consolas" w:cs="Times New Roman"/>
@@ -11564,18 +9011,7 @@
           <w:szCs w:val="21"/>
           <w:lang w:val="es-ES" w:eastAsia="es-ES"/>
         </w:rPr>
-        <w:t>map</w:t>
-      </w:r>
-      <w:proofErr w:type="spellEnd"/>
-      <w:r>
-        <w:rPr>
-          <w:rFonts w:ascii="Consolas" w:eastAsia="Times New Roman" w:hAnsi="Consolas" w:cs="Times New Roman"/>
-          <w:color w:val="98C379"/>
-          <w:sz w:val="21"/>
-          <w:szCs w:val="21"/>
-          <w:lang w:val="es-ES" w:eastAsia="es-ES"/>
-        </w:rPr>
-        <w:t xml:space="preserve"> la clave es </w:t>
+        <w:t xml:space="preserve"> y el valor es </w:t>
       </w:r>
       <w:r>
         <w:rPr>
@@ -11587,7 +9023,6 @@
         </w:rPr>
         <w:t>${</w:t>
       </w:r>
-      <w:proofErr w:type="spellStart"/>
       <w:r>
         <w:rPr>
           <w:rFonts w:ascii="Consolas" w:eastAsia="Times New Roman" w:hAnsi="Consolas" w:cs="Times New Roman"/>
@@ -11616,71 +9051,8 @@
           <w:szCs w:val="21"/>
           <w:lang w:val="es-ES" w:eastAsia="es-ES"/>
         </w:rPr>
-        <w:t>key</w:t>
-      </w:r>
-      <w:proofErr w:type="spellEnd"/>
-      <w:r>
-        <w:rPr>
-          <w:rFonts w:ascii="Consolas" w:eastAsia="Times New Roman" w:hAnsi="Consolas" w:cs="Times New Roman"/>
-          <w:color w:val="ABB2BF"/>
-          <w:sz w:val="21"/>
-          <w:szCs w:val="21"/>
-          <w:lang w:val="es-ES" w:eastAsia="es-ES"/>
-        </w:rPr>
-        <w:t>}</w:t>
-      </w:r>
-      <w:r>
-        <w:rPr>
-          <w:rFonts w:ascii="Consolas" w:eastAsia="Times New Roman" w:hAnsi="Consolas" w:cs="Times New Roman"/>
-          <w:color w:val="98C379"/>
-          <w:sz w:val="21"/>
-          <w:szCs w:val="21"/>
-          <w:lang w:val="es-ES" w:eastAsia="es-ES"/>
-        </w:rPr>
-        <w:t xml:space="preserve"> y el valor es </w:t>
-      </w:r>
-      <w:r>
-        <w:rPr>
-          <w:rFonts w:ascii="Consolas" w:eastAsia="Times New Roman" w:hAnsi="Consolas" w:cs="Times New Roman"/>
-          <w:color w:val="ABB2BF"/>
-          <w:sz w:val="21"/>
-          <w:szCs w:val="21"/>
-          <w:lang w:val="es-ES" w:eastAsia="es-ES"/>
-        </w:rPr>
-        <w:t>${</w:t>
-      </w:r>
-      <w:proofErr w:type="spellStart"/>
-      <w:r>
-        <w:rPr>
-          <w:rFonts w:ascii="Consolas" w:eastAsia="Times New Roman" w:hAnsi="Consolas" w:cs="Times New Roman"/>
-          <w:color w:val="D19A66"/>
-          <w:sz w:val="21"/>
-          <w:szCs w:val="21"/>
-          <w:lang w:val="es-ES" w:eastAsia="es-ES"/>
-        </w:rPr>
-        <w:t>element</w:t>
-      </w:r>
-      <w:r>
-        <w:rPr>
-          <w:rFonts w:ascii="Consolas" w:eastAsia="Times New Roman" w:hAnsi="Consolas" w:cs="Times New Roman"/>
-          <w:color w:val="ABB2BF"/>
-          <w:sz w:val="21"/>
-          <w:szCs w:val="21"/>
-          <w:lang w:val="es-ES" w:eastAsia="es-ES"/>
-        </w:rPr>
-        <w:t>.</w:t>
-      </w:r>
-      <w:r>
-        <w:rPr>
-          <w:rFonts w:ascii="Consolas" w:eastAsia="Times New Roman" w:hAnsi="Consolas" w:cs="Times New Roman"/>
-          <w:color w:val="D19A66"/>
-          <w:sz w:val="21"/>
-          <w:szCs w:val="21"/>
-          <w:lang w:val="es-ES" w:eastAsia="es-ES"/>
-        </w:rPr>
         <w:t>value</w:t>
       </w:r>
-      <w:proofErr w:type="spellEnd"/>
       <w:r>
         <w:rPr>
           <w:rFonts w:ascii="Consolas" w:eastAsia="Times New Roman" w:hAnsi="Consolas" w:cs="Times New Roman"/>
@@ -11768,107 +9140,7 @@
           <w:szCs w:val="21"/>
           <w:lang w:val="es-ES" w:eastAsia="es-ES"/>
         </w:rPr>
-        <w:t>//</w:t>
-      </w:r>
-      <w:proofErr w:type="spellStart"/>
-      <w:r>
-        <w:rPr>
-          <w:rFonts w:ascii="Consolas" w:eastAsia="Times New Roman" w:hAnsi="Consolas" w:cs="Times New Roman"/>
-          <w:color w:val="7F848E"/>
-          <w:sz w:val="21"/>
-          <w:szCs w:val="21"/>
-          <w:lang w:val="es-ES" w:eastAsia="es-ES"/>
-        </w:rPr>
-        <w:t>Aqui</w:t>
-      </w:r>
-      <w:proofErr w:type="spellEnd"/>
-      <w:r>
-        <w:rPr>
-          <w:rFonts w:ascii="Consolas" w:eastAsia="Times New Roman" w:hAnsi="Consolas" w:cs="Times New Roman"/>
-          <w:color w:val="7F848E"/>
-          <w:sz w:val="21"/>
-          <w:szCs w:val="21"/>
-          <w:lang w:val="es-ES" w:eastAsia="es-ES"/>
-        </w:rPr>
-        <w:t xml:space="preserve"> sirve porque ya no </w:t>
-      </w:r>
-      <w:proofErr w:type="spellStart"/>
-      <w:r>
-        <w:rPr>
-          <w:rFonts w:ascii="Consolas" w:eastAsia="Times New Roman" w:hAnsi="Consolas" w:cs="Times New Roman"/>
-          <w:color w:val="7F848E"/>
-          <w:sz w:val="21"/>
-          <w:szCs w:val="21"/>
-          <w:lang w:val="es-ES" w:eastAsia="es-ES"/>
-        </w:rPr>
-        <w:t>nesesitamos</w:t>
-      </w:r>
-      <w:proofErr w:type="spellEnd"/>
-      <w:r>
-        <w:rPr>
-          <w:rFonts w:ascii="Consolas" w:eastAsia="Times New Roman" w:hAnsi="Consolas" w:cs="Times New Roman"/>
-          <w:color w:val="7F848E"/>
-          <w:sz w:val="21"/>
-          <w:szCs w:val="21"/>
-          <w:lang w:val="es-ES" w:eastAsia="es-ES"/>
-        </w:rPr>
-        <w:t xml:space="preserve"> </w:t>
-      </w:r>
-      <w:proofErr w:type="gramStart"/>
-      <w:r>
-        <w:rPr>
-          <w:rFonts w:ascii="Consolas" w:eastAsia="Times New Roman" w:hAnsi="Consolas" w:cs="Times New Roman"/>
-          <w:color w:val="7F848E"/>
-          <w:sz w:val="21"/>
-          <w:szCs w:val="21"/>
-          <w:lang w:val="es-ES" w:eastAsia="es-ES"/>
-        </w:rPr>
-        <w:t>un .</w:t>
-      </w:r>
-      <w:proofErr w:type="spellStart"/>
-      <w:r>
-        <w:rPr>
-          <w:rFonts w:ascii="Consolas" w:eastAsia="Times New Roman" w:hAnsi="Consolas" w:cs="Times New Roman"/>
-          <w:color w:val="7F848E"/>
-          <w:sz w:val="21"/>
-          <w:szCs w:val="21"/>
-          <w:lang w:val="es-ES" w:eastAsia="es-ES"/>
-        </w:rPr>
-        <w:t>entries</w:t>
-      </w:r>
-      <w:proofErr w:type="spellEnd"/>
-      <w:proofErr w:type="gramEnd"/>
-      <w:r>
-        <w:rPr>
-          <w:rFonts w:ascii="Consolas" w:eastAsia="Times New Roman" w:hAnsi="Consolas" w:cs="Times New Roman"/>
-          <w:color w:val="7F848E"/>
-          <w:sz w:val="21"/>
-          <w:szCs w:val="21"/>
-          <w:lang w:val="es-ES" w:eastAsia="es-ES"/>
-        </w:rPr>
-        <w:t xml:space="preserve"> como en el </w:t>
-      </w:r>
-      <w:proofErr w:type="spellStart"/>
-      <w:r>
-        <w:rPr>
-          <w:rFonts w:ascii="Consolas" w:eastAsia="Times New Roman" w:hAnsi="Consolas" w:cs="Times New Roman"/>
-          <w:color w:val="7F848E"/>
-          <w:sz w:val="21"/>
-          <w:szCs w:val="21"/>
-          <w:lang w:val="es-ES" w:eastAsia="es-ES"/>
-        </w:rPr>
-        <w:t>for</w:t>
-      </w:r>
-      <w:proofErr w:type="spellEnd"/>
-      <w:r>
-        <w:rPr>
-          <w:rFonts w:ascii="Consolas" w:eastAsia="Times New Roman" w:hAnsi="Consolas" w:cs="Times New Roman"/>
-          <w:color w:val="7F848E"/>
-          <w:sz w:val="21"/>
-          <w:szCs w:val="21"/>
-          <w:lang w:val="es-ES" w:eastAsia="es-ES"/>
-        </w:rPr>
-        <w:t>, puede ser con {} o =&gt;</w:t>
+        <w:t>//Aqui sirve porque ya no nesesitamos un .entries como en el for, puede ser con {} o =&gt;</w:t>
       </w:r>
     </w:p>
     <w:p>
@@ -11893,8 +9165,6 @@
         </w:rPr>
         <w:t xml:space="preserve">  </w:t>
       </w:r>
-      <w:proofErr w:type="spellStart"/>
-      <w:proofErr w:type="gramStart"/>
       <w:r>
         <w:rPr>
           <w:rFonts w:ascii="Consolas" w:eastAsia="Times New Roman" w:hAnsi="Consolas" w:cs="Times New Roman"/>
@@ -11927,8 +9197,6 @@
         </w:rPr>
         <w:t>forEach</w:t>
       </w:r>
-      <w:proofErr w:type="spellEnd"/>
-      <w:proofErr w:type="gramEnd"/>
       <w:r>
         <w:rPr>
           <w:rFonts w:ascii="Consolas" w:eastAsia="Times New Roman" w:hAnsi="Consolas" w:cs="Times New Roman"/>
@@ -11939,7 +9207,6 @@
         </w:rPr>
         <w:t>((</w:t>
       </w:r>
-      <w:proofErr w:type="spellStart"/>
       <w:r>
         <w:rPr>
           <w:rFonts w:ascii="Consolas" w:eastAsia="Times New Roman" w:hAnsi="Consolas" w:cs="Times New Roman"/>
@@ -11970,7 +9237,6 @@
         </w:rPr>
         <w:t>value</w:t>
       </w:r>
-      <w:proofErr w:type="spellEnd"/>
       <w:r>
         <w:rPr>
           <w:rFonts w:ascii="Consolas" w:eastAsia="Times New Roman" w:hAnsi="Consolas" w:cs="Times New Roman"/>
@@ -11981,7 +9247,6 @@
         </w:rPr>
         <w:t xml:space="preserve">) =&gt; </w:t>
       </w:r>
-      <w:proofErr w:type="spellStart"/>
       <w:r>
         <w:rPr>
           <w:rFonts w:ascii="Consolas" w:eastAsia="Times New Roman" w:hAnsi="Consolas" w:cs="Times New Roman"/>
@@ -11994,7 +9259,6 @@
         </w:rPr>
         <w:t>print</w:t>
       </w:r>
-      <w:proofErr w:type="spellEnd"/>
       <w:r>
         <w:rPr>
           <w:rFonts w:ascii="Consolas" w:eastAsia="Times New Roman" w:hAnsi="Consolas" w:cs="Times New Roman"/>
@@ -12013,9 +9277,28 @@
           <w:szCs w:val="21"/>
           <w:lang w:val="es-ES" w:eastAsia="es-ES"/>
         </w:rPr>
-        <w:t xml:space="preserve">"Con </w:t>
-      </w:r>
-      <w:proofErr w:type="spellStart"/>
+        <w:t xml:space="preserve">"Con foreach en map la clave es </w:t>
+      </w:r>
+      <w:r>
+        <w:rPr>
+          <w:rFonts w:ascii="Consolas" w:eastAsia="Times New Roman" w:hAnsi="Consolas" w:cs="Times New Roman"/>
+          <w:color w:val="ABB2BF"/>
+          <w:sz w:val="21"/>
+          <w:szCs w:val="21"/>
+          <w:lang w:val="es-ES" w:eastAsia="es-ES"/>
+        </w:rPr>
+        <w:t>$</w:t>
+      </w:r>
+      <w:r>
+        <w:rPr>
+          <w:rFonts w:ascii="Consolas" w:eastAsia="Times New Roman" w:hAnsi="Consolas" w:cs="Times New Roman"/>
+          <w:color w:val="E06C75"/>
+          <w:sz w:val="21"/>
+          <w:szCs w:val="21"/>
+          <w:lang w:val="es-ES" w:eastAsia="es-ES"/>
+        </w:rPr>
+        <w:t>key</w:t>
+      </w:r>
       <w:r>
         <w:rPr>
           <w:rFonts w:ascii="Consolas" w:eastAsia="Times New Roman" w:hAnsi="Consolas" w:cs="Times New Roman"/>
@@ -12024,40 +9307,7 @@
           <w:szCs w:val="21"/>
           <w:lang w:val="es-ES" w:eastAsia="es-ES"/>
         </w:rPr>
-        <w:t>foreach</w:t>
-      </w:r>
-      <w:proofErr w:type="spellEnd"/>
-      <w:r>
-        <w:rPr>
-          <w:rFonts w:ascii="Consolas" w:eastAsia="Times New Roman" w:hAnsi="Consolas" w:cs="Times New Roman"/>
-          <w:color w:val="98C379"/>
-          <w:sz w:val="21"/>
-          <w:szCs w:val="21"/>
-          <w:lang w:val="es-ES" w:eastAsia="es-ES"/>
-        </w:rPr>
-        <w:t xml:space="preserve"> en </w:t>
-      </w:r>
-      <w:proofErr w:type="spellStart"/>
-      <w:r>
-        <w:rPr>
-          <w:rFonts w:ascii="Consolas" w:eastAsia="Times New Roman" w:hAnsi="Consolas" w:cs="Times New Roman"/>
-          <w:color w:val="98C379"/>
-          <w:sz w:val="21"/>
-          <w:szCs w:val="21"/>
-          <w:lang w:val="es-ES" w:eastAsia="es-ES"/>
-        </w:rPr>
-        <w:t>map</w:t>
-      </w:r>
-      <w:proofErr w:type="spellEnd"/>
-      <w:r>
-        <w:rPr>
-          <w:rFonts w:ascii="Consolas" w:eastAsia="Times New Roman" w:hAnsi="Consolas" w:cs="Times New Roman"/>
-          <w:color w:val="98C379"/>
-          <w:sz w:val="21"/>
-          <w:szCs w:val="21"/>
-          <w:lang w:val="es-ES" w:eastAsia="es-ES"/>
-        </w:rPr>
-        <w:t xml:space="preserve"> la clave es </w:t>
+        <w:t xml:space="preserve"> y el valor es </w:t>
       </w:r>
       <w:r>
         <w:rPr>
@@ -12069,7 +9319,6 @@
         </w:rPr>
         <w:t>$</w:t>
       </w:r>
-      <w:proofErr w:type="spellStart"/>
       <w:r>
         <w:rPr>
           <w:rFonts w:ascii="Consolas" w:eastAsia="Times New Roman" w:hAnsi="Consolas" w:cs="Times New Roman"/>
@@ -12078,41 +9327,8 @@
           <w:szCs w:val="21"/>
           <w:lang w:val="es-ES" w:eastAsia="es-ES"/>
         </w:rPr>
-        <w:t>key</w:t>
-      </w:r>
-      <w:proofErr w:type="spellEnd"/>
-      <w:r>
-        <w:rPr>
-          <w:rFonts w:ascii="Consolas" w:eastAsia="Times New Roman" w:hAnsi="Consolas" w:cs="Times New Roman"/>
-          <w:color w:val="98C379"/>
-          <w:sz w:val="21"/>
-          <w:szCs w:val="21"/>
-          <w:lang w:val="es-ES" w:eastAsia="es-ES"/>
-        </w:rPr>
-        <w:t xml:space="preserve"> y el valor es </w:t>
-      </w:r>
-      <w:r>
-        <w:rPr>
-          <w:rFonts w:ascii="Consolas" w:eastAsia="Times New Roman" w:hAnsi="Consolas" w:cs="Times New Roman"/>
-          <w:color w:val="ABB2BF"/>
-          <w:sz w:val="21"/>
-          <w:szCs w:val="21"/>
-          <w:lang w:val="es-ES" w:eastAsia="es-ES"/>
-        </w:rPr>
-        <w:t>$</w:t>
-      </w:r>
-      <w:proofErr w:type="spellStart"/>
-      <w:r>
-        <w:rPr>
-          <w:rFonts w:ascii="Consolas" w:eastAsia="Times New Roman" w:hAnsi="Consolas" w:cs="Times New Roman"/>
-          <w:color w:val="E06C75"/>
-          <w:sz w:val="21"/>
-          <w:szCs w:val="21"/>
-          <w:lang w:val="es-ES" w:eastAsia="es-ES"/>
-        </w:rPr>
         <w:t>value</w:t>
       </w:r>
-      <w:proofErr w:type="spellEnd"/>
       <w:r>
         <w:rPr>
           <w:rFonts w:ascii="Consolas" w:eastAsia="Times New Roman" w:hAnsi="Consolas" w:cs="Times New Roman"/>
@@ -12323,7 +9539,6 @@
           <w:lang w:val="es-MX"/>
         </w:rPr>
       </w:pPr>
-      <w:proofErr w:type="spellStart"/>
       <w:r>
         <w:rPr>
           <w:b/>
@@ -12331,7 +9546,6 @@
         </w:rPr>
         <w:t>Flutter</w:t>
       </w:r>
-      <w:proofErr w:type="spellEnd"/>
     </w:p>
     <w:p>
       <w:pPr>
@@ -12355,365 +9569,125 @@
           <w:bCs/>
           <w:lang w:val="es-MX"/>
         </w:rPr>
-        <w:t xml:space="preserve"> para crear una </w:t>
-      </w:r>
-      <w:proofErr w:type="spellStart"/>
-      <w:r>
-        <w:rPr>
-          <w:b/>
-          <w:bCs/>
+        <w:t xml:space="preserve"> para crear una aplicacion</w:t>
+      </w:r>
+    </w:p>
+    <w:p>
+      <w:pPr>
+        <w:rPr>
           <w:lang w:val="es-MX"/>
         </w:rPr>
-        <w:t>aplicacion</w:t>
-      </w:r>
-      <w:proofErr w:type="spellEnd"/>
-    </w:p>
-    <w:p>
-      <w:pPr>
+      </w:pPr>
+      <w:r>
         <w:rPr>
           <w:lang w:val="es-MX"/>
         </w:rPr>
-      </w:pPr>
-      <w:r>
+        <w:t xml:space="preserve">- Para crear una palciacione en flutter presiones f1 o ctrl + , para buscar flutter new Project, </w:t>
+      </w:r>
+    </w:p>
+    <w:p>
+      <w:pPr>
         <w:rPr>
           <w:lang w:val="es-MX"/>
         </w:rPr>
-        <w:t xml:space="preserve">- Para crear una </w:t>
-      </w:r>
-      <w:proofErr w:type="spellStart"/>
+      </w:pPr>
       <w:r>
         <w:rPr>
           <w:lang w:val="es-MX"/>
         </w:rPr>
-        <w:t>palciacione</w:t>
-      </w:r>
-      <w:proofErr w:type="spellEnd"/>
-      <w:r>
-        <w:rPr>
+        <w:t xml:space="preserve">Diferentes opciones para programar en flutter, </w:t>
+      </w:r>
+      <w:r>
+        <w:rPr>
+          <w:b/>
+          <w:bCs/>
           <w:lang w:val="es-MX"/>
         </w:rPr>
-        <w:t xml:space="preserve"> en </w:t>
-      </w:r>
-      <w:proofErr w:type="spellStart"/>
+        <w:t>empty application</w:t>
+      </w:r>
       <w:r>
         <w:rPr>
           <w:lang w:val="es-MX"/>
         </w:rPr>
-        <w:t>flutter</w:t>
-      </w:r>
-      <w:proofErr w:type="spellEnd"/>
-      <w:r>
+        <w:t xml:space="preserve"> para empezar</w:t>
+      </w:r>
+    </w:p>
+    <w:p>
+      <w:pPr>
         <w:rPr>
           <w:lang w:val="es-MX"/>
         </w:rPr>
-        <w:t xml:space="preserve"> presiones f1 o </w:t>
-      </w:r>
-      <w:proofErr w:type="spellStart"/>
+      </w:pPr>
       <w:r>
         <w:rPr>
           <w:lang w:val="es-MX"/>
         </w:rPr>
-        <w:t>ctrl</w:t>
-      </w:r>
-      <w:proofErr w:type="spellEnd"/>
-      <w:r>
+        <w:t>- Las carpetas que contienen un . al final son código generado automáticamente</w:t>
+      </w:r>
+    </w:p>
+    <w:p>
+      <w:pPr>
         <w:rPr>
           <w:lang w:val="es-MX"/>
         </w:rPr>
-        <w:t xml:space="preserve"> </w:t>
-      </w:r>
-      <w:proofErr w:type="gramStart"/>
+      </w:pPr>
       <w:r>
         <w:rPr>
           <w:lang w:val="es-MX"/>
         </w:rPr>
-        <w:t>+ ,</w:t>
-      </w:r>
-      <w:proofErr w:type="gramEnd"/>
-      <w:r>
+        <w:t>- En Android,ios, mac, Windows, etc. Son proyectos reales de cada sistema como vista</w:t>
+      </w:r>
+    </w:p>
+    <w:p>
+      <w:pPr>
         <w:rPr>
           <w:lang w:val="es-MX"/>
         </w:rPr>
-        <w:t xml:space="preserve"> para buscar </w:t>
-      </w:r>
-      <w:proofErr w:type="spellStart"/>
+      </w:pPr>
       <w:r>
         <w:rPr>
           <w:lang w:val="es-MX"/>
         </w:rPr>
-        <w:t>flutter</w:t>
-      </w:r>
-      <w:proofErr w:type="spellEnd"/>
-      <w:r>
+        <w:t>- Podemos abrir las carpeta en xcode o en Android studio como queramos</w:t>
+      </w:r>
+    </w:p>
+    <w:p>
+      <w:pPr>
         <w:rPr>
           <w:lang w:val="es-MX"/>
         </w:rPr>
-        <w:t xml:space="preserve"> new Project, </w:t>
-      </w:r>
-    </w:p>
-    <w:p>
-      <w:pPr>
+      </w:pPr>
+      <w:r>
         <w:rPr>
           <w:lang w:val="es-MX"/>
         </w:rPr>
-      </w:pPr>
-      <w:r>
+        <w:t>- Nosotros trabajaremos en lib</w:t>
+      </w:r>
+    </w:p>
+    <w:p>
+      <w:pPr>
         <w:rPr>
           <w:lang w:val="es-MX"/>
         </w:rPr>
-        <w:t xml:space="preserve">Diferentes opciones para programar en </w:t>
-      </w:r>
-      <w:proofErr w:type="spellStart"/>
+      </w:pPr>
       <w:r>
         <w:rPr>
           <w:lang w:val="es-MX"/>
         </w:rPr>
-        <w:t>flutter</w:t>
-      </w:r>
-      <w:proofErr w:type="spellEnd"/>
-      <w:r>
+        <w:t>- .gitignore indica los ficheros que no queremos que los suba al repositorio</w:t>
+      </w:r>
+    </w:p>
+    <w:p>
+      <w:pPr>
         <w:rPr>
           <w:lang w:val="es-MX"/>
         </w:rPr>
-        <w:t xml:space="preserve">, </w:t>
-      </w:r>
-      <w:proofErr w:type="spellStart"/>
-      <w:r>
-        <w:rPr>
-          <w:b/>
-          <w:bCs/>
+      </w:pPr>
+      <w:r>
+        <w:rPr>
           <w:lang w:val="es-MX"/>
         </w:rPr>
-        <w:t>empty</w:t>
-      </w:r>
-      <w:proofErr w:type="spellEnd"/>
-      <w:r>
-        <w:rPr>
-          <w:b/>
-          <w:bCs/>
-          <w:lang w:val="es-MX"/>
-        </w:rPr>
-        <w:t xml:space="preserve"> </w:t>
-      </w:r>
-      <w:proofErr w:type="spellStart"/>
-      <w:r>
-        <w:rPr>
-          <w:b/>
-          <w:bCs/>
-          <w:lang w:val="es-MX"/>
-        </w:rPr>
-        <w:t>application</w:t>
-      </w:r>
-      <w:proofErr w:type="spellEnd"/>
-      <w:r>
-        <w:rPr>
-          <w:lang w:val="es-MX"/>
-        </w:rPr>
-        <w:t xml:space="preserve"> para empezar</w:t>
-      </w:r>
-    </w:p>
-    <w:p>
-      <w:pPr>
-        <w:rPr>
-          <w:lang w:val="es-MX"/>
-        </w:rPr>
-      </w:pPr>
-      <w:r>
-        <w:rPr>
-          <w:lang w:val="es-MX"/>
-        </w:rPr>
-        <w:t xml:space="preserve">- Las carpetas que contienen </w:t>
-      </w:r>
-      <w:proofErr w:type="gramStart"/>
-      <w:r>
-        <w:rPr>
-          <w:lang w:val="es-MX"/>
-        </w:rPr>
-        <w:t>un .</w:t>
-      </w:r>
-      <w:proofErr w:type="gramEnd"/>
-      <w:r>
-        <w:rPr>
-          <w:lang w:val="es-MX"/>
-        </w:rPr>
-        <w:t xml:space="preserve"> al final son código generado automáticamente</w:t>
-      </w:r>
-    </w:p>
-    <w:p>
-      <w:pPr>
-        <w:rPr>
-          <w:lang w:val="es-MX"/>
-        </w:rPr>
-      </w:pPr>
-      <w:r>
-        <w:rPr>
-          <w:lang w:val="es-MX"/>
-        </w:rPr>
-        <w:t xml:space="preserve">- En </w:t>
-      </w:r>
-      <w:proofErr w:type="spellStart"/>
-      <w:proofErr w:type="gramStart"/>
-      <w:r>
-        <w:rPr>
-          <w:lang w:val="es-MX"/>
-        </w:rPr>
-        <w:t>Android,ios</w:t>
-      </w:r>
-      <w:proofErr w:type="spellEnd"/>
-      <w:proofErr w:type="gramEnd"/>
-      <w:r>
-        <w:rPr>
-          <w:lang w:val="es-MX"/>
-        </w:rPr>
-        <w:t xml:space="preserve">, </w:t>
-      </w:r>
-      <w:proofErr w:type="spellStart"/>
-      <w:r>
-        <w:rPr>
-          <w:lang w:val="es-MX"/>
-        </w:rPr>
-        <w:t>mac</w:t>
-      </w:r>
-      <w:proofErr w:type="spellEnd"/>
-      <w:r>
-        <w:rPr>
-          <w:lang w:val="es-MX"/>
-        </w:rPr>
-        <w:t>, Windows, etc. Son proyectos reales de cada sistema como vista</w:t>
-      </w:r>
-    </w:p>
-    <w:p>
-      <w:pPr>
-        <w:rPr>
-          <w:lang w:val="es-MX"/>
-        </w:rPr>
-      </w:pPr>
-      <w:r>
-        <w:rPr>
-          <w:lang w:val="es-MX"/>
-        </w:rPr>
-        <w:t xml:space="preserve">- Podemos abrir </w:t>
-      </w:r>
-      <w:proofErr w:type="gramStart"/>
-      <w:r>
-        <w:rPr>
-          <w:lang w:val="es-MX"/>
-        </w:rPr>
-        <w:t>las carpeta</w:t>
-      </w:r>
-      <w:proofErr w:type="gramEnd"/>
-      <w:r>
-        <w:rPr>
-          <w:lang w:val="es-MX"/>
-        </w:rPr>
-        <w:t xml:space="preserve"> en </w:t>
-      </w:r>
-      <w:proofErr w:type="spellStart"/>
-      <w:r>
-        <w:rPr>
-          <w:lang w:val="es-MX"/>
-        </w:rPr>
-        <w:t>xcode</w:t>
-      </w:r>
-      <w:proofErr w:type="spellEnd"/>
-      <w:r>
-        <w:rPr>
-          <w:lang w:val="es-MX"/>
-        </w:rPr>
-        <w:t xml:space="preserve"> o en Android </w:t>
-      </w:r>
-      <w:proofErr w:type="spellStart"/>
-      <w:r>
-        <w:rPr>
-          <w:lang w:val="es-MX"/>
-        </w:rPr>
-        <w:t>studio</w:t>
-      </w:r>
-      <w:proofErr w:type="spellEnd"/>
-      <w:r>
-        <w:rPr>
-          <w:lang w:val="es-MX"/>
-        </w:rPr>
-        <w:t xml:space="preserve"> como queramos</w:t>
-      </w:r>
-    </w:p>
-    <w:p>
-      <w:pPr>
-        <w:rPr>
-          <w:lang w:val="es-MX"/>
-        </w:rPr>
-      </w:pPr>
-      <w:r>
-        <w:rPr>
-          <w:lang w:val="es-MX"/>
-        </w:rPr>
-        <w:t xml:space="preserve">- Nosotros trabajaremos en </w:t>
-      </w:r>
-      <w:proofErr w:type="spellStart"/>
-      <w:r>
-        <w:rPr>
-          <w:lang w:val="es-MX"/>
-        </w:rPr>
-        <w:t>lib</w:t>
-      </w:r>
-      <w:proofErr w:type="spellEnd"/>
-    </w:p>
-    <w:p>
-      <w:pPr>
-        <w:rPr>
-          <w:lang w:val="es-MX"/>
-        </w:rPr>
-      </w:pPr>
-      <w:proofErr w:type="gramStart"/>
-      <w:r>
-        <w:rPr>
-          <w:lang w:val="es-MX"/>
-        </w:rPr>
-        <w:t>- .</w:t>
-      </w:r>
-      <w:proofErr w:type="spellStart"/>
-      <w:r>
-        <w:rPr>
-          <w:lang w:val="es-MX"/>
-        </w:rPr>
-        <w:t>gitignore</w:t>
-      </w:r>
-      <w:proofErr w:type="spellEnd"/>
-      <w:proofErr w:type="gramEnd"/>
-      <w:r>
-        <w:rPr>
-          <w:lang w:val="es-MX"/>
-        </w:rPr>
-        <w:t xml:space="preserve"> indica los ficheros que no queremos que los suba al repositorio</w:t>
-      </w:r>
-    </w:p>
-    <w:p>
-      <w:pPr>
-        <w:rPr>
-          <w:lang w:val="es-MX"/>
-        </w:rPr>
-      </w:pPr>
-      <w:r>
-        <w:rPr>
-          <w:lang w:val="es-MX"/>
-        </w:rPr>
-        <w:t xml:space="preserve">- </w:t>
-      </w:r>
-      <w:proofErr w:type="spellStart"/>
-      <w:proofErr w:type="gramStart"/>
-      <w:r>
-        <w:rPr>
-          <w:lang w:val="es-MX"/>
-        </w:rPr>
-        <w:t>pubspec.yaml</w:t>
-      </w:r>
-      <w:proofErr w:type="spellEnd"/>
-      <w:proofErr w:type="gramEnd"/>
-      <w:r>
-        <w:rPr>
-          <w:lang w:val="es-MX"/>
-        </w:rPr>
-        <w:t xml:space="preserve"> aquí están las dependencias de nuestro proyecto</w:t>
+        <w:t>- pubspec.yaml aquí están las dependencias de nuestro proyecto</w:t>
       </w:r>
     </w:p>
     <w:p>
@@ -12793,76 +9767,12 @@
     </w:p>
     <w:p>
       <w:r>
-        <w:t>Android 14.0 ("</w:t>
-      </w:r>
-      <w:proofErr w:type="spellStart"/>
-      <w:r>
-        <w:t>UpsideDownCake</w:t>
-      </w:r>
-      <w:proofErr w:type="spellEnd"/>
-      <w:r>
-        <w:t xml:space="preserve">") Google </w:t>
-      </w:r>
-      <w:proofErr w:type="spellStart"/>
-      <w:r>
-        <w:t>APIs</w:t>
-      </w:r>
-      <w:proofErr w:type="spellEnd"/>
-      <w:r>
-        <w:t xml:space="preserve"> Intel x86_64 </w:t>
-      </w:r>
-      <w:proofErr w:type="spellStart"/>
-      <w:r>
-        <w:t>Atom</w:t>
-      </w:r>
-      <w:proofErr w:type="spellEnd"/>
-      <w:r>
-        <w:t xml:space="preserve"> </w:t>
-      </w:r>
-      <w:proofErr w:type="spellStart"/>
-      <w:r>
-        <w:t>System</w:t>
-      </w:r>
-      <w:proofErr w:type="spellEnd"/>
-      <w:r>
-        <w:t xml:space="preserve"> </w:t>
-      </w:r>
-      <w:proofErr w:type="spellStart"/>
-      <w:r>
-        <w:t>Image</w:t>
-      </w:r>
-      <w:proofErr w:type="spellEnd"/>
-      <w:r>
-        <w:t xml:space="preserve"> ← necesitas marcar esto</w:t>
-      </w:r>
-    </w:p>
-    <w:p>
-      <w:r>
-        <w:t xml:space="preserve"> Google Play Intel x86_64 </w:t>
-      </w:r>
-      <w:proofErr w:type="spellStart"/>
-      <w:r>
-        <w:t>Atom</w:t>
-      </w:r>
-      <w:proofErr w:type="spellEnd"/>
-      <w:r>
-        <w:t xml:space="preserve"> </w:t>
-      </w:r>
-      <w:proofErr w:type="spellStart"/>
-      <w:r>
-        <w:t>System</w:t>
-      </w:r>
-      <w:proofErr w:type="spellEnd"/>
-      <w:r>
-        <w:t xml:space="preserve"> </w:t>
-      </w:r>
-      <w:proofErr w:type="spellStart"/>
-      <w:r>
-        <w:t>Image</w:t>
-      </w:r>
-      <w:proofErr w:type="spellEnd"/>
-      <w:r>
-        <w:t xml:space="preserve"> ← o este</w:t>
+        <w:t>Android 14.0 ("UpsideDownCake") Google APIs Intel x86_64 Atom System Image ← necesitas marcar esto</w:t>
+      </w:r>
+    </w:p>
+    <w:p>
+      <w:r>
+        <w:t xml:space="preserve"> Google Play Intel x86_64 Atom System Image ← o este</w:t>
       </w:r>
     </w:p>
     <w:p>
@@ -12870,31 +9780,7 @@
         <w:t xml:space="preserve">Debemos descargar eso en </w:t>
       </w:r>
       <w:r>
-        <w:t xml:space="preserve">el </w:t>
-      </w:r>
-      <w:proofErr w:type="spellStart"/>
-      <w:r>
-        <w:t>sdk</w:t>
-      </w:r>
-      <w:proofErr w:type="spellEnd"/>
-      <w:r>
-        <w:t xml:space="preserve"> </w:t>
-      </w:r>
-      <w:proofErr w:type="spellStart"/>
-      <w:r>
-        <w:t>platafforms</w:t>
-      </w:r>
-      <w:proofErr w:type="spellEnd"/>
-      <w:r>
-        <w:t xml:space="preserve">, solo uno de esos para que no </w:t>
-      </w:r>
-      <w:proofErr w:type="spellStart"/>
-      <w:r>
-        <w:t>hayga</w:t>
-      </w:r>
-      <w:proofErr w:type="spellEnd"/>
-      <w:r>
-        <w:t xml:space="preserve"> errores</w:t>
+        <w:t>el sdk platafforms, solo uno de esos para que no hayga errores</w:t>
       </w:r>
     </w:p>
     <w:p>
@@ -12928,107 +9814,22 @@
     </w:p>
     <w:p>
       <w:r>
-        <w:t xml:space="preserve">- </w:t>
-      </w:r>
-      <w:proofErr w:type="spellStart"/>
-      <w:r>
-        <w:t>Flutter</w:t>
-      </w:r>
-      <w:proofErr w:type="spellEnd"/>
-      <w:r>
-        <w:t xml:space="preserve"> </w:t>
-      </w:r>
-      <w:proofErr w:type="spellStart"/>
-      <w:r>
-        <w:t>clean</w:t>
-      </w:r>
-      <w:proofErr w:type="spellEnd"/>
-      <w:r>
-        <w:t xml:space="preserve"> -&gt; Limpia archivos corruptos dentro del </w:t>
-      </w:r>
-      <w:proofErr w:type="spellStart"/>
-      <w:r>
-        <w:t>build</w:t>
-      </w:r>
-      <w:proofErr w:type="spellEnd"/>
-      <w:r>
-        <w:t xml:space="preserve"> </w:t>
-      </w:r>
-    </w:p>
-    <w:p>
-      <w:r>
-        <w:t xml:space="preserve">- </w:t>
-      </w:r>
-      <w:proofErr w:type="spellStart"/>
-      <w:r>
-        <w:t>Flutter</w:t>
-      </w:r>
-      <w:proofErr w:type="spellEnd"/>
-      <w:r>
-        <w:t xml:space="preserve"> pub </w:t>
-      </w:r>
-      <w:proofErr w:type="spellStart"/>
-      <w:r>
-        <w:t>get</w:t>
-      </w:r>
-      <w:proofErr w:type="spellEnd"/>
-      <w:r>
-        <w:t xml:space="preserve"> -&gt; Actualiza los archivos faltantes</w:t>
-      </w:r>
-    </w:p>
-    <w:p>
-      <w:r>
-        <w:t xml:space="preserve">- </w:t>
-      </w:r>
-      <w:proofErr w:type="spellStart"/>
-      <w:r>
-        <w:t>Flutter</w:t>
-      </w:r>
-      <w:proofErr w:type="spellEnd"/>
-      <w:r>
-        <w:t xml:space="preserve"> run -&gt; Debemos tener el emulador corriendo</w:t>
-      </w:r>
-    </w:p>
-    <w:p>
-      <w:r>
-        <w:t xml:space="preserve">- Para haces la actualización solo </w:t>
-      </w:r>
-      <w:proofErr w:type="gramStart"/>
-      <w:r>
-        <w:t xml:space="preserve">hacemos  </w:t>
-      </w:r>
-      <w:proofErr w:type="spellStart"/>
-      <w:r>
-        <w:t>ctrl</w:t>
-      </w:r>
-      <w:proofErr w:type="spellEnd"/>
-      <w:proofErr w:type="gramEnd"/>
-      <w:r>
-        <w:t xml:space="preserve"> + s o vamos a configuración y buscamos </w:t>
-      </w:r>
-      <w:proofErr w:type="spellStart"/>
-      <w:r>
-        <w:t>hot</w:t>
-      </w:r>
-      <w:proofErr w:type="spellEnd"/>
-      <w:r>
-        <w:t xml:space="preserve"> </w:t>
-      </w:r>
-      <w:proofErr w:type="spellStart"/>
-      <w:r>
-        <w:t>reload</w:t>
-      </w:r>
-      <w:proofErr w:type="spellEnd"/>
-      <w:r>
-        <w:t xml:space="preserve">, de </w:t>
-      </w:r>
-      <w:proofErr w:type="spellStart"/>
-      <w:r>
-        <w:t>flutter</w:t>
-      </w:r>
-      <w:proofErr w:type="spellEnd"/>
-      <w:r>
-        <w:t xml:space="preserve"> y le seleccionamos la </w:t>
+        <w:t xml:space="preserve">- Flutter clean -&gt; Limpia archivos corruptos dentro del build </w:t>
+      </w:r>
+    </w:p>
+    <w:p>
+      <w:r>
+        <w:t>- Flutter pub get -&gt; Actualiza los archivos faltantes</w:t>
+      </w:r>
+    </w:p>
+    <w:p>
+      <w:r>
+        <w:t>- Flutter run -&gt; Debemos tener el emulador corriendo</w:t>
+      </w:r>
+    </w:p>
+    <w:p>
+      <w:r>
+        <w:t xml:space="preserve">- Para haces la actualización solo hacemos  ctrl + s o vamos a configuración y buscamos hot reload, de flutter y le seleccionamos la </w:t>
       </w:r>
       <w:r>
         <w:t>opción</w:t>
@@ -13048,59 +9849,53 @@
           <w:lang w:val="es-MX"/>
         </w:rPr>
         <w:lastRenderedPageBreak/>
-        <w:t xml:space="preserve">Comandos básicos para agregar en mi </w:t>
-      </w:r>
-      <w:proofErr w:type="spellStart"/>
+        <w:t>Comandos básicos para agregar en mi git)</w:t>
+      </w:r>
       <w:r>
         <w:rPr>
           <w:b/>
           <w:bCs/>
           <w:lang w:val="es-MX"/>
         </w:rPr>
-        <w:t>git</w:t>
-      </w:r>
-      <w:proofErr w:type="spellEnd"/>
-      <w:r>
-        <w:rPr>
-          <w:b/>
+        <w:br/>
+      </w:r>
+      <w:r>
+        <w:rPr>
           <w:bCs/>
           <w:lang w:val="es-MX"/>
         </w:rPr>
-        <w:t>)</w:t>
-      </w:r>
-      <w:r>
-        <w:rPr>
-          <w:b/>
+        <w:t>git init</w:t>
+      </w:r>
+    </w:p>
+    <w:p>
+      <w:pPr>
+        <w:rPr>
           <w:bCs/>
           <w:lang w:val="es-MX"/>
         </w:rPr>
-        <w:br/>
-      </w:r>
-      <w:proofErr w:type="spellStart"/>
+      </w:pPr>
       <w:r>
         <w:rPr>
           <w:bCs/>
           <w:lang w:val="es-MX"/>
         </w:rPr>
-        <w:t>git</w:t>
-      </w:r>
-      <w:proofErr w:type="spellEnd"/>
-      <w:r>
+        <w:t>git add .</w:t>
+      </w:r>
+    </w:p>
+    <w:p>
+      <w:pPr>
         <w:rPr>
           <w:bCs/>
           <w:lang w:val="es-MX"/>
         </w:rPr>
-        <w:t xml:space="preserve"> </w:t>
-      </w:r>
-      <w:proofErr w:type="spellStart"/>
+      </w:pPr>
       <w:r>
         <w:rPr>
           <w:bCs/>
           <w:lang w:val="es-MX"/>
         </w:rPr>
-        <w:t>init</w:t>
-      </w:r>
-      <w:proofErr w:type="spellEnd"/>
+        <w:t>git commit -m "first commit"</w:t>
+      </w:r>
     </w:p>
     <w:p>
       <w:pPr>
@@ -13109,216 +9904,27 @@
           <w:lang w:val="es-MX"/>
         </w:rPr>
       </w:pPr>
-      <w:proofErr w:type="spellStart"/>
       <w:r>
         <w:rPr>
           <w:bCs/>
           <w:lang w:val="es-MX"/>
         </w:rPr>
-        <w:t>git</w:t>
-      </w:r>
-      <w:proofErr w:type="spellEnd"/>
-      <w:r>
+        <w:t>git branch -M main</w:t>
+      </w:r>
+    </w:p>
+    <w:p>
+      <w:pPr>
         <w:rPr>
           <w:bCs/>
           <w:lang w:val="es-MX"/>
         </w:rPr>
-        <w:t xml:space="preserve"> </w:t>
-      </w:r>
-      <w:proofErr w:type="spellStart"/>
-      <w:proofErr w:type="gramStart"/>
+      </w:pPr>
       <w:r>
         <w:rPr>
           <w:bCs/>
           <w:lang w:val="es-MX"/>
         </w:rPr>
-        <w:t>add</w:t>
-      </w:r>
-      <w:proofErr w:type="spellEnd"/>
-      <w:r>
-        <w:rPr>
-          <w:bCs/>
-          <w:lang w:val="es-MX"/>
-        </w:rPr>
-        <w:t xml:space="preserve"> .</w:t>
-      </w:r>
-      <w:proofErr w:type="gramEnd"/>
-    </w:p>
-    <w:p>
-      <w:pPr>
-        <w:rPr>
-          <w:bCs/>
-          <w:lang w:val="es-MX"/>
-        </w:rPr>
-      </w:pPr>
-      <w:proofErr w:type="spellStart"/>
-      <w:r>
-        <w:rPr>
-          <w:bCs/>
-          <w:lang w:val="es-MX"/>
-        </w:rPr>
-        <w:t>git</w:t>
-      </w:r>
-      <w:proofErr w:type="spellEnd"/>
-      <w:r>
-        <w:rPr>
-          <w:bCs/>
-          <w:lang w:val="es-MX"/>
-        </w:rPr>
-        <w:t xml:space="preserve"> </w:t>
-      </w:r>
-      <w:proofErr w:type="spellStart"/>
-      <w:r>
-        <w:rPr>
-          <w:bCs/>
-          <w:lang w:val="es-MX"/>
-        </w:rPr>
-        <w:t>commit</w:t>
-      </w:r>
-      <w:proofErr w:type="spellEnd"/>
-      <w:r>
-        <w:rPr>
-          <w:bCs/>
-          <w:lang w:val="es-MX"/>
-        </w:rPr>
-        <w:t xml:space="preserve"> -m "</w:t>
-      </w:r>
-      <w:proofErr w:type="spellStart"/>
-      <w:r>
-        <w:rPr>
-          <w:bCs/>
-          <w:lang w:val="es-MX"/>
-        </w:rPr>
-        <w:t>first</w:t>
-      </w:r>
-      <w:proofErr w:type="spellEnd"/>
-      <w:r>
-        <w:rPr>
-          <w:bCs/>
-          <w:lang w:val="es-MX"/>
-        </w:rPr>
-        <w:t xml:space="preserve"> </w:t>
-      </w:r>
-      <w:proofErr w:type="spellStart"/>
-      <w:r>
-        <w:rPr>
-          <w:bCs/>
-          <w:lang w:val="es-MX"/>
-        </w:rPr>
-        <w:t>commit</w:t>
-      </w:r>
-      <w:proofErr w:type="spellEnd"/>
-      <w:r>
-        <w:rPr>
-          <w:bCs/>
-          <w:lang w:val="es-MX"/>
-        </w:rPr>
-        <w:t>"</w:t>
-      </w:r>
-    </w:p>
-    <w:p>
-      <w:pPr>
-        <w:rPr>
-          <w:bCs/>
-          <w:lang w:val="es-MX"/>
-        </w:rPr>
-      </w:pPr>
-      <w:proofErr w:type="spellStart"/>
-      <w:r>
-        <w:rPr>
-          <w:bCs/>
-          <w:lang w:val="es-MX"/>
-        </w:rPr>
-        <w:t>git</w:t>
-      </w:r>
-      <w:proofErr w:type="spellEnd"/>
-      <w:r>
-        <w:rPr>
-          <w:bCs/>
-          <w:lang w:val="es-MX"/>
-        </w:rPr>
-        <w:t xml:space="preserve"> </w:t>
-      </w:r>
-      <w:proofErr w:type="spellStart"/>
-      <w:r>
-        <w:rPr>
-          <w:bCs/>
-          <w:lang w:val="es-MX"/>
-        </w:rPr>
-        <w:t>branch</w:t>
-      </w:r>
-      <w:proofErr w:type="spellEnd"/>
-      <w:r>
-        <w:rPr>
-          <w:bCs/>
-          <w:lang w:val="es-MX"/>
-        </w:rPr>
-        <w:t xml:space="preserve"> -M </w:t>
-      </w:r>
-      <w:proofErr w:type="spellStart"/>
-      <w:r>
-        <w:rPr>
-          <w:bCs/>
-          <w:lang w:val="es-MX"/>
-        </w:rPr>
-        <w:t>main</w:t>
-      </w:r>
-      <w:proofErr w:type="spellEnd"/>
-    </w:p>
-    <w:p>
-      <w:pPr>
-        <w:rPr>
-          <w:bCs/>
-          <w:lang w:val="es-MX"/>
-        </w:rPr>
-      </w:pPr>
-      <w:proofErr w:type="spellStart"/>
-      <w:r>
-        <w:rPr>
-          <w:bCs/>
-          <w:lang w:val="es-MX"/>
-        </w:rPr>
-        <w:t>git</w:t>
-      </w:r>
-      <w:proofErr w:type="spellEnd"/>
-      <w:r>
-        <w:rPr>
-          <w:bCs/>
-          <w:lang w:val="es-MX"/>
-        </w:rPr>
-        <w:t xml:space="preserve"> remote </w:t>
-      </w:r>
-      <w:proofErr w:type="spellStart"/>
-      <w:r>
-        <w:rPr>
-          <w:bCs/>
-          <w:lang w:val="es-MX"/>
-        </w:rPr>
-        <w:t>add</w:t>
-      </w:r>
-      <w:proofErr w:type="spellEnd"/>
-      <w:r>
-        <w:rPr>
-          <w:bCs/>
-          <w:lang w:val="es-MX"/>
-        </w:rPr>
-        <w:t xml:space="preserve"> </w:t>
-      </w:r>
-      <w:proofErr w:type="spellStart"/>
-      <w:r>
-        <w:rPr>
-          <w:bCs/>
-          <w:lang w:val="es-MX"/>
-        </w:rPr>
-        <w:t>origin</w:t>
-      </w:r>
-      <w:proofErr w:type="spellEnd"/>
-      <w:r>
-        <w:rPr>
-          <w:bCs/>
-          <w:lang w:val="es-MX"/>
-        </w:rPr>
-        <w:t xml:space="preserve"> </w:t>
+        <w:t xml:space="preserve">git remote add origin </w:t>
       </w:r>
       <w:hyperlink r:id="rId6" w:history="1">
         <w:r>
@@ -13335,291 +9941,136 @@
           <w:bCs/>
           <w:lang w:val="es-MX"/>
         </w:rPr>
-        <w:t xml:space="preserve"> -&gt; Link de mi </w:t>
-      </w:r>
-      <w:proofErr w:type="spellStart"/>
-      <w:r>
+        <w:t xml:space="preserve"> -&gt; Link de mi github</w:t>
+      </w:r>
+    </w:p>
+    <w:p>
+      <w:pPr>
         <w:rPr>
           <w:bCs/>
           <w:lang w:val="es-MX"/>
         </w:rPr>
-        <w:t>github</w:t>
-      </w:r>
-      <w:proofErr w:type="spellEnd"/>
-    </w:p>
-    <w:p>
-      <w:pPr>
+      </w:pPr>
+      <w:r>
         <w:rPr>
           <w:bCs/>
           <w:lang w:val="es-MX"/>
         </w:rPr>
-      </w:pPr>
-      <w:proofErr w:type="spellStart"/>
-      <w:r>
-        <w:rPr>
+        <w:t>git push -u origin main</w:t>
+      </w:r>
+    </w:p>
+    <w:p>
+      <w:pPr>
+        <w:rPr>
+          <w:b/>
           <w:bCs/>
           <w:lang w:val="es-MX"/>
         </w:rPr>
-        <w:t>git</w:t>
-      </w:r>
-      <w:proofErr w:type="spellEnd"/>
-      <w:r>
-        <w:rPr>
+      </w:pPr>
+      <w:r>
+        <w:rPr>
+          <w:b/>
           <w:bCs/>
           <w:lang w:val="es-MX"/>
         </w:rPr>
-        <w:t xml:space="preserve"> </w:t>
-      </w:r>
-      <w:proofErr w:type="spellStart"/>
-      <w:r>
+        <w:t>No olvidarse del git –config)</w:t>
+      </w:r>
+    </w:p>
+    <w:p>
+      <w:pPr>
         <w:rPr>
           <w:bCs/>
           <w:lang w:val="es-MX"/>
         </w:rPr>
-        <w:t>push</w:t>
-      </w:r>
-      <w:proofErr w:type="spellEnd"/>
+      </w:pPr>
       <w:r>
         <w:rPr>
           <w:bCs/>
           <w:lang w:val="es-MX"/>
         </w:rPr>
-        <w:t xml:space="preserve"> -u </w:t>
-      </w:r>
-      <w:proofErr w:type="spellStart"/>
-      <w:r>
+        <w:t>git config --global user.name "TuNombre"</w:t>
+      </w:r>
+    </w:p>
+    <w:p>
+      <w:pPr>
         <w:rPr>
           <w:bCs/>
           <w:lang w:val="es-MX"/>
         </w:rPr>
-        <w:t>origin</w:t>
-      </w:r>
-      <w:proofErr w:type="spellEnd"/>
+      </w:pPr>
       <w:r>
         <w:rPr>
           <w:bCs/>
           <w:lang w:val="es-MX"/>
         </w:rPr>
-        <w:t xml:space="preserve"> </w:t>
-      </w:r>
-      <w:proofErr w:type="spellStart"/>
-      <w:r>
+        <w:t xml:space="preserve">git config --global user.email </w:t>
+      </w:r>
+      <w:hyperlink r:id="rId7" w:history="1">
+        <w:r>
+          <w:rPr>
+            <w:rStyle w:val="Hipervnculo"/>
+            <w:bCs/>
+            <w:lang w:val="es-MX"/>
+          </w:rPr>
+          <w:t>tucorreo@gmail.com</w:t>
+        </w:r>
+      </w:hyperlink>
+    </w:p>
+    <w:p>
+      <w:pPr>
         <w:rPr>
           <w:bCs/>
           <w:lang w:val="es-MX"/>
         </w:rPr>
-        <w:t>main</w:t>
-      </w:r>
-      <w:proofErr w:type="spellEnd"/>
-    </w:p>
-    <w:p>
-      <w:pPr>
-        <w:rPr>
-          <w:b/>
+      </w:pPr>
+    </w:p>
+    <w:p>
+      <w:pPr>
+        <w:rPr>
           <w:bCs/>
           <w:lang w:val="es-MX"/>
         </w:rPr>
       </w:pPr>
       <w:r>
         <w:rPr>
-          <w:b/>
           <w:bCs/>
           <w:lang w:val="es-MX"/>
         </w:rPr>
-        <w:t xml:space="preserve">No olvidarse del </w:t>
-      </w:r>
-      <w:proofErr w:type="spellStart"/>
-      <w:r>
+        <w:t>git remote -v -&gt; Para saber si estamos conectado al repositorio</w:t>
+      </w:r>
+    </w:p>
+    <w:p>
+      <w:pPr>
         <w:rPr>
           <w:b/>
           <w:bCs/>
           <w:lang w:val="es-MX"/>
         </w:rPr>
-        <w:t>git</w:t>
-      </w:r>
-      <w:proofErr w:type="spellEnd"/>
+      </w:pPr>
       <w:r>
         <w:rPr>
           <w:b/>
           <w:bCs/>
           <w:lang w:val="es-MX"/>
         </w:rPr>
-        <w:t xml:space="preserve"> –</w:t>
-      </w:r>
-      <w:proofErr w:type="spellStart"/>
-      <w:r>
-        <w:rPr>
-          <w:b/>
+        <w:t>Para clonar en otro lugar)</w:t>
+      </w:r>
+    </w:p>
+    <w:p>
+      <w:pPr>
+        <w:rPr>
           <w:bCs/>
           <w:lang w:val="es-MX"/>
         </w:rPr>
-        <w:t>config</w:t>
-      </w:r>
-      <w:proofErr w:type="spellEnd"/>
-      <w:r>
-        <w:rPr>
-          <w:b/>
+      </w:pPr>
+      <w:r>
+        <w:rPr>
           <w:bCs/>
           <w:lang w:val="es-MX"/>
         </w:rPr>
-        <w:t>)</w:t>
-      </w:r>
-    </w:p>
-    <w:p>
-      <w:pPr>
-        <w:rPr>
-          <w:bCs/>
-          <w:lang w:val="es-MX"/>
-        </w:rPr>
-      </w:pPr>
-      <w:proofErr w:type="spellStart"/>
-      <w:r>
-        <w:rPr>
-          <w:bCs/>
-          <w:lang w:val="es-MX"/>
-        </w:rPr>
-        <w:t>git</w:t>
-      </w:r>
-      <w:proofErr w:type="spellEnd"/>
-      <w:r>
-        <w:rPr>
-          <w:bCs/>
-          <w:lang w:val="es-MX"/>
-        </w:rPr>
-        <w:t xml:space="preserve"> </w:t>
-      </w:r>
-      <w:proofErr w:type="spellStart"/>
-      <w:r>
-        <w:rPr>
-          <w:bCs/>
-          <w:lang w:val="es-MX"/>
-        </w:rPr>
-        <w:t>config</w:t>
-      </w:r>
-      <w:proofErr w:type="spellEnd"/>
-      <w:r>
-        <w:rPr>
-          <w:bCs/>
-          <w:lang w:val="es-MX"/>
-        </w:rPr>
-        <w:t xml:space="preserve"> --global user.name "</w:t>
-      </w:r>
-      <w:proofErr w:type="spellStart"/>
-      <w:r>
-        <w:rPr>
-          <w:bCs/>
-          <w:lang w:val="es-MX"/>
-        </w:rPr>
-        <w:t>TuNombre</w:t>
-      </w:r>
-      <w:proofErr w:type="spellEnd"/>
-      <w:r>
-        <w:rPr>
-          <w:bCs/>
-          <w:lang w:val="es-MX"/>
-        </w:rPr>
-        <w:t>"</w:t>
-      </w:r>
-    </w:p>
-    <w:p>
-      <w:pPr>
-        <w:rPr>
-          <w:bCs/>
-          <w:lang w:val="es-MX"/>
-        </w:rPr>
-      </w:pPr>
-      <w:proofErr w:type="spellStart"/>
-      <w:r>
-        <w:rPr>
-          <w:bCs/>
-          <w:lang w:val="es-MX"/>
-        </w:rPr>
-        <w:t>git</w:t>
-      </w:r>
-      <w:proofErr w:type="spellEnd"/>
-      <w:r>
-        <w:rPr>
-          <w:bCs/>
-          <w:lang w:val="es-MX"/>
-        </w:rPr>
-        <w:t xml:space="preserve"> </w:t>
-      </w:r>
-      <w:proofErr w:type="spellStart"/>
-      <w:r>
-        <w:rPr>
-          <w:bCs/>
-          <w:lang w:val="es-MX"/>
-        </w:rPr>
-        <w:t>config</w:t>
-      </w:r>
-      <w:proofErr w:type="spellEnd"/>
-      <w:r>
-        <w:rPr>
-          <w:bCs/>
-          <w:lang w:val="es-MX"/>
-        </w:rPr>
-        <w:t xml:space="preserve"> --global </w:t>
-      </w:r>
-      <w:proofErr w:type="spellStart"/>
-      <w:proofErr w:type="gramStart"/>
-      <w:r>
-        <w:rPr>
-          <w:bCs/>
-          <w:lang w:val="es-MX"/>
-        </w:rPr>
-        <w:t>user.email</w:t>
-      </w:r>
-      <w:proofErr w:type="spellEnd"/>
-      <w:proofErr w:type="gramEnd"/>
-      <w:r>
-        <w:rPr>
-          <w:bCs/>
-          <w:lang w:val="es-MX"/>
-        </w:rPr>
-        <w:t xml:space="preserve"> "tucorreo@gmail.com"</w:t>
-      </w:r>
-    </w:p>
-    <w:p>
-      <w:pPr>
-        <w:rPr>
-          <w:b/>
-          <w:bCs/>
-          <w:lang w:val="es-MX"/>
-        </w:rPr>
-      </w:pPr>
-      <w:r>
-        <w:rPr>
-          <w:b/>
-          <w:bCs/>
-          <w:lang w:val="es-MX"/>
-        </w:rPr>
-        <w:t>Para clonar en otro lugar)</w:t>
-      </w:r>
-    </w:p>
-    <w:p>
-      <w:pPr>
-        <w:rPr>
-          <w:bCs/>
-          <w:lang w:val="es-MX"/>
-        </w:rPr>
-      </w:pPr>
-      <w:proofErr w:type="spellStart"/>
-      <w:r>
-        <w:rPr>
-          <w:bCs/>
-          <w:lang w:val="es-MX"/>
-        </w:rPr>
-        <w:t>git</w:t>
-      </w:r>
-      <w:proofErr w:type="spellEnd"/>
-      <w:r>
-        <w:rPr>
-          <w:bCs/>
-          <w:lang w:val="es-MX"/>
-        </w:rPr>
-        <w:t xml:space="preserve"> clone </w:t>
-      </w:r>
-      <w:hyperlink r:id="rId7" w:history="1">
+        <w:t xml:space="preserve">git clone </w:t>
+      </w:r>
+      <w:hyperlink r:id="rId8" w:history="1">
         <w:r>
           <w:rPr>
             <w:rStyle w:val="Hipervnculo"/>
@@ -13678,188 +10129,83 @@
           <w:lang w:val="es-MX"/>
         </w:rPr>
       </w:pPr>
-      <w:proofErr w:type="spellStart"/>
       <w:r>
         <w:rPr>
           <w:bCs/>
           <w:lang w:val="es-MX"/>
         </w:rPr>
-        <w:t>git</w:t>
-      </w:r>
-      <w:proofErr w:type="spellEnd"/>
-      <w:r>
+        <w:t>git add .</w:t>
+      </w:r>
+    </w:p>
+    <w:p>
+      <w:pPr>
         <w:rPr>
           <w:bCs/>
           <w:lang w:val="es-MX"/>
         </w:rPr>
-        <w:t xml:space="preserve"> </w:t>
-      </w:r>
-      <w:proofErr w:type="spellStart"/>
-      <w:proofErr w:type="gramStart"/>
+      </w:pPr>
       <w:r>
         <w:rPr>
           <w:bCs/>
           <w:lang w:val="es-MX"/>
         </w:rPr>
-        <w:t>add</w:t>
-      </w:r>
-      <w:proofErr w:type="spellEnd"/>
-      <w:r>
+        <w:t>git commit -m "agrego ejercicio de listas"</w:t>
+      </w:r>
+    </w:p>
+    <w:p>
+      <w:pPr>
         <w:rPr>
           <w:bCs/>
           <w:lang w:val="es-MX"/>
         </w:rPr>
-        <w:t xml:space="preserve"> .</w:t>
-      </w:r>
-      <w:proofErr w:type="gramEnd"/>
-    </w:p>
-    <w:p>
-      <w:pPr>
+      </w:pPr>
+      <w:r>
         <w:rPr>
           <w:bCs/>
           <w:lang w:val="es-MX"/>
         </w:rPr>
-      </w:pPr>
-      <w:proofErr w:type="spellStart"/>
-      <w:r>
-        <w:rPr>
+        <w:t>git push</w:t>
+      </w:r>
+    </w:p>
+    <w:p>
+      <w:pPr>
+        <w:rPr>
+          <w:b/>
           <w:bCs/>
           <w:lang w:val="es-MX"/>
         </w:rPr>
-        <w:t>git</w:t>
-      </w:r>
-      <w:proofErr w:type="spellEnd"/>
-      <w:r>
-        <w:rPr>
+      </w:pPr>
+      <w:r>
+        <w:rPr>
+          <w:b/>
           <w:bCs/>
           <w:lang w:val="es-MX"/>
         </w:rPr>
-        <w:t xml:space="preserve"> </w:t>
-      </w:r>
-      <w:proofErr w:type="spellStart"/>
-      <w:r>
+        <w:t>3)Layouts</w:t>
+      </w:r>
+    </w:p>
+    <w:p>
+      <w:pPr>
         <w:rPr>
           <w:bCs/>
           <w:lang w:val="es-MX"/>
         </w:rPr>
-        <w:t>commit</w:t>
-      </w:r>
-      <w:proofErr w:type="spellEnd"/>
-      <w:r>
-        <w:rPr>
+      </w:pPr>
+      <w:r>
+        <w:rPr>
+          <w:b/>
           <w:bCs/>
           <w:lang w:val="es-MX"/>
         </w:rPr>
-        <w:t xml:space="preserve"> -m "agrego ejercicio de listas"</w:t>
-      </w:r>
-    </w:p>
-    <w:p>
-      <w:pPr>
+        <w:t xml:space="preserve">- Diseños de estructura: </w:t>
+      </w:r>
+      <w:r>
         <w:rPr>
           <w:bCs/>
           <w:lang w:val="es-MX"/>
         </w:rPr>
-      </w:pPr>
-      <w:proofErr w:type="spellStart"/>
-      <w:r>
-        <w:rPr>
-          <w:bCs/>
-          <w:lang w:val="es-MX"/>
-        </w:rPr>
-        <w:t>git</w:t>
-      </w:r>
-      <w:proofErr w:type="spellEnd"/>
-      <w:r>
-        <w:rPr>
-          <w:bCs/>
-          <w:lang w:val="es-MX"/>
-        </w:rPr>
-        <w:t xml:space="preserve"> </w:t>
-      </w:r>
-      <w:proofErr w:type="spellStart"/>
-      <w:r>
-        <w:rPr>
-          <w:bCs/>
-          <w:lang w:val="es-MX"/>
-        </w:rPr>
-        <w:t>push</w:t>
-      </w:r>
-      <w:proofErr w:type="spellEnd"/>
-    </w:p>
-    <w:p>
-      <w:pPr>
-        <w:rPr>
-          <w:b/>
-          <w:bCs/>
-          <w:lang w:val="es-MX"/>
-        </w:rPr>
-      </w:pPr>
-      <w:r>
-        <w:rPr>
-          <w:b/>
-          <w:bCs/>
-          <w:lang w:val="es-MX"/>
-        </w:rPr>
-        <w:t>3)</w:t>
-      </w:r>
-      <w:proofErr w:type="spellStart"/>
-      <w:r>
-        <w:rPr>
-          <w:b/>
-          <w:bCs/>
-          <w:lang w:val="es-MX"/>
-        </w:rPr>
-        <w:t>Layouts</w:t>
-      </w:r>
-      <w:proofErr w:type="spellEnd"/>
-    </w:p>
-    <w:p>
-      <w:pPr>
-        <w:rPr>
-          <w:bCs/>
-          <w:lang w:val="es-MX"/>
-        </w:rPr>
-      </w:pPr>
-      <w:r>
-        <w:rPr>
-          <w:b/>
-          <w:bCs/>
-          <w:lang w:val="es-MX"/>
-        </w:rPr>
-        <w:t xml:space="preserve">- Diseños de estructura: </w:t>
-      </w:r>
-      <w:r>
-        <w:rPr>
-          <w:bCs/>
-          <w:lang w:val="es-MX"/>
-        </w:rPr>
-        <w:t xml:space="preserve">Existen </w:t>
-      </w:r>
-      <w:proofErr w:type="spellStart"/>
-      <w:r>
-        <w:rPr>
-          <w:bCs/>
-          <w:lang w:val="es-MX"/>
-        </w:rPr>
-        <w:t>StateLess</w:t>
-      </w:r>
-      <w:proofErr w:type="spellEnd"/>
-      <w:r>
-        <w:rPr>
-          <w:bCs/>
-          <w:lang w:val="es-MX"/>
-        </w:rPr>
-        <w:t xml:space="preserve"> y </w:t>
-      </w:r>
-      <w:proofErr w:type="spellStart"/>
-      <w:r>
-        <w:rPr>
-          <w:bCs/>
-          <w:lang w:val="es-MX"/>
-        </w:rPr>
-        <w:t>StateFull</w:t>
-      </w:r>
-      <w:proofErr w:type="spellEnd"/>
+        <w:t>Existen StateLess y StateFull</w:t>
+      </w:r>
     </w:p>
     <w:p>
       <w:pPr>

--- a/Flutter Original.docx
+++ b/Flutter Original.docx
@@ -1,6 +1,6 @@
 
 <file path=word/document.xml><?xml version="1.0" encoding="utf-8"?>
-<w:document xmlns:wpc="http://schemas.microsoft.com/office/word/2010/wordprocessingCanvas" xmlns:cx="http://schemas.microsoft.com/office/drawing/2014/chartex" xmlns:cx1="http://schemas.microsoft.com/office/drawing/2015/9/8/chartex" xmlns:cx2="http://schemas.microsoft.com/office/drawing/2015/10/21/chartex" xmlns:cx3="http://schemas.microsoft.com/office/drawing/2016/5/9/chartex" xmlns:cx4="http://schemas.microsoft.com/office/drawing/2016/5/10/chartex" xmlns:cx5="http://schemas.microsoft.com/office/drawing/2016/5/11/chartex" xmlns:cx6="http://schemas.microsoft.com/office/drawing/2016/5/12/chartex" xmlns:cx7="http://schemas.microsoft.com/office/drawing/2016/5/13/chartex" xmlns:cx8="http://schemas.microsoft.com/office/drawing/2016/5/14/chartex" xmlns:mc="http://schemas.openxmlformats.org/markup-compatibility/2006" xmlns:aink="http://schemas.microsoft.com/office/drawing/2016/ink" xmlns:am3d="http://schemas.microsoft.com/office/drawing/2017/model3d" xmlns:o="urn:schemas-microsoft-com:office:office" xmlns:r="http://schemas.openxmlformats.org/officeDocument/2006/relationships" xmlns:m="http://schemas.openxmlformats.org/officeDocument/2006/math" xmlns:v="urn:schemas-microsoft-com:vml" xmlns:wp14="http://schemas.microsoft.com/office/word/2010/wordprocessingDrawing" xmlns:wp="http://schemas.openxmlformats.org/drawingml/2006/wordprocessingDrawing" xmlns:w10="urn:schemas-microsoft-com:office:word" xmlns:w="http://schemas.openxmlformats.org/wordprocessingml/2006/main" xmlns:w14="http://schemas.microsoft.com/office/word/2010/wordml" xmlns:w15="http://schemas.microsoft.com/office/word/2012/wordml" xmlns:w16cex="http://schemas.microsoft.com/office/word/2018/wordml/cex" xmlns:w16cid="http://schemas.microsoft.com/office/word/2016/wordml/cid" xmlns:w16="http://schemas.microsoft.com/office/word/2018/wordml" xmlns:w16sdtdh="http://schemas.microsoft.com/office/word/2020/wordml/sdtdatahash" xmlns:w16se="http://schemas.microsoft.com/office/word/2015/wordml/symex" xmlns:wpg="http://schemas.microsoft.com/office/word/2010/wordprocessingGroup" xmlns:wpi="http://schemas.microsoft.com/office/word/2010/wordprocessingInk" xmlns:wne="http://schemas.microsoft.com/office/word/2006/wordml" xmlns:wps="http://schemas.microsoft.com/office/word/2010/wordprocessingShape" mc:Ignorable="w14 w15 w16se w16cid w16 w16cex w16sdtdh wp14">
+<w:document xmlns:wpc="http://schemas.microsoft.com/office/word/2010/wordprocessingCanvas" xmlns:cx="http://schemas.microsoft.com/office/drawing/2014/chartex" xmlns:cx1="http://schemas.microsoft.com/office/drawing/2015/9/8/chartex" xmlns:mc="http://schemas.openxmlformats.org/markup-compatibility/2006" xmlns:o="urn:schemas-microsoft-com:office:office" xmlns:r="http://schemas.openxmlformats.org/officeDocument/2006/relationships" xmlns:m="http://schemas.openxmlformats.org/officeDocument/2006/math" xmlns:v="urn:schemas-microsoft-com:vml" xmlns:wp14="http://schemas.microsoft.com/office/word/2010/wordprocessingDrawing" xmlns:wp="http://schemas.openxmlformats.org/drawingml/2006/wordprocessingDrawing" xmlns:w10="urn:schemas-microsoft-com:office:word" xmlns:w="http://schemas.openxmlformats.org/wordprocessingml/2006/main" xmlns:w14="http://schemas.microsoft.com/office/word/2010/wordml" xmlns:w15="http://schemas.microsoft.com/office/word/2012/wordml" xmlns:w16se="http://schemas.microsoft.com/office/word/2015/wordml/symex" xmlns:wpg="http://schemas.microsoft.com/office/word/2010/wordprocessingGroup" xmlns:wpi="http://schemas.microsoft.com/office/word/2010/wordprocessingInk" xmlns:wne="http://schemas.microsoft.com/office/word/2006/wordml" xmlns:wps="http://schemas.microsoft.com/office/word/2010/wordprocessingShape" mc:Ignorable="w14 w15 w16se wp14">
   <w:body>
     <w:p>
       <w:pPr>
@@ -10,6 +10,7 @@
           <w:lang w:val="es-ES"/>
         </w:rPr>
       </w:pPr>
+      <w:proofErr w:type="spellStart"/>
       <w:r>
         <w:rPr>
           <w:b/>
@@ -17,6 +18,7 @@
         </w:rPr>
         <w:t>Flutter</w:t>
       </w:r>
+      <w:proofErr w:type="spellEnd"/>
     </w:p>
     <w:p>
       <w:pPr>
@@ -43,13 +45,77 @@
         <w:rPr>
           <w:lang w:val="es-ES"/>
         </w:rPr>
-        <w:t>- Interfaz que permite a varias aplicaciones intercambiar datos entre si, mediante métodos</w:t>
-      </w:r>
-      <w:r>
-        <w:rPr>
-          <w:lang w:val="es-ES"/>
-        </w:rPr>
-        <w:t xml:space="preserve"> de autenticación (https) get(obtener). Post(insertar),pull(modificar),delete(eliminar)</w:t>
+        <w:t xml:space="preserve">- Interfaz que permite a varias aplicaciones intercambiar datos entre </w:t>
+      </w:r>
+      <w:proofErr w:type="spellStart"/>
+      <w:r>
+        <w:rPr>
+          <w:lang w:val="es-ES"/>
+        </w:rPr>
+        <w:t>si</w:t>
+      </w:r>
+      <w:proofErr w:type="spellEnd"/>
+      <w:r>
+        <w:rPr>
+          <w:lang w:val="es-ES"/>
+        </w:rPr>
+        <w:t>, mediante métodos</w:t>
+      </w:r>
+      <w:r>
+        <w:rPr>
+          <w:lang w:val="es-ES"/>
+        </w:rPr>
+        <w:t xml:space="preserve"> de autenticación (https) </w:t>
+      </w:r>
+      <w:proofErr w:type="spellStart"/>
+      <w:r>
+        <w:rPr>
+          <w:lang w:val="es-ES"/>
+        </w:rPr>
+        <w:t>get</w:t>
+      </w:r>
+      <w:proofErr w:type="spellEnd"/>
+      <w:r>
+        <w:rPr>
+          <w:lang w:val="es-ES"/>
+        </w:rPr>
+        <w:t>(obtener). Post(insertar</w:t>
+      </w:r>
+      <w:proofErr w:type="gramStart"/>
+      <w:r>
+        <w:rPr>
+          <w:lang w:val="es-ES"/>
+        </w:rPr>
+        <w:t>),</w:t>
+      </w:r>
+      <w:proofErr w:type="spellStart"/>
+      <w:r>
+        <w:rPr>
+          <w:lang w:val="es-ES"/>
+        </w:rPr>
+        <w:t>pull</w:t>
+      </w:r>
+      <w:proofErr w:type="spellEnd"/>
+      <w:proofErr w:type="gramEnd"/>
+      <w:r>
+        <w:rPr>
+          <w:lang w:val="es-ES"/>
+        </w:rPr>
+        <w:t>(modificar),</w:t>
+      </w:r>
+      <w:proofErr w:type="spellStart"/>
+      <w:r>
+        <w:rPr>
+          <w:lang w:val="es-ES"/>
+        </w:rPr>
+        <w:t>delete</w:t>
+      </w:r>
+      <w:proofErr w:type="spellEnd"/>
+      <w:r>
+        <w:rPr>
+          <w:lang w:val="es-ES"/>
+        </w:rPr>
+        <w:t>(eliminar)</w:t>
       </w:r>
     </w:p>
     <w:p>
@@ -75,7 +141,21 @@
         <w:rPr>
           <w:lang w:val="es-ES"/>
         </w:rPr>
-        <w:t xml:space="preserve"> Son las que cada programa puede usar sin resticciones cuando sea para consultar la información.</w:t>
+        <w:t xml:space="preserve"> Son las que cada programa puede usar sin </w:t>
+      </w:r>
+      <w:proofErr w:type="spellStart"/>
+      <w:r>
+        <w:rPr>
+          <w:lang w:val="es-ES"/>
+        </w:rPr>
+        <w:t>resticciones</w:t>
+      </w:r>
+      <w:proofErr w:type="spellEnd"/>
+      <w:r>
+        <w:rPr>
+          <w:lang w:val="es-ES"/>
+        </w:rPr>
+        <w:t xml:space="preserve"> cuando sea para consultar la información.</w:t>
       </w:r>
     </w:p>
     <w:p>
@@ -186,7 +266,39 @@
           <w:b/>
           <w:lang w:val="es-ES"/>
         </w:rPr>
-        <w:t>3)XML (Extensible markup languaje)</w:t>
+        <w:t xml:space="preserve">3)XML (Extensible </w:t>
+      </w:r>
+      <w:proofErr w:type="spellStart"/>
+      <w:r>
+        <w:rPr>
+          <w:b/>
+          <w:lang w:val="es-ES"/>
+        </w:rPr>
+        <w:t>markup</w:t>
+      </w:r>
+      <w:proofErr w:type="spellEnd"/>
+      <w:r>
+        <w:rPr>
+          <w:b/>
+          <w:lang w:val="es-ES"/>
+        </w:rPr>
+        <w:t xml:space="preserve"> </w:t>
+      </w:r>
+      <w:proofErr w:type="spellStart"/>
+      <w:r>
+        <w:rPr>
+          <w:b/>
+          <w:lang w:val="es-ES"/>
+        </w:rPr>
+        <w:t>languaje</w:t>
+      </w:r>
+      <w:proofErr w:type="spellEnd"/>
+      <w:r>
+        <w:rPr>
+          <w:b/>
+          <w:lang w:val="es-ES"/>
+        </w:rPr>
+        <w:t>)</w:t>
       </w:r>
     </w:p>
     <w:p>
@@ -214,20 +326,82 @@
           <w:b/>
           <w:lang w:val="es-ES"/>
         </w:rPr>
-        <w:t>4)JSON (javascript object notatio)</w:t>
-      </w:r>
-    </w:p>
-    <w:p>
-      <w:pPr>
-        <w:rPr>
-          <w:lang w:val="es-ES"/>
-        </w:rPr>
-      </w:pPr>
-      <w:r>
-        <w:rPr>
-          <w:lang w:val="es-ES"/>
-        </w:rPr>
-        <w:t>-  Es el estándar de hoy mas actualizado</w:t>
+        <w:t>4)JSON (</w:t>
+      </w:r>
+      <w:proofErr w:type="spellStart"/>
+      <w:r>
+        <w:rPr>
+          <w:b/>
+          <w:lang w:val="es-ES"/>
+        </w:rPr>
+        <w:t>javascript</w:t>
+      </w:r>
+      <w:proofErr w:type="spellEnd"/>
+      <w:r>
+        <w:rPr>
+          <w:b/>
+          <w:lang w:val="es-ES"/>
+        </w:rPr>
+        <w:t xml:space="preserve"> </w:t>
+      </w:r>
+      <w:proofErr w:type="spellStart"/>
+      <w:r>
+        <w:rPr>
+          <w:b/>
+          <w:lang w:val="es-ES"/>
+        </w:rPr>
+        <w:t>object</w:t>
+      </w:r>
+      <w:proofErr w:type="spellEnd"/>
+      <w:r>
+        <w:rPr>
+          <w:b/>
+          <w:lang w:val="es-ES"/>
+        </w:rPr>
+        <w:t xml:space="preserve"> </w:t>
+      </w:r>
+      <w:proofErr w:type="spellStart"/>
+      <w:r>
+        <w:rPr>
+          <w:b/>
+          <w:lang w:val="es-ES"/>
+        </w:rPr>
+        <w:t>notatio</w:t>
+      </w:r>
+      <w:proofErr w:type="spellEnd"/>
+      <w:r>
+        <w:rPr>
+          <w:b/>
+          <w:lang w:val="es-ES"/>
+        </w:rPr>
+        <w:t>)</w:t>
+      </w:r>
+    </w:p>
+    <w:p>
+      <w:pPr>
+        <w:rPr>
+          <w:lang w:val="es-ES"/>
+        </w:rPr>
+      </w:pPr>
+      <w:r>
+        <w:rPr>
+          <w:lang w:val="es-ES"/>
+        </w:rPr>
+        <w:t xml:space="preserve">-  Es el estándar de hoy </w:t>
+      </w:r>
+      <w:proofErr w:type="spellStart"/>
+      <w:r>
+        <w:rPr>
+          <w:lang w:val="es-ES"/>
+        </w:rPr>
+        <w:t>mas</w:t>
+      </w:r>
+      <w:proofErr w:type="spellEnd"/>
+      <w:r>
+        <w:rPr>
+          <w:lang w:val="es-ES"/>
+        </w:rPr>
+        <w:t xml:space="preserve"> actualizado</w:t>
       </w:r>
     </w:p>
     <w:p>
@@ -252,6 +426,7 @@
           <w:lang w:val="es-ES"/>
         </w:rPr>
       </w:pPr>
+      <w:proofErr w:type="gramStart"/>
       <w:r>
         <w:rPr>
           <w:b/>
@@ -259,6 +434,7 @@
         </w:rPr>
         <w:t>5.1)Locales</w:t>
       </w:r>
+      <w:proofErr w:type="gramEnd"/>
     </w:p>
     <w:p>
       <w:pPr>
@@ -276,7 +452,21 @@
         <w:rPr>
           <w:lang w:val="es-ES"/>
         </w:rPr>
-        <w:t>interno si el programa requiere sonido o vibración por cada notificación se comunica con la api del teléfono</w:t>
+        <w:t xml:space="preserve">interno si el programa requiere sonido o vibración por cada notificación se comunica con </w:t>
+      </w:r>
+      <w:proofErr w:type="gramStart"/>
+      <w:r>
+        <w:rPr>
+          <w:lang w:val="es-ES"/>
+        </w:rPr>
+        <w:t>la api</w:t>
+      </w:r>
+      <w:proofErr w:type="gramEnd"/>
+      <w:r>
+        <w:rPr>
+          <w:lang w:val="es-ES"/>
+        </w:rPr>
+        <w:t xml:space="preserve"> del teléfono</w:t>
       </w:r>
       <w:r>
         <w:rPr>
@@ -292,6 +482,7 @@
           <w:lang w:val="es-ES"/>
         </w:rPr>
       </w:pPr>
+      <w:proofErr w:type="gramStart"/>
       <w:r>
         <w:rPr>
           <w:b/>
@@ -299,6 +490,7 @@
         </w:rPr>
         <w:t>5.2)Remotas</w:t>
       </w:r>
+      <w:proofErr w:type="gramEnd"/>
     </w:p>
     <w:p>
       <w:pPr>
@@ -312,6 +504,7 @@
         </w:rPr>
         <w:t xml:space="preserve">- Usan servicios web </w:t>
       </w:r>
+      <w:proofErr w:type="gramStart"/>
       <w:r>
         <w:rPr>
           <w:lang w:val="es-ES"/>
@@ -324,6 +517,7 @@
         </w:rPr>
         <w:t xml:space="preserve"> usar</w:t>
       </w:r>
+      <w:proofErr w:type="gramEnd"/>
       <w:r>
         <w:rPr>
           <w:lang w:val="es-ES"/>
@@ -354,7 +548,77 @@
         <w:rPr>
           <w:lang w:val="es-ES"/>
         </w:rPr>
-        <w:t>-REST: La arquitefctura mas usada para APIS, si cremos un servicio web usando la arquitectura rest se llama rest full</w:t>
+        <w:t xml:space="preserve">-REST: La </w:t>
+      </w:r>
+      <w:proofErr w:type="spellStart"/>
+      <w:r>
+        <w:rPr>
+          <w:lang w:val="es-ES"/>
+        </w:rPr>
+        <w:t>arquitefctura</w:t>
+      </w:r>
+      <w:proofErr w:type="spellEnd"/>
+      <w:r>
+        <w:rPr>
+          <w:lang w:val="es-ES"/>
+        </w:rPr>
+        <w:t xml:space="preserve"> </w:t>
+      </w:r>
+      <w:proofErr w:type="spellStart"/>
+      <w:r>
+        <w:rPr>
+          <w:lang w:val="es-ES"/>
+        </w:rPr>
+        <w:t>mas</w:t>
+      </w:r>
+      <w:proofErr w:type="spellEnd"/>
+      <w:r>
+        <w:rPr>
+          <w:lang w:val="es-ES"/>
+        </w:rPr>
+        <w:t xml:space="preserve"> usada para APIS, si </w:t>
+      </w:r>
+      <w:proofErr w:type="spellStart"/>
+      <w:r>
+        <w:rPr>
+          <w:lang w:val="es-ES"/>
+        </w:rPr>
+        <w:t>cremos</w:t>
+      </w:r>
+      <w:proofErr w:type="spellEnd"/>
+      <w:r>
+        <w:rPr>
+          <w:lang w:val="es-ES"/>
+        </w:rPr>
+        <w:t xml:space="preserve"> un servicio web usando la arquitectura </w:t>
+      </w:r>
+      <w:proofErr w:type="spellStart"/>
+      <w:r>
+        <w:rPr>
+          <w:lang w:val="es-ES"/>
+        </w:rPr>
+        <w:t>rest</w:t>
+      </w:r>
+      <w:proofErr w:type="spellEnd"/>
+      <w:r>
+        <w:rPr>
+          <w:lang w:val="es-ES"/>
+        </w:rPr>
+        <w:t xml:space="preserve"> se llama </w:t>
+      </w:r>
+      <w:proofErr w:type="spellStart"/>
+      <w:r>
+        <w:rPr>
+          <w:lang w:val="es-ES"/>
+        </w:rPr>
+        <w:t>rest</w:t>
+      </w:r>
+      <w:proofErr w:type="spellEnd"/>
+      <w:r>
+        <w:rPr>
+          <w:lang w:val="es-ES"/>
+        </w:rPr>
+        <w:t xml:space="preserve"> full</w:t>
       </w:r>
       <w:r>
         <w:rPr>
@@ -375,8 +639,17 @@
           <w:b/>
           <w:lang w:val="es-ES"/>
         </w:rPr>
-        <w:t>6)Desarrollar una API Rest</w:t>
-      </w:r>
+        <w:t xml:space="preserve">6)Desarrollar una API </w:t>
+      </w:r>
+      <w:proofErr w:type="spellStart"/>
+      <w:r>
+        <w:rPr>
+          <w:b/>
+          <w:lang w:val="es-ES"/>
+        </w:rPr>
+        <w:t>Rest</w:t>
+      </w:r>
+      <w:proofErr w:type="spellEnd"/>
     </w:p>
     <w:p>
       <w:pPr>
@@ -390,6 +663,7 @@
         </w:rPr>
         <w:t xml:space="preserve">- Si consultamos cada información tiene u identificador llamado </w:t>
       </w:r>
+      <w:proofErr w:type="gramStart"/>
       <w:r>
         <w:rPr>
           <w:b/>
@@ -401,7 +675,42 @@
         <w:rPr>
           <w:lang w:val="es-ES"/>
         </w:rPr>
-        <w:t xml:space="preserve"> , la url de la pagina se llama </w:t>
+        <w:t xml:space="preserve"> ,</w:t>
+      </w:r>
+      <w:proofErr w:type="gramEnd"/>
+      <w:r>
+        <w:rPr>
+          <w:lang w:val="es-ES"/>
+        </w:rPr>
+        <w:t xml:space="preserve"> la </w:t>
+      </w:r>
+      <w:proofErr w:type="spellStart"/>
+      <w:r>
+        <w:rPr>
+          <w:lang w:val="es-ES"/>
+        </w:rPr>
+        <w:t>url</w:t>
+      </w:r>
+      <w:proofErr w:type="spellEnd"/>
+      <w:r>
+        <w:rPr>
+          <w:lang w:val="es-ES"/>
+        </w:rPr>
+        <w:t xml:space="preserve"> de la </w:t>
+      </w:r>
+      <w:proofErr w:type="spellStart"/>
+      <w:r>
+        <w:rPr>
+          <w:lang w:val="es-ES"/>
+        </w:rPr>
+        <w:t>pagina</w:t>
+      </w:r>
+      <w:proofErr w:type="spellEnd"/>
+      <w:r>
+        <w:rPr>
+          <w:lang w:val="es-ES"/>
+        </w:rPr>
+        <w:t xml:space="preserve"> se llama </w:t>
       </w:r>
       <w:r>
         <w:rPr>
@@ -414,7 +723,21 @@
         <w:rPr>
           <w:lang w:val="es-ES"/>
         </w:rPr>
-        <w:t>, La uri consulta cualqu</w:t>
+        <w:t xml:space="preserve">, La </w:t>
+      </w:r>
+      <w:proofErr w:type="spellStart"/>
+      <w:r>
+        <w:rPr>
+          <w:lang w:val="es-ES"/>
+        </w:rPr>
+        <w:t>uri</w:t>
+      </w:r>
+      <w:proofErr w:type="spellEnd"/>
+      <w:r>
+        <w:rPr>
+          <w:lang w:val="es-ES"/>
+        </w:rPr>
+        <w:t xml:space="preserve"> consulta cualqu</w:t>
       </w:r>
       <w:r>
         <w:rPr>
@@ -598,7 +921,21 @@
         <w:rPr>
           <w:lang w:val="es-ES"/>
         </w:rPr>
-        <w:t xml:space="preserve"> Solicta información de la API</w:t>
+        <w:t xml:space="preserve"> </w:t>
+      </w:r>
+      <w:proofErr w:type="spellStart"/>
+      <w:r>
+        <w:rPr>
+          <w:lang w:val="es-ES"/>
+        </w:rPr>
+        <w:t>Solicta</w:t>
+      </w:r>
+      <w:proofErr w:type="spellEnd"/>
+      <w:r>
+        <w:rPr>
+          <w:lang w:val="es-ES"/>
+        </w:rPr>
+        <w:t xml:space="preserve"> información de la API</w:t>
       </w:r>
     </w:p>
     <w:p>
@@ -615,11 +952,19 @@
         </w:rPr>
         <w:t xml:space="preserve">- POST: </w:t>
       </w:r>
-      <w:r>
-        <w:rPr>
-          <w:lang w:val="es-ES"/>
-        </w:rPr>
-        <w:t>Eniva información a la API</w:t>
+      <w:proofErr w:type="spellStart"/>
+      <w:r>
+        <w:rPr>
+          <w:lang w:val="es-ES"/>
+        </w:rPr>
+        <w:t>Eniva</w:t>
+      </w:r>
+      <w:proofErr w:type="spellEnd"/>
+      <w:r>
+        <w:rPr>
+          <w:lang w:val="es-ES"/>
+        </w:rPr>
+        <w:t xml:space="preserve"> información a la API</w:t>
       </w:r>
     </w:p>
     <w:p>
@@ -660,7 +1005,21 @@
         <w:rPr>
           <w:lang w:val="es-ES"/>
         </w:rPr>
-        <w:t>Borra recuros de la API</w:t>
+        <w:t xml:space="preserve">Borra </w:t>
+      </w:r>
+      <w:proofErr w:type="spellStart"/>
+      <w:r>
+        <w:rPr>
+          <w:lang w:val="es-ES"/>
+        </w:rPr>
+        <w:t>recuros</w:t>
+      </w:r>
+      <w:proofErr w:type="spellEnd"/>
+      <w:r>
+        <w:rPr>
+          <w:lang w:val="es-ES"/>
+        </w:rPr>
+        <w:t xml:space="preserve"> de la API</w:t>
       </w:r>
     </w:p>
     <w:p>
@@ -769,22 +1128,63 @@
           <w:b/>
           <w:lang w:val="es-ES"/>
         </w:rPr>
-        <w:t xml:space="preserve"> al desarrollar una api rest</w:t>
-      </w:r>
-    </w:p>
-    <w:p>
-      <w:pPr>
-        <w:rPr>
-          <w:b/>
-          <w:lang w:val="es-ES"/>
-        </w:rPr>
-      </w:pPr>
-      <w:r>
-        <w:rPr>
-          <w:b/>
-          <w:lang w:val="es-ES"/>
-        </w:rPr>
-        <w:t>- HATEOAS: Cada recuro sabe que recurso sigue ocual están ahí</w:t>
+        <w:t xml:space="preserve"> al desarrollar </w:t>
+      </w:r>
+      <w:proofErr w:type="gramStart"/>
+      <w:r>
+        <w:rPr>
+          <w:b/>
+          <w:lang w:val="es-ES"/>
+        </w:rPr>
+        <w:t>una api</w:t>
+      </w:r>
+      <w:proofErr w:type="gramEnd"/>
+      <w:r>
+        <w:rPr>
+          <w:b/>
+          <w:lang w:val="es-ES"/>
+        </w:rPr>
+        <w:t xml:space="preserve"> </w:t>
+      </w:r>
+      <w:proofErr w:type="spellStart"/>
+      <w:r>
+        <w:rPr>
+          <w:b/>
+          <w:lang w:val="es-ES"/>
+        </w:rPr>
+        <w:t>rest</w:t>
+      </w:r>
+      <w:proofErr w:type="spellEnd"/>
+    </w:p>
+    <w:p>
+      <w:pPr>
+        <w:rPr>
+          <w:b/>
+          <w:lang w:val="es-ES"/>
+        </w:rPr>
+      </w:pPr>
+      <w:r>
+        <w:rPr>
+          <w:b/>
+          <w:lang w:val="es-ES"/>
+        </w:rPr>
+        <w:t xml:space="preserve">- HATEOAS: Cada recuro sabe que recurso sigue </w:t>
+      </w:r>
+      <w:proofErr w:type="spellStart"/>
+      <w:r>
+        <w:rPr>
+          <w:b/>
+          <w:lang w:val="es-ES"/>
+        </w:rPr>
+        <w:t>ocual</w:t>
+      </w:r>
+      <w:proofErr w:type="spellEnd"/>
+      <w:r>
+        <w:rPr>
+          <w:b/>
+          <w:lang w:val="es-ES"/>
+        </w:rPr>
+        <w:t xml:space="preserve"> están ahí</w:t>
       </w:r>
     </w:p>
     <w:p>
@@ -836,7 +1236,23 @@
           <w:b/>
           <w:lang w:val="es-ES"/>
         </w:rPr>
-        <w:t>umentar las apis que realizamos</w:t>
+        <w:t xml:space="preserve">umentar las </w:t>
+      </w:r>
+      <w:proofErr w:type="spellStart"/>
+      <w:r>
+        <w:rPr>
+          <w:b/>
+          <w:lang w:val="es-ES"/>
+        </w:rPr>
+        <w:t>apis</w:t>
+      </w:r>
+      <w:proofErr w:type="spellEnd"/>
+      <w:r>
+        <w:rPr>
+          <w:b/>
+          <w:lang w:val="es-ES"/>
+        </w:rPr>
+        <w:t xml:space="preserve"> que realizamos</w:t>
       </w:r>
     </w:p>
     <w:p>
@@ -951,6 +1367,7 @@
           <w:lang w:val="es-ES"/>
         </w:rPr>
       </w:pPr>
+      <w:proofErr w:type="spellStart"/>
       <w:r>
         <w:rPr>
           <w:b/>
@@ -959,20 +1376,37 @@
         <w:lastRenderedPageBreak/>
         <w:t>Curs</w:t>
       </w:r>
-    </w:p>
-    <w:p>
-      <w:pPr>
-        <w:rPr>
-          <w:b/>
-          <w:lang w:val="es-ES"/>
-        </w:rPr>
-      </w:pPr>
-      <w:r>
-        <w:rPr>
-          <w:b/>
-          <w:lang w:val="es-ES"/>
-        </w:rPr>
-        <w:t xml:space="preserve">- Xcode: </w:t>
+      <w:proofErr w:type="spellEnd"/>
+    </w:p>
+    <w:p>
+      <w:pPr>
+        <w:rPr>
+          <w:b/>
+          <w:lang w:val="es-ES"/>
+        </w:rPr>
+      </w:pPr>
+      <w:r>
+        <w:rPr>
+          <w:b/>
+          <w:lang w:val="es-ES"/>
+        </w:rPr>
+        <w:t xml:space="preserve">- </w:t>
+      </w:r>
+      <w:proofErr w:type="spellStart"/>
+      <w:r>
+        <w:rPr>
+          <w:b/>
+          <w:lang w:val="es-ES"/>
+        </w:rPr>
+        <w:t>Xcode</w:t>
+      </w:r>
+      <w:proofErr w:type="spellEnd"/>
+      <w:r>
+        <w:rPr>
+          <w:b/>
+          <w:lang w:val="es-ES"/>
+        </w:rPr>
+        <w:t xml:space="preserve">: </w:t>
       </w:r>
       <w:r>
         <w:rPr>
@@ -984,28 +1418,88 @@
         <w:rPr>
           <w:lang w:val="es-ES"/>
         </w:rPr>
-        <w:t>esarrollar aplicaciones ios, xcode solo funciona en MacOs</w:t>
-      </w:r>
-    </w:p>
-    <w:p>
-      <w:pPr>
-        <w:rPr>
-          <w:lang w:val="es-ES"/>
-        </w:rPr>
-      </w:pPr>
-      <w:r>
-        <w:rPr>
-          <w:b/>
-          <w:lang w:val="es-ES"/>
-        </w:rPr>
-        <w:t xml:space="preserve">- CocoaPods: </w:t>
-      </w:r>
-      <w:r>
-        <w:rPr>
-          <w:lang w:val="es-ES"/>
-        </w:rPr>
-        <w:t>Gestiona dependencias en ios</w:t>
-      </w:r>
+        <w:t xml:space="preserve">esarrollar aplicaciones </w:t>
+      </w:r>
+      <w:proofErr w:type="spellStart"/>
+      <w:r>
+        <w:rPr>
+          <w:lang w:val="es-ES"/>
+        </w:rPr>
+        <w:t>ios</w:t>
+      </w:r>
+      <w:proofErr w:type="spellEnd"/>
+      <w:r>
+        <w:rPr>
+          <w:lang w:val="es-ES"/>
+        </w:rPr>
+        <w:t xml:space="preserve">, </w:t>
+      </w:r>
+      <w:proofErr w:type="spellStart"/>
+      <w:r>
+        <w:rPr>
+          <w:lang w:val="es-ES"/>
+        </w:rPr>
+        <w:t>xcode</w:t>
+      </w:r>
+      <w:proofErr w:type="spellEnd"/>
+      <w:r>
+        <w:rPr>
+          <w:lang w:val="es-ES"/>
+        </w:rPr>
+        <w:t xml:space="preserve"> solo funciona en </w:t>
+      </w:r>
+      <w:proofErr w:type="spellStart"/>
+      <w:r>
+        <w:rPr>
+          <w:lang w:val="es-ES"/>
+        </w:rPr>
+        <w:t>MacOs</w:t>
+      </w:r>
+      <w:proofErr w:type="spellEnd"/>
+    </w:p>
+    <w:p>
+      <w:pPr>
+        <w:rPr>
+          <w:lang w:val="es-ES"/>
+        </w:rPr>
+      </w:pPr>
+      <w:r>
+        <w:rPr>
+          <w:b/>
+          <w:lang w:val="es-ES"/>
+        </w:rPr>
+        <w:t xml:space="preserve">- </w:t>
+      </w:r>
+      <w:proofErr w:type="spellStart"/>
+      <w:r>
+        <w:rPr>
+          <w:b/>
+          <w:lang w:val="es-ES"/>
+        </w:rPr>
+        <w:t>CocoaPods</w:t>
+      </w:r>
+      <w:proofErr w:type="spellEnd"/>
+      <w:r>
+        <w:rPr>
+          <w:b/>
+          <w:lang w:val="es-ES"/>
+        </w:rPr>
+        <w:t xml:space="preserve">: </w:t>
+      </w:r>
+      <w:r>
+        <w:rPr>
+          <w:lang w:val="es-ES"/>
+        </w:rPr>
+        <w:t xml:space="preserve">Gestiona dependencias en </w:t>
+      </w:r>
+      <w:proofErr w:type="spellStart"/>
+      <w:r>
+        <w:rPr>
+          <w:lang w:val="es-ES"/>
+        </w:rPr>
+        <w:t>ios</w:t>
+      </w:r>
+      <w:proofErr w:type="spellEnd"/>
     </w:p>
     <w:p>
       <w:pPr>
@@ -1032,20 +1526,42 @@
         <w:rPr>
           <w:lang w:val="es-ES"/>
         </w:rPr>
-        <w:t>- Instalar VS Code</w:t>
-      </w:r>
-    </w:p>
-    <w:p>
-      <w:pPr>
-        <w:rPr>
-          <w:lang w:val="es-ES"/>
-        </w:rPr>
-      </w:pPr>
-      <w:r>
-        <w:rPr>
-          <w:lang w:val="es-ES"/>
-        </w:rPr>
-        <w:t>- Instalar SDK flutter manualmente</w:t>
+        <w:t xml:space="preserve">- Instalar VS </w:t>
+      </w:r>
+      <w:proofErr w:type="spellStart"/>
+      <w:r>
+        <w:rPr>
+          <w:lang w:val="es-ES"/>
+        </w:rPr>
+        <w:t>Code</w:t>
+      </w:r>
+      <w:proofErr w:type="spellEnd"/>
+    </w:p>
+    <w:p>
+      <w:pPr>
+        <w:rPr>
+          <w:lang w:val="es-ES"/>
+        </w:rPr>
+      </w:pPr>
+      <w:r>
+        <w:rPr>
+          <w:lang w:val="es-ES"/>
+        </w:rPr>
+        <w:t xml:space="preserve">- Instalar SDK </w:t>
+      </w:r>
+      <w:proofErr w:type="spellStart"/>
+      <w:r>
+        <w:rPr>
+          <w:lang w:val="es-ES"/>
+        </w:rPr>
+        <w:t>flutter</w:t>
+      </w:r>
+      <w:proofErr w:type="spellEnd"/>
+      <w:r>
+        <w:rPr>
+          <w:lang w:val="es-ES"/>
+        </w:rPr>
+        <w:t xml:space="preserve"> manualmente</w:t>
       </w:r>
     </w:p>
     <w:p>
@@ -1060,37 +1576,208 @@
         </w:rPr>
         <w:t xml:space="preserve">- </w:t>
       </w:r>
-      <w:r>
-        <w:rPr>
-          <w:b/>
-          <w:lang w:val="es-ES"/>
-        </w:rPr>
-        <w:t>flutter doctor</w:t>
-      </w:r>
-      <w:r>
-        <w:rPr>
-          <w:lang w:val="es-ES"/>
-        </w:rPr>
-        <w:t xml:space="preserve"> nos dice si fluter esta bien instalado</w:t>
-      </w:r>
-      <w:r>
-        <w:rPr>
-          <w:lang w:val="es-ES"/>
-        </w:rPr>
-        <w:t>, y evalua nuestrp equipo para ver si tenemos los programas necesarios, solo reconoce en la carpeta bin de flutter</w:t>
-      </w:r>
-    </w:p>
-    <w:p>
-      <w:pPr>
-        <w:rPr>
-          <w:lang w:val="es-ES"/>
-        </w:rPr>
-      </w:pPr>
-      <w:r>
-        <w:rPr>
-          <w:lang w:val="es-ES"/>
-        </w:rPr>
-        <w:t>- Al ejecutar el comando de flutter doctor, nos darán unos errores que podemos solucionarlo instalando el sdk, en Android studio, el sdk son herramientas, bibliotecas y partes de código que permiten desarrollar aplicaciones en Android studio com también en general, pasos:</w:t>
+      <w:proofErr w:type="spellStart"/>
+      <w:r>
+        <w:rPr>
+          <w:b/>
+          <w:lang w:val="es-ES"/>
+        </w:rPr>
+        <w:t>flutter</w:t>
+      </w:r>
+      <w:proofErr w:type="spellEnd"/>
+      <w:r>
+        <w:rPr>
+          <w:b/>
+          <w:lang w:val="es-ES"/>
+        </w:rPr>
+        <w:t xml:space="preserve"> doctor</w:t>
+      </w:r>
+      <w:r>
+        <w:rPr>
+          <w:lang w:val="es-ES"/>
+        </w:rPr>
+        <w:t xml:space="preserve"> nos dice si </w:t>
+      </w:r>
+      <w:proofErr w:type="spellStart"/>
+      <w:r>
+        <w:rPr>
+          <w:lang w:val="es-ES"/>
+        </w:rPr>
+        <w:t>fluter</w:t>
+      </w:r>
+      <w:proofErr w:type="spellEnd"/>
+      <w:r>
+        <w:rPr>
+          <w:lang w:val="es-ES"/>
+        </w:rPr>
+        <w:t xml:space="preserve"> </w:t>
+      </w:r>
+      <w:proofErr w:type="spellStart"/>
+      <w:r>
+        <w:rPr>
+          <w:lang w:val="es-ES"/>
+        </w:rPr>
+        <w:t>esta</w:t>
+      </w:r>
+      <w:proofErr w:type="spellEnd"/>
+      <w:r>
+        <w:rPr>
+          <w:lang w:val="es-ES"/>
+        </w:rPr>
+        <w:t xml:space="preserve"> bien instalado</w:t>
+      </w:r>
+      <w:r>
+        <w:rPr>
+          <w:lang w:val="es-ES"/>
+        </w:rPr>
+        <w:t xml:space="preserve">, y </w:t>
+      </w:r>
+      <w:proofErr w:type="spellStart"/>
+      <w:r>
+        <w:rPr>
+          <w:lang w:val="es-ES"/>
+        </w:rPr>
+        <w:t>evalua</w:t>
+      </w:r>
+      <w:proofErr w:type="spellEnd"/>
+      <w:r>
+        <w:rPr>
+          <w:lang w:val="es-ES"/>
+        </w:rPr>
+        <w:t xml:space="preserve"> </w:t>
+      </w:r>
+      <w:proofErr w:type="spellStart"/>
+      <w:r>
+        <w:rPr>
+          <w:lang w:val="es-ES"/>
+        </w:rPr>
+        <w:t>nuestrp</w:t>
+      </w:r>
+      <w:proofErr w:type="spellEnd"/>
+      <w:r>
+        <w:rPr>
+          <w:lang w:val="es-ES"/>
+        </w:rPr>
+        <w:t xml:space="preserve"> equipo para ver si tenemos los programas necesarios, solo reconoce en la carpeta </w:t>
+      </w:r>
+      <w:proofErr w:type="spellStart"/>
+      <w:r>
+        <w:rPr>
+          <w:lang w:val="es-ES"/>
+        </w:rPr>
+        <w:t>bin</w:t>
+      </w:r>
+      <w:proofErr w:type="spellEnd"/>
+      <w:r>
+        <w:rPr>
+          <w:lang w:val="es-ES"/>
+        </w:rPr>
+        <w:t xml:space="preserve"> de </w:t>
+      </w:r>
+      <w:proofErr w:type="spellStart"/>
+      <w:r>
+        <w:rPr>
+          <w:lang w:val="es-ES"/>
+        </w:rPr>
+        <w:t>flutter</w:t>
+      </w:r>
+      <w:proofErr w:type="spellEnd"/>
+    </w:p>
+    <w:p>
+      <w:pPr>
+        <w:rPr>
+          <w:lang w:val="es-ES"/>
+        </w:rPr>
+      </w:pPr>
+      <w:r>
+        <w:rPr>
+          <w:lang w:val="es-ES"/>
+        </w:rPr>
+        <w:t xml:space="preserve">- Al ejecutar el comando de </w:t>
+      </w:r>
+      <w:proofErr w:type="spellStart"/>
+      <w:r>
+        <w:rPr>
+          <w:lang w:val="es-ES"/>
+        </w:rPr>
+        <w:t>flutter</w:t>
+      </w:r>
+      <w:proofErr w:type="spellEnd"/>
+      <w:r>
+        <w:rPr>
+          <w:lang w:val="es-ES"/>
+        </w:rPr>
+        <w:t xml:space="preserve"> doctor, nos darán unos errores que podemos solucionarlo instalando el </w:t>
+      </w:r>
+      <w:proofErr w:type="spellStart"/>
+      <w:r>
+        <w:rPr>
+          <w:lang w:val="es-ES"/>
+        </w:rPr>
+        <w:t>sdk</w:t>
+      </w:r>
+      <w:proofErr w:type="spellEnd"/>
+      <w:r>
+        <w:rPr>
+          <w:lang w:val="es-ES"/>
+        </w:rPr>
+        <w:t xml:space="preserve">, en Android </w:t>
+      </w:r>
+      <w:proofErr w:type="spellStart"/>
+      <w:r>
+        <w:rPr>
+          <w:lang w:val="es-ES"/>
+        </w:rPr>
+        <w:t>studio</w:t>
+      </w:r>
+      <w:proofErr w:type="spellEnd"/>
+      <w:r>
+        <w:rPr>
+          <w:lang w:val="es-ES"/>
+        </w:rPr>
+        <w:t xml:space="preserve">, el </w:t>
+      </w:r>
+      <w:proofErr w:type="spellStart"/>
+      <w:r>
+        <w:rPr>
+          <w:lang w:val="es-ES"/>
+        </w:rPr>
+        <w:t>sdk</w:t>
+      </w:r>
+      <w:proofErr w:type="spellEnd"/>
+      <w:r>
+        <w:rPr>
+          <w:lang w:val="es-ES"/>
+        </w:rPr>
+        <w:t xml:space="preserve"> son herramientas, bibliotecas y partes de código que permiten desarrollar aplicaciones en Android </w:t>
+      </w:r>
+      <w:proofErr w:type="spellStart"/>
+      <w:r>
+        <w:rPr>
+          <w:lang w:val="es-ES"/>
+        </w:rPr>
+        <w:t>studio</w:t>
+      </w:r>
+      <w:proofErr w:type="spellEnd"/>
+      <w:r>
+        <w:rPr>
+          <w:lang w:val="es-ES"/>
+        </w:rPr>
+        <w:t xml:space="preserve"> </w:t>
+      </w:r>
+      <w:proofErr w:type="spellStart"/>
+      <w:r>
+        <w:rPr>
+          <w:lang w:val="es-ES"/>
+        </w:rPr>
+        <w:t>com</w:t>
+      </w:r>
+      <w:proofErr w:type="spellEnd"/>
+      <w:r>
+        <w:rPr>
+          <w:lang w:val="es-ES"/>
+        </w:rPr>
+        <w:t xml:space="preserve"> también en general, pasos:</w:t>
       </w:r>
     </w:p>
     <w:p>
@@ -1111,7 +1798,151 @@
           <w:b/>
           <w:lang w:val="es-ES"/>
         </w:rPr>
-        <w:t>Android studio, ssetings, languajes y frameworks, Android sdk, sdk tools, Android sdk commands y listo</w:t>
+        <w:t xml:space="preserve">Android </w:t>
+      </w:r>
+      <w:proofErr w:type="spellStart"/>
+      <w:r>
+        <w:rPr>
+          <w:b/>
+          <w:lang w:val="es-ES"/>
+        </w:rPr>
+        <w:t>studio</w:t>
+      </w:r>
+      <w:proofErr w:type="spellEnd"/>
+      <w:r>
+        <w:rPr>
+          <w:b/>
+          <w:lang w:val="es-ES"/>
+        </w:rPr>
+        <w:t xml:space="preserve">, </w:t>
+      </w:r>
+      <w:proofErr w:type="spellStart"/>
+      <w:r>
+        <w:rPr>
+          <w:b/>
+          <w:lang w:val="es-ES"/>
+        </w:rPr>
+        <w:t>ssetings</w:t>
+      </w:r>
+      <w:proofErr w:type="spellEnd"/>
+      <w:r>
+        <w:rPr>
+          <w:b/>
+          <w:lang w:val="es-ES"/>
+        </w:rPr>
+        <w:t xml:space="preserve">, </w:t>
+      </w:r>
+      <w:proofErr w:type="spellStart"/>
+      <w:r>
+        <w:rPr>
+          <w:b/>
+          <w:lang w:val="es-ES"/>
+        </w:rPr>
+        <w:t>languajes</w:t>
+      </w:r>
+      <w:proofErr w:type="spellEnd"/>
+      <w:r>
+        <w:rPr>
+          <w:b/>
+          <w:lang w:val="es-ES"/>
+        </w:rPr>
+        <w:t xml:space="preserve"> y </w:t>
+      </w:r>
+      <w:proofErr w:type="spellStart"/>
+      <w:r>
+        <w:rPr>
+          <w:b/>
+          <w:lang w:val="es-ES"/>
+        </w:rPr>
+        <w:t>frameworks</w:t>
+      </w:r>
+      <w:proofErr w:type="spellEnd"/>
+      <w:r>
+        <w:rPr>
+          <w:b/>
+          <w:lang w:val="es-ES"/>
+        </w:rPr>
+        <w:t xml:space="preserve">, Android </w:t>
+      </w:r>
+      <w:proofErr w:type="spellStart"/>
+      <w:r>
+        <w:rPr>
+          <w:b/>
+          <w:lang w:val="es-ES"/>
+        </w:rPr>
+        <w:t>sdk</w:t>
+      </w:r>
+      <w:proofErr w:type="spellEnd"/>
+      <w:r>
+        <w:rPr>
+          <w:b/>
+          <w:lang w:val="es-ES"/>
+        </w:rPr>
+        <w:t xml:space="preserve">, </w:t>
+      </w:r>
+      <w:proofErr w:type="spellStart"/>
+      <w:r>
+        <w:rPr>
+          <w:b/>
+          <w:lang w:val="es-ES"/>
+        </w:rPr>
+        <w:t>sdk</w:t>
+      </w:r>
+      <w:proofErr w:type="spellEnd"/>
+      <w:r>
+        <w:rPr>
+          <w:b/>
+          <w:lang w:val="es-ES"/>
+        </w:rPr>
+        <w:t xml:space="preserve"> </w:t>
+      </w:r>
+      <w:proofErr w:type="spellStart"/>
+      <w:r>
+        <w:rPr>
+          <w:b/>
+          <w:lang w:val="es-ES"/>
+        </w:rPr>
+        <w:t>tools</w:t>
+      </w:r>
+      <w:proofErr w:type="spellEnd"/>
+      <w:r>
+        <w:rPr>
+          <w:b/>
+          <w:lang w:val="es-ES"/>
+        </w:rPr>
+        <w:t xml:space="preserve">, Android </w:t>
+      </w:r>
+      <w:proofErr w:type="spellStart"/>
+      <w:r>
+        <w:rPr>
+          <w:b/>
+          <w:lang w:val="es-ES"/>
+        </w:rPr>
+        <w:t>sdk</w:t>
+      </w:r>
+      <w:proofErr w:type="spellEnd"/>
+      <w:r>
+        <w:rPr>
+          <w:b/>
+          <w:lang w:val="es-ES"/>
+        </w:rPr>
+        <w:t xml:space="preserve"> </w:t>
+      </w:r>
+      <w:proofErr w:type="spellStart"/>
+      <w:r>
+        <w:rPr>
+          <w:b/>
+          <w:lang w:val="es-ES"/>
+        </w:rPr>
+        <w:t>commands</w:t>
+      </w:r>
+      <w:proofErr w:type="spellEnd"/>
+      <w:r>
+        <w:rPr>
+          <w:b/>
+          <w:lang w:val="es-ES"/>
+        </w:rPr>
+        <w:t xml:space="preserve"> y listo</w:t>
       </w:r>
     </w:p>
     <w:p>
@@ -1143,7 +1974,21 @@
         <w:rPr>
           <w:lang w:val="es-ES"/>
         </w:rPr>
-        <w:t>visual stido para aplicaciones de escritorio</w:t>
+        <w:t xml:space="preserve">visual </w:t>
+      </w:r>
+      <w:proofErr w:type="spellStart"/>
+      <w:r>
+        <w:rPr>
+          <w:lang w:val="es-ES"/>
+        </w:rPr>
+        <w:t>stido</w:t>
+      </w:r>
+      <w:proofErr w:type="spellEnd"/>
+      <w:r>
+        <w:rPr>
+          <w:lang w:val="es-ES"/>
+        </w:rPr>
+        <w:t xml:space="preserve"> para aplicaciones de escritorio</w:t>
       </w:r>
     </w:p>
     <w:p>
@@ -1169,21 +2014,107 @@
         <w:rPr>
           <w:lang w:val="es-ES"/>
         </w:rPr>
-        <w:t>- Pasos para la solución entramos en visual studio code y presionamos ctrl + ,</w:t>
-      </w:r>
-    </w:p>
-    <w:p>
-      <w:pPr>
-        <w:rPr>
-          <w:lang w:val="es-ES"/>
-        </w:rPr>
-      </w:pPr>
-      <w:r>
-        <w:rPr>
-          <w:lang w:val="es-ES"/>
-        </w:rPr>
-        <w:t>- Buscamos en las herramientas dart sdk path</w:t>
-      </w:r>
+        <w:t xml:space="preserve">- Pasos para la solución entramos en visual </w:t>
+      </w:r>
+      <w:proofErr w:type="spellStart"/>
+      <w:r>
+        <w:rPr>
+          <w:lang w:val="es-ES"/>
+        </w:rPr>
+        <w:t>studio</w:t>
+      </w:r>
+      <w:proofErr w:type="spellEnd"/>
+      <w:r>
+        <w:rPr>
+          <w:lang w:val="es-ES"/>
+        </w:rPr>
+        <w:t xml:space="preserve"> </w:t>
+      </w:r>
+      <w:proofErr w:type="spellStart"/>
+      <w:r>
+        <w:rPr>
+          <w:lang w:val="es-ES"/>
+        </w:rPr>
+        <w:t>code</w:t>
+      </w:r>
+      <w:proofErr w:type="spellEnd"/>
+      <w:r>
+        <w:rPr>
+          <w:lang w:val="es-ES"/>
+        </w:rPr>
+        <w:t xml:space="preserve"> y presionamos </w:t>
+      </w:r>
+      <w:proofErr w:type="spellStart"/>
+      <w:r>
+        <w:rPr>
+          <w:lang w:val="es-ES"/>
+        </w:rPr>
+        <w:t>ctrl</w:t>
+      </w:r>
+      <w:proofErr w:type="spellEnd"/>
+      <w:r>
+        <w:rPr>
+          <w:lang w:val="es-ES"/>
+        </w:rPr>
+        <w:t xml:space="preserve"> </w:t>
+      </w:r>
+      <w:proofErr w:type="gramStart"/>
+      <w:r>
+        <w:rPr>
+          <w:lang w:val="es-ES"/>
+        </w:rPr>
+        <w:t>+ ,</w:t>
+      </w:r>
+      <w:proofErr w:type="gramEnd"/>
+    </w:p>
+    <w:p>
+      <w:pPr>
+        <w:rPr>
+          <w:lang w:val="es-ES"/>
+        </w:rPr>
+      </w:pPr>
+      <w:r>
+        <w:rPr>
+          <w:lang w:val="es-ES"/>
+        </w:rPr>
+        <w:t xml:space="preserve">- Buscamos en las herramientas </w:t>
+      </w:r>
+      <w:proofErr w:type="spellStart"/>
+      <w:r>
+        <w:rPr>
+          <w:lang w:val="es-ES"/>
+        </w:rPr>
+        <w:t>dart</w:t>
+      </w:r>
+      <w:proofErr w:type="spellEnd"/>
+      <w:r>
+        <w:rPr>
+          <w:lang w:val="es-ES"/>
+        </w:rPr>
+        <w:t xml:space="preserve"> </w:t>
+      </w:r>
+      <w:proofErr w:type="spellStart"/>
+      <w:r>
+        <w:rPr>
+          <w:lang w:val="es-ES"/>
+        </w:rPr>
+        <w:t>sdk</w:t>
+      </w:r>
+      <w:proofErr w:type="spellEnd"/>
+      <w:r>
+        <w:rPr>
+          <w:lang w:val="es-ES"/>
+        </w:rPr>
+        <w:t xml:space="preserve"> </w:t>
+      </w:r>
+      <w:proofErr w:type="spellStart"/>
+      <w:r>
+        <w:rPr>
+          <w:lang w:val="es-ES"/>
+        </w:rPr>
+        <w:t>path</w:t>
+      </w:r>
+      <w:proofErr w:type="spellEnd"/>
     </w:p>
     <w:p>
       <w:pPr>
@@ -1201,8 +2132,18 @@
         <w:rPr>
           <w:lang w:val="es-ES"/>
         </w:rPr>
-        <w:t>en setting.json</w:t>
-      </w:r>
+        <w:t xml:space="preserve">en </w:t>
+      </w:r>
+      <w:proofErr w:type="spellStart"/>
+      <w:proofErr w:type="gramStart"/>
+      <w:r>
+        <w:rPr>
+          <w:lang w:val="es-ES"/>
+        </w:rPr>
+        <w:t>setting.json</w:t>
+      </w:r>
+      <w:proofErr w:type="spellEnd"/>
+      <w:proofErr w:type="gramEnd"/>
     </w:p>
     <w:p>
       <w:pPr>
@@ -1220,14 +2161,52 @@
         <w:rPr>
           <w:lang w:val="es-ES"/>
         </w:rPr>
-        <w:t>"dart.sdkPath": "C:\\src\\flutter\\bin\\cache\\dart-sdk"</w:t>
-      </w:r>
-      <w:r>
-        <w:rPr>
-          <w:lang w:val="es-ES"/>
-        </w:rPr>
-        <w:t xml:space="preserve"> dependiendo en que parte esta nuestro sdk de flutter</w:t>
-      </w:r>
+        <w:t>"</w:t>
+      </w:r>
+      <w:proofErr w:type="spellStart"/>
+      <w:proofErr w:type="gramStart"/>
+      <w:r>
+        <w:rPr>
+          <w:lang w:val="es-ES"/>
+        </w:rPr>
+        <w:t>dart.sdkPath</w:t>
+      </w:r>
+      <w:proofErr w:type="spellEnd"/>
+      <w:proofErr w:type="gramEnd"/>
+      <w:r>
+        <w:rPr>
+          <w:lang w:val="es-ES"/>
+        </w:rPr>
+        <w:t>": "C:\\src\\flutter\\bin\\cache\\dart-sdk"</w:t>
+      </w:r>
+      <w:r>
+        <w:rPr>
+          <w:lang w:val="es-ES"/>
+        </w:rPr>
+        <w:t xml:space="preserve"> dependiendo en que parte esta nuestro </w:t>
+      </w:r>
+      <w:proofErr w:type="spellStart"/>
+      <w:r>
+        <w:rPr>
+          <w:lang w:val="es-ES"/>
+        </w:rPr>
+        <w:t>sdk</w:t>
+      </w:r>
+      <w:proofErr w:type="spellEnd"/>
+      <w:r>
+        <w:rPr>
+          <w:lang w:val="es-ES"/>
+        </w:rPr>
+        <w:t xml:space="preserve"> de </w:t>
+      </w:r>
+      <w:proofErr w:type="spellStart"/>
+      <w:r>
+        <w:rPr>
+          <w:lang w:val="es-ES"/>
+        </w:rPr>
+        <w:t>flutter</w:t>
+      </w:r>
+      <w:proofErr w:type="spellEnd"/>
     </w:p>
     <w:p>
       <w:pPr>
@@ -1248,22 +2227,86 @@
           <w:b/>
           <w:lang w:val="es-ES"/>
         </w:rPr>
-        <w:t>Creacion de app de consola de dart)</w:t>
-      </w:r>
-    </w:p>
-    <w:p>
-      <w:pPr>
-        <w:rPr>
-          <w:b/>
-          <w:lang w:val="es-ES"/>
-        </w:rPr>
-      </w:pPr>
-      <w:r>
-        <w:rPr>
-          <w:b/>
-          <w:lang w:val="es-ES"/>
-        </w:rPr>
-        <w:t xml:space="preserve">- En el buscador ponemos &gt;dart nwe Project y seleccionamos aplicacionde consola para lo </w:t>
+        <w:t xml:space="preserve">Creacion de app de consola de </w:t>
+      </w:r>
+      <w:proofErr w:type="spellStart"/>
+      <w:r>
+        <w:rPr>
+          <w:b/>
+          <w:lang w:val="es-ES"/>
+        </w:rPr>
+        <w:t>dart</w:t>
+      </w:r>
+      <w:proofErr w:type="spellEnd"/>
+      <w:r>
+        <w:rPr>
+          <w:b/>
+          <w:lang w:val="es-ES"/>
+        </w:rPr>
+        <w:t>)</w:t>
+      </w:r>
+    </w:p>
+    <w:p>
+      <w:pPr>
+        <w:rPr>
+          <w:b/>
+          <w:lang w:val="es-ES"/>
+        </w:rPr>
+      </w:pPr>
+      <w:r>
+        <w:rPr>
+          <w:b/>
+          <w:lang w:val="es-ES"/>
+        </w:rPr>
+        <w:t>- En el buscador ponemos &gt;</w:t>
+      </w:r>
+      <w:proofErr w:type="spellStart"/>
+      <w:r>
+        <w:rPr>
+          <w:b/>
+          <w:lang w:val="es-ES"/>
+        </w:rPr>
+        <w:t>dart</w:t>
+      </w:r>
+      <w:proofErr w:type="spellEnd"/>
+      <w:r>
+        <w:rPr>
+          <w:b/>
+          <w:lang w:val="es-ES"/>
+        </w:rPr>
+        <w:t xml:space="preserve"> </w:t>
+      </w:r>
+      <w:proofErr w:type="spellStart"/>
+      <w:r>
+        <w:rPr>
+          <w:b/>
+          <w:lang w:val="es-ES"/>
+        </w:rPr>
+        <w:t>nwe</w:t>
+      </w:r>
+      <w:proofErr w:type="spellEnd"/>
+      <w:r>
+        <w:rPr>
+          <w:b/>
+          <w:lang w:val="es-ES"/>
+        </w:rPr>
+        <w:t xml:space="preserve"> Project y seleccionamos </w:t>
+      </w:r>
+      <w:proofErr w:type="spellStart"/>
+      <w:r>
+        <w:rPr>
+          <w:b/>
+          <w:lang w:val="es-ES"/>
+        </w:rPr>
+        <w:t>aplicacionde</w:t>
+      </w:r>
+      <w:proofErr w:type="spellEnd"/>
+      <w:r>
+        <w:rPr>
+          <w:b/>
+          <w:lang w:val="es-ES"/>
+        </w:rPr>
+        <w:t xml:space="preserve"> consola para lo </w:t>
       </w:r>
       <w:r>
         <w:rPr>
@@ -1285,8 +2328,17 @@
           <w:b/>
           <w:lang w:val="es-ES"/>
         </w:rPr>
-        <w:t>3)Variables dart</w:t>
-      </w:r>
+        <w:t xml:space="preserve">3)Variables </w:t>
+      </w:r>
+      <w:proofErr w:type="spellStart"/>
+      <w:r>
+        <w:rPr>
+          <w:b/>
+          <w:lang w:val="es-ES"/>
+        </w:rPr>
+        <w:t>dart</w:t>
+      </w:r>
+      <w:proofErr w:type="spellEnd"/>
     </w:p>
     <w:p>
       <w:pPr>
@@ -1307,33 +2359,168 @@
           <w:lang w:val="es-ES"/>
         </w:rPr>
       </w:pPr>
-      <w:r>
-        <w:rPr>
-          <w:lang w:val="es-ES"/>
-        </w:rPr>
-        <w:t>Int var, doublé var, num var, string var</w:t>
-      </w:r>
-      <w:r>
-        <w:rPr>
-          <w:lang w:val="es-ES"/>
-        </w:rPr>
-        <w:t>, dynamic var</w:t>
-      </w:r>
-    </w:p>
-    <w:p>
-      <w:pPr>
-        <w:rPr>
-          <w:b/>
-          <w:lang w:val="es-ES"/>
-        </w:rPr>
-      </w:pPr>
-      <w:r>
-        <w:rPr>
-          <w:b/>
-          <w:lang w:val="es-ES"/>
-        </w:rPr>
-        <w:t>- Dynamic puede cambiar el valor ya sea tipo entero y string,etc</w:t>
-      </w:r>
+      <w:proofErr w:type="spellStart"/>
+      <w:r>
+        <w:rPr>
+          <w:lang w:val="es-ES"/>
+        </w:rPr>
+        <w:t>Int</w:t>
+      </w:r>
+      <w:proofErr w:type="spellEnd"/>
+      <w:r>
+        <w:rPr>
+          <w:lang w:val="es-ES"/>
+        </w:rPr>
+        <w:t xml:space="preserve"> </w:t>
+      </w:r>
+      <w:proofErr w:type="spellStart"/>
+      <w:r>
+        <w:rPr>
+          <w:lang w:val="es-ES"/>
+        </w:rPr>
+        <w:t>var</w:t>
+      </w:r>
+      <w:proofErr w:type="spellEnd"/>
+      <w:r>
+        <w:rPr>
+          <w:lang w:val="es-ES"/>
+        </w:rPr>
+        <w:t xml:space="preserve">, doublé </w:t>
+      </w:r>
+      <w:proofErr w:type="spellStart"/>
+      <w:r>
+        <w:rPr>
+          <w:lang w:val="es-ES"/>
+        </w:rPr>
+        <w:t>var</w:t>
+      </w:r>
+      <w:proofErr w:type="spellEnd"/>
+      <w:r>
+        <w:rPr>
+          <w:lang w:val="es-ES"/>
+        </w:rPr>
+        <w:t xml:space="preserve">, </w:t>
+      </w:r>
+      <w:proofErr w:type="spellStart"/>
+      <w:r>
+        <w:rPr>
+          <w:lang w:val="es-ES"/>
+        </w:rPr>
+        <w:t>num</w:t>
+      </w:r>
+      <w:proofErr w:type="spellEnd"/>
+      <w:r>
+        <w:rPr>
+          <w:lang w:val="es-ES"/>
+        </w:rPr>
+        <w:t xml:space="preserve"> </w:t>
+      </w:r>
+      <w:proofErr w:type="spellStart"/>
+      <w:r>
+        <w:rPr>
+          <w:lang w:val="es-ES"/>
+        </w:rPr>
+        <w:t>var</w:t>
+      </w:r>
+      <w:proofErr w:type="spellEnd"/>
+      <w:r>
+        <w:rPr>
+          <w:lang w:val="es-ES"/>
+        </w:rPr>
+        <w:t xml:space="preserve">, </w:t>
+      </w:r>
+      <w:proofErr w:type="spellStart"/>
+      <w:r>
+        <w:rPr>
+          <w:lang w:val="es-ES"/>
+        </w:rPr>
+        <w:t>string</w:t>
+      </w:r>
+      <w:proofErr w:type="spellEnd"/>
+      <w:r>
+        <w:rPr>
+          <w:lang w:val="es-ES"/>
+        </w:rPr>
+        <w:t xml:space="preserve"> </w:t>
+      </w:r>
+      <w:proofErr w:type="spellStart"/>
+      <w:r>
+        <w:rPr>
+          <w:lang w:val="es-ES"/>
+        </w:rPr>
+        <w:t>var</w:t>
+      </w:r>
+      <w:proofErr w:type="spellEnd"/>
+      <w:r>
+        <w:rPr>
+          <w:lang w:val="es-ES"/>
+        </w:rPr>
+        <w:t xml:space="preserve">, </w:t>
+      </w:r>
+      <w:proofErr w:type="spellStart"/>
+      <w:r>
+        <w:rPr>
+          <w:lang w:val="es-ES"/>
+        </w:rPr>
+        <w:t>dynamic</w:t>
+      </w:r>
+      <w:proofErr w:type="spellEnd"/>
+      <w:r>
+        <w:rPr>
+          <w:lang w:val="es-ES"/>
+        </w:rPr>
+        <w:t xml:space="preserve"> </w:t>
+      </w:r>
+      <w:proofErr w:type="spellStart"/>
+      <w:r>
+        <w:rPr>
+          <w:lang w:val="es-ES"/>
+        </w:rPr>
+        <w:t>var</w:t>
+      </w:r>
+      <w:proofErr w:type="spellEnd"/>
+    </w:p>
+    <w:p>
+      <w:pPr>
+        <w:rPr>
+          <w:b/>
+          <w:lang w:val="es-ES"/>
+        </w:rPr>
+      </w:pPr>
+      <w:r>
+        <w:rPr>
+          <w:b/>
+          <w:lang w:val="es-ES"/>
+        </w:rPr>
+        <w:t xml:space="preserve">- </w:t>
+      </w:r>
+      <w:proofErr w:type="spellStart"/>
+      <w:r>
+        <w:rPr>
+          <w:b/>
+          <w:lang w:val="es-ES"/>
+        </w:rPr>
+        <w:t>Dynamic</w:t>
+      </w:r>
+      <w:proofErr w:type="spellEnd"/>
+      <w:r>
+        <w:rPr>
+          <w:b/>
+          <w:lang w:val="es-ES"/>
+        </w:rPr>
+        <w:t xml:space="preserve"> puede cambiar el valor ya sea tipo entero y </w:t>
+      </w:r>
+      <w:proofErr w:type="spellStart"/>
+      <w:proofErr w:type="gramStart"/>
+      <w:r>
+        <w:rPr>
+          <w:b/>
+          <w:lang w:val="es-ES"/>
+        </w:rPr>
+        <w:t>string,etc</w:t>
+      </w:r>
+      <w:proofErr w:type="spellEnd"/>
+      <w:proofErr w:type="gramEnd"/>
     </w:p>
     <w:p>
       <w:pPr>
@@ -1362,37 +2549,126 @@
           <w:b/>
           <w:lang w:val="es-ES"/>
         </w:rPr>
-        <w:t>Final y const antes del tipo de variable -&gt; final string var = “Hola”</w:t>
-      </w:r>
-    </w:p>
-    <w:p>
-      <w:pPr>
-        <w:rPr>
-          <w:b/>
-          <w:lang w:val="es-ES"/>
-        </w:rPr>
-      </w:pPr>
-      <w:r>
-        <w:rPr>
-          <w:b/>
-          <w:lang w:val="es-ES"/>
-        </w:rPr>
-        <w:t>- Final se ejectua en tiempo de ejecución, cuando se llega a la línea del codigo</w:t>
-      </w:r>
-    </w:p>
-    <w:p>
-      <w:pPr>
-        <w:rPr>
-          <w:b/>
-          <w:lang w:val="es-ES"/>
-        </w:rPr>
-      </w:pPr>
-      <w:r>
-        <w:rPr>
-          <w:b/>
-          <w:lang w:val="es-ES"/>
-        </w:rPr>
-        <w:t>- Const se ejecuta en tiempo de compilación, cuando se compila todo</w:t>
+        <w:t xml:space="preserve">Final y </w:t>
+      </w:r>
+      <w:proofErr w:type="spellStart"/>
+      <w:r>
+        <w:rPr>
+          <w:b/>
+          <w:lang w:val="es-ES"/>
+        </w:rPr>
+        <w:t>const</w:t>
+      </w:r>
+      <w:proofErr w:type="spellEnd"/>
+      <w:r>
+        <w:rPr>
+          <w:b/>
+          <w:lang w:val="es-ES"/>
+        </w:rPr>
+        <w:t xml:space="preserve"> antes del tipo de variable -&gt; final </w:t>
+      </w:r>
+      <w:proofErr w:type="spellStart"/>
+      <w:r>
+        <w:rPr>
+          <w:b/>
+          <w:lang w:val="es-ES"/>
+        </w:rPr>
+        <w:t>string</w:t>
+      </w:r>
+      <w:proofErr w:type="spellEnd"/>
+      <w:r>
+        <w:rPr>
+          <w:b/>
+          <w:lang w:val="es-ES"/>
+        </w:rPr>
+        <w:t xml:space="preserve"> </w:t>
+      </w:r>
+      <w:proofErr w:type="spellStart"/>
+      <w:r>
+        <w:rPr>
+          <w:b/>
+          <w:lang w:val="es-ES"/>
+        </w:rPr>
+        <w:t>var</w:t>
+      </w:r>
+      <w:proofErr w:type="spellEnd"/>
+      <w:r>
+        <w:rPr>
+          <w:b/>
+          <w:lang w:val="es-ES"/>
+        </w:rPr>
+        <w:t xml:space="preserve"> = “Hola”</w:t>
+      </w:r>
+    </w:p>
+    <w:p>
+      <w:pPr>
+        <w:rPr>
+          <w:b/>
+          <w:lang w:val="es-ES"/>
+        </w:rPr>
+      </w:pPr>
+      <w:r>
+        <w:rPr>
+          <w:b/>
+          <w:lang w:val="es-ES"/>
+        </w:rPr>
+        <w:t xml:space="preserve">- Final se </w:t>
+      </w:r>
+      <w:proofErr w:type="spellStart"/>
+      <w:r>
+        <w:rPr>
+          <w:b/>
+          <w:lang w:val="es-ES"/>
+        </w:rPr>
+        <w:t>ejectua</w:t>
+      </w:r>
+      <w:proofErr w:type="spellEnd"/>
+      <w:r>
+        <w:rPr>
+          <w:b/>
+          <w:lang w:val="es-ES"/>
+        </w:rPr>
+        <w:t xml:space="preserve"> en tiempo de ejecución, cuando se llega a la línea del </w:t>
+      </w:r>
+      <w:proofErr w:type="spellStart"/>
+      <w:r>
+        <w:rPr>
+          <w:b/>
+          <w:lang w:val="es-ES"/>
+        </w:rPr>
+        <w:t>codigo</w:t>
+      </w:r>
+      <w:proofErr w:type="spellEnd"/>
+    </w:p>
+    <w:p>
+      <w:pPr>
+        <w:rPr>
+          <w:b/>
+          <w:lang w:val="es-ES"/>
+        </w:rPr>
+      </w:pPr>
+      <w:r>
+        <w:rPr>
+          <w:b/>
+          <w:lang w:val="es-ES"/>
+        </w:rPr>
+        <w:t xml:space="preserve">- </w:t>
+      </w:r>
+      <w:proofErr w:type="spellStart"/>
+      <w:r>
+        <w:rPr>
+          <w:b/>
+          <w:lang w:val="es-ES"/>
+        </w:rPr>
+        <w:t>Const</w:t>
+      </w:r>
+      <w:proofErr w:type="spellEnd"/>
+      <w:r>
+        <w:rPr>
+          <w:b/>
+          <w:lang w:val="es-ES"/>
+        </w:rPr>
+        <w:t xml:space="preserve"> se ejecuta en tiempo de compilación, cuando se compila todo</w:t>
       </w:r>
     </w:p>
     <w:p>
@@ -1422,7 +2698,23 @@
           <w:b/>
           <w:lang w:val="es-ES"/>
         </w:rPr>
-        <w:t>5)$ -&gt; Esto se pone dentro de una cadena para reconocer la variable cadena o int como ser</w:t>
+        <w:t xml:space="preserve">5)$ -&gt; Esto se pone dentro de una cadena para reconocer la variable cadena o </w:t>
+      </w:r>
+      <w:proofErr w:type="spellStart"/>
+      <w:r>
+        <w:rPr>
+          <w:b/>
+          <w:lang w:val="es-ES"/>
+        </w:rPr>
+        <w:t>int</w:t>
+      </w:r>
+      <w:proofErr w:type="spellEnd"/>
+      <w:r>
+        <w:rPr>
+          <w:b/>
+          <w:lang w:val="es-ES"/>
+        </w:rPr>
+        <w:t xml:space="preserve"> como ser</w:t>
       </w:r>
     </w:p>
     <w:p>
@@ -1469,34 +2761,162 @@
           <w:lang w:val="es-ES"/>
         </w:rPr>
       </w:pPr>
-      <w:r>
-        <w:rPr>
-          <w:b/>
-          <w:bCs/>
-          <w:lang w:val="es-ES"/>
-        </w:rPr>
-        <w:t>Int o doublé.parse(varibale en string);</w:t>
-      </w:r>
-      <w:r>
-        <w:rPr>
-          <w:lang w:val="es-ES"/>
-        </w:rPr>
-        <w:t xml:space="preserve">  -&gt; Convierte la vairable en entero</w:t>
-      </w:r>
-    </w:p>
-    <w:p>
-      <w:pPr>
-        <w:rPr>
-          <w:lang w:val="es-ES"/>
-        </w:rPr>
-      </w:pPr>
-      <w:r>
-        <w:rPr>
-          <w:b/>
-          <w:bCs/>
-          <w:lang w:val="es-ES"/>
-        </w:rPr>
-        <w:t>String cadena = var en cadena.toString()</w:t>
+      <w:proofErr w:type="spellStart"/>
+      <w:r>
+        <w:rPr>
+          <w:b/>
+          <w:bCs/>
+          <w:lang w:val="es-ES"/>
+        </w:rPr>
+        <w:t>Int</w:t>
+      </w:r>
+      <w:proofErr w:type="spellEnd"/>
+      <w:r>
+        <w:rPr>
+          <w:b/>
+          <w:bCs/>
+          <w:lang w:val="es-ES"/>
+        </w:rPr>
+        <w:t xml:space="preserve"> o </w:t>
+      </w:r>
+      <w:proofErr w:type="spellStart"/>
+      <w:proofErr w:type="gramStart"/>
+      <w:r>
+        <w:rPr>
+          <w:b/>
+          <w:bCs/>
+          <w:lang w:val="es-ES"/>
+        </w:rPr>
+        <w:t>doublé.parse</w:t>
+      </w:r>
+      <w:proofErr w:type="spellEnd"/>
+      <w:proofErr w:type="gramEnd"/>
+      <w:r>
+        <w:rPr>
+          <w:b/>
+          <w:bCs/>
+          <w:lang w:val="es-ES"/>
+        </w:rPr>
+        <w:t>(</w:t>
+      </w:r>
+      <w:proofErr w:type="spellStart"/>
+      <w:r>
+        <w:rPr>
+          <w:b/>
+          <w:bCs/>
+          <w:lang w:val="es-ES"/>
+        </w:rPr>
+        <w:t>varibale</w:t>
+      </w:r>
+      <w:proofErr w:type="spellEnd"/>
+      <w:r>
+        <w:rPr>
+          <w:b/>
+          <w:bCs/>
+          <w:lang w:val="es-ES"/>
+        </w:rPr>
+        <w:t xml:space="preserve"> en </w:t>
+      </w:r>
+      <w:proofErr w:type="spellStart"/>
+      <w:r>
+        <w:rPr>
+          <w:b/>
+          <w:bCs/>
+          <w:lang w:val="es-ES"/>
+        </w:rPr>
+        <w:t>string</w:t>
+      </w:r>
+      <w:proofErr w:type="spellEnd"/>
+      <w:r>
+        <w:rPr>
+          <w:b/>
+          <w:bCs/>
+          <w:lang w:val="es-ES"/>
+        </w:rPr>
+        <w:t>);</w:t>
+      </w:r>
+      <w:r>
+        <w:rPr>
+          <w:lang w:val="es-ES"/>
+        </w:rPr>
+        <w:t xml:space="preserve">  -&gt; Convierte la </w:t>
+      </w:r>
+      <w:proofErr w:type="spellStart"/>
+      <w:r>
+        <w:rPr>
+          <w:lang w:val="es-ES"/>
+        </w:rPr>
+        <w:t>vairable</w:t>
+      </w:r>
+      <w:proofErr w:type="spellEnd"/>
+      <w:r>
+        <w:rPr>
+          <w:lang w:val="es-ES"/>
+        </w:rPr>
+        <w:t xml:space="preserve"> en entero</w:t>
+      </w:r>
+    </w:p>
+    <w:p>
+      <w:pPr>
+        <w:rPr>
+          <w:lang w:val="es-ES"/>
+        </w:rPr>
+      </w:pPr>
+      <w:proofErr w:type="spellStart"/>
+      <w:r>
+        <w:rPr>
+          <w:b/>
+          <w:bCs/>
+          <w:lang w:val="es-ES"/>
+        </w:rPr>
+        <w:t>String</w:t>
+      </w:r>
+      <w:proofErr w:type="spellEnd"/>
+      <w:r>
+        <w:rPr>
+          <w:b/>
+          <w:bCs/>
+          <w:lang w:val="es-ES"/>
+        </w:rPr>
+        <w:t xml:space="preserve"> cadena = </w:t>
+      </w:r>
+      <w:proofErr w:type="spellStart"/>
+      <w:r>
+        <w:rPr>
+          <w:b/>
+          <w:bCs/>
+          <w:lang w:val="es-ES"/>
+        </w:rPr>
+        <w:t>var</w:t>
+      </w:r>
+      <w:proofErr w:type="spellEnd"/>
+      <w:r>
+        <w:rPr>
+          <w:b/>
+          <w:bCs/>
+          <w:lang w:val="es-ES"/>
+        </w:rPr>
+        <w:t xml:space="preserve"> en </w:t>
+      </w:r>
+      <w:proofErr w:type="spellStart"/>
+      <w:proofErr w:type="gramStart"/>
+      <w:r>
+        <w:rPr>
+          <w:b/>
+          <w:bCs/>
+          <w:lang w:val="es-ES"/>
+        </w:rPr>
+        <w:t>cadena.toString</w:t>
+      </w:r>
+      <w:proofErr w:type="spellEnd"/>
+      <w:proofErr w:type="gramEnd"/>
+      <w:r>
+        <w:rPr>
+          <w:b/>
+          <w:bCs/>
+          <w:lang w:val="es-ES"/>
+        </w:rPr>
+        <w:t>()</w:t>
       </w:r>
       <w:r>
         <w:rPr>
@@ -1506,33 +2926,101 @@
       </w:r>
     </w:p>
     <w:p>
-      <w:r>
-        <w:rPr>
-          <w:lang w:val="es-ES"/>
-        </w:rPr>
-        <w:t xml:space="preserve">Double valor = “2.0902” </w:t>
-      </w:r>
-    </w:p>
-    <w:p>
-      <w:pPr>
-        <w:rPr>
-          <w:lang w:val="es-ES"/>
-        </w:rPr>
-      </w:pPr>
-      <w:r>
-        <w:rPr>
-          <w:b/>
-          <w:bCs/>
-          <w:lang w:val="es-ES"/>
-        </w:rPr>
-        <w:t>Print().toStringAsFixed(2)</w:t>
-      </w:r>
-      <w:r>
-        <w:rPr>
-          <w:lang w:val="es-ES"/>
-        </w:rPr>
-        <w:t xml:space="preserve"> -&gt; Define el numero máximo de decimales para un fixed</w:t>
-      </w:r>
+      <w:proofErr w:type="spellStart"/>
+      <w:r>
+        <w:rPr>
+          <w:lang w:val="es-ES"/>
+        </w:rPr>
+        <w:t>Double</w:t>
+      </w:r>
+      <w:proofErr w:type="spellEnd"/>
+      <w:r>
+        <w:rPr>
+          <w:lang w:val="es-ES"/>
+        </w:rPr>
+        <w:t xml:space="preserve"> valor = “2.0902” </w:t>
+      </w:r>
+    </w:p>
+    <w:p>
+      <w:pPr>
+        <w:rPr>
+          <w:lang w:val="es-ES"/>
+        </w:rPr>
+      </w:pPr>
+      <w:proofErr w:type="spellStart"/>
+      <w:r>
+        <w:rPr>
+          <w:b/>
+          <w:bCs/>
+          <w:lang w:val="es-ES"/>
+        </w:rPr>
+        <w:t>Print</w:t>
+      </w:r>
+      <w:proofErr w:type="spellEnd"/>
+      <w:r>
+        <w:rPr>
+          <w:b/>
+          <w:bCs/>
+          <w:lang w:val="es-ES"/>
+        </w:rPr>
+        <w:t>(</w:t>
+      </w:r>
+      <w:proofErr w:type="gramStart"/>
+      <w:r>
+        <w:rPr>
+          <w:b/>
+          <w:bCs/>
+          <w:lang w:val="es-ES"/>
+        </w:rPr>
+        <w:t>).</w:t>
+      </w:r>
+      <w:proofErr w:type="spellStart"/>
+      <w:r>
+        <w:rPr>
+          <w:b/>
+          <w:bCs/>
+          <w:lang w:val="es-ES"/>
+        </w:rPr>
+        <w:t>toStringAsFixed</w:t>
+      </w:r>
+      <w:proofErr w:type="spellEnd"/>
+      <w:proofErr w:type="gramEnd"/>
+      <w:r>
+        <w:rPr>
+          <w:b/>
+          <w:bCs/>
+          <w:lang w:val="es-ES"/>
+        </w:rPr>
+        <w:t>(2)</w:t>
+      </w:r>
+      <w:r>
+        <w:rPr>
+          <w:lang w:val="es-ES"/>
+        </w:rPr>
+        <w:t xml:space="preserve"> -&gt; Define el </w:t>
+      </w:r>
+      <w:proofErr w:type="spellStart"/>
+      <w:r>
+        <w:rPr>
+          <w:lang w:val="es-ES"/>
+        </w:rPr>
+        <w:t>numero</w:t>
+      </w:r>
+      <w:proofErr w:type="spellEnd"/>
+      <w:r>
+        <w:rPr>
+          <w:lang w:val="es-ES"/>
+        </w:rPr>
+        <w:t xml:space="preserve"> máximo de decimales para un </w:t>
+      </w:r>
+      <w:proofErr w:type="spellStart"/>
+      <w:r>
+        <w:rPr>
+          <w:lang w:val="es-ES"/>
+        </w:rPr>
+        <w:t>fixed</w:t>
+      </w:r>
+      <w:proofErr w:type="spellEnd"/>
     </w:p>
     <w:p>
       <w:pPr>
@@ -1615,20 +3103,48 @@
         <w:rPr>
           <w:lang w:val="es-ES"/>
         </w:rPr>
-        <w:t xml:space="preserve">-&gt; Respresenta a </w:t>
-      </w:r>
-    </w:p>
-    <w:p>
-      <w:pPr>
-        <w:rPr>
-          <w:lang w:val="es-ES"/>
-        </w:rPr>
-      </w:pPr>
-      <w:r>
-        <w:rPr>
-          <w:lang w:val="es-ES"/>
-        </w:rPr>
-        <w:t xml:space="preserve">- a++ , a-- </w:t>
+        <w:t xml:space="preserve">-&gt; </w:t>
+      </w:r>
+      <w:proofErr w:type="spellStart"/>
+      <w:r>
+        <w:rPr>
+          <w:lang w:val="es-ES"/>
+        </w:rPr>
+        <w:t>Respresenta</w:t>
+      </w:r>
+      <w:proofErr w:type="spellEnd"/>
+      <w:r>
+        <w:rPr>
+          <w:lang w:val="es-ES"/>
+        </w:rPr>
+        <w:t xml:space="preserve"> a </w:t>
+      </w:r>
+    </w:p>
+    <w:p>
+      <w:pPr>
+        <w:rPr>
+          <w:lang w:val="es-ES"/>
+        </w:rPr>
+      </w:pPr>
+      <w:r>
+        <w:rPr>
+          <w:lang w:val="es-ES"/>
+        </w:rPr>
+        <w:t>- a+</w:t>
+      </w:r>
+      <w:proofErr w:type="gramStart"/>
+      <w:r>
+        <w:rPr>
+          <w:lang w:val="es-ES"/>
+        </w:rPr>
+        <w:t>+ ,</w:t>
+      </w:r>
+      <w:proofErr w:type="gramEnd"/>
+      <w:r>
+        <w:rPr>
+          <w:lang w:val="es-ES"/>
+        </w:rPr>
+        <w:t xml:space="preserve"> a-- </w:t>
       </w:r>
       <w:r>
         <w:rPr>
@@ -1661,53 +3177,146 @@
           <w:b/>
           <w:lang w:val="es-ES"/>
         </w:rPr>
-        <w:t xml:space="preserve">Para pedir el valor por consola se usa la librerira: </w:t>
-      </w:r>
-    </w:p>
-    <w:p>
-      <w:pPr>
-        <w:rPr>
-          <w:bCs/>
-          <w:lang w:val="es-ES"/>
-        </w:rPr>
-      </w:pPr>
-      <w:r>
-        <w:rPr>
-          <w:bCs/>
-          <w:lang w:val="es-ES"/>
-        </w:rPr>
-        <w:t>import: ‘dart:io’;</w:t>
-      </w:r>
-    </w:p>
-    <w:p>
-      <w:pPr>
-        <w:rPr>
-          <w:bCs/>
-          <w:lang w:val="es-ES"/>
-        </w:rPr>
-      </w:pPr>
-      <w:r>
-        <w:rPr>
-          <w:bCs/>
-          <w:lang w:val="es-ES"/>
-        </w:rPr>
-        <w:t>var nombre = stdin.readLineSync();</w:t>
-      </w:r>
-    </w:p>
-    <w:p>
-      <w:pPr>
-        <w:rPr>
-          <w:b/>
-          <w:lang w:val="es-ES"/>
-        </w:rPr>
-      </w:pPr>
-      <w:r>
-        <w:rPr>
-          <w:b/>
-          <w:lang w:val="es-ES"/>
-        </w:rPr>
-        <w:t>- Para dar formato de celda al codigovamos a configuración, atajos de teclado y buscamos format</w:t>
-      </w:r>
+        <w:t xml:space="preserve">Para pedir el valor por consola se usa la </w:t>
+      </w:r>
+      <w:proofErr w:type="spellStart"/>
+      <w:r>
+        <w:rPr>
+          <w:b/>
+          <w:lang w:val="es-ES"/>
+        </w:rPr>
+        <w:t>librerira</w:t>
+      </w:r>
+      <w:proofErr w:type="spellEnd"/>
+      <w:r>
+        <w:rPr>
+          <w:b/>
+          <w:lang w:val="es-ES"/>
+        </w:rPr>
+        <w:t xml:space="preserve">: </w:t>
+      </w:r>
+    </w:p>
+    <w:p>
+      <w:pPr>
+        <w:rPr>
+          <w:bCs/>
+          <w:lang w:val="es-ES"/>
+        </w:rPr>
+      </w:pPr>
+      <w:proofErr w:type="spellStart"/>
+      <w:r>
+        <w:rPr>
+          <w:bCs/>
+          <w:lang w:val="es-ES"/>
+        </w:rPr>
+        <w:t>import</w:t>
+      </w:r>
+      <w:proofErr w:type="spellEnd"/>
+      <w:r>
+        <w:rPr>
+          <w:bCs/>
+          <w:lang w:val="es-ES"/>
+        </w:rPr>
+        <w:t>: ‘</w:t>
+      </w:r>
+      <w:proofErr w:type="spellStart"/>
+      <w:r>
+        <w:rPr>
+          <w:bCs/>
+          <w:lang w:val="es-ES"/>
+        </w:rPr>
+        <w:t>dart:io</w:t>
+      </w:r>
+      <w:proofErr w:type="spellEnd"/>
+      <w:r>
+        <w:rPr>
+          <w:bCs/>
+          <w:lang w:val="es-ES"/>
+        </w:rPr>
+        <w:t>’;</w:t>
+      </w:r>
+    </w:p>
+    <w:p>
+      <w:pPr>
+        <w:rPr>
+          <w:bCs/>
+          <w:lang w:val="es-ES"/>
+        </w:rPr>
+      </w:pPr>
+      <w:proofErr w:type="spellStart"/>
+      <w:r>
+        <w:rPr>
+          <w:bCs/>
+          <w:lang w:val="es-ES"/>
+        </w:rPr>
+        <w:t>var</w:t>
+      </w:r>
+      <w:proofErr w:type="spellEnd"/>
+      <w:r>
+        <w:rPr>
+          <w:bCs/>
+          <w:lang w:val="es-ES"/>
+        </w:rPr>
+        <w:t xml:space="preserve"> nombre = </w:t>
+      </w:r>
+      <w:proofErr w:type="spellStart"/>
+      <w:proofErr w:type="gramStart"/>
+      <w:r>
+        <w:rPr>
+          <w:bCs/>
+          <w:lang w:val="es-ES"/>
+        </w:rPr>
+        <w:t>stdin.readLineSync</w:t>
+      </w:r>
+      <w:proofErr w:type="spellEnd"/>
+      <w:proofErr w:type="gramEnd"/>
+      <w:r>
+        <w:rPr>
+          <w:bCs/>
+          <w:lang w:val="es-ES"/>
+        </w:rPr>
+        <w:t>();</w:t>
+      </w:r>
+    </w:p>
+    <w:p>
+      <w:pPr>
+        <w:rPr>
+          <w:b/>
+          <w:lang w:val="es-ES"/>
+        </w:rPr>
+      </w:pPr>
+      <w:r>
+        <w:rPr>
+          <w:b/>
+          <w:lang w:val="es-ES"/>
+        </w:rPr>
+        <w:t xml:space="preserve">- Para dar formato de celda al </w:t>
+      </w:r>
+      <w:proofErr w:type="spellStart"/>
+      <w:r>
+        <w:rPr>
+          <w:b/>
+          <w:lang w:val="es-ES"/>
+        </w:rPr>
+        <w:t>codigovamos</w:t>
+      </w:r>
+      <w:proofErr w:type="spellEnd"/>
+      <w:r>
+        <w:rPr>
+          <w:b/>
+          <w:lang w:val="es-ES"/>
+        </w:rPr>
+        <w:t xml:space="preserve"> a configuración, atajos de teclado y buscamos </w:t>
+      </w:r>
+      <w:proofErr w:type="spellStart"/>
+      <w:r>
+        <w:rPr>
+          <w:b/>
+          <w:lang w:val="es-ES"/>
+        </w:rPr>
+        <w:t>format</w:t>
+      </w:r>
+      <w:proofErr w:type="spellEnd"/>
     </w:p>
     <w:p>
       <w:pPr>
@@ -1739,42 +3348,124 @@
           <w:lang w:val="es-ES"/>
         </w:rPr>
       </w:pPr>
-      <w:r>
-        <w:rPr>
-          <w:bCs/>
-          <w:lang w:val="es-ES"/>
-        </w:rPr>
-        <w:t>If ( ){</w:t>
-      </w:r>
-    </w:p>
-    <w:p>
-      <w:pPr>
-        <w:rPr>
-          <w:bCs/>
-          <w:lang w:val="es-ES"/>
-        </w:rPr>
-      </w:pPr>
-      <w:r>
-        <w:rPr>
-          <w:bCs/>
-          <w:lang w:val="es-ES"/>
-        </w:rPr>
-        <w:t>} else if(){</w:t>
-      </w:r>
-    </w:p>
-    <w:p>
-      <w:pPr>
-        <w:rPr>
-          <w:bCs/>
-          <w:lang w:val="es-ES"/>
-        </w:rPr>
-      </w:pPr>
-      <w:r>
-        <w:rPr>
-          <w:bCs/>
-          <w:lang w:val="es-ES"/>
-        </w:rPr>
-        <w:t>} else {</w:t>
+      <w:proofErr w:type="spellStart"/>
+      <w:r>
+        <w:rPr>
+          <w:bCs/>
+          <w:lang w:val="es-ES"/>
+        </w:rPr>
+        <w:t>If</w:t>
+      </w:r>
+      <w:proofErr w:type="spellEnd"/>
+      <w:r>
+        <w:rPr>
+          <w:bCs/>
+          <w:lang w:val="es-ES"/>
+        </w:rPr>
+        <w:t xml:space="preserve"> </w:t>
+      </w:r>
+      <w:proofErr w:type="gramStart"/>
+      <w:r>
+        <w:rPr>
+          <w:bCs/>
+          <w:lang w:val="es-ES"/>
+        </w:rPr>
+        <w:t>( )</w:t>
+      </w:r>
+      <w:proofErr w:type="gramEnd"/>
+      <w:r>
+        <w:rPr>
+          <w:bCs/>
+          <w:lang w:val="es-ES"/>
+        </w:rPr>
+        <w:t>{</w:t>
+      </w:r>
+    </w:p>
+    <w:p>
+      <w:pPr>
+        <w:rPr>
+          <w:bCs/>
+          <w:lang w:val="es-ES"/>
+        </w:rPr>
+      </w:pPr>
+      <w:r>
+        <w:rPr>
+          <w:bCs/>
+          <w:lang w:val="es-ES"/>
+        </w:rPr>
+        <w:t xml:space="preserve">} </w:t>
+      </w:r>
+      <w:proofErr w:type="spellStart"/>
+      <w:r>
+        <w:rPr>
+          <w:bCs/>
+          <w:lang w:val="es-ES"/>
+        </w:rPr>
+        <w:t>else</w:t>
+      </w:r>
+      <w:proofErr w:type="spellEnd"/>
+      <w:r>
+        <w:rPr>
+          <w:bCs/>
+          <w:lang w:val="es-ES"/>
+        </w:rPr>
+        <w:t xml:space="preserve"> </w:t>
+      </w:r>
+      <w:proofErr w:type="spellStart"/>
+      <w:proofErr w:type="gramStart"/>
+      <w:r>
+        <w:rPr>
+          <w:bCs/>
+          <w:lang w:val="es-ES"/>
+        </w:rPr>
+        <w:t>if</w:t>
+      </w:r>
+      <w:proofErr w:type="spellEnd"/>
+      <w:r>
+        <w:rPr>
+          <w:bCs/>
+          <w:lang w:val="es-ES"/>
+        </w:rPr>
+        <w:t>(</w:t>
+      </w:r>
+      <w:proofErr w:type="gramEnd"/>
+      <w:r>
+        <w:rPr>
+          <w:bCs/>
+          <w:lang w:val="es-ES"/>
+        </w:rPr>
+        <w:t>){</w:t>
+      </w:r>
+    </w:p>
+    <w:p>
+      <w:pPr>
+        <w:rPr>
+          <w:bCs/>
+          <w:lang w:val="es-ES"/>
+        </w:rPr>
+      </w:pPr>
+      <w:r>
+        <w:rPr>
+          <w:bCs/>
+          <w:lang w:val="es-ES"/>
+        </w:rPr>
+        <w:t xml:space="preserve">} </w:t>
+      </w:r>
+      <w:proofErr w:type="spellStart"/>
+      <w:r>
+        <w:rPr>
+          <w:bCs/>
+          <w:lang w:val="es-ES"/>
+        </w:rPr>
+        <w:t>else</w:t>
+      </w:r>
+      <w:proofErr w:type="spellEnd"/>
+      <w:r>
+        <w:rPr>
+          <w:bCs/>
+          <w:lang w:val="es-ES"/>
+        </w:rPr>
+        <w:t xml:space="preserve"> {</w:t>
       </w:r>
     </w:p>
     <w:p>
@@ -1804,6 +3495,7 @@
           <w:lang w:val="es-ES" w:eastAsia="es-ES"/>
         </w:rPr>
       </w:pPr>
+      <w:proofErr w:type="spellStart"/>
       <w:r>
         <w:rPr>
           <w:rFonts w:ascii="Consolas" w:eastAsia="Times New Roman" w:hAnsi="Consolas" w:cs="Times New Roman"/>
@@ -1814,6 +3506,7 @@
         </w:rPr>
         <w:t>switch</w:t>
       </w:r>
+      <w:proofErr w:type="spellEnd"/>
       <w:r>
         <w:rPr>
           <w:rFonts w:ascii="Consolas" w:eastAsia="Times New Roman" w:hAnsi="Consolas" w:cs="Times New Roman"/>
@@ -1824,6 +3517,7 @@
         </w:rPr>
         <w:t xml:space="preserve"> (</w:t>
       </w:r>
+      <w:proofErr w:type="spellStart"/>
       <w:r>
         <w:rPr>
           <w:rFonts w:ascii="Consolas" w:eastAsia="Times New Roman" w:hAnsi="Consolas" w:cs="Times New Roman"/>
@@ -1834,6 +3528,8 @@
         </w:rPr>
         <w:t>numberoftheweek</w:t>
       </w:r>
+      <w:proofErr w:type="spellEnd"/>
+      <w:proofErr w:type="gramStart"/>
       <w:r>
         <w:rPr>
           <w:rFonts w:ascii="Consolas" w:eastAsia="Times New Roman" w:hAnsi="Consolas" w:cs="Times New Roman"/>
@@ -1844,6 +3540,7 @@
         </w:rPr>
         <w:t>){</w:t>
       </w:r>
+      <w:proofErr w:type="gramEnd"/>
     </w:p>
     <w:p>
       <w:pPr>
@@ -1930,6 +3627,8 @@
         </w:rPr>
         <w:t xml:space="preserve">      </w:t>
       </w:r>
+      <w:proofErr w:type="spellStart"/>
+      <w:proofErr w:type="gramStart"/>
       <w:r>
         <w:rPr>
           <w:rFonts w:ascii="Consolas" w:eastAsia="Times New Roman" w:hAnsi="Consolas" w:cs="Times New Roman"/>
@@ -1942,6 +3641,7 @@
         </w:rPr>
         <w:t>print</w:t>
       </w:r>
+      <w:proofErr w:type="spellEnd"/>
       <w:r>
         <w:rPr>
           <w:rFonts w:ascii="Consolas" w:eastAsia="Times New Roman" w:hAnsi="Consolas" w:cs="Times New Roman"/>
@@ -1952,6 +3652,7 @@
         </w:rPr>
         <w:t>(</w:t>
       </w:r>
+      <w:proofErr w:type="gramEnd"/>
       <w:r>
         <w:rPr>
           <w:rFonts w:ascii="Consolas" w:eastAsia="Times New Roman" w:hAnsi="Consolas" w:cs="Times New Roman"/>
@@ -2101,6 +3802,8 @@
         </w:rPr>
         <w:t xml:space="preserve">      </w:t>
       </w:r>
+      <w:proofErr w:type="spellStart"/>
+      <w:proofErr w:type="gramStart"/>
       <w:r>
         <w:rPr>
           <w:rFonts w:ascii="Consolas" w:eastAsia="Times New Roman" w:hAnsi="Consolas" w:cs="Times New Roman"/>
@@ -2113,6 +3816,7 @@
         </w:rPr>
         <w:t>print</w:t>
       </w:r>
+      <w:proofErr w:type="spellEnd"/>
       <w:r>
         <w:rPr>
           <w:rFonts w:ascii="Consolas" w:eastAsia="Times New Roman" w:hAnsi="Consolas" w:cs="Times New Roman"/>
@@ -2123,6 +3827,7 @@
         </w:rPr>
         <w:t>(</w:t>
       </w:r>
+      <w:proofErr w:type="gramEnd"/>
       <w:r>
         <w:rPr>
           <w:rFonts w:ascii="Consolas" w:eastAsia="Times New Roman" w:hAnsi="Consolas" w:cs="Times New Roman"/>
@@ -2242,6 +3947,8 @@
         </w:rPr>
         <w:t xml:space="preserve">      </w:t>
       </w:r>
+      <w:proofErr w:type="spellStart"/>
+      <w:proofErr w:type="gramStart"/>
       <w:r>
         <w:rPr>
           <w:rFonts w:ascii="Consolas" w:eastAsia="Times New Roman" w:hAnsi="Consolas" w:cs="Times New Roman"/>
@@ -2254,6 +3961,7 @@
         </w:rPr>
         <w:t>print</w:t>
       </w:r>
+      <w:proofErr w:type="spellEnd"/>
       <w:r>
         <w:rPr>
           <w:rFonts w:ascii="Consolas" w:eastAsia="Times New Roman" w:hAnsi="Consolas" w:cs="Times New Roman"/>
@@ -2264,6 +3972,7 @@
         </w:rPr>
         <w:t>(</w:t>
       </w:r>
+      <w:proofErr w:type="gramEnd"/>
       <w:r>
         <w:rPr>
           <w:rFonts w:ascii="Consolas" w:eastAsia="Times New Roman" w:hAnsi="Consolas" w:cs="Times New Roman"/>
@@ -2363,7 +4072,23 @@
           <w:bCs/>
           <w:lang w:val="es-ES"/>
         </w:rPr>
-        <w:t>El break hace parar las condiciones porque sino ira iterando uno por uno hasta el final</w:t>
+        <w:t xml:space="preserve">El break hace parar las condiciones porque </w:t>
+      </w:r>
+      <w:proofErr w:type="spellStart"/>
+      <w:r>
+        <w:rPr>
+          <w:bCs/>
+          <w:lang w:val="es-ES"/>
+        </w:rPr>
+        <w:t>sino</w:t>
+      </w:r>
+      <w:proofErr w:type="spellEnd"/>
+      <w:r>
+        <w:rPr>
+          <w:bCs/>
+          <w:lang w:val="es-ES"/>
+        </w:rPr>
+        <w:t xml:space="preserve"> ira iterando uno por uno hasta el final</w:t>
       </w:r>
     </w:p>
     <w:p>
@@ -2403,7 +4128,29 @@
           <w:lang w:val="es-ES" w:eastAsia="es-ES"/>
         </w:rPr>
         <w:lastRenderedPageBreak/>
-        <w:t>// Si lo que está a la izquierda es null, usa lo de la derecha</w:t>
+        <w:t xml:space="preserve">// Si lo que está a la izquierda es </w:t>
+      </w:r>
+      <w:proofErr w:type="spellStart"/>
+      <w:r>
+        <w:rPr>
+          <w:rFonts w:ascii="Consolas" w:eastAsia="Times New Roman" w:hAnsi="Consolas" w:cs="Times New Roman"/>
+          <w:color w:val="7F848E"/>
+          <w:sz w:val="21"/>
+          <w:szCs w:val="21"/>
+          <w:lang w:val="es-ES" w:eastAsia="es-ES"/>
+        </w:rPr>
+        <w:t>null</w:t>
+      </w:r>
+      <w:proofErr w:type="spellEnd"/>
+      <w:r>
+        <w:rPr>
+          <w:rFonts w:ascii="Consolas" w:eastAsia="Times New Roman" w:hAnsi="Consolas" w:cs="Times New Roman"/>
+          <w:color w:val="7F848E"/>
+          <w:sz w:val="21"/>
+          <w:szCs w:val="21"/>
+          <w:lang w:val="es-ES" w:eastAsia="es-ES"/>
+        </w:rPr>
+        <w:t>, usa lo de la derecha</w:t>
       </w:r>
     </w:p>
     <w:p>
@@ -2418,6 +4165,7 @@
           <w:lang w:val="es-ES" w:eastAsia="es-ES"/>
         </w:rPr>
       </w:pPr>
+      <w:proofErr w:type="spellStart"/>
       <w:r>
         <w:rPr>
           <w:rFonts w:ascii="Consolas" w:eastAsia="Times New Roman" w:hAnsi="Consolas" w:cs="Times New Roman"/>
@@ -2428,6 +4176,7 @@
         </w:rPr>
         <w:t>String</w:t>
       </w:r>
+      <w:proofErr w:type="spellEnd"/>
       <w:r>
         <w:rPr>
           <w:rFonts w:ascii="Consolas" w:eastAsia="Times New Roman" w:hAnsi="Consolas" w:cs="Times New Roman"/>
@@ -2488,6 +4237,7 @@
         </w:rPr>
         <w:t xml:space="preserve"> </w:t>
       </w:r>
+      <w:proofErr w:type="spellStart"/>
       <w:r>
         <w:rPr>
           <w:rFonts w:ascii="Consolas" w:eastAsia="Times New Roman" w:hAnsi="Consolas" w:cs="Times New Roman"/>
@@ -2498,6 +4248,7 @@
         </w:rPr>
         <w:t>null</w:t>
       </w:r>
+      <w:proofErr w:type="spellEnd"/>
       <w:r>
         <w:rPr>
           <w:rFonts w:ascii="Consolas" w:eastAsia="Times New Roman" w:hAnsi="Consolas" w:cs="Times New Roman"/>
@@ -2521,6 +4272,8 @@
           <w:lang w:val="es-ES" w:eastAsia="es-ES"/>
         </w:rPr>
       </w:pPr>
+      <w:proofErr w:type="spellStart"/>
+      <w:proofErr w:type="gramStart"/>
       <w:r>
         <w:rPr>
           <w:rFonts w:ascii="Consolas" w:eastAsia="Times New Roman" w:hAnsi="Consolas" w:cs="Times New Roman"/>
@@ -2533,6 +4286,7 @@
         </w:rPr>
         <w:t>print</w:t>
       </w:r>
+      <w:proofErr w:type="spellEnd"/>
       <w:r>
         <w:rPr>
           <w:rFonts w:ascii="Consolas" w:eastAsia="Times New Roman" w:hAnsi="Consolas" w:cs="Times New Roman"/>
@@ -2543,6 +4297,7 @@
         </w:rPr>
         <w:t>(</w:t>
       </w:r>
+      <w:proofErr w:type="gramEnd"/>
       <w:r>
         <w:rPr>
           <w:rFonts w:ascii="Consolas" w:eastAsia="Times New Roman" w:hAnsi="Consolas" w:cs="Times New Roman"/>
@@ -2639,6 +4394,7 @@
           <w:lang w:val="es-MX" w:eastAsia="es-ES"/>
         </w:rPr>
       </w:pPr>
+      <w:proofErr w:type="spellStart"/>
       <w:r>
         <w:rPr>
           <w:rFonts w:ascii="Consolas" w:eastAsia="Times New Roman" w:hAnsi="Consolas" w:cs="Times New Roman"/>
@@ -2649,6 +4405,7 @@
         </w:rPr>
         <w:t>String</w:t>
       </w:r>
+      <w:proofErr w:type="spellEnd"/>
       <w:r>
         <w:rPr>
           <w:rFonts w:ascii="Consolas" w:eastAsia="Times New Roman" w:hAnsi="Consolas" w:cs="Times New Roman"/>
@@ -2742,6 +4499,8 @@
           <w:lang w:val="es-ES" w:eastAsia="es-ES"/>
         </w:rPr>
       </w:pPr>
+      <w:proofErr w:type="spellStart"/>
+      <w:proofErr w:type="gramStart"/>
       <w:r>
         <w:rPr>
           <w:rFonts w:ascii="Consolas" w:eastAsia="Times New Roman" w:hAnsi="Consolas" w:cs="Times New Roman"/>
@@ -2754,6 +4513,7 @@
         </w:rPr>
         <w:t>print</w:t>
       </w:r>
+      <w:proofErr w:type="spellEnd"/>
       <w:r>
         <w:rPr>
           <w:rFonts w:ascii="Consolas" w:eastAsia="Times New Roman" w:hAnsi="Consolas" w:cs="Times New Roman"/>
@@ -2764,6 +4524,7 @@
         </w:rPr>
         <w:t>(</w:t>
       </w:r>
+      <w:proofErr w:type="gramEnd"/>
       <w:r>
         <w:rPr>
           <w:rFonts w:ascii="Consolas" w:eastAsia="Times New Roman" w:hAnsi="Consolas" w:cs="Times New Roman"/>
@@ -2847,8 +4608,33 @@
           <w:bCs/>
           <w:lang w:val="es-ES"/>
         </w:rPr>
-        <w:t>Se usa ara dar un valor por defecto si algo es null</w:t>
-      </w:r>
+        <w:t xml:space="preserve">Se usa </w:t>
+      </w:r>
+      <w:proofErr w:type="spellStart"/>
+      <w:r>
+        <w:rPr>
+          <w:bCs/>
+          <w:lang w:val="es-ES"/>
+        </w:rPr>
+        <w:t>ara</w:t>
+      </w:r>
+      <w:proofErr w:type="spellEnd"/>
+      <w:r>
+        <w:rPr>
+          <w:bCs/>
+          <w:lang w:val="es-ES"/>
+        </w:rPr>
+        <w:t xml:space="preserve"> dar un valor por defecto si algo es </w:t>
+      </w:r>
+      <w:proofErr w:type="spellStart"/>
+      <w:r>
+        <w:rPr>
+          <w:bCs/>
+          <w:lang w:val="es-ES"/>
+        </w:rPr>
+        <w:t>null</w:t>
+      </w:r>
+      <w:proofErr w:type="spellEnd"/>
     </w:p>
     <w:p>
       <w:pPr>
@@ -2877,6 +4663,7 @@
           <w:lang w:val="es-ES" w:eastAsia="es-ES"/>
         </w:rPr>
       </w:pPr>
+      <w:proofErr w:type="spellStart"/>
       <w:r>
         <w:rPr>
           <w:rFonts w:ascii="Consolas" w:eastAsia="Times New Roman" w:hAnsi="Consolas" w:cs="Times New Roman"/>
@@ -2887,6 +4674,7 @@
         </w:rPr>
         <w:t>String</w:t>
       </w:r>
+      <w:proofErr w:type="spellEnd"/>
       <w:r>
         <w:rPr>
           <w:rFonts w:ascii="Consolas" w:eastAsia="Times New Roman" w:hAnsi="Consolas" w:cs="Times New Roman"/>
@@ -2987,6 +4775,7 @@
         </w:rPr>
         <w:t>18</w:t>
       </w:r>
+      <w:proofErr w:type="gramStart"/>
       <w:r>
         <w:rPr>
           <w:rFonts w:ascii="Consolas" w:eastAsia="Times New Roman" w:hAnsi="Consolas" w:cs="Times New Roman"/>
@@ -3007,6 +4796,7 @@
         </w:rPr>
         <w:t>?</w:t>
       </w:r>
+      <w:proofErr w:type="gramEnd"/>
       <w:r>
         <w:rPr>
           <w:rFonts w:ascii="Consolas" w:eastAsia="Times New Roman" w:hAnsi="Consolas" w:cs="Times New Roman"/>
@@ -3025,7 +4815,18 @@
           <w:szCs w:val="21"/>
           <w:lang w:val="es-ES" w:eastAsia="es-ES"/>
         </w:rPr>
-        <w:t>"Eres mayor de edad"</w:t>
+        <w:t>"Eres mayor de edad</w:t>
+      </w:r>
+      <w:proofErr w:type="gramStart"/>
+      <w:r>
+        <w:rPr>
+          <w:rFonts w:ascii="Consolas" w:eastAsia="Times New Roman" w:hAnsi="Consolas" w:cs="Times New Roman"/>
+          <w:color w:val="98C379"/>
+          <w:sz w:val="21"/>
+          <w:szCs w:val="21"/>
+          <w:lang w:val="es-ES" w:eastAsia="es-ES"/>
+        </w:rPr>
+        <w:t>"</w:t>
       </w:r>
       <w:r>
         <w:rPr>
@@ -3047,6 +4848,7 @@
         </w:rPr>
         <w:t>:</w:t>
       </w:r>
+      <w:proofErr w:type="gramEnd"/>
       <w:r>
         <w:rPr>
           <w:rFonts w:ascii="Consolas" w:eastAsia="Times New Roman" w:hAnsi="Consolas" w:cs="Times New Roman"/>
@@ -3100,6 +4902,7 @@
         </w:rPr>
         <w:t xml:space="preserve">  </w:t>
       </w:r>
+      <w:proofErr w:type="spellStart"/>
       <w:r>
         <w:rPr>
           <w:rFonts w:ascii="Consolas" w:eastAsia="Times New Roman" w:hAnsi="Consolas" w:cs="Times New Roman"/>
@@ -3112,6 +4915,7 @@
         </w:rPr>
         <w:t>print</w:t>
       </w:r>
+      <w:proofErr w:type="spellEnd"/>
       <w:r>
         <w:rPr>
           <w:rFonts w:ascii="Consolas" w:eastAsia="Times New Roman" w:hAnsi="Consolas" w:cs="Times New Roman"/>
@@ -3186,7 +4990,29 @@
           <w:szCs w:val="21"/>
           <w:lang w:val="es-ES" w:eastAsia="es-ES"/>
         </w:rPr>
-        <w:t>// int - retorna un entero</w:t>
+        <w:t xml:space="preserve">// </w:t>
+      </w:r>
+      <w:proofErr w:type="spellStart"/>
+      <w:r>
+        <w:rPr>
+          <w:rFonts w:ascii="Consolas" w:eastAsia="Times New Roman" w:hAnsi="Consolas" w:cs="Times New Roman"/>
+          <w:color w:val="7F848E"/>
+          <w:sz w:val="21"/>
+          <w:szCs w:val="21"/>
+          <w:lang w:val="es-ES" w:eastAsia="es-ES"/>
+        </w:rPr>
+        <w:t>int</w:t>
+      </w:r>
+      <w:proofErr w:type="spellEnd"/>
+      <w:r>
+        <w:rPr>
+          <w:rFonts w:ascii="Consolas" w:eastAsia="Times New Roman" w:hAnsi="Consolas" w:cs="Times New Roman"/>
+          <w:color w:val="7F848E"/>
+          <w:sz w:val="21"/>
+          <w:szCs w:val="21"/>
+          <w:lang w:val="es-ES" w:eastAsia="es-ES"/>
+        </w:rPr>
+        <w:t xml:space="preserve"> - retorna un entero</w:t>
       </w:r>
     </w:p>
     <w:p>
@@ -3201,6 +5027,7 @@
           <w:lang w:val="es-ES" w:eastAsia="es-ES"/>
         </w:rPr>
       </w:pPr>
+      <w:proofErr w:type="spellStart"/>
       <w:r>
         <w:rPr>
           <w:rFonts w:ascii="Consolas" w:eastAsia="Times New Roman" w:hAnsi="Consolas" w:cs="Times New Roman"/>
@@ -3211,6 +5038,7 @@
         </w:rPr>
         <w:t>int</w:t>
       </w:r>
+      <w:proofErr w:type="spellEnd"/>
       <w:r>
         <w:rPr>
           <w:rFonts w:ascii="Consolas" w:eastAsia="Times New Roman" w:hAnsi="Consolas" w:cs="Times New Roman"/>
@@ -3221,6 +5049,7 @@
         </w:rPr>
         <w:t xml:space="preserve"> </w:t>
       </w:r>
+      <w:proofErr w:type="gramStart"/>
       <w:r>
         <w:rPr>
           <w:rFonts w:ascii="Consolas" w:eastAsia="Times New Roman" w:hAnsi="Consolas" w:cs="Times New Roman"/>
@@ -3243,6 +5072,8 @@
         </w:rPr>
         <w:t>(</w:t>
       </w:r>
+      <w:proofErr w:type="spellStart"/>
+      <w:proofErr w:type="gramEnd"/>
       <w:r>
         <w:rPr>
           <w:rFonts w:ascii="Consolas" w:eastAsia="Times New Roman" w:hAnsi="Consolas" w:cs="Times New Roman"/>
@@ -3253,6 +5084,7 @@
         </w:rPr>
         <w:t>int</w:t>
       </w:r>
+      <w:proofErr w:type="spellEnd"/>
       <w:r>
         <w:rPr>
           <w:rFonts w:ascii="Consolas" w:eastAsia="Times New Roman" w:hAnsi="Consolas" w:cs="Times New Roman"/>
@@ -3283,6 +5115,7 @@
         </w:rPr>
         <w:t xml:space="preserve">, </w:t>
       </w:r>
+      <w:proofErr w:type="spellStart"/>
       <w:r>
         <w:rPr>
           <w:rFonts w:ascii="Consolas" w:eastAsia="Times New Roman" w:hAnsi="Consolas" w:cs="Times New Roman"/>
@@ -3293,6 +5126,7 @@
         </w:rPr>
         <w:t>int</w:t>
       </w:r>
+      <w:proofErr w:type="spellEnd"/>
       <w:r>
         <w:rPr>
           <w:rFonts w:ascii="Consolas" w:eastAsia="Times New Roman" w:hAnsi="Consolas" w:cs="Times New Roman"/>
@@ -3346,6 +5180,7 @@
         </w:rPr>
         <w:t xml:space="preserve">  </w:t>
       </w:r>
+      <w:proofErr w:type="spellStart"/>
       <w:r>
         <w:rPr>
           <w:rFonts w:ascii="Consolas" w:eastAsia="Times New Roman" w:hAnsi="Consolas" w:cs="Times New Roman"/>
@@ -3356,6 +5191,7 @@
         </w:rPr>
         <w:t>return</w:t>
       </w:r>
+      <w:proofErr w:type="spellEnd"/>
       <w:r>
         <w:rPr>
           <w:rFonts w:ascii="Consolas" w:eastAsia="Times New Roman" w:hAnsi="Consolas" w:cs="Times New Roman"/>
@@ -3483,7 +5319,29 @@
           <w:szCs w:val="21"/>
           <w:lang w:val="es-ES" w:eastAsia="es-ES"/>
         </w:rPr>
-        <w:t>// String - retorna un texto</w:t>
+        <w:t xml:space="preserve">// </w:t>
+      </w:r>
+      <w:proofErr w:type="spellStart"/>
+      <w:r>
+        <w:rPr>
+          <w:rFonts w:ascii="Consolas" w:eastAsia="Times New Roman" w:hAnsi="Consolas" w:cs="Times New Roman"/>
+          <w:color w:val="7F848E"/>
+          <w:sz w:val="21"/>
+          <w:szCs w:val="21"/>
+          <w:lang w:val="es-ES" w:eastAsia="es-ES"/>
+        </w:rPr>
+        <w:t>String</w:t>
+      </w:r>
+      <w:proofErr w:type="spellEnd"/>
+      <w:r>
+        <w:rPr>
+          <w:rFonts w:ascii="Consolas" w:eastAsia="Times New Roman" w:hAnsi="Consolas" w:cs="Times New Roman"/>
+          <w:color w:val="7F848E"/>
+          <w:sz w:val="21"/>
+          <w:szCs w:val="21"/>
+          <w:lang w:val="es-ES" w:eastAsia="es-ES"/>
+        </w:rPr>
+        <w:t xml:space="preserve"> - retorna un texto</w:t>
       </w:r>
     </w:p>
     <w:p>
@@ -3498,6 +5356,7 @@
           <w:lang w:val="es-ES" w:eastAsia="es-ES"/>
         </w:rPr>
       </w:pPr>
+      <w:proofErr w:type="spellStart"/>
       <w:r>
         <w:rPr>
           <w:rFonts w:ascii="Consolas" w:eastAsia="Times New Roman" w:hAnsi="Consolas" w:cs="Times New Roman"/>
@@ -3508,6 +5367,7 @@
         </w:rPr>
         <w:t>String</w:t>
       </w:r>
+      <w:proofErr w:type="spellEnd"/>
       <w:r>
         <w:rPr>
           <w:rFonts w:ascii="Consolas" w:eastAsia="Times New Roman" w:hAnsi="Consolas" w:cs="Times New Roman"/>
@@ -3518,6 +5378,8 @@
         </w:rPr>
         <w:t xml:space="preserve"> </w:t>
       </w:r>
+      <w:proofErr w:type="spellStart"/>
+      <w:proofErr w:type="gramStart"/>
       <w:r>
         <w:rPr>
           <w:rFonts w:ascii="Consolas" w:eastAsia="Times New Roman" w:hAnsi="Consolas" w:cs="Times New Roman"/>
@@ -3530,6 +5392,7 @@
         </w:rPr>
         <w:t>obtenerNombre</w:t>
       </w:r>
+      <w:proofErr w:type="spellEnd"/>
       <w:r>
         <w:rPr>
           <w:rFonts w:ascii="Consolas" w:eastAsia="Times New Roman" w:hAnsi="Consolas" w:cs="Times New Roman"/>
@@ -3540,6 +5403,8 @@
         </w:rPr>
         <w:t>(</w:t>
       </w:r>
+      <w:proofErr w:type="spellStart"/>
+      <w:proofErr w:type="gramEnd"/>
       <w:r>
         <w:rPr>
           <w:rFonts w:ascii="Consolas" w:eastAsia="Times New Roman" w:hAnsi="Consolas" w:cs="Times New Roman"/>
@@ -3550,6 +5415,7 @@
         </w:rPr>
         <w:t>String</w:t>
       </w:r>
+      <w:proofErr w:type="spellEnd"/>
       <w:r>
         <w:rPr>
           <w:rFonts w:ascii="Consolas" w:eastAsia="Times New Roman" w:hAnsi="Consolas" w:cs="Times New Roman"/>
@@ -3603,6 +5469,7 @@
         </w:rPr>
         <w:t xml:space="preserve">  </w:t>
       </w:r>
+      <w:proofErr w:type="spellStart"/>
       <w:r>
         <w:rPr>
           <w:rFonts w:ascii="Consolas" w:eastAsia="Times New Roman" w:hAnsi="Consolas" w:cs="Times New Roman"/>
@@ -3613,6 +5480,7 @@
         </w:rPr>
         <w:t>return</w:t>
       </w:r>
+      <w:proofErr w:type="spellEnd"/>
       <w:r>
         <w:rPr>
           <w:rFonts w:ascii="Consolas" w:eastAsia="Times New Roman" w:hAnsi="Consolas" w:cs="Times New Roman"/>
@@ -3730,7 +5598,29 @@
           <w:szCs w:val="21"/>
           <w:lang w:val="es-ES" w:eastAsia="es-ES"/>
         </w:rPr>
-        <w:t>// double - retorna decimal</w:t>
+        <w:t xml:space="preserve">// </w:t>
+      </w:r>
+      <w:proofErr w:type="spellStart"/>
+      <w:r>
+        <w:rPr>
+          <w:rFonts w:ascii="Consolas" w:eastAsia="Times New Roman" w:hAnsi="Consolas" w:cs="Times New Roman"/>
+          <w:color w:val="7F848E"/>
+          <w:sz w:val="21"/>
+          <w:szCs w:val="21"/>
+          <w:lang w:val="es-ES" w:eastAsia="es-ES"/>
+        </w:rPr>
+        <w:t>double</w:t>
+      </w:r>
+      <w:proofErr w:type="spellEnd"/>
+      <w:r>
+        <w:rPr>
+          <w:rFonts w:ascii="Consolas" w:eastAsia="Times New Roman" w:hAnsi="Consolas" w:cs="Times New Roman"/>
+          <w:color w:val="7F848E"/>
+          <w:sz w:val="21"/>
+          <w:szCs w:val="21"/>
+          <w:lang w:val="es-ES" w:eastAsia="es-ES"/>
+        </w:rPr>
+        <w:t xml:space="preserve"> - retorna decimal</w:t>
       </w:r>
     </w:p>
     <w:p>
@@ -3745,6 +5635,7 @@
           <w:lang w:val="es-ES" w:eastAsia="es-ES"/>
         </w:rPr>
       </w:pPr>
+      <w:proofErr w:type="spellStart"/>
       <w:r>
         <w:rPr>
           <w:rFonts w:ascii="Consolas" w:eastAsia="Times New Roman" w:hAnsi="Consolas" w:cs="Times New Roman"/>
@@ -3755,6 +5646,7 @@
         </w:rPr>
         <w:t>double</w:t>
       </w:r>
+      <w:proofErr w:type="spellEnd"/>
       <w:r>
         <w:rPr>
           <w:rFonts w:ascii="Consolas" w:eastAsia="Times New Roman" w:hAnsi="Consolas" w:cs="Times New Roman"/>
@@ -3765,6 +5657,8 @@
         </w:rPr>
         <w:t xml:space="preserve"> </w:t>
       </w:r>
+      <w:proofErr w:type="spellStart"/>
+      <w:proofErr w:type="gramStart"/>
       <w:r>
         <w:rPr>
           <w:rFonts w:ascii="Consolas" w:eastAsia="Times New Roman" w:hAnsi="Consolas" w:cs="Times New Roman"/>
@@ -3777,6 +5671,7 @@
         </w:rPr>
         <w:t>calcularPromedio</w:t>
       </w:r>
+      <w:proofErr w:type="spellEnd"/>
       <w:r>
         <w:rPr>
           <w:rFonts w:ascii="Consolas" w:eastAsia="Times New Roman" w:hAnsi="Consolas" w:cs="Times New Roman"/>
@@ -3787,6 +5682,8 @@
         </w:rPr>
         <w:t>(</w:t>
       </w:r>
+      <w:proofErr w:type="spellStart"/>
+      <w:proofErr w:type="gramEnd"/>
       <w:r>
         <w:rPr>
           <w:rFonts w:ascii="Consolas" w:eastAsia="Times New Roman" w:hAnsi="Consolas" w:cs="Times New Roman"/>
@@ -3797,6 +5694,7 @@
         </w:rPr>
         <w:t>double</w:t>
       </w:r>
+      <w:proofErr w:type="spellEnd"/>
       <w:r>
         <w:rPr>
           <w:rFonts w:ascii="Consolas" w:eastAsia="Times New Roman" w:hAnsi="Consolas" w:cs="Times New Roman"/>
@@ -3827,6 +5725,7 @@
         </w:rPr>
         <w:t xml:space="preserve">, </w:t>
       </w:r>
+      <w:proofErr w:type="spellStart"/>
       <w:r>
         <w:rPr>
           <w:rFonts w:ascii="Consolas" w:eastAsia="Times New Roman" w:hAnsi="Consolas" w:cs="Times New Roman"/>
@@ -3837,6 +5736,7 @@
         </w:rPr>
         <w:t>double</w:t>
       </w:r>
+      <w:proofErr w:type="spellEnd"/>
       <w:r>
         <w:rPr>
           <w:rFonts w:ascii="Consolas" w:eastAsia="Times New Roman" w:hAnsi="Consolas" w:cs="Times New Roman"/>
@@ -3890,6 +5790,7 @@
         </w:rPr>
         <w:t xml:space="preserve">  </w:t>
       </w:r>
+      <w:proofErr w:type="spellStart"/>
       <w:r>
         <w:rPr>
           <w:rFonts w:ascii="Consolas" w:eastAsia="Times New Roman" w:hAnsi="Consolas" w:cs="Times New Roman"/>
@@ -3900,6 +5801,7 @@
         </w:rPr>
         <w:t>return</w:t>
       </w:r>
+      <w:proofErr w:type="spellEnd"/>
       <w:r>
         <w:rPr>
           <w:rFonts w:ascii="Consolas" w:eastAsia="Times New Roman" w:hAnsi="Consolas" w:cs="Times New Roman"/>
@@ -4046,7 +5948,39 @@
           <w:b/>
           <w:lang w:val="es-MX"/>
         </w:rPr>
-        <w:t>Primero se coloca el tipo de dato que devuelve la función seguido de los parámetros y estos si devuelven algo, los que empiezan con void no devuelven nada</w:t>
+        <w:t xml:space="preserve">Primero se coloca el tipo de dato que devuelve la función seguido de los parámetros y </w:t>
+      </w:r>
+      <w:proofErr w:type="gramStart"/>
+      <w:r>
+        <w:rPr>
+          <w:b/>
+          <w:lang w:val="es-MX"/>
+        </w:rPr>
+        <w:t>estos si</w:t>
+      </w:r>
+      <w:proofErr w:type="gramEnd"/>
+      <w:r>
+        <w:rPr>
+          <w:b/>
+          <w:lang w:val="es-MX"/>
+        </w:rPr>
+        <w:t xml:space="preserve"> devuelven algo, los que empiezan con </w:t>
+      </w:r>
+      <w:proofErr w:type="spellStart"/>
+      <w:r>
+        <w:rPr>
+          <w:b/>
+          <w:lang w:val="es-MX"/>
+        </w:rPr>
+        <w:t>void</w:t>
+      </w:r>
+      <w:proofErr w:type="spellEnd"/>
+      <w:r>
+        <w:rPr>
+          <w:b/>
+          <w:lang w:val="es-MX"/>
+        </w:rPr>
+        <w:t xml:space="preserve"> no devuelven nada</w:t>
       </w:r>
     </w:p>
     <w:p>
@@ -4089,6 +6023,7 @@
           <w:lang w:val="es-ES" w:eastAsia="es-ES"/>
         </w:rPr>
       </w:pPr>
+      <w:proofErr w:type="spellStart"/>
       <w:r>
         <w:rPr>
           <w:rFonts w:ascii="Consolas" w:eastAsia="Times New Roman" w:hAnsi="Consolas" w:cs="Times New Roman"/>
@@ -4099,6 +6034,7 @@
         </w:rPr>
         <w:t>List</w:t>
       </w:r>
+      <w:proofErr w:type="spellEnd"/>
       <w:r>
         <w:rPr>
           <w:rFonts w:ascii="Consolas" w:eastAsia="Times New Roman" w:hAnsi="Consolas" w:cs="Times New Roman"/>
@@ -4109,6 +6045,7 @@
         </w:rPr>
         <w:t xml:space="preserve"> &lt;</w:t>
       </w:r>
+      <w:proofErr w:type="spellStart"/>
       <w:r>
         <w:rPr>
           <w:rFonts w:ascii="Consolas" w:eastAsia="Times New Roman" w:hAnsi="Consolas" w:cs="Times New Roman"/>
@@ -4119,6 +6056,7 @@
         </w:rPr>
         <w:t>String</w:t>
       </w:r>
+      <w:proofErr w:type="spellEnd"/>
       <w:r>
         <w:rPr>
           <w:rFonts w:ascii="Consolas" w:eastAsia="Times New Roman" w:hAnsi="Consolas" w:cs="Times New Roman"/>
@@ -4177,7 +6115,18 @@
           <w:szCs w:val="21"/>
           <w:lang w:val="es-ES" w:eastAsia="es-ES"/>
         </w:rPr>
-        <w:t>"Joel"</w:t>
+        <w:t>"</w:t>
+      </w:r>
+      <w:proofErr w:type="spellStart"/>
+      <w:r>
+        <w:rPr>
+          <w:rFonts w:ascii="Consolas" w:eastAsia="Times New Roman" w:hAnsi="Consolas" w:cs="Times New Roman"/>
+          <w:color w:val="98C379"/>
+          <w:sz w:val="21"/>
+          <w:szCs w:val="21"/>
+          <w:lang w:val="es-ES" w:eastAsia="es-ES"/>
+        </w:rPr>
+        <w:t>Joel"</w:t>
       </w:r>
       <w:r>
         <w:rPr>
@@ -4217,7 +6166,18 @@
           <w:szCs w:val="21"/>
           <w:lang w:val="es-ES" w:eastAsia="es-ES"/>
         </w:rPr>
-        <w:t>"Ana"</w:t>
+        <w:t>"Ana</w:t>
+      </w:r>
+      <w:proofErr w:type="spellEnd"/>
+      <w:r>
+        <w:rPr>
+          <w:rFonts w:ascii="Consolas" w:eastAsia="Times New Roman" w:hAnsi="Consolas" w:cs="Times New Roman"/>
+          <w:color w:val="98C379"/>
+          <w:sz w:val="21"/>
+          <w:szCs w:val="21"/>
+          <w:lang w:val="es-ES" w:eastAsia="es-ES"/>
+        </w:rPr>
+        <w:t>"</w:t>
       </w:r>
       <w:r>
         <w:rPr>
@@ -4249,6 +6209,7 @@
           <w:lang w:val="es-ES" w:eastAsia="es-ES"/>
         </w:rPr>
       </w:pPr>
+      <w:proofErr w:type="spellStart"/>
       <w:r>
         <w:rPr>
           <w:rFonts w:ascii="Consolas" w:eastAsia="Times New Roman" w:hAnsi="Consolas" w:cs="Times New Roman"/>
@@ -4259,6 +6220,7 @@
         </w:rPr>
         <w:t>Map</w:t>
       </w:r>
+      <w:proofErr w:type="spellEnd"/>
       <w:r>
         <w:rPr>
           <w:rFonts w:ascii="Consolas" w:eastAsia="Times New Roman" w:hAnsi="Consolas" w:cs="Times New Roman"/>
@@ -4269,6 +6231,8 @@
         </w:rPr>
         <w:t>&lt;</w:t>
       </w:r>
+      <w:proofErr w:type="spellStart"/>
+      <w:proofErr w:type="gramStart"/>
       <w:r>
         <w:rPr>
           <w:rFonts w:ascii="Consolas" w:eastAsia="Times New Roman" w:hAnsi="Consolas" w:cs="Times New Roman"/>
@@ -4299,6 +6263,8 @@
         </w:rPr>
         <w:t>String</w:t>
       </w:r>
+      <w:proofErr w:type="spellEnd"/>
+      <w:proofErr w:type="gramEnd"/>
       <w:r>
         <w:rPr>
           <w:rFonts w:ascii="Consolas" w:eastAsia="Times New Roman" w:hAnsi="Consolas" w:cs="Times New Roman"/>
@@ -4397,7 +6363,18 @@
           <w:szCs w:val="21"/>
           <w:lang w:val="es-ES" w:eastAsia="es-ES"/>
         </w:rPr>
-        <w:t>"Fernando"</w:t>
+        <w:t>"</w:t>
+      </w:r>
+      <w:proofErr w:type="spellStart"/>
+      <w:r>
+        <w:rPr>
+          <w:rFonts w:ascii="Consolas" w:eastAsia="Times New Roman" w:hAnsi="Consolas" w:cs="Times New Roman"/>
+          <w:color w:val="98C379"/>
+          <w:sz w:val="21"/>
+          <w:szCs w:val="21"/>
+          <w:lang w:val="es-ES" w:eastAsia="es-ES"/>
+        </w:rPr>
+        <w:t>Fernando"</w:t>
       </w:r>
       <w:r>
         <w:rPr>
@@ -4437,7 +6414,18 @@
           <w:szCs w:val="21"/>
           <w:lang w:val="es-ES" w:eastAsia="es-ES"/>
         </w:rPr>
-        <w:t>"Cruz"</w:t>
+        <w:t>"Cruz</w:t>
+      </w:r>
+      <w:proofErr w:type="spellEnd"/>
+      <w:r>
+        <w:rPr>
+          <w:rFonts w:ascii="Consolas" w:eastAsia="Times New Roman" w:hAnsi="Consolas" w:cs="Times New Roman"/>
+          <w:color w:val="98C379"/>
+          <w:sz w:val="21"/>
+          <w:szCs w:val="21"/>
+          <w:lang w:val="es-ES" w:eastAsia="es-ES"/>
+        </w:rPr>
+        <w:t>"</w:t>
       </w:r>
       <w:r>
         <w:rPr>
@@ -4481,7 +6469,23 @@
         <w:rPr>
           <w:b/>
         </w:rPr>
-        <w:t>- Es como una List pero con {} pero no admite valores duplicados;</w:t>
+        <w:t xml:space="preserve">- Es como una </w:t>
+      </w:r>
+      <w:proofErr w:type="spellStart"/>
+      <w:proofErr w:type="gramStart"/>
+      <w:r>
+        <w:rPr>
+          <w:b/>
+        </w:rPr>
+        <w:t>List</w:t>
+      </w:r>
+      <w:proofErr w:type="spellEnd"/>
+      <w:proofErr w:type="gramEnd"/>
+      <w:r>
+        <w:rPr>
+          <w:b/>
+        </w:rPr>
+        <w:t xml:space="preserve"> pero con {} pero no admite valores duplicados;</w:t>
       </w:r>
     </w:p>
     <w:p>
@@ -4526,6 +6530,7 @@
         </w:rPr>
         <w:t>&lt;</w:t>
       </w:r>
+      <w:proofErr w:type="spellStart"/>
       <w:r>
         <w:rPr>
           <w:rFonts w:ascii="Consolas" w:eastAsia="Times New Roman" w:hAnsi="Consolas" w:cs="Times New Roman"/>
@@ -4536,6 +6541,7 @@
         </w:rPr>
         <w:t>String</w:t>
       </w:r>
+      <w:proofErr w:type="spellEnd"/>
       <w:r>
         <w:rPr>
           <w:rFonts w:ascii="Consolas" w:eastAsia="Times New Roman" w:hAnsi="Consolas" w:cs="Times New Roman"/>
@@ -4661,12 +6667,20 @@
           <w:b/>
         </w:rPr>
       </w:pPr>
+      <w:proofErr w:type="spellStart"/>
       <w:r>
         <w:rPr>
           <w:b/>
         </w:rPr>
         <w:lastRenderedPageBreak/>
-        <w:t>Maps)</w:t>
+        <w:t>Maps</w:t>
+      </w:r>
+      <w:proofErr w:type="spellEnd"/>
+      <w:r>
+        <w:rPr>
+          <w:b/>
+        </w:rPr>
+        <w:t>)</w:t>
       </w:r>
     </w:p>
     <w:p>
@@ -4681,6 +6695,7 @@
           <w:lang w:val="es-ES" w:eastAsia="es-ES"/>
         </w:rPr>
       </w:pPr>
+      <w:proofErr w:type="spellStart"/>
       <w:r>
         <w:rPr>
           <w:rFonts w:ascii="Consolas" w:eastAsia="Times New Roman" w:hAnsi="Consolas" w:cs="Times New Roman"/>
@@ -4691,6 +6706,7 @@
         </w:rPr>
         <w:t>void</w:t>
       </w:r>
+      <w:proofErr w:type="spellEnd"/>
       <w:r>
         <w:rPr>
           <w:rFonts w:ascii="Consolas" w:eastAsia="Times New Roman" w:hAnsi="Consolas" w:cs="Times New Roman"/>
@@ -4701,6 +6717,8 @@
         </w:rPr>
         <w:t xml:space="preserve"> </w:t>
       </w:r>
+      <w:proofErr w:type="spellStart"/>
+      <w:proofErr w:type="gramStart"/>
       <w:r>
         <w:rPr>
           <w:rFonts w:ascii="Consolas" w:eastAsia="Times New Roman" w:hAnsi="Consolas" w:cs="Times New Roman"/>
@@ -4713,15 +6731,27 @@
         </w:rPr>
         <w:t>ejemplosmap</w:t>
       </w:r>
-      <w:r>
-        <w:rPr>
-          <w:rFonts w:ascii="Consolas" w:eastAsia="Times New Roman" w:hAnsi="Consolas" w:cs="Times New Roman"/>
-          <w:color w:val="ABB2BF"/>
-          <w:sz w:val="21"/>
-          <w:szCs w:val="21"/>
-          <w:lang w:val="es-ES" w:eastAsia="es-ES"/>
-        </w:rPr>
-        <w:t>(){</w:t>
+      <w:proofErr w:type="spellEnd"/>
+      <w:r>
+        <w:rPr>
+          <w:rFonts w:ascii="Consolas" w:eastAsia="Times New Roman" w:hAnsi="Consolas" w:cs="Times New Roman"/>
+          <w:color w:val="ABB2BF"/>
+          <w:sz w:val="21"/>
+          <w:szCs w:val="21"/>
+          <w:lang w:val="es-ES" w:eastAsia="es-ES"/>
+        </w:rPr>
+        <w:t>(</w:t>
+      </w:r>
+      <w:proofErr w:type="gramEnd"/>
+      <w:r>
+        <w:rPr>
+          <w:rFonts w:ascii="Consolas" w:eastAsia="Times New Roman" w:hAnsi="Consolas" w:cs="Times New Roman"/>
+          <w:color w:val="ABB2BF"/>
+          <w:sz w:val="21"/>
+          <w:szCs w:val="21"/>
+          <w:lang w:val="es-ES" w:eastAsia="es-ES"/>
+        </w:rPr>
+        <w:t>){</w:t>
       </w:r>
     </w:p>
     <w:p>
@@ -4746,6 +6776,7 @@
         </w:rPr>
         <w:t xml:space="preserve">    </w:t>
       </w:r>
+      <w:proofErr w:type="spellStart"/>
       <w:r>
         <w:rPr>
           <w:rFonts w:ascii="Consolas" w:eastAsia="Times New Roman" w:hAnsi="Consolas" w:cs="Times New Roman"/>
@@ -4756,6 +6787,7 @@
         </w:rPr>
         <w:t>Map</w:t>
       </w:r>
+      <w:proofErr w:type="spellEnd"/>
       <w:r>
         <w:rPr>
           <w:rFonts w:ascii="Consolas" w:eastAsia="Times New Roman" w:hAnsi="Consolas" w:cs="Times New Roman"/>
@@ -4766,6 +6798,8 @@
         </w:rPr>
         <w:t>&lt;</w:t>
       </w:r>
+      <w:proofErr w:type="spellStart"/>
+      <w:proofErr w:type="gramStart"/>
       <w:r>
         <w:rPr>
           <w:rFonts w:ascii="Consolas" w:eastAsia="Times New Roman" w:hAnsi="Consolas" w:cs="Times New Roman"/>
@@ -4796,6 +6830,8 @@
         </w:rPr>
         <w:t>int</w:t>
       </w:r>
+      <w:proofErr w:type="spellEnd"/>
+      <w:proofErr w:type="gramEnd"/>
       <w:r>
         <w:rPr>
           <w:rFonts w:ascii="Consolas" w:eastAsia="Times New Roman" w:hAnsi="Consolas" w:cs="Times New Roman"/>
@@ -5207,6 +7243,8 @@
         </w:rPr>
         <w:t xml:space="preserve">    </w:t>
       </w:r>
+      <w:proofErr w:type="spellStart"/>
+      <w:proofErr w:type="gramStart"/>
       <w:r>
         <w:rPr>
           <w:rFonts w:ascii="Consolas" w:eastAsia="Times New Roman" w:hAnsi="Consolas" w:cs="Times New Roman"/>
@@ -5239,6 +7277,8 @@
         </w:rPr>
         <w:t>addAll</w:t>
       </w:r>
+      <w:proofErr w:type="spellEnd"/>
+      <w:proofErr w:type="gramEnd"/>
       <w:r>
         <w:rPr>
           <w:rFonts w:ascii="Consolas" w:eastAsia="Times New Roman" w:hAnsi="Consolas" w:cs="Times New Roman"/>
@@ -5380,7 +7420,29 @@
           <w:szCs w:val="21"/>
           <w:lang w:val="es-ES" w:eastAsia="es-ES"/>
         </w:rPr>
-        <w:t>"Pikachu"</w:t>
+        <w:t>"</w:t>
+      </w:r>
+      <w:proofErr w:type="spellStart"/>
+      <w:r>
+        <w:rPr>
+          <w:rFonts w:ascii="Consolas" w:eastAsia="Times New Roman" w:hAnsi="Consolas" w:cs="Times New Roman"/>
+          <w:color w:val="98C379"/>
+          <w:sz w:val="21"/>
+          <w:szCs w:val="21"/>
+          <w:lang w:val="es-ES" w:eastAsia="es-ES"/>
+        </w:rPr>
+        <w:t>Pikachu</w:t>
+      </w:r>
+      <w:proofErr w:type="spellEnd"/>
+      <w:r>
+        <w:rPr>
+          <w:rFonts w:ascii="Consolas" w:eastAsia="Times New Roman" w:hAnsi="Consolas" w:cs="Times New Roman"/>
+          <w:color w:val="98C379"/>
+          <w:sz w:val="21"/>
+          <w:szCs w:val="21"/>
+          <w:lang w:val="es-ES" w:eastAsia="es-ES"/>
+        </w:rPr>
+        <w:t>"</w:t>
       </w:r>
       <w:r>
         <w:rPr>
@@ -5440,8 +7502,64 @@
           <w:szCs w:val="21"/>
           <w:lang w:val="es-ES" w:eastAsia="es-ES"/>
         </w:rPr>
-        <w:t>//Es coom el add para una sola insercion</w:t>
-      </w:r>
+        <w:t xml:space="preserve">//Es </w:t>
+      </w:r>
+      <w:proofErr w:type="spellStart"/>
+      <w:r>
+        <w:rPr>
+          <w:rFonts w:ascii="Consolas" w:eastAsia="Times New Roman" w:hAnsi="Consolas" w:cs="Times New Roman"/>
+          <w:color w:val="7F848E"/>
+          <w:sz w:val="21"/>
+          <w:szCs w:val="21"/>
+          <w:lang w:val="es-ES" w:eastAsia="es-ES"/>
+        </w:rPr>
+        <w:t>coom</w:t>
+      </w:r>
+      <w:proofErr w:type="spellEnd"/>
+      <w:r>
+        <w:rPr>
+          <w:rFonts w:ascii="Consolas" w:eastAsia="Times New Roman" w:hAnsi="Consolas" w:cs="Times New Roman"/>
+          <w:color w:val="7F848E"/>
+          <w:sz w:val="21"/>
+          <w:szCs w:val="21"/>
+          <w:lang w:val="es-ES" w:eastAsia="es-ES"/>
+        </w:rPr>
+        <w:t xml:space="preserve"> el </w:t>
+      </w:r>
+      <w:proofErr w:type="spellStart"/>
+      <w:r>
+        <w:rPr>
+          <w:rFonts w:ascii="Consolas" w:eastAsia="Times New Roman" w:hAnsi="Consolas" w:cs="Times New Roman"/>
+          <w:color w:val="7F848E"/>
+          <w:sz w:val="21"/>
+          <w:szCs w:val="21"/>
+          <w:lang w:val="es-ES" w:eastAsia="es-ES"/>
+        </w:rPr>
+        <w:t>add</w:t>
+      </w:r>
+      <w:proofErr w:type="spellEnd"/>
+      <w:r>
+        <w:rPr>
+          <w:rFonts w:ascii="Consolas" w:eastAsia="Times New Roman" w:hAnsi="Consolas" w:cs="Times New Roman"/>
+          <w:color w:val="7F848E"/>
+          <w:sz w:val="21"/>
+          <w:szCs w:val="21"/>
+          <w:lang w:val="es-ES" w:eastAsia="es-ES"/>
+        </w:rPr>
+        <w:t xml:space="preserve"> para una sola </w:t>
+      </w:r>
+      <w:proofErr w:type="spellStart"/>
+      <w:r>
+        <w:rPr>
+          <w:rFonts w:ascii="Consolas" w:eastAsia="Times New Roman" w:hAnsi="Consolas" w:cs="Times New Roman"/>
+          <w:color w:val="7F848E"/>
+          <w:sz w:val="21"/>
+          <w:szCs w:val="21"/>
+          <w:lang w:val="es-ES" w:eastAsia="es-ES"/>
+        </w:rPr>
+        <w:t>insercion</w:t>
+      </w:r>
+      <w:proofErr w:type="spellEnd"/>
     </w:p>
     <w:p>
       <w:pPr>
@@ -5465,6 +7583,8 @@
         </w:rPr>
         <w:t xml:space="preserve">    </w:t>
       </w:r>
+      <w:proofErr w:type="spellStart"/>
+      <w:proofErr w:type="gramStart"/>
       <w:r>
         <w:rPr>
           <w:rFonts w:ascii="Consolas" w:eastAsia="Times New Roman" w:hAnsi="Consolas" w:cs="Times New Roman"/>
@@ -5497,6 +7617,8 @@
         </w:rPr>
         <w:t>remove</w:t>
       </w:r>
+      <w:proofErr w:type="spellEnd"/>
+      <w:proofErr w:type="gramEnd"/>
       <w:r>
         <w:rPr>
           <w:rFonts w:ascii="Consolas" w:eastAsia="Times New Roman" w:hAnsi="Consolas" w:cs="Times New Roman"/>
@@ -5515,7 +7637,29 @@
           <w:szCs w:val="21"/>
           <w:lang w:val="es-ES" w:eastAsia="es-ES"/>
         </w:rPr>
-        <w:t>"Pikachu"</w:t>
+        <w:t>"</w:t>
+      </w:r>
+      <w:proofErr w:type="spellStart"/>
+      <w:r>
+        <w:rPr>
+          <w:rFonts w:ascii="Consolas" w:eastAsia="Times New Roman" w:hAnsi="Consolas" w:cs="Times New Roman"/>
+          <w:color w:val="98C379"/>
+          <w:sz w:val="21"/>
+          <w:szCs w:val="21"/>
+          <w:lang w:val="es-ES" w:eastAsia="es-ES"/>
+        </w:rPr>
+        <w:t>Pikachu</w:t>
+      </w:r>
+      <w:proofErr w:type="spellEnd"/>
+      <w:r>
+        <w:rPr>
+          <w:rFonts w:ascii="Consolas" w:eastAsia="Times New Roman" w:hAnsi="Consolas" w:cs="Times New Roman"/>
+          <w:color w:val="98C379"/>
+          <w:sz w:val="21"/>
+          <w:szCs w:val="21"/>
+          <w:lang w:val="es-ES" w:eastAsia="es-ES"/>
+        </w:rPr>
+        <w:t>"</w:t>
       </w:r>
       <w:r>
         <w:rPr>
@@ -5550,6 +7694,7 @@
         </w:rPr>
         <w:t xml:space="preserve">    </w:t>
       </w:r>
+      <w:proofErr w:type="spellStart"/>
       <w:r>
         <w:rPr>
           <w:rFonts w:ascii="Consolas" w:eastAsia="Times New Roman" w:hAnsi="Consolas" w:cs="Times New Roman"/>
@@ -5562,6 +7707,7 @@
         </w:rPr>
         <w:t>print</w:t>
       </w:r>
+      <w:proofErr w:type="spellEnd"/>
       <w:r>
         <w:rPr>
           <w:rFonts w:ascii="Consolas" w:eastAsia="Times New Roman" w:hAnsi="Consolas" w:cs="Times New Roman"/>
@@ -5572,6 +7718,8 @@
         </w:rPr>
         <w:t>(</w:t>
       </w:r>
+      <w:proofErr w:type="spellStart"/>
+      <w:proofErr w:type="gramStart"/>
       <w:r>
         <w:rPr>
           <w:rFonts w:ascii="Consolas" w:eastAsia="Times New Roman" w:hAnsi="Consolas" w:cs="Times New Roman"/>
@@ -5602,6 +7750,8 @@
         </w:rPr>
         <w:t>keys</w:t>
       </w:r>
+      <w:proofErr w:type="spellEnd"/>
+      <w:proofErr w:type="gramEnd"/>
       <w:r>
         <w:rPr>
           <w:rFonts w:ascii="Consolas" w:eastAsia="Times New Roman" w:hAnsi="Consolas" w:cs="Times New Roman"/>
@@ -5645,6 +7795,7 @@
         </w:rPr>
         <w:t xml:space="preserve">    </w:t>
       </w:r>
+      <w:proofErr w:type="spellStart"/>
       <w:r>
         <w:rPr>
           <w:rFonts w:ascii="Consolas" w:eastAsia="Times New Roman" w:hAnsi="Consolas" w:cs="Times New Roman"/>
@@ -5657,6 +7808,7 @@
         </w:rPr>
         <w:t>print</w:t>
       </w:r>
+      <w:proofErr w:type="spellEnd"/>
       <w:r>
         <w:rPr>
           <w:rFonts w:ascii="Consolas" w:eastAsia="Times New Roman" w:hAnsi="Consolas" w:cs="Times New Roman"/>
@@ -5667,6 +7819,8 @@
         </w:rPr>
         <w:t>(</w:t>
       </w:r>
+      <w:proofErr w:type="spellStart"/>
+      <w:proofErr w:type="gramStart"/>
       <w:r>
         <w:rPr>
           <w:rFonts w:ascii="Consolas" w:eastAsia="Times New Roman" w:hAnsi="Consolas" w:cs="Times New Roman"/>
@@ -5697,6 +7851,8 @@
         </w:rPr>
         <w:t>values</w:t>
       </w:r>
+      <w:proofErr w:type="spellEnd"/>
+      <w:proofErr w:type="gramEnd"/>
       <w:r>
         <w:rPr>
           <w:rFonts w:ascii="Consolas" w:eastAsia="Times New Roman" w:hAnsi="Consolas" w:cs="Times New Roman"/>
@@ -5740,6 +7896,7 @@
         </w:rPr>
         <w:t xml:space="preserve">    </w:t>
       </w:r>
+      <w:proofErr w:type="spellStart"/>
       <w:r>
         <w:rPr>
           <w:rFonts w:ascii="Consolas" w:eastAsia="Times New Roman" w:hAnsi="Consolas" w:cs="Times New Roman"/>
@@ -5752,6 +7909,7 @@
         </w:rPr>
         <w:t>print</w:t>
       </w:r>
+      <w:proofErr w:type="spellEnd"/>
       <w:r>
         <w:rPr>
           <w:rFonts w:ascii="Consolas" w:eastAsia="Times New Roman" w:hAnsi="Consolas" w:cs="Times New Roman"/>
@@ -5762,6 +7920,8 @@
         </w:rPr>
         <w:t>(</w:t>
       </w:r>
+      <w:proofErr w:type="spellStart"/>
+      <w:proofErr w:type="gramStart"/>
       <w:r>
         <w:rPr>
           <w:rFonts w:ascii="Consolas" w:eastAsia="Times New Roman" w:hAnsi="Consolas" w:cs="Times New Roman"/>
@@ -5794,6 +7954,8 @@
         </w:rPr>
         <w:t>containsValue</w:t>
       </w:r>
+      <w:proofErr w:type="spellEnd"/>
+      <w:proofErr w:type="gramEnd"/>
       <w:r>
         <w:rPr>
           <w:rFonts w:ascii="Consolas" w:eastAsia="Times New Roman" w:hAnsi="Consolas" w:cs="Times New Roman"/>
@@ -5832,8 +7994,20 @@
           <w:szCs w:val="21"/>
           <w:lang w:val="es-ES" w:eastAsia="es-ES"/>
         </w:rPr>
-        <w:t>//Devuelve bool</w:t>
-      </w:r>
+        <w:t xml:space="preserve">//Devuelve </w:t>
+      </w:r>
+      <w:proofErr w:type="spellStart"/>
+      <w:r>
+        <w:rPr>
+          <w:rFonts w:ascii="Consolas" w:eastAsia="Times New Roman" w:hAnsi="Consolas" w:cs="Times New Roman"/>
+          <w:color w:val="7F848E"/>
+          <w:sz w:val="21"/>
+          <w:szCs w:val="21"/>
+          <w:lang w:val="es-ES" w:eastAsia="es-ES"/>
+        </w:rPr>
+        <w:t>bool</w:t>
+      </w:r>
+      <w:proofErr w:type="spellEnd"/>
     </w:p>
     <w:p>
       <w:pPr>
@@ -5857,6 +8031,7 @@
         </w:rPr>
         <w:t xml:space="preserve">    </w:t>
       </w:r>
+      <w:proofErr w:type="spellStart"/>
       <w:r>
         <w:rPr>
           <w:rFonts w:ascii="Consolas" w:eastAsia="Times New Roman" w:hAnsi="Consolas" w:cs="Times New Roman"/>
@@ -5869,6 +8044,7 @@
         </w:rPr>
         <w:t>print</w:t>
       </w:r>
+      <w:proofErr w:type="spellEnd"/>
       <w:r>
         <w:rPr>
           <w:rFonts w:ascii="Consolas" w:eastAsia="Times New Roman" w:hAnsi="Consolas" w:cs="Times New Roman"/>
@@ -5879,6 +8055,8 @@
         </w:rPr>
         <w:t>(</w:t>
       </w:r>
+      <w:proofErr w:type="spellStart"/>
+      <w:proofErr w:type="gramStart"/>
       <w:r>
         <w:rPr>
           <w:rFonts w:ascii="Consolas" w:eastAsia="Times New Roman" w:hAnsi="Consolas" w:cs="Times New Roman"/>
@@ -5911,6 +8089,8 @@
         </w:rPr>
         <w:t>containsKey</w:t>
       </w:r>
+      <w:proofErr w:type="spellEnd"/>
+      <w:proofErr w:type="gramEnd"/>
       <w:r>
         <w:rPr>
           <w:rFonts w:ascii="Consolas" w:eastAsia="Times New Roman" w:hAnsi="Consolas" w:cs="Times New Roman"/>
@@ -5929,7 +8109,29 @@
           <w:szCs w:val="21"/>
           <w:lang w:val="es-ES" w:eastAsia="es-ES"/>
         </w:rPr>
-        <w:t>"Aly"</w:t>
+        <w:t>"</w:t>
+      </w:r>
+      <w:proofErr w:type="spellStart"/>
+      <w:r>
+        <w:rPr>
+          <w:rFonts w:ascii="Consolas" w:eastAsia="Times New Roman" w:hAnsi="Consolas" w:cs="Times New Roman"/>
+          <w:color w:val="98C379"/>
+          <w:sz w:val="21"/>
+          <w:szCs w:val="21"/>
+          <w:lang w:val="es-ES" w:eastAsia="es-ES"/>
+        </w:rPr>
+        <w:t>Aly</w:t>
+      </w:r>
+      <w:proofErr w:type="spellEnd"/>
+      <w:r>
+        <w:rPr>
+          <w:rFonts w:ascii="Consolas" w:eastAsia="Times New Roman" w:hAnsi="Consolas" w:cs="Times New Roman"/>
+          <w:color w:val="98C379"/>
+          <w:sz w:val="21"/>
+          <w:szCs w:val="21"/>
+          <w:lang w:val="es-ES" w:eastAsia="es-ES"/>
+        </w:rPr>
+        <w:t>"</w:t>
       </w:r>
       <w:r>
         <w:rPr>
@@ -5964,6 +8166,7 @@
         </w:rPr>
         <w:t xml:space="preserve">    </w:t>
       </w:r>
+      <w:proofErr w:type="spellStart"/>
       <w:r>
         <w:rPr>
           <w:rFonts w:ascii="Consolas" w:eastAsia="Times New Roman" w:hAnsi="Consolas" w:cs="Times New Roman"/>
@@ -5976,6 +8179,7 @@
         </w:rPr>
         <w:t>print</w:t>
       </w:r>
+      <w:proofErr w:type="spellEnd"/>
       <w:r>
         <w:rPr>
           <w:rFonts w:ascii="Consolas" w:eastAsia="Times New Roman" w:hAnsi="Consolas" w:cs="Times New Roman"/>
@@ -6062,6 +8266,7 @@
           <w:lang w:val="es-ES" w:eastAsia="es-ES"/>
         </w:rPr>
       </w:pPr>
+      <w:proofErr w:type="spellStart"/>
       <w:r>
         <w:rPr>
           <w:rFonts w:ascii="Consolas" w:eastAsia="Times New Roman" w:hAnsi="Consolas" w:cs="Times New Roman"/>
@@ -6072,6 +8277,7 @@
         </w:rPr>
         <w:t>void</w:t>
       </w:r>
+      <w:proofErr w:type="spellEnd"/>
       <w:r>
         <w:rPr>
           <w:rFonts w:ascii="Consolas" w:eastAsia="Times New Roman" w:hAnsi="Consolas" w:cs="Times New Roman"/>
@@ -6082,6 +8288,7 @@
         </w:rPr>
         <w:t xml:space="preserve"> </w:t>
       </w:r>
+      <w:proofErr w:type="spellStart"/>
       <w:r>
         <w:rPr>
           <w:rFonts w:ascii="Consolas" w:eastAsia="Times New Roman" w:hAnsi="Consolas" w:cs="Times New Roman"/>
@@ -6094,6 +8301,7 @@
         </w:rPr>
         <w:t>main</w:t>
       </w:r>
+      <w:proofErr w:type="spellEnd"/>
       <w:r>
         <w:rPr>
           <w:rFonts w:ascii="Consolas" w:eastAsia="Times New Roman" w:hAnsi="Consolas" w:cs="Times New Roman"/>
@@ -6104,6 +8312,7 @@
         </w:rPr>
         <w:t>(</w:t>
       </w:r>
+      <w:proofErr w:type="spellStart"/>
       <w:r>
         <w:rPr>
           <w:rFonts w:ascii="Consolas" w:eastAsia="Times New Roman" w:hAnsi="Consolas" w:cs="Times New Roman"/>
@@ -6114,6 +8323,7 @@
         </w:rPr>
         <w:t>List</w:t>
       </w:r>
+      <w:proofErr w:type="spellEnd"/>
       <w:r>
         <w:rPr>
           <w:rFonts w:ascii="Consolas" w:eastAsia="Times New Roman" w:hAnsi="Consolas" w:cs="Times New Roman"/>
@@ -6124,6 +8334,7 @@
         </w:rPr>
         <w:t>&lt;</w:t>
       </w:r>
+      <w:proofErr w:type="spellStart"/>
       <w:r>
         <w:rPr>
           <w:rFonts w:ascii="Consolas" w:eastAsia="Times New Roman" w:hAnsi="Consolas" w:cs="Times New Roman"/>
@@ -6134,6 +8345,7 @@
         </w:rPr>
         <w:t>String</w:t>
       </w:r>
+      <w:proofErr w:type="spellEnd"/>
       <w:r>
         <w:rPr>
           <w:rFonts w:ascii="Consolas" w:eastAsia="Times New Roman" w:hAnsi="Consolas" w:cs="Times New Roman"/>
@@ -6144,6 +8356,8 @@
         </w:rPr>
         <w:t xml:space="preserve">&gt; </w:t>
       </w:r>
+      <w:proofErr w:type="spellStart"/>
+      <w:proofErr w:type="gramStart"/>
       <w:r>
         <w:rPr>
           <w:rFonts w:ascii="Consolas" w:eastAsia="Times New Roman" w:hAnsi="Consolas" w:cs="Times New Roman"/>
@@ -6154,6 +8368,7 @@
         </w:rPr>
         <w:t>arguments</w:t>
       </w:r>
+      <w:proofErr w:type="spellEnd"/>
       <w:r>
         <w:rPr>
           <w:rFonts w:ascii="Consolas" w:eastAsia="Times New Roman" w:hAnsi="Consolas" w:cs="Times New Roman"/>
@@ -6164,6 +8379,7 @@
         </w:rPr>
         <w:t>){</w:t>
       </w:r>
+      <w:proofErr w:type="gramEnd"/>
     </w:p>
     <w:p>
       <w:pPr>
@@ -6187,6 +8403,8 @@
         </w:rPr>
         <w:t xml:space="preserve">  </w:t>
       </w:r>
+      <w:proofErr w:type="spellStart"/>
+      <w:proofErr w:type="gramStart"/>
       <w:r>
         <w:rPr>
           <w:rFonts w:ascii="Consolas" w:eastAsia="Times New Roman" w:hAnsi="Consolas" w:cs="Times New Roman"/>
@@ -6199,15 +8417,27 @@
         </w:rPr>
         <w:t>listLoop</w:t>
       </w:r>
-      <w:r>
-        <w:rPr>
-          <w:rFonts w:ascii="Consolas" w:eastAsia="Times New Roman" w:hAnsi="Consolas" w:cs="Times New Roman"/>
-          <w:color w:val="ABB2BF"/>
-          <w:sz w:val="21"/>
-          <w:szCs w:val="21"/>
-          <w:lang w:val="es-ES" w:eastAsia="es-ES"/>
-        </w:rPr>
-        <w:t>();</w:t>
+      <w:proofErr w:type="spellEnd"/>
+      <w:r>
+        <w:rPr>
+          <w:rFonts w:ascii="Consolas" w:eastAsia="Times New Roman" w:hAnsi="Consolas" w:cs="Times New Roman"/>
+          <w:color w:val="ABB2BF"/>
+          <w:sz w:val="21"/>
+          <w:szCs w:val="21"/>
+          <w:lang w:val="es-ES" w:eastAsia="es-ES"/>
+        </w:rPr>
+        <w:t>(</w:t>
+      </w:r>
+      <w:proofErr w:type="gramEnd"/>
+      <w:r>
+        <w:rPr>
+          <w:rFonts w:ascii="Consolas" w:eastAsia="Times New Roman" w:hAnsi="Consolas" w:cs="Times New Roman"/>
+          <w:color w:val="ABB2BF"/>
+          <w:sz w:val="21"/>
+          <w:szCs w:val="21"/>
+          <w:lang w:val="es-ES" w:eastAsia="es-ES"/>
+        </w:rPr>
+        <w:t>);</w:t>
       </w:r>
     </w:p>
     <w:p>
@@ -6232,6 +8462,8 @@
         </w:rPr>
         <w:t xml:space="preserve">  </w:t>
       </w:r>
+      <w:proofErr w:type="spellStart"/>
+      <w:proofErr w:type="gramStart"/>
       <w:r>
         <w:rPr>
           <w:rFonts w:ascii="Consolas" w:eastAsia="Times New Roman" w:hAnsi="Consolas" w:cs="Times New Roman"/>
@@ -6244,15 +8476,27 @@
         </w:rPr>
         <w:t>setLoop</w:t>
       </w:r>
-      <w:r>
-        <w:rPr>
-          <w:rFonts w:ascii="Consolas" w:eastAsia="Times New Roman" w:hAnsi="Consolas" w:cs="Times New Roman"/>
-          <w:color w:val="ABB2BF"/>
-          <w:sz w:val="21"/>
-          <w:szCs w:val="21"/>
-          <w:lang w:val="es-ES" w:eastAsia="es-ES"/>
-        </w:rPr>
-        <w:t>();</w:t>
+      <w:proofErr w:type="spellEnd"/>
+      <w:r>
+        <w:rPr>
+          <w:rFonts w:ascii="Consolas" w:eastAsia="Times New Roman" w:hAnsi="Consolas" w:cs="Times New Roman"/>
+          <w:color w:val="ABB2BF"/>
+          <w:sz w:val="21"/>
+          <w:szCs w:val="21"/>
+          <w:lang w:val="es-ES" w:eastAsia="es-ES"/>
+        </w:rPr>
+        <w:t>(</w:t>
+      </w:r>
+      <w:proofErr w:type="gramEnd"/>
+      <w:r>
+        <w:rPr>
+          <w:rFonts w:ascii="Consolas" w:eastAsia="Times New Roman" w:hAnsi="Consolas" w:cs="Times New Roman"/>
+          <w:color w:val="ABB2BF"/>
+          <w:sz w:val="21"/>
+          <w:szCs w:val="21"/>
+          <w:lang w:val="es-ES" w:eastAsia="es-ES"/>
+        </w:rPr>
+        <w:t>);</w:t>
       </w:r>
     </w:p>
     <w:p>
@@ -6277,6 +8521,8 @@
         </w:rPr>
         <w:t xml:space="preserve">  </w:t>
       </w:r>
+      <w:proofErr w:type="spellStart"/>
+      <w:proofErr w:type="gramStart"/>
       <w:r>
         <w:rPr>
           <w:rFonts w:ascii="Consolas" w:eastAsia="Times New Roman" w:hAnsi="Consolas" w:cs="Times New Roman"/>
@@ -6289,15 +8535,27 @@
         </w:rPr>
         <w:t>mapLoop</w:t>
       </w:r>
-      <w:r>
-        <w:rPr>
-          <w:rFonts w:ascii="Consolas" w:eastAsia="Times New Roman" w:hAnsi="Consolas" w:cs="Times New Roman"/>
-          <w:color w:val="ABB2BF"/>
-          <w:sz w:val="21"/>
-          <w:szCs w:val="21"/>
-          <w:lang w:val="es-ES" w:eastAsia="es-ES"/>
-        </w:rPr>
-        <w:t>();</w:t>
+      <w:proofErr w:type="spellEnd"/>
+      <w:r>
+        <w:rPr>
+          <w:rFonts w:ascii="Consolas" w:eastAsia="Times New Roman" w:hAnsi="Consolas" w:cs="Times New Roman"/>
+          <w:color w:val="ABB2BF"/>
+          <w:sz w:val="21"/>
+          <w:szCs w:val="21"/>
+          <w:lang w:val="es-ES" w:eastAsia="es-ES"/>
+        </w:rPr>
+        <w:t>(</w:t>
+      </w:r>
+      <w:proofErr w:type="gramEnd"/>
+      <w:r>
+        <w:rPr>
+          <w:rFonts w:ascii="Consolas" w:eastAsia="Times New Roman" w:hAnsi="Consolas" w:cs="Times New Roman"/>
+          <w:color w:val="ABB2BF"/>
+          <w:sz w:val="21"/>
+          <w:szCs w:val="21"/>
+          <w:lang w:val="es-ES" w:eastAsia="es-ES"/>
+        </w:rPr>
+        <w:t>);</w:t>
       </w:r>
     </w:p>
     <w:p>
@@ -6348,6 +8606,7 @@
           <w:lang w:val="es-ES" w:eastAsia="es-ES"/>
         </w:rPr>
       </w:pPr>
+      <w:proofErr w:type="spellStart"/>
       <w:r>
         <w:rPr>
           <w:rFonts w:ascii="Consolas" w:eastAsia="Times New Roman" w:hAnsi="Consolas" w:cs="Times New Roman"/>
@@ -6358,6 +8617,7 @@
         </w:rPr>
         <w:t>void</w:t>
       </w:r>
+      <w:proofErr w:type="spellEnd"/>
       <w:r>
         <w:rPr>
           <w:rFonts w:ascii="Consolas" w:eastAsia="Times New Roman" w:hAnsi="Consolas" w:cs="Times New Roman"/>
@@ -6368,6 +8628,8 @@
         </w:rPr>
         <w:t xml:space="preserve"> </w:t>
       </w:r>
+      <w:proofErr w:type="spellStart"/>
+      <w:proofErr w:type="gramStart"/>
       <w:r>
         <w:rPr>
           <w:rFonts w:ascii="Consolas" w:eastAsia="Times New Roman" w:hAnsi="Consolas" w:cs="Times New Roman"/>
@@ -6380,15 +8642,27 @@
         </w:rPr>
         <w:t>listLoop</w:t>
       </w:r>
-      <w:r>
-        <w:rPr>
-          <w:rFonts w:ascii="Consolas" w:eastAsia="Times New Roman" w:hAnsi="Consolas" w:cs="Times New Roman"/>
-          <w:color w:val="ABB2BF"/>
-          <w:sz w:val="21"/>
-          <w:szCs w:val="21"/>
-          <w:lang w:val="es-ES" w:eastAsia="es-ES"/>
-        </w:rPr>
-        <w:t>(){</w:t>
+      <w:proofErr w:type="spellEnd"/>
+      <w:r>
+        <w:rPr>
+          <w:rFonts w:ascii="Consolas" w:eastAsia="Times New Roman" w:hAnsi="Consolas" w:cs="Times New Roman"/>
+          <w:color w:val="ABB2BF"/>
+          <w:sz w:val="21"/>
+          <w:szCs w:val="21"/>
+          <w:lang w:val="es-ES" w:eastAsia="es-ES"/>
+        </w:rPr>
+        <w:t>(</w:t>
+      </w:r>
+      <w:proofErr w:type="gramEnd"/>
+      <w:r>
+        <w:rPr>
+          <w:rFonts w:ascii="Consolas" w:eastAsia="Times New Roman" w:hAnsi="Consolas" w:cs="Times New Roman"/>
+          <w:color w:val="ABB2BF"/>
+          <w:sz w:val="21"/>
+          <w:szCs w:val="21"/>
+          <w:lang w:val="es-ES" w:eastAsia="es-ES"/>
+        </w:rPr>
+        <w:t>){</w:t>
       </w:r>
     </w:p>
     <w:p>
@@ -6413,6 +8687,7 @@
         </w:rPr>
         <w:t xml:space="preserve">  </w:t>
       </w:r>
+      <w:proofErr w:type="spellStart"/>
       <w:r>
         <w:rPr>
           <w:rFonts w:ascii="Consolas" w:eastAsia="Times New Roman" w:hAnsi="Consolas" w:cs="Times New Roman"/>
@@ -6423,6 +8698,7 @@
         </w:rPr>
         <w:t>List</w:t>
       </w:r>
+      <w:proofErr w:type="spellEnd"/>
       <w:r>
         <w:rPr>
           <w:rFonts w:ascii="Consolas" w:eastAsia="Times New Roman" w:hAnsi="Consolas" w:cs="Times New Roman"/>
@@ -6433,6 +8709,7 @@
         </w:rPr>
         <w:t>&lt;</w:t>
       </w:r>
+      <w:proofErr w:type="spellStart"/>
       <w:r>
         <w:rPr>
           <w:rFonts w:ascii="Consolas" w:eastAsia="Times New Roman" w:hAnsi="Consolas" w:cs="Times New Roman"/>
@@ -6443,6 +8720,7 @@
         </w:rPr>
         <w:t>int</w:t>
       </w:r>
+      <w:proofErr w:type="spellEnd"/>
       <w:r>
         <w:rPr>
           <w:rFonts w:ascii="Consolas" w:eastAsia="Times New Roman" w:hAnsi="Consolas" w:cs="Times New Roman"/>
@@ -6453,6 +8731,7 @@
         </w:rPr>
         <w:t xml:space="preserve">&gt; </w:t>
       </w:r>
+      <w:proofErr w:type="spellStart"/>
       <w:r>
         <w:rPr>
           <w:rFonts w:ascii="Consolas" w:eastAsia="Times New Roman" w:hAnsi="Consolas" w:cs="Times New Roman"/>
@@ -6463,6 +8742,7 @@
         </w:rPr>
         <w:t>numeros</w:t>
       </w:r>
+      <w:proofErr w:type="spellEnd"/>
       <w:r>
         <w:rPr>
           <w:rFonts w:ascii="Consolas" w:eastAsia="Times New Roman" w:hAnsi="Consolas" w:cs="Times New Roman"/>
@@ -6644,8 +8924,42 @@
           <w:szCs w:val="21"/>
           <w:lang w:val="es-ES" w:eastAsia="es-ES"/>
         </w:rPr>
-        <w:t>//Recorre cualquier cantidad o lista apartir de una condicion</w:t>
-      </w:r>
+        <w:t xml:space="preserve">//Recorre cualquier cantidad o lista </w:t>
+      </w:r>
+      <w:proofErr w:type="spellStart"/>
+      <w:r>
+        <w:rPr>
+          <w:rFonts w:ascii="Consolas" w:eastAsia="Times New Roman" w:hAnsi="Consolas" w:cs="Times New Roman"/>
+          <w:color w:val="7F848E"/>
+          <w:sz w:val="21"/>
+          <w:szCs w:val="21"/>
+          <w:lang w:val="es-ES" w:eastAsia="es-ES"/>
+        </w:rPr>
+        <w:t>apartir</w:t>
+      </w:r>
+      <w:proofErr w:type="spellEnd"/>
+      <w:r>
+        <w:rPr>
+          <w:rFonts w:ascii="Consolas" w:eastAsia="Times New Roman" w:hAnsi="Consolas" w:cs="Times New Roman"/>
+          <w:color w:val="7F848E"/>
+          <w:sz w:val="21"/>
+          <w:szCs w:val="21"/>
+          <w:lang w:val="es-ES" w:eastAsia="es-ES"/>
+        </w:rPr>
+        <w:t xml:space="preserve"> de una </w:t>
+      </w:r>
+      <w:proofErr w:type="spellStart"/>
+      <w:r>
+        <w:rPr>
+          <w:rFonts w:ascii="Consolas" w:eastAsia="Times New Roman" w:hAnsi="Consolas" w:cs="Times New Roman"/>
+          <w:color w:val="7F848E"/>
+          <w:sz w:val="21"/>
+          <w:szCs w:val="21"/>
+          <w:lang w:val="es-ES" w:eastAsia="es-ES"/>
+        </w:rPr>
+        <w:t>condicion</w:t>
+      </w:r>
+      <w:proofErr w:type="spellEnd"/>
     </w:p>
     <w:p>
       <w:pPr>
@@ -6669,6 +8983,7 @@
         </w:rPr>
         <w:t xml:space="preserve">  </w:t>
       </w:r>
+      <w:proofErr w:type="spellStart"/>
       <w:r>
         <w:rPr>
           <w:rFonts w:ascii="Consolas" w:eastAsia="Times New Roman" w:hAnsi="Consolas" w:cs="Times New Roman"/>
@@ -6679,6 +8994,7 @@
         </w:rPr>
         <w:t>for</w:t>
       </w:r>
+      <w:proofErr w:type="spellEnd"/>
       <w:r>
         <w:rPr>
           <w:rFonts w:ascii="Consolas" w:eastAsia="Times New Roman" w:hAnsi="Consolas" w:cs="Times New Roman"/>
@@ -6689,6 +9005,7 @@
         </w:rPr>
         <w:t xml:space="preserve"> (</w:t>
       </w:r>
+      <w:proofErr w:type="spellStart"/>
       <w:r>
         <w:rPr>
           <w:rFonts w:ascii="Consolas" w:eastAsia="Times New Roman" w:hAnsi="Consolas" w:cs="Times New Roman"/>
@@ -6699,6 +9016,7 @@
         </w:rPr>
         <w:t>var</w:t>
       </w:r>
+      <w:proofErr w:type="spellEnd"/>
       <w:r>
         <w:rPr>
           <w:rFonts w:ascii="Consolas" w:eastAsia="Times New Roman" w:hAnsi="Consolas" w:cs="Times New Roman"/>
@@ -6809,6 +9127,8 @@
         </w:rPr>
         <w:t xml:space="preserve"> </w:t>
       </w:r>
+      <w:proofErr w:type="spellStart"/>
+      <w:proofErr w:type="gramStart"/>
       <w:r>
         <w:rPr>
           <w:rFonts w:ascii="Consolas" w:eastAsia="Times New Roman" w:hAnsi="Consolas" w:cs="Times New Roman"/>
@@ -6839,6 +9159,8 @@
         </w:rPr>
         <w:t>length</w:t>
       </w:r>
+      <w:proofErr w:type="spellEnd"/>
+      <w:proofErr w:type="gramEnd"/>
       <w:r>
         <w:rPr>
           <w:rFonts w:ascii="Consolas" w:eastAsia="Times New Roman" w:hAnsi="Consolas" w:cs="Times New Roman"/>
@@ -6892,6 +9214,7 @@
         </w:rPr>
         <w:t xml:space="preserve">    </w:t>
       </w:r>
+      <w:proofErr w:type="spellStart"/>
       <w:r>
         <w:rPr>
           <w:rFonts w:ascii="Consolas" w:eastAsia="Times New Roman" w:hAnsi="Consolas" w:cs="Times New Roman"/>
@@ -6904,6 +9227,7 @@
         </w:rPr>
         <w:t>print</w:t>
       </w:r>
+      <w:proofErr w:type="spellEnd"/>
       <w:r>
         <w:rPr>
           <w:rFonts w:ascii="Consolas" w:eastAsia="Times New Roman" w:hAnsi="Consolas" w:cs="Times New Roman"/>
@@ -6914,6 +9238,7 @@
         </w:rPr>
         <w:t>(</w:t>
       </w:r>
+      <w:proofErr w:type="spellStart"/>
       <w:r>
         <w:rPr>
           <w:rFonts w:ascii="Consolas" w:eastAsia="Times New Roman" w:hAnsi="Consolas" w:cs="Times New Roman"/>
@@ -6924,6 +9249,7 @@
         </w:rPr>
         <w:t>numeros</w:t>
       </w:r>
+      <w:proofErr w:type="spellEnd"/>
       <w:r>
         <w:rPr>
           <w:rFonts w:ascii="Consolas" w:eastAsia="Times New Roman" w:hAnsi="Consolas" w:cs="Times New Roman"/>
@@ -6985,7 +9311,95 @@
           <w:szCs w:val="21"/>
           <w:lang w:val="es-ES" w:eastAsia="es-ES"/>
         </w:rPr>
-        <w:t>//if (numeros[i] &gt; 3) print(numeros[i]);</w:t>
+        <w:t>//</w:t>
+      </w:r>
+      <w:proofErr w:type="spellStart"/>
+      <w:r>
+        <w:rPr>
+          <w:rFonts w:ascii="Consolas" w:eastAsia="Times New Roman" w:hAnsi="Consolas" w:cs="Times New Roman"/>
+          <w:color w:val="7F848E"/>
+          <w:sz w:val="21"/>
+          <w:szCs w:val="21"/>
+          <w:lang w:val="es-ES" w:eastAsia="es-ES"/>
+        </w:rPr>
+        <w:t>if</w:t>
+      </w:r>
+      <w:proofErr w:type="spellEnd"/>
+      <w:r>
+        <w:rPr>
+          <w:rFonts w:ascii="Consolas" w:eastAsia="Times New Roman" w:hAnsi="Consolas" w:cs="Times New Roman"/>
+          <w:color w:val="7F848E"/>
+          <w:sz w:val="21"/>
+          <w:szCs w:val="21"/>
+          <w:lang w:val="es-ES" w:eastAsia="es-ES"/>
+        </w:rPr>
+        <w:t xml:space="preserve"> (</w:t>
+      </w:r>
+      <w:proofErr w:type="spellStart"/>
+      <w:r>
+        <w:rPr>
+          <w:rFonts w:ascii="Consolas" w:eastAsia="Times New Roman" w:hAnsi="Consolas" w:cs="Times New Roman"/>
+          <w:color w:val="7F848E"/>
+          <w:sz w:val="21"/>
+          <w:szCs w:val="21"/>
+          <w:lang w:val="es-ES" w:eastAsia="es-ES"/>
+        </w:rPr>
+        <w:t>numeros</w:t>
+      </w:r>
+      <w:proofErr w:type="spellEnd"/>
+      <w:r>
+        <w:rPr>
+          <w:rFonts w:ascii="Consolas" w:eastAsia="Times New Roman" w:hAnsi="Consolas" w:cs="Times New Roman"/>
+          <w:color w:val="7F848E"/>
+          <w:sz w:val="21"/>
+          <w:szCs w:val="21"/>
+          <w:lang w:val="es-ES" w:eastAsia="es-ES"/>
+        </w:rPr>
+        <w:t xml:space="preserve">[i] &gt; 3) </w:t>
+      </w:r>
+      <w:proofErr w:type="spellStart"/>
+      <w:r>
+        <w:rPr>
+          <w:rFonts w:ascii="Consolas" w:eastAsia="Times New Roman" w:hAnsi="Consolas" w:cs="Times New Roman"/>
+          <w:color w:val="7F848E"/>
+          <w:sz w:val="21"/>
+          <w:szCs w:val="21"/>
+          <w:lang w:val="es-ES" w:eastAsia="es-ES"/>
+        </w:rPr>
+        <w:t>print</w:t>
+      </w:r>
+      <w:proofErr w:type="spellEnd"/>
+      <w:r>
+        <w:rPr>
+          <w:rFonts w:ascii="Consolas" w:eastAsia="Times New Roman" w:hAnsi="Consolas" w:cs="Times New Roman"/>
+          <w:color w:val="7F848E"/>
+          <w:sz w:val="21"/>
+          <w:szCs w:val="21"/>
+          <w:lang w:val="es-ES" w:eastAsia="es-ES"/>
+        </w:rPr>
+        <w:t>(</w:t>
+      </w:r>
+      <w:proofErr w:type="spellStart"/>
+      <w:r>
+        <w:rPr>
+          <w:rFonts w:ascii="Consolas" w:eastAsia="Times New Roman" w:hAnsi="Consolas" w:cs="Times New Roman"/>
+          <w:color w:val="7F848E"/>
+          <w:sz w:val="21"/>
+          <w:szCs w:val="21"/>
+          <w:lang w:val="es-ES" w:eastAsia="es-ES"/>
+        </w:rPr>
+        <w:t>numeros</w:t>
+      </w:r>
+      <w:proofErr w:type="spellEnd"/>
+      <w:r>
+        <w:rPr>
+          <w:rFonts w:ascii="Consolas" w:eastAsia="Times New Roman" w:hAnsi="Consolas" w:cs="Times New Roman"/>
+          <w:color w:val="7F848E"/>
+          <w:sz w:val="21"/>
+          <w:szCs w:val="21"/>
+          <w:lang w:val="es-ES" w:eastAsia="es-ES"/>
+        </w:rPr>
+        <w:t>[i]);</w:t>
       </w:r>
     </w:p>
     <w:p>
@@ -7066,6 +9480,7 @@
         </w:rPr>
         <w:t xml:space="preserve">  </w:t>
       </w:r>
+      <w:proofErr w:type="spellStart"/>
       <w:r>
         <w:rPr>
           <w:rFonts w:ascii="Consolas" w:eastAsia="Times New Roman" w:hAnsi="Consolas" w:cs="Times New Roman"/>
@@ -7076,6 +9491,7 @@
         </w:rPr>
         <w:t>for</w:t>
       </w:r>
+      <w:proofErr w:type="spellEnd"/>
       <w:r>
         <w:rPr>
           <w:rFonts w:ascii="Consolas" w:eastAsia="Times New Roman" w:hAnsi="Consolas" w:cs="Times New Roman"/>
@@ -7086,6 +9502,7 @@
         </w:rPr>
         <w:t xml:space="preserve"> (</w:t>
       </w:r>
+      <w:proofErr w:type="spellStart"/>
       <w:r>
         <w:rPr>
           <w:rFonts w:ascii="Consolas" w:eastAsia="Times New Roman" w:hAnsi="Consolas" w:cs="Times New Roman"/>
@@ -7096,6 +9513,7 @@
         </w:rPr>
         <w:t>var</w:t>
       </w:r>
+      <w:proofErr w:type="spellEnd"/>
       <w:r>
         <w:rPr>
           <w:rFonts w:ascii="Consolas" w:eastAsia="Times New Roman" w:hAnsi="Consolas" w:cs="Times New Roman"/>
@@ -7106,6 +9524,7 @@
         </w:rPr>
         <w:t xml:space="preserve"> </w:t>
       </w:r>
+      <w:proofErr w:type="spellStart"/>
       <w:r>
         <w:rPr>
           <w:rFonts w:ascii="Consolas" w:eastAsia="Times New Roman" w:hAnsi="Consolas" w:cs="Times New Roman"/>
@@ -7116,6 +9535,7 @@
         </w:rPr>
         <w:t>element</w:t>
       </w:r>
+      <w:proofErr w:type="spellEnd"/>
       <w:r>
         <w:rPr>
           <w:rFonts w:ascii="Consolas" w:eastAsia="Times New Roman" w:hAnsi="Consolas" w:cs="Times New Roman"/>
@@ -7146,6 +9566,7 @@
         </w:rPr>
         <w:t xml:space="preserve"> </w:t>
       </w:r>
+      <w:proofErr w:type="spellStart"/>
       <w:r>
         <w:rPr>
           <w:rFonts w:ascii="Consolas" w:eastAsia="Times New Roman" w:hAnsi="Consolas" w:cs="Times New Roman"/>
@@ -7156,6 +9577,7 @@
         </w:rPr>
         <w:t>numeros</w:t>
       </w:r>
+      <w:proofErr w:type="spellEnd"/>
       <w:r>
         <w:rPr>
           <w:rFonts w:ascii="Consolas" w:eastAsia="Times New Roman" w:hAnsi="Consolas" w:cs="Times New Roman"/>
@@ -7189,6 +9611,8 @@
         </w:rPr>
         <w:t xml:space="preserve">    </w:t>
       </w:r>
+      <w:proofErr w:type="spellStart"/>
+      <w:proofErr w:type="gramStart"/>
       <w:r>
         <w:rPr>
           <w:rFonts w:ascii="Consolas" w:eastAsia="Times New Roman" w:hAnsi="Consolas" w:cs="Times New Roman"/>
@@ -7201,6 +9625,7 @@
         </w:rPr>
         <w:t>print</w:t>
       </w:r>
+      <w:proofErr w:type="spellEnd"/>
       <w:r>
         <w:rPr>
           <w:rFonts w:ascii="Consolas" w:eastAsia="Times New Roman" w:hAnsi="Consolas" w:cs="Times New Roman"/>
@@ -7211,6 +9636,7 @@
         </w:rPr>
         <w:t>(</w:t>
       </w:r>
+      <w:proofErr w:type="gramEnd"/>
       <w:r>
         <w:rPr>
           <w:rFonts w:ascii="Consolas" w:eastAsia="Times New Roman" w:hAnsi="Consolas" w:cs="Times New Roman"/>
@@ -7219,7 +9645,29 @@
           <w:szCs w:val="21"/>
           <w:lang w:val="es-ES" w:eastAsia="es-ES"/>
         </w:rPr>
-        <w:t xml:space="preserve">"Con el for 2 tenemos: </w:t>
+        <w:t xml:space="preserve">"Con el </w:t>
+      </w:r>
+      <w:proofErr w:type="spellStart"/>
+      <w:r>
+        <w:rPr>
+          <w:rFonts w:ascii="Consolas" w:eastAsia="Times New Roman" w:hAnsi="Consolas" w:cs="Times New Roman"/>
+          <w:color w:val="98C379"/>
+          <w:sz w:val="21"/>
+          <w:szCs w:val="21"/>
+          <w:lang w:val="es-ES" w:eastAsia="es-ES"/>
+        </w:rPr>
+        <w:t>for</w:t>
+      </w:r>
+      <w:proofErr w:type="spellEnd"/>
+      <w:r>
+        <w:rPr>
+          <w:rFonts w:ascii="Consolas" w:eastAsia="Times New Roman" w:hAnsi="Consolas" w:cs="Times New Roman"/>
+          <w:color w:val="98C379"/>
+          <w:sz w:val="21"/>
+          <w:szCs w:val="21"/>
+          <w:lang w:val="es-ES" w:eastAsia="es-ES"/>
+        </w:rPr>
+        <w:t xml:space="preserve"> 2 tenemos: </w:t>
       </w:r>
       <w:r>
         <w:rPr>
@@ -7231,6 +9679,7 @@
         </w:rPr>
         <w:t>$</w:t>
       </w:r>
+      <w:proofErr w:type="spellStart"/>
       <w:r>
         <w:rPr>
           <w:rFonts w:ascii="Consolas" w:eastAsia="Times New Roman" w:hAnsi="Consolas" w:cs="Times New Roman"/>
@@ -7241,6 +9690,7 @@
         </w:rPr>
         <w:t>element</w:t>
       </w:r>
+      <w:proofErr w:type="spellEnd"/>
       <w:r>
         <w:rPr>
           <w:rFonts w:ascii="Consolas" w:eastAsia="Times New Roman" w:hAnsi="Consolas" w:cs="Times New Roman"/>
@@ -7328,8 +9778,64 @@
           <w:szCs w:val="21"/>
           <w:lang w:val="es-ES" w:eastAsia="es-ES"/>
         </w:rPr>
-        <w:t>//El item es nombre de cada elemento que recorre pero para eso usa un for</w:t>
-      </w:r>
+        <w:t xml:space="preserve">//El </w:t>
+      </w:r>
+      <w:proofErr w:type="spellStart"/>
+      <w:r>
+        <w:rPr>
+          <w:rFonts w:ascii="Consolas" w:eastAsia="Times New Roman" w:hAnsi="Consolas" w:cs="Times New Roman"/>
+          <w:color w:val="7F848E"/>
+          <w:sz w:val="21"/>
+          <w:szCs w:val="21"/>
+          <w:lang w:val="es-ES" w:eastAsia="es-ES"/>
+        </w:rPr>
+        <w:t>item</w:t>
+      </w:r>
+      <w:proofErr w:type="spellEnd"/>
+      <w:r>
+        <w:rPr>
+          <w:rFonts w:ascii="Consolas" w:eastAsia="Times New Roman" w:hAnsi="Consolas" w:cs="Times New Roman"/>
+          <w:color w:val="7F848E"/>
+          <w:sz w:val="21"/>
+          <w:szCs w:val="21"/>
+          <w:lang w:val="es-ES" w:eastAsia="es-ES"/>
+        </w:rPr>
+        <w:t xml:space="preserve"> es nombre de cada elemento que </w:t>
+      </w:r>
+      <w:proofErr w:type="gramStart"/>
+      <w:r>
+        <w:rPr>
+          <w:rFonts w:ascii="Consolas" w:eastAsia="Times New Roman" w:hAnsi="Consolas" w:cs="Times New Roman"/>
+          <w:color w:val="7F848E"/>
+          <w:sz w:val="21"/>
+          <w:szCs w:val="21"/>
+          <w:lang w:val="es-ES" w:eastAsia="es-ES"/>
+        </w:rPr>
+        <w:t>recorre</w:t>
+      </w:r>
+      <w:proofErr w:type="gramEnd"/>
+      <w:r>
+        <w:rPr>
+          <w:rFonts w:ascii="Consolas" w:eastAsia="Times New Roman" w:hAnsi="Consolas" w:cs="Times New Roman"/>
+          <w:color w:val="7F848E"/>
+          <w:sz w:val="21"/>
+          <w:szCs w:val="21"/>
+          <w:lang w:val="es-ES" w:eastAsia="es-ES"/>
+        </w:rPr>
+        <w:t xml:space="preserve"> pero para eso usa un </w:t>
+      </w:r>
+      <w:proofErr w:type="spellStart"/>
+      <w:r>
+        <w:rPr>
+          <w:rFonts w:ascii="Consolas" w:eastAsia="Times New Roman" w:hAnsi="Consolas" w:cs="Times New Roman"/>
+          <w:color w:val="7F848E"/>
+          <w:sz w:val="21"/>
+          <w:szCs w:val="21"/>
+          <w:lang w:val="es-ES" w:eastAsia="es-ES"/>
+        </w:rPr>
+        <w:t>for</w:t>
+      </w:r>
+      <w:proofErr w:type="spellEnd"/>
     </w:p>
     <w:p>
       <w:pPr>
@@ -7353,6 +9859,8 @@
         </w:rPr>
         <w:t xml:space="preserve">  </w:t>
       </w:r>
+      <w:proofErr w:type="spellStart"/>
+      <w:proofErr w:type="gramStart"/>
       <w:r>
         <w:rPr>
           <w:rFonts w:ascii="Consolas" w:eastAsia="Times New Roman" w:hAnsi="Consolas" w:cs="Times New Roman"/>
@@ -7385,6 +9893,8 @@
         </w:rPr>
         <w:t>forEach</w:t>
       </w:r>
+      <w:proofErr w:type="spellEnd"/>
+      <w:proofErr w:type="gramEnd"/>
       <w:r>
         <w:rPr>
           <w:rFonts w:ascii="Consolas" w:eastAsia="Times New Roman" w:hAnsi="Consolas" w:cs="Times New Roman"/>
@@ -7395,6 +9905,7 @@
         </w:rPr>
         <w:t>((</w:t>
       </w:r>
+      <w:proofErr w:type="spellStart"/>
       <w:r>
         <w:rPr>
           <w:rFonts w:ascii="Consolas" w:eastAsia="Times New Roman" w:hAnsi="Consolas" w:cs="Times New Roman"/>
@@ -7405,6 +9916,7 @@
         </w:rPr>
         <w:t>item</w:t>
       </w:r>
+      <w:proofErr w:type="spellEnd"/>
       <w:r>
         <w:rPr>
           <w:rFonts w:ascii="Consolas" w:eastAsia="Times New Roman" w:hAnsi="Consolas" w:cs="Times New Roman"/>
@@ -7415,6 +9927,7 @@
         </w:rPr>
         <w:t>) =&gt;</w:t>
       </w:r>
+      <w:proofErr w:type="spellStart"/>
       <w:r>
         <w:rPr>
           <w:rFonts w:ascii="Consolas" w:eastAsia="Times New Roman" w:hAnsi="Consolas" w:cs="Times New Roman"/>
@@ -7427,6 +9940,7 @@
         </w:rPr>
         <w:t>print</w:t>
       </w:r>
+      <w:proofErr w:type="spellEnd"/>
       <w:r>
         <w:rPr>
           <w:rFonts w:ascii="Consolas" w:eastAsia="Times New Roman" w:hAnsi="Consolas" w:cs="Times New Roman"/>
@@ -7445,7 +9959,29 @@
           <w:szCs w:val="21"/>
           <w:lang w:val="es-ES" w:eastAsia="es-ES"/>
         </w:rPr>
-        <w:t xml:space="preserve">"El numero es </w:t>
+        <w:t xml:space="preserve">"El </w:t>
+      </w:r>
+      <w:proofErr w:type="spellStart"/>
+      <w:r>
+        <w:rPr>
+          <w:rFonts w:ascii="Consolas" w:eastAsia="Times New Roman" w:hAnsi="Consolas" w:cs="Times New Roman"/>
+          <w:color w:val="98C379"/>
+          <w:sz w:val="21"/>
+          <w:szCs w:val="21"/>
+          <w:lang w:val="es-ES" w:eastAsia="es-ES"/>
+        </w:rPr>
+        <w:t>numero</w:t>
+      </w:r>
+      <w:proofErr w:type="spellEnd"/>
+      <w:r>
+        <w:rPr>
+          <w:rFonts w:ascii="Consolas" w:eastAsia="Times New Roman" w:hAnsi="Consolas" w:cs="Times New Roman"/>
+          <w:color w:val="98C379"/>
+          <w:sz w:val="21"/>
+          <w:szCs w:val="21"/>
+          <w:lang w:val="es-ES" w:eastAsia="es-ES"/>
+        </w:rPr>
+        <w:t xml:space="preserve"> es </w:t>
       </w:r>
       <w:r>
         <w:rPr>
@@ -7457,6 +9993,7 @@
         </w:rPr>
         <w:t>$</w:t>
       </w:r>
+      <w:proofErr w:type="spellStart"/>
       <w:r>
         <w:rPr>
           <w:rFonts w:ascii="Consolas" w:eastAsia="Times New Roman" w:hAnsi="Consolas" w:cs="Times New Roman"/>
@@ -7467,6 +10004,7 @@
         </w:rPr>
         <w:t>item</w:t>
       </w:r>
+      <w:proofErr w:type="spellEnd"/>
       <w:r>
         <w:rPr>
           <w:rFonts w:ascii="Consolas" w:eastAsia="Times New Roman" w:hAnsi="Consolas" w:cs="Times New Roman"/>
@@ -7541,8 +10079,20 @@
           <w:szCs w:val="21"/>
           <w:lang w:val="es-ES" w:eastAsia="es-ES"/>
         </w:rPr>
-        <w:t>//Manera correcta de hacer un foreach</w:t>
-      </w:r>
+        <w:t xml:space="preserve">//Manera correcta de hacer un </w:t>
+      </w:r>
+      <w:proofErr w:type="spellStart"/>
+      <w:r>
+        <w:rPr>
+          <w:rFonts w:ascii="Consolas" w:eastAsia="Times New Roman" w:hAnsi="Consolas" w:cs="Times New Roman"/>
+          <w:color w:val="7F848E"/>
+          <w:sz w:val="21"/>
+          <w:szCs w:val="21"/>
+          <w:lang w:val="es-ES" w:eastAsia="es-ES"/>
+        </w:rPr>
+        <w:t>foreach</w:t>
+      </w:r>
+      <w:proofErr w:type="spellEnd"/>
     </w:p>
     <w:p>
       <w:pPr>
@@ -7566,6 +10116,8 @@
         </w:rPr>
         <w:t xml:space="preserve">  </w:t>
       </w:r>
+      <w:proofErr w:type="spellStart"/>
+      <w:proofErr w:type="gramStart"/>
       <w:r>
         <w:rPr>
           <w:rFonts w:ascii="Consolas" w:eastAsia="Times New Roman" w:hAnsi="Consolas" w:cs="Times New Roman"/>
@@ -7598,6 +10150,8 @@
         </w:rPr>
         <w:t>forEach</w:t>
       </w:r>
+      <w:proofErr w:type="spellEnd"/>
+      <w:proofErr w:type="gramEnd"/>
       <w:r>
         <w:rPr>
           <w:rFonts w:ascii="Consolas" w:eastAsia="Times New Roman" w:hAnsi="Consolas" w:cs="Times New Roman"/>
@@ -7608,6 +10162,7 @@
         </w:rPr>
         <w:t>(</w:t>
       </w:r>
+      <w:proofErr w:type="spellStart"/>
       <w:r>
         <w:rPr>
           <w:rFonts w:ascii="Consolas" w:eastAsia="Times New Roman" w:hAnsi="Consolas" w:cs="Times New Roman"/>
@@ -7620,6 +10175,7 @@
         </w:rPr>
         <w:t>print</w:t>
       </w:r>
+      <w:proofErr w:type="spellEnd"/>
       <w:r>
         <w:rPr>
           <w:rFonts w:ascii="Consolas" w:eastAsia="Times New Roman" w:hAnsi="Consolas" w:cs="Times New Roman"/>
@@ -7679,6 +10235,7 @@
           <w:lang w:val="es-ES" w:eastAsia="es-ES"/>
         </w:rPr>
       </w:pPr>
+      <w:proofErr w:type="spellStart"/>
       <w:r>
         <w:rPr>
           <w:rFonts w:ascii="Consolas" w:eastAsia="Times New Roman" w:hAnsi="Consolas" w:cs="Times New Roman"/>
@@ -7689,6 +10246,7 @@
         </w:rPr>
         <w:t>void</w:t>
       </w:r>
+      <w:proofErr w:type="spellEnd"/>
       <w:r>
         <w:rPr>
           <w:rFonts w:ascii="Consolas" w:eastAsia="Times New Roman" w:hAnsi="Consolas" w:cs="Times New Roman"/>
@@ -7699,6 +10257,8 @@
         </w:rPr>
         <w:t xml:space="preserve"> </w:t>
       </w:r>
+      <w:proofErr w:type="spellStart"/>
+      <w:proofErr w:type="gramStart"/>
       <w:r>
         <w:rPr>
           <w:rFonts w:ascii="Consolas" w:eastAsia="Times New Roman" w:hAnsi="Consolas" w:cs="Times New Roman"/>
@@ -7711,15 +10271,27 @@
         </w:rPr>
         <w:t>setLoop</w:t>
       </w:r>
-      <w:r>
-        <w:rPr>
-          <w:rFonts w:ascii="Consolas" w:eastAsia="Times New Roman" w:hAnsi="Consolas" w:cs="Times New Roman"/>
-          <w:color w:val="ABB2BF"/>
-          <w:sz w:val="21"/>
-          <w:szCs w:val="21"/>
-          <w:lang w:val="es-ES" w:eastAsia="es-ES"/>
-        </w:rPr>
-        <w:t>(){</w:t>
+      <w:proofErr w:type="spellEnd"/>
+      <w:r>
+        <w:rPr>
+          <w:rFonts w:ascii="Consolas" w:eastAsia="Times New Roman" w:hAnsi="Consolas" w:cs="Times New Roman"/>
+          <w:color w:val="ABB2BF"/>
+          <w:sz w:val="21"/>
+          <w:szCs w:val="21"/>
+          <w:lang w:val="es-ES" w:eastAsia="es-ES"/>
+        </w:rPr>
+        <w:t>(</w:t>
+      </w:r>
+      <w:proofErr w:type="gramEnd"/>
+      <w:r>
+        <w:rPr>
+          <w:rFonts w:ascii="Consolas" w:eastAsia="Times New Roman" w:hAnsi="Consolas" w:cs="Times New Roman"/>
+          <w:color w:val="ABB2BF"/>
+          <w:sz w:val="21"/>
+          <w:szCs w:val="21"/>
+          <w:lang w:val="es-ES" w:eastAsia="es-ES"/>
+        </w:rPr>
+        <w:t>){</w:t>
       </w:r>
     </w:p>
     <w:p>
@@ -7765,6 +10337,7 @@
         </w:rPr>
         <w:t>&lt;</w:t>
       </w:r>
+      <w:proofErr w:type="spellStart"/>
       <w:r>
         <w:rPr>
           <w:rFonts w:ascii="Consolas" w:eastAsia="Times New Roman" w:hAnsi="Consolas" w:cs="Times New Roman"/>
@@ -7775,6 +10348,7 @@
         </w:rPr>
         <w:t>int</w:t>
       </w:r>
+      <w:proofErr w:type="spellEnd"/>
       <w:r>
         <w:rPr>
           <w:rFonts w:ascii="Consolas" w:eastAsia="Times New Roman" w:hAnsi="Consolas" w:cs="Times New Roman"/>
@@ -7785,6 +10359,7 @@
         </w:rPr>
         <w:t xml:space="preserve">&gt; </w:t>
       </w:r>
+      <w:proofErr w:type="spellStart"/>
       <w:r>
         <w:rPr>
           <w:rFonts w:ascii="Consolas" w:eastAsia="Times New Roman" w:hAnsi="Consolas" w:cs="Times New Roman"/>
@@ -7795,6 +10370,7 @@
         </w:rPr>
         <w:t>numeros</w:t>
       </w:r>
+      <w:proofErr w:type="spellEnd"/>
       <w:r>
         <w:rPr>
           <w:rFonts w:ascii="Consolas" w:eastAsia="Times New Roman" w:hAnsi="Consolas" w:cs="Times New Roman"/>
@@ -7968,6 +10544,7 @@
         </w:rPr>
         <w:t xml:space="preserve">  </w:t>
       </w:r>
+      <w:proofErr w:type="spellStart"/>
       <w:r>
         <w:rPr>
           <w:rFonts w:ascii="Consolas" w:eastAsia="Times New Roman" w:hAnsi="Consolas" w:cs="Times New Roman"/>
@@ -7978,6 +10555,7 @@
         </w:rPr>
         <w:t>for</w:t>
       </w:r>
+      <w:proofErr w:type="spellEnd"/>
       <w:r>
         <w:rPr>
           <w:rFonts w:ascii="Consolas" w:eastAsia="Times New Roman" w:hAnsi="Consolas" w:cs="Times New Roman"/>
@@ -7988,6 +10566,7 @@
         </w:rPr>
         <w:t xml:space="preserve"> (</w:t>
       </w:r>
+      <w:proofErr w:type="spellStart"/>
       <w:r>
         <w:rPr>
           <w:rFonts w:ascii="Consolas" w:eastAsia="Times New Roman" w:hAnsi="Consolas" w:cs="Times New Roman"/>
@@ -7998,6 +10577,7 @@
         </w:rPr>
         <w:t>var</w:t>
       </w:r>
+      <w:proofErr w:type="spellEnd"/>
       <w:r>
         <w:rPr>
           <w:rFonts w:ascii="Consolas" w:eastAsia="Times New Roman" w:hAnsi="Consolas" w:cs="Times New Roman"/>
@@ -8008,6 +10588,7 @@
         </w:rPr>
         <w:t xml:space="preserve"> </w:t>
       </w:r>
+      <w:proofErr w:type="spellStart"/>
       <w:r>
         <w:rPr>
           <w:rFonts w:ascii="Consolas" w:eastAsia="Times New Roman" w:hAnsi="Consolas" w:cs="Times New Roman"/>
@@ -8018,6 +10599,7 @@
         </w:rPr>
         <w:t>element</w:t>
       </w:r>
+      <w:proofErr w:type="spellEnd"/>
       <w:r>
         <w:rPr>
           <w:rFonts w:ascii="Consolas" w:eastAsia="Times New Roman" w:hAnsi="Consolas" w:cs="Times New Roman"/>
@@ -8048,6 +10630,7 @@
         </w:rPr>
         <w:t xml:space="preserve"> </w:t>
       </w:r>
+      <w:proofErr w:type="spellStart"/>
       <w:r>
         <w:rPr>
           <w:rFonts w:ascii="Consolas" w:eastAsia="Times New Roman" w:hAnsi="Consolas" w:cs="Times New Roman"/>
@@ -8058,6 +10641,7 @@
         </w:rPr>
         <w:t>numeros</w:t>
       </w:r>
+      <w:proofErr w:type="spellEnd"/>
       <w:r>
         <w:rPr>
           <w:rFonts w:ascii="Consolas" w:eastAsia="Times New Roman" w:hAnsi="Consolas" w:cs="Times New Roman"/>
@@ -8091,6 +10675,8 @@
         </w:rPr>
         <w:t xml:space="preserve">    </w:t>
       </w:r>
+      <w:proofErr w:type="spellStart"/>
+      <w:proofErr w:type="gramStart"/>
       <w:r>
         <w:rPr>
           <w:rFonts w:ascii="Consolas" w:eastAsia="Times New Roman" w:hAnsi="Consolas" w:cs="Times New Roman"/>
@@ -8103,6 +10689,7 @@
         </w:rPr>
         <w:t>print</w:t>
       </w:r>
+      <w:proofErr w:type="spellEnd"/>
       <w:r>
         <w:rPr>
           <w:rFonts w:ascii="Consolas" w:eastAsia="Times New Roman" w:hAnsi="Consolas" w:cs="Times New Roman"/>
@@ -8113,6 +10700,7 @@
         </w:rPr>
         <w:t>(</w:t>
       </w:r>
+      <w:proofErr w:type="gramEnd"/>
       <w:r>
         <w:rPr>
           <w:rFonts w:ascii="Consolas" w:eastAsia="Times New Roman" w:hAnsi="Consolas" w:cs="Times New Roman"/>
@@ -8133,6 +10721,7 @@
         </w:rPr>
         <w:t>$</w:t>
       </w:r>
+      <w:proofErr w:type="spellStart"/>
       <w:r>
         <w:rPr>
           <w:rFonts w:ascii="Consolas" w:eastAsia="Times New Roman" w:hAnsi="Consolas" w:cs="Times New Roman"/>
@@ -8143,6 +10732,7 @@
         </w:rPr>
         <w:t>element</w:t>
       </w:r>
+      <w:proofErr w:type="spellEnd"/>
       <w:r>
         <w:rPr>
           <w:rFonts w:ascii="Consolas" w:eastAsia="Times New Roman" w:hAnsi="Consolas" w:cs="Times New Roman"/>
@@ -8217,8 +10807,20 @@
           <w:szCs w:val="21"/>
           <w:lang w:val="es-ES" w:eastAsia="es-ES"/>
         </w:rPr>
-        <w:t>//Es lo mismo que en el List</w:t>
-      </w:r>
+        <w:t xml:space="preserve">//Es lo mismo que en el </w:t>
+      </w:r>
+      <w:proofErr w:type="spellStart"/>
+      <w:r>
+        <w:rPr>
+          <w:rFonts w:ascii="Consolas" w:eastAsia="Times New Roman" w:hAnsi="Consolas" w:cs="Times New Roman"/>
+          <w:color w:val="7F848E"/>
+          <w:sz w:val="21"/>
+          <w:szCs w:val="21"/>
+          <w:lang w:val="es-ES" w:eastAsia="es-ES"/>
+        </w:rPr>
+        <w:t>List</w:t>
+      </w:r>
+      <w:proofErr w:type="spellEnd"/>
     </w:p>
     <w:p>
       <w:pPr>
@@ -8242,6 +10844,8 @@
         </w:rPr>
         <w:t xml:space="preserve">  </w:t>
       </w:r>
+      <w:proofErr w:type="spellStart"/>
+      <w:proofErr w:type="gramStart"/>
       <w:r>
         <w:rPr>
           <w:rFonts w:ascii="Consolas" w:eastAsia="Times New Roman" w:hAnsi="Consolas" w:cs="Times New Roman"/>
@@ -8274,6 +10878,8 @@
         </w:rPr>
         <w:t>forEach</w:t>
       </w:r>
+      <w:proofErr w:type="spellEnd"/>
+      <w:proofErr w:type="gramEnd"/>
       <w:r>
         <w:rPr>
           <w:rFonts w:ascii="Consolas" w:eastAsia="Times New Roman" w:hAnsi="Consolas" w:cs="Times New Roman"/>
@@ -8284,6 +10890,7 @@
         </w:rPr>
         <w:t>(</w:t>
       </w:r>
+      <w:proofErr w:type="spellStart"/>
       <w:r>
         <w:rPr>
           <w:rFonts w:ascii="Consolas" w:eastAsia="Times New Roman" w:hAnsi="Consolas" w:cs="Times New Roman"/>
@@ -8296,6 +10903,7 @@
         </w:rPr>
         <w:t>print</w:t>
       </w:r>
+      <w:proofErr w:type="spellEnd"/>
       <w:r>
         <w:rPr>
           <w:rFonts w:ascii="Consolas" w:eastAsia="Times New Roman" w:hAnsi="Consolas" w:cs="Times New Roman"/>
@@ -8355,6 +10963,7 @@
           <w:lang w:val="es-ES" w:eastAsia="es-ES"/>
         </w:rPr>
       </w:pPr>
+      <w:proofErr w:type="spellStart"/>
       <w:r>
         <w:rPr>
           <w:rFonts w:ascii="Consolas" w:eastAsia="Times New Roman" w:hAnsi="Consolas" w:cs="Times New Roman"/>
@@ -8365,6 +10974,7 @@
         </w:rPr>
         <w:t>void</w:t>
       </w:r>
+      <w:proofErr w:type="spellEnd"/>
       <w:r>
         <w:rPr>
           <w:rFonts w:ascii="Consolas" w:eastAsia="Times New Roman" w:hAnsi="Consolas" w:cs="Times New Roman"/>
@@ -8375,6 +10985,8 @@
         </w:rPr>
         <w:t xml:space="preserve"> </w:t>
       </w:r>
+      <w:proofErr w:type="spellStart"/>
+      <w:proofErr w:type="gramStart"/>
       <w:r>
         <w:rPr>
           <w:rFonts w:ascii="Consolas" w:eastAsia="Times New Roman" w:hAnsi="Consolas" w:cs="Times New Roman"/>
@@ -8387,15 +10999,27 @@
         </w:rPr>
         <w:t>mapLoop</w:t>
       </w:r>
-      <w:r>
-        <w:rPr>
-          <w:rFonts w:ascii="Consolas" w:eastAsia="Times New Roman" w:hAnsi="Consolas" w:cs="Times New Roman"/>
-          <w:color w:val="ABB2BF"/>
-          <w:sz w:val="21"/>
-          <w:szCs w:val="21"/>
-          <w:lang w:val="es-ES" w:eastAsia="es-ES"/>
-        </w:rPr>
-        <w:t>(){</w:t>
+      <w:proofErr w:type="spellEnd"/>
+      <w:r>
+        <w:rPr>
+          <w:rFonts w:ascii="Consolas" w:eastAsia="Times New Roman" w:hAnsi="Consolas" w:cs="Times New Roman"/>
+          <w:color w:val="ABB2BF"/>
+          <w:sz w:val="21"/>
+          <w:szCs w:val="21"/>
+          <w:lang w:val="es-ES" w:eastAsia="es-ES"/>
+        </w:rPr>
+        <w:t>(</w:t>
+      </w:r>
+      <w:proofErr w:type="gramEnd"/>
+      <w:r>
+        <w:rPr>
+          <w:rFonts w:ascii="Consolas" w:eastAsia="Times New Roman" w:hAnsi="Consolas" w:cs="Times New Roman"/>
+          <w:color w:val="ABB2BF"/>
+          <w:sz w:val="21"/>
+          <w:szCs w:val="21"/>
+          <w:lang w:val="es-ES" w:eastAsia="es-ES"/>
+        </w:rPr>
+        <w:t>){</w:t>
       </w:r>
     </w:p>
     <w:p>
@@ -8420,6 +11044,7 @@
         </w:rPr>
         <w:t xml:space="preserve">  </w:t>
       </w:r>
+      <w:proofErr w:type="spellStart"/>
       <w:r>
         <w:rPr>
           <w:rFonts w:ascii="Consolas" w:eastAsia="Times New Roman" w:hAnsi="Consolas" w:cs="Times New Roman"/>
@@ -8430,6 +11055,7 @@
         </w:rPr>
         <w:t>Map</w:t>
       </w:r>
+      <w:proofErr w:type="spellEnd"/>
       <w:r>
         <w:rPr>
           <w:rFonts w:ascii="Consolas" w:eastAsia="Times New Roman" w:hAnsi="Consolas" w:cs="Times New Roman"/>
@@ -8440,6 +11066,8 @@
         </w:rPr>
         <w:t>&lt;</w:t>
       </w:r>
+      <w:proofErr w:type="spellStart"/>
+      <w:proofErr w:type="gramStart"/>
       <w:r>
         <w:rPr>
           <w:rFonts w:ascii="Consolas" w:eastAsia="Times New Roman" w:hAnsi="Consolas" w:cs="Times New Roman"/>
@@ -8470,6 +11098,8 @@
         </w:rPr>
         <w:t>int</w:t>
       </w:r>
+      <w:proofErr w:type="spellEnd"/>
+      <w:proofErr w:type="gramEnd"/>
       <w:r>
         <w:rPr>
           <w:rFonts w:ascii="Consolas" w:eastAsia="Times New Roman" w:hAnsi="Consolas" w:cs="Times New Roman"/>
@@ -8480,6 +11110,7 @@
         </w:rPr>
         <w:t xml:space="preserve">&gt; </w:t>
       </w:r>
+      <w:proofErr w:type="spellStart"/>
       <w:r>
         <w:rPr>
           <w:rFonts w:ascii="Consolas" w:eastAsia="Times New Roman" w:hAnsi="Consolas" w:cs="Times New Roman"/>
@@ -8490,6 +11121,7 @@
         </w:rPr>
         <w:t>numeros</w:t>
       </w:r>
+      <w:proofErr w:type="spellEnd"/>
       <w:r>
         <w:rPr>
           <w:rFonts w:ascii="Consolas" w:eastAsia="Times New Roman" w:hAnsi="Consolas" w:cs="Times New Roman"/>
@@ -8753,7 +11385,29 @@
           <w:szCs w:val="21"/>
           <w:lang w:val="es-ES" w:eastAsia="es-ES"/>
         </w:rPr>
-        <w:t>//Se usa el entries para que recupere del MAP la clave y el valor</w:t>
+        <w:t xml:space="preserve">//Se usa el </w:t>
+      </w:r>
+      <w:proofErr w:type="spellStart"/>
+      <w:r>
+        <w:rPr>
+          <w:rFonts w:ascii="Consolas" w:eastAsia="Times New Roman" w:hAnsi="Consolas" w:cs="Times New Roman"/>
+          <w:color w:val="7F848E"/>
+          <w:sz w:val="21"/>
+          <w:szCs w:val="21"/>
+          <w:lang w:val="es-ES" w:eastAsia="es-ES"/>
+        </w:rPr>
+        <w:t>entries</w:t>
+      </w:r>
+      <w:proofErr w:type="spellEnd"/>
+      <w:r>
+        <w:rPr>
+          <w:rFonts w:ascii="Consolas" w:eastAsia="Times New Roman" w:hAnsi="Consolas" w:cs="Times New Roman"/>
+          <w:color w:val="7F848E"/>
+          <w:sz w:val="21"/>
+          <w:szCs w:val="21"/>
+          <w:lang w:val="es-ES" w:eastAsia="es-ES"/>
+        </w:rPr>
+        <w:t xml:space="preserve"> para que recupere del MAP la clave y el valor</w:t>
       </w:r>
     </w:p>
     <w:p>
@@ -8778,6 +11432,7 @@
         </w:rPr>
         <w:t xml:space="preserve">  </w:t>
       </w:r>
+      <w:proofErr w:type="spellStart"/>
       <w:r>
         <w:rPr>
           <w:rFonts w:ascii="Consolas" w:eastAsia="Times New Roman" w:hAnsi="Consolas" w:cs="Times New Roman"/>
@@ -8788,6 +11443,7 @@
         </w:rPr>
         <w:t>for</w:t>
       </w:r>
+      <w:proofErr w:type="spellEnd"/>
       <w:r>
         <w:rPr>
           <w:rFonts w:ascii="Consolas" w:eastAsia="Times New Roman" w:hAnsi="Consolas" w:cs="Times New Roman"/>
@@ -8798,6 +11454,7 @@
         </w:rPr>
         <w:t xml:space="preserve"> (</w:t>
       </w:r>
+      <w:proofErr w:type="spellStart"/>
       <w:r>
         <w:rPr>
           <w:rFonts w:ascii="Consolas" w:eastAsia="Times New Roman" w:hAnsi="Consolas" w:cs="Times New Roman"/>
@@ -8808,6 +11465,7 @@
         </w:rPr>
         <w:t>var</w:t>
       </w:r>
+      <w:proofErr w:type="spellEnd"/>
       <w:r>
         <w:rPr>
           <w:rFonts w:ascii="Consolas" w:eastAsia="Times New Roman" w:hAnsi="Consolas" w:cs="Times New Roman"/>
@@ -8818,6 +11476,7 @@
         </w:rPr>
         <w:t xml:space="preserve"> </w:t>
       </w:r>
+      <w:proofErr w:type="spellStart"/>
       <w:r>
         <w:rPr>
           <w:rFonts w:ascii="Consolas" w:eastAsia="Times New Roman" w:hAnsi="Consolas" w:cs="Times New Roman"/>
@@ -8828,6 +11487,7 @@
         </w:rPr>
         <w:t>element</w:t>
       </w:r>
+      <w:proofErr w:type="spellEnd"/>
       <w:r>
         <w:rPr>
           <w:rFonts w:ascii="Consolas" w:eastAsia="Times New Roman" w:hAnsi="Consolas" w:cs="Times New Roman"/>
@@ -8858,6 +11518,8 @@
         </w:rPr>
         <w:t xml:space="preserve"> </w:t>
       </w:r>
+      <w:proofErr w:type="spellStart"/>
+      <w:proofErr w:type="gramStart"/>
       <w:r>
         <w:rPr>
           <w:rFonts w:ascii="Consolas" w:eastAsia="Times New Roman" w:hAnsi="Consolas" w:cs="Times New Roman"/>
@@ -8888,6 +11550,8 @@
         </w:rPr>
         <w:t>entries</w:t>
       </w:r>
+      <w:proofErr w:type="spellEnd"/>
+      <w:proofErr w:type="gramEnd"/>
       <w:r>
         <w:rPr>
           <w:rFonts w:ascii="Consolas" w:eastAsia="Times New Roman" w:hAnsi="Consolas" w:cs="Times New Roman"/>
@@ -8921,6 +11585,8 @@
         </w:rPr>
         <w:t>     </w:t>
       </w:r>
+      <w:proofErr w:type="spellStart"/>
+      <w:proofErr w:type="gramStart"/>
       <w:r>
         <w:rPr>
           <w:rFonts w:ascii="Consolas" w:eastAsia="Times New Roman" w:hAnsi="Consolas" w:cs="Times New Roman"/>
@@ -8933,6 +11599,7 @@
         </w:rPr>
         <w:t>print</w:t>
       </w:r>
+      <w:proofErr w:type="spellEnd"/>
       <w:r>
         <w:rPr>
           <w:rFonts w:ascii="Consolas" w:eastAsia="Times New Roman" w:hAnsi="Consolas" w:cs="Times New Roman"/>
@@ -8943,6 +11610,7 @@
         </w:rPr>
         <w:t>(</w:t>
       </w:r>
+      <w:proofErr w:type="gramEnd"/>
       <w:r>
         <w:rPr>
           <w:rFonts w:ascii="Consolas" w:eastAsia="Times New Roman" w:hAnsi="Consolas" w:cs="Times New Roman"/>
@@ -8951,7 +11619,29 @@
           <w:szCs w:val="21"/>
           <w:lang w:val="es-ES" w:eastAsia="es-ES"/>
         </w:rPr>
-        <w:t xml:space="preserve">"Con map la clave es </w:t>
+        <w:t xml:space="preserve">"Con </w:t>
+      </w:r>
+      <w:proofErr w:type="spellStart"/>
+      <w:r>
+        <w:rPr>
+          <w:rFonts w:ascii="Consolas" w:eastAsia="Times New Roman" w:hAnsi="Consolas" w:cs="Times New Roman"/>
+          <w:color w:val="98C379"/>
+          <w:sz w:val="21"/>
+          <w:szCs w:val="21"/>
+          <w:lang w:val="es-ES" w:eastAsia="es-ES"/>
+        </w:rPr>
+        <w:t>map</w:t>
+      </w:r>
+      <w:proofErr w:type="spellEnd"/>
+      <w:r>
+        <w:rPr>
+          <w:rFonts w:ascii="Consolas" w:eastAsia="Times New Roman" w:hAnsi="Consolas" w:cs="Times New Roman"/>
+          <w:color w:val="98C379"/>
+          <w:sz w:val="21"/>
+          <w:szCs w:val="21"/>
+          <w:lang w:val="es-ES" w:eastAsia="es-ES"/>
+        </w:rPr>
+        <w:t xml:space="preserve"> la clave es </w:t>
       </w:r>
       <w:r>
         <w:rPr>
@@ -8963,6 +11653,7 @@
         </w:rPr>
         <w:t>${</w:t>
       </w:r>
+      <w:proofErr w:type="spellStart"/>
       <w:r>
         <w:rPr>
           <w:rFonts w:ascii="Consolas" w:eastAsia="Times New Roman" w:hAnsi="Consolas" w:cs="Times New Roman"/>
@@ -8993,6 +11684,7 @@
         </w:rPr>
         <w:t>key</w:t>
       </w:r>
+      <w:proofErr w:type="spellEnd"/>
       <w:r>
         <w:rPr>
           <w:rFonts w:ascii="Consolas" w:eastAsia="Times New Roman" w:hAnsi="Consolas" w:cs="Times New Roman"/>
@@ -9023,6 +11715,7 @@
         </w:rPr>
         <w:t>${</w:t>
       </w:r>
+      <w:proofErr w:type="spellStart"/>
       <w:r>
         <w:rPr>
           <w:rFonts w:ascii="Consolas" w:eastAsia="Times New Roman" w:hAnsi="Consolas" w:cs="Times New Roman"/>
@@ -9053,6 +11746,7 @@
         </w:rPr>
         <w:t>value</w:t>
       </w:r>
+      <w:proofErr w:type="spellEnd"/>
       <w:r>
         <w:rPr>
           <w:rFonts w:ascii="Consolas" w:eastAsia="Times New Roman" w:hAnsi="Consolas" w:cs="Times New Roman"/>
@@ -9140,7 +11834,107 @@
           <w:szCs w:val="21"/>
           <w:lang w:val="es-ES" w:eastAsia="es-ES"/>
         </w:rPr>
-        <w:t>//Aqui sirve porque ya no nesesitamos un .entries como en el for, puede ser con {} o =&gt;</w:t>
+        <w:t>//</w:t>
+      </w:r>
+      <w:proofErr w:type="spellStart"/>
+      <w:r>
+        <w:rPr>
+          <w:rFonts w:ascii="Consolas" w:eastAsia="Times New Roman" w:hAnsi="Consolas" w:cs="Times New Roman"/>
+          <w:color w:val="7F848E"/>
+          <w:sz w:val="21"/>
+          <w:szCs w:val="21"/>
+          <w:lang w:val="es-ES" w:eastAsia="es-ES"/>
+        </w:rPr>
+        <w:t>Aqui</w:t>
+      </w:r>
+      <w:proofErr w:type="spellEnd"/>
+      <w:r>
+        <w:rPr>
+          <w:rFonts w:ascii="Consolas" w:eastAsia="Times New Roman" w:hAnsi="Consolas" w:cs="Times New Roman"/>
+          <w:color w:val="7F848E"/>
+          <w:sz w:val="21"/>
+          <w:szCs w:val="21"/>
+          <w:lang w:val="es-ES" w:eastAsia="es-ES"/>
+        </w:rPr>
+        <w:t xml:space="preserve"> sirve porque ya no </w:t>
+      </w:r>
+      <w:proofErr w:type="spellStart"/>
+      <w:r>
+        <w:rPr>
+          <w:rFonts w:ascii="Consolas" w:eastAsia="Times New Roman" w:hAnsi="Consolas" w:cs="Times New Roman"/>
+          <w:color w:val="7F848E"/>
+          <w:sz w:val="21"/>
+          <w:szCs w:val="21"/>
+          <w:lang w:val="es-ES" w:eastAsia="es-ES"/>
+        </w:rPr>
+        <w:t>nesesitamos</w:t>
+      </w:r>
+      <w:proofErr w:type="spellEnd"/>
+      <w:r>
+        <w:rPr>
+          <w:rFonts w:ascii="Consolas" w:eastAsia="Times New Roman" w:hAnsi="Consolas" w:cs="Times New Roman"/>
+          <w:color w:val="7F848E"/>
+          <w:sz w:val="21"/>
+          <w:szCs w:val="21"/>
+          <w:lang w:val="es-ES" w:eastAsia="es-ES"/>
+        </w:rPr>
+        <w:t xml:space="preserve"> </w:t>
+      </w:r>
+      <w:proofErr w:type="gramStart"/>
+      <w:r>
+        <w:rPr>
+          <w:rFonts w:ascii="Consolas" w:eastAsia="Times New Roman" w:hAnsi="Consolas" w:cs="Times New Roman"/>
+          <w:color w:val="7F848E"/>
+          <w:sz w:val="21"/>
+          <w:szCs w:val="21"/>
+          <w:lang w:val="es-ES" w:eastAsia="es-ES"/>
+        </w:rPr>
+        <w:t>un .</w:t>
+      </w:r>
+      <w:proofErr w:type="spellStart"/>
+      <w:r>
+        <w:rPr>
+          <w:rFonts w:ascii="Consolas" w:eastAsia="Times New Roman" w:hAnsi="Consolas" w:cs="Times New Roman"/>
+          <w:color w:val="7F848E"/>
+          <w:sz w:val="21"/>
+          <w:szCs w:val="21"/>
+          <w:lang w:val="es-ES" w:eastAsia="es-ES"/>
+        </w:rPr>
+        <w:t>entries</w:t>
+      </w:r>
+      <w:proofErr w:type="spellEnd"/>
+      <w:proofErr w:type="gramEnd"/>
+      <w:r>
+        <w:rPr>
+          <w:rFonts w:ascii="Consolas" w:eastAsia="Times New Roman" w:hAnsi="Consolas" w:cs="Times New Roman"/>
+          <w:color w:val="7F848E"/>
+          <w:sz w:val="21"/>
+          <w:szCs w:val="21"/>
+          <w:lang w:val="es-ES" w:eastAsia="es-ES"/>
+        </w:rPr>
+        <w:t xml:space="preserve"> como en el </w:t>
+      </w:r>
+      <w:proofErr w:type="spellStart"/>
+      <w:r>
+        <w:rPr>
+          <w:rFonts w:ascii="Consolas" w:eastAsia="Times New Roman" w:hAnsi="Consolas" w:cs="Times New Roman"/>
+          <w:color w:val="7F848E"/>
+          <w:sz w:val="21"/>
+          <w:szCs w:val="21"/>
+          <w:lang w:val="es-ES" w:eastAsia="es-ES"/>
+        </w:rPr>
+        <w:t>for</w:t>
+      </w:r>
+      <w:proofErr w:type="spellEnd"/>
+      <w:r>
+        <w:rPr>
+          <w:rFonts w:ascii="Consolas" w:eastAsia="Times New Roman" w:hAnsi="Consolas" w:cs="Times New Roman"/>
+          <w:color w:val="7F848E"/>
+          <w:sz w:val="21"/>
+          <w:szCs w:val="21"/>
+          <w:lang w:val="es-ES" w:eastAsia="es-ES"/>
+        </w:rPr>
+        <w:t>, puede ser con {} o =&gt;</w:t>
       </w:r>
     </w:p>
     <w:p>
@@ -9165,6 +11959,8 @@
         </w:rPr>
         <w:t xml:space="preserve">  </w:t>
       </w:r>
+      <w:proofErr w:type="spellStart"/>
+      <w:proofErr w:type="gramStart"/>
       <w:r>
         <w:rPr>
           <w:rFonts w:ascii="Consolas" w:eastAsia="Times New Roman" w:hAnsi="Consolas" w:cs="Times New Roman"/>
@@ -9197,6 +11993,8 @@
         </w:rPr>
         <w:t>forEach</w:t>
       </w:r>
+      <w:proofErr w:type="spellEnd"/>
+      <w:proofErr w:type="gramEnd"/>
       <w:r>
         <w:rPr>
           <w:rFonts w:ascii="Consolas" w:eastAsia="Times New Roman" w:hAnsi="Consolas" w:cs="Times New Roman"/>
@@ -9207,6 +12005,7 @@
         </w:rPr>
         <w:t>((</w:t>
       </w:r>
+      <w:proofErr w:type="spellStart"/>
       <w:r>
         <w:rPr>
           <w:rFonts w:ascii="Consolas" w:eastAsia="Times New Roman" w:hAnsi="Consolas" w:cs="Times New Roman"/>
@@ -9237,6 +12036,7 @@
         </w:rPr>
         <w:t>value</w:t>
       </w:r>
+      <w:proofErr w:type="spellEnd"/>
       <w:r>
         <w:rPr>
           <w:rFonts w:ascii="Consolas" w:eastAsia="Times New Roman" w:hAnsi="Consolas" w:cs="Times New Roman"/>
@@ -9247,6 +12047,7 @@
         </w:rPr>
         <w:t xml:space="preserve">) =&gt; </w:t>
       </w:r>
+      <w:proofErr w:type="spellStart"/>
       <w:r>
         <w:rPr>
           <w:rFonts w:ascii="Consolas" w:eastAsia="Times New Roman" w:hAnsi="Consolas" w:cs="Times New Roman"/>
@@ -9259,6 +12060,7 @@
         </w:rPr>
         <w:t>print</w:t>
       </w:r>
+      <w:proofErr w:type="spellEnd"/>
       <w:r>
         <w:rPr>
           <w:rFonts w:ascii="Consolas" w:eastAsia="Times New Roman" w:hAnsi="Consolas" w:cs="Times New Roman"/>
@@ -9277,7 +12079,51 @@
           <w:szCs w:val="21"/>
           <w:lang w:val="es-ES" w:eastAsia="es-ES"/>
         </w:rPr>
-        <w:t xml:space="preserve">"Con foreach en map la clave es </w:t>
+        <w:t xml:space="preserve">"Con </w:t>
+      </w:r>
+      <w:proofErr w:type="spellStart"/>
+      <w:r>
+        <w:rPr>
+          <w:rFonts w:ascii="Consolas" w:eastAsia="Times New Roman" w:hAnsi="Consolas" w:cs="Times New Roman"/>
+          <w:color w:val="98C379"/>
+          <w:sz w:val="21"/>
+          <w:szCs w:val="21"/>
+          <w:lang w:val="es-ES" w:eastAsia="es-ES"/>
+        </w:rPr>
+        <w:t>foreach</w:t>
+      </w:r>
+      <w:proofErr w:type="spellEnd"/>
+      <w:r>
+        <w:rPr>
+          <w:rFonts w:ascii="Consolas" w:eastAsia="Times New Roman" w:hAnsi="Consolas" w:cs="Times New Roman"/>
+          <w:color w:val="98C379"/>
+          <w:sz w:val="21"/>
+          <w:szCs w:val="21"/>
+          <w:lang w:val="es-ES" w:eastAsia="es-ES"/>
+        </w:rPr>
+        <w:t xml:space="preserve"> en </w:t>
+      </w:r>
+      <w:proofErr w:type="spellStart"/>
+      <w:r>
+        <w:rPr>
+          <w:rFonts w:ascii="Consolas" w:eastAsia="Times New Roman" w:hAnsi="Consolas" w:cs="Times New Roman"/>
+          <w:color w:val="98C379"/>
+          <w:sz w:val="21"/>
+          <w:szCs w:val="21"/>
+          <w:lang w:val="es-ES" w:eastAsia="es-ES"/>
+        </w:rPr>
+        <w:t>map</w:t>
+      </w:r>
+      <w:proofErr w:type="spellEnd"/>
+      <w:r>
+        <w:rPr>
+          <w:rFonts w:ascii="Consolas" w:eastAsia="Times New Roman" w:hAnsi="Consolas" w:cs="Times New Roman"/>
+          <w:color w:val="98C379"/>
+          <w:sz w:val="21"/>
+          <w:szCs w:val="21"/>
+          <w:lang w:val="es-ES" w:eastAsia="es-ES"/>
+        </w:rPr>
+        <w:t xml:space="preserve"> la clave es </w:t>
       </w:r>
       <w:r>
         <w:rPr>
@@ -9289,6 +12135,7 @@
         </w:rPr>
         <w:t>$</w:t>
       </w:r>
+      <w:proofErr w:type="spellStart"/>
       <w:r>
         <w:rPr>
           <w:rFonts w:ascii="Consolas" w:eastAsia="Times New Roman" w:hAnsi="Consolas" w:cs="Times New Roman"/>
@@ -9299,6 +12146,7 @@
         </w:rPr>
         <w:t>key</w:t>
       </w:r>
+      <w:proofErr w:type="spellEnd"/>
       <w:r>
         <w:rPr>
           <w:rFonts w:ascii="Consolas" w:eastAsia="Times New Roman" w:hAnsi="Consolas" w:cs="Times New Roman"/>
@@ -9319,6 +12167,7 @@
         </w:rPr>
         <w:t>$</w:t>
       </w:r>
+      <w:proofErr w:type="spellStart"/>
       <w:r>
         <w:rPr>
           <w:rFonts w:ascii="Consolas" w:eastAsia="Times New Roman" w:hAnsi="Consolas" w:cs="Times New Roman"/>
@@ -9329,6 +12178,7 @@
         </w:rPr>
         <w:t>value</w:t>
       </w:r>
+      <w:proofErr w:type="spellEnd"/>
       <w:r>
         <w:rPr>
           <w:rFonts w:ascii="Consolas" w:eastAsia="Times New Roman" w:hAnsi="Consolas" w:cs="Times New Roman"/>
@@ -9539,6 +12389,7 @@
           <w:lang w:val="es-MX"/>
         </w:rPr>
       </w:pPr>
+      <w:proofErr w:type="spellStart"/>
       <w:r>
         <w:rPr>
           <w:b/>
@@ -9546,6 +12397,7 @@
         </w:rPr>
         <w:t>Flutter</w:t>
       </w:r>
+      <w:proofErr w:type="spellEnd"/>
     </w:p>
     <w:p>
       <w:pPr>
@@ -9569,42 +12421,156 @@
           <w:bCs/>
           <w:lang w:val="es-MX"/>
         </w:rPr>
-        <w:t xml:space="preserve"> para crear una aplicacion</w:t>
-      </w:r>
-    </w:p>
-    <w:p>
-      <w:pPr>
-        <w:rPr>
-          <w:lang w:val="es-MX"/>
-        </w:rPr>
-      </w:pPr>
-      <w:r>
-        <w:rPr>
-          <w:lang w:val="es-MX"/>
-        </w:rPr>
-        <w:t xml:space="preserve">- Para crear una palciacione en flutter presiones f1 o ctrl + , para buscar flutter new Project, </w:t>
-      </w:r>
-    </w:p>
-    <w:p>
-      <w:pPr>
-        <w:rPr>
-          <w:lang w:val="es-MX"/>
-        </w:rPr>
-      </w:pPr>
-      <w:r>
-        <w:rPr>
-          <w:lang w:val="es-MX"/>
-        </w:rPr>
-        <w:t xml:space="preserve">Diferentes opciones para programar en flutter, </w:t>
-      </w:r>
-      <w:r>
-        <w:rPr>
-          <w:b/>
-          <w:bCs/>
-          <w:lang w:val="es-MX"/>
-        </w:rPr>
-        <w:t>empty application</w:t>
-      </w:r>
+        <w:t xml:space="preserve"> para crear una </w:t>
+      </w:r>
+      <w:proofErr w:type="spellStart"/>
+      <w:r>
+        <w:rPr>
+          <w:b/>
+          <w:bCs/>
+          <w:lang w:val="es-MX"/>
+        </w:rPr>
+        <w:t>aplicacion</w:t>
+      </w:r>
+      <w:proofErr w:type="spellEnd"/>
+    </w:p>
+    <w:p>
+      <w:pPr>
+        <w:rPr>
+          <w:lang w:val="es-MX"/>
+        </w:rPr>
+      </w:pPr>
+      <w:r>
+        <w:rPr>
+          <w:lang w:val="es-MX"/>
+        </w:rPr>
+        <w:t xml:space="preserve">- Para crear una </w:t>
+      </w:r>
+      <w:proofErr w:type="spellStart"/>
+      <w:r>
+        <w:rPr>
+          <w:lang w:val="es-MX"/>
+        </w:rPr>
+        <w:t>palciacione</w:t>
+      </w:r>
+      <w:proofErr w:type="spellEnd"/>
+      <w:r>
+        <w:rPr>
+          <w:lang w:val="es-MX"/>
+        </w:rPr>
+        <w:t xml:space="preserve"> en </w:t>
+      </w:r>
+      <w:proofErr w:type="spellStart"/>
+      <w:r>
+        <w:rPr>
+          <w:lang w:val="es-MX"/>
+        </w:rPr>
+        <w:t>flutter</w:t>
+      </w:r>
+      <w:proofErr w:type="spellEnd"/>
+      <w:r>
+        <w:rPr>
+          <w:lang w:val="es-MX"/>
+        </w:rPr>
+        <w:t xml:space="preserve"> presiones f1 o </w:t>
+      </w:r>
+      <w:proofErr w:type="spellStart"/>
+      <w:r>
+        <w:rPr>
+          <w:lang w:val="es-MX"/>
+        </w:rPr>
+        <w:t>ctrl</w:t>
+      </w:r>
+      <w:proofErr w:type="spellEnd"/>
+      <w:r>
+        <w:rPr>
+          <w:lang w:val="es-MX"/>
+        </w:rPr>
+        <w:t xml:space="preserve"> </w:t>
+      </w:r>
+      <w:proofErr w:type="gramStart"/>
+      <w:r>
+        <w:rPr>
+          <w:lang w:val="es-MX"/>
+        </w:rPr>
+        <w:t>+ ,</w:t>
+      </w:r>
+      <w:proofErr w:type="gramEnd"/>
+      <w:r>
+        <w:rPr>
+          <w:lang w:val="es-MX"/>
+        </w:rPr>
+        <w:t xml:space="preserve"> para buscar </w:t>
+      </w:r>
+      <w:proofErr w:type="spellStart"/>
+      <w:r>
+        <w:rPr>
+          <w:lang w:val="es-MX"/>
+        </w:rPr>
+        <w:t>flutter</w:t>
+      </w:r>
+      <w:proofErr w:type="spellEnd"/>
+      <w:r>
+        <w:rPr>
+          <w:lang w:val="es-MX"/>
+        </w:rPr>
+        <w:t xml:space="preserve"> new Project, </w:t>
+      </w:r>
+    </w:p>
+    <w:p>
+      <w:pPr>
+        <w:rPr>
+          <w:lang w:val="es-MX"/>
+        </w:rPr>
+      </w:pPr>
+      <w:r>
+        <w:rPr>
+          <w:lang w:val="es-MX"/>
+        </w:rPr>
+        <w:t xml:space="preserve">Diferentes opciones para programar en </w:t>
+      </w:r>
+      <w:proofErr w:type="spellStart"/>
+      <w:r>
+        <w:rPr>
+          <w:lang w:val="es-MX"/>
+        </w:rPr>
+        <w:t>flutter</w:t>
+      </w:r>
+      <w:proofErr w:type="spellEnd"/>
+      <w:r>
+        <w:rPr>
+          <w:lang w:val="es-MX"/>
+        </w:rPr>
+        <w:t xml:space="preserve">, </w:t>
+      </w:r>
+      <w:proofErr w:type="spellStart"/>
+      <w:r>
+        <w:rPr>
+          <w:b/>
+          <w:bCs/>
+          <w:lang w:val="es-MX"/>
+        </w:rPr>
+        <w:t>empty</w:t>
+      </w:r>
+      <w:proofErr w:type="spellEnd"/>
+      <w:r>
+        <w:rPr>
+          <w:b/>
+          <w:bCs/>
+          <w:lang w:val="es-MX"/>
+        </w:rPr>
+        <w:t xml:space="preserve"> </w:t>
+      </w:r>
+      <w:proofErr w:type="spellStart"/>
+      <w:r>
+        <w:rPr>
+          <w:b/>
+          <w:bCs/>
+          <w:lang w:val="es-MX"/>
+        </w:rPr>
+        <w:t>application</w:t>
+      </w:r>
+      <w:proofErr w:type="spellEnd"/>
       <w:r>
         <w:rPr>
           <w:lang w:val="es-MX"/>
@@ -9622,72 +12588,198 @@
         <w:rPr>
           <w:lang w:val="es-MX"/>
         </w:rPr>
-        <w:t>- Las carpetas que contienen un . al final son código generado automáticamente</w:t>
-      </w:r>
-    </w:p>
-    <w:p>
-      <w:pPr>
-        <w:rPr>
-          <w:lang w:val="es-MX"/>
-        </w:rPr>
-      </w:pPr>
-      <w:r>
-        <w:rPr>
-          <w:lang w:val="es-MX"/>
-        </w:rPr>
-        <w:t>- En Android,ios, mac, Windows, etc. Son proyectos reales de cada sistema como vista</w:t>
-      </w:r>
-    </w:p>
-    <w:p>
-      <w:pPr>
-        <w:rPr>
-          <w:lang w:val="es-MX"/>
-        </w:rPr>
-      </w:pPr>
-      <w:r>
-        <w:rPr>
-          <w:lang w:val="es-MX"/>
-        </w:rPr>
-        <w:t>- Podemos abrir las carpeta en xcode o en Android studio como queramos</w:t>
-      </w:r>
-    </w:p>
-    <w:p>
-      <w:pPr>
-        <w:rPr>
-          <w:lang w:val="es-MX"/>
-        </w:rPr>
-      </w:pPr>
-      <w:r>
-        <w:rPr>
-          <w:lang w:val="es-MX"/>
-        </w:rPr>
-        <w:t>- Nosotros trabajaremos en lib</w:t>
-      </w:r>
-    </w:p>
-    <w:p>
-      <w:pPr>
-        <w:rPr>
-          <w:lang w:val="es-MX"/>
-        </w:rPr>
-      </w:pPr>
-      <w:r>
-        <w:rPr>
-          <w:lang w:val="es-MX"/>
-        </w:rPr>
-        <w:t>- .gitignore indica los ficheros que no queremos que los suba al repositorio</w:t>
-      </w:r>
-    </w:p>
-    <w:p>
-      <w:pPr>
-        <w:rPr>
-          <w:lang w:val="es-MX"/>
-        </w:rPr>
-      </w:pPr>
-      <w:r>
-        <w:rPr>
-          <w:lang w:val="es-MX"/>
-        </w:rPr>
-        <w:t>- pubspec.yaml aquí están las dependencias de nuestro proyecto</w:t>
+        <w:t xml:space="preserve">- Las carpetas que contienen </w:t>
+      </w:r>
+      <w:proofErr w:type="gramStart"/>
+      <w:r>
+        <w:rPr>
+          <w:lang w:val="es-MX"/>
+        </w:rPr>
+        <w:t>un .</w:t>
+      </w:r>
+      <w:proofErr w:type="gramEnd"/>
+      <w:r>
+        <w:rPr>
+          <w:lang w:val="es-MX"/>
+        </w:rPr>
+        <w:t xml:space="preserve"> al final son código generado automáticamente</w:t>
+      </w:r>
+    </w:p>
+    <w:p>
+      <w:pPr>
+        <w:rPr>
+          <w:lang w:val="es-MX"/>
+        </w:rPr>
+      </w:pPr>
+      <w:r>
+        <w:rPr>
+          <w:lang w:val="es-MX"/>
+        </w:rPr>
+        <w:t xml:space="preserve">- En </w:t>
+      </w:r>
+      <w:proofErr w:type="spellStart"/>
+      <w:proofErr w:type="gramStart"/>
+      <w:r>
+        <w:rPr>
+          <w:lang w:val="es-MX"/>
+        </w:rPr>
+        <w:t>Android,ios</w:t>
+      </w:r>
+      <w:proofErr w:type="spellEnd"/>
+      <w:proofErr w:type="gramEnd"/>
+      <w:r>
+        <w:rPr>
+          <w:lang w:val="es-MX"/>
+        </w:rPr>
+        <w:t xml:space="preserve">, </w:t>
+      </w:r>
+      <w:proofErr w:type="spellStart"/>
+      <w:r>
+        <w:rPr>
+          <w:lang w:val="es-MX"/>
+        </w:rPr>
+        <w:t>mac</w:t>
+      </w:r>
+      <w:proofErr w:type="spellEnd"/>
+      <w:r>
+        <w:rPr>
+          <w:lang w:val="es-MX"/>
+        </w:rPr>
+        <w:t>, Windows, etc. Son proyectos reales de cada sistema como vista</w:t>
+      </w:r>
+    </w:p>
+    <w:p>
+      <w:pPr>
+        <w:rPr>
+          <w:lang w:val="es-MX"/>
+        </w:rPr>
+      </w:pPr>
+      <w:r>
+        <w:rPr>
+          <w:lang w:val="es-MX"/>
+        </w:rPr>
+        <w:t xml:space="preserve">- Podemos abrir </w:t>
+      </w:r>
+      <w:proofErr w:type="gramStart"/>
+      <w:r>
+        <w:rPr>
+          <w:lang w:val="es-MX"/>
+        </w:rPr>
+        <w:t>las carpeta</w:t>
+      </w:r>
+      <w:proofErr w:type="gramEnd"/>
+      <w:r>
+        <w:rPr>
+          <w:lang w:val="es-MX"/>
+        </w:rPr>
+        <w:t xml:space="preserve"> en </w:t>
+      </w:r>
+      <w:proofErr w:type="spellStart"/>
+      <w:r>
+        <w:rPr>
+          <w:lang w:val="es-MX"/>
+        </w:rPr>
+        <w:t>xcode</w:t>
+      </w:r>
+      <w:proofErr w:type="spellEnd"/>
+      <w:r>
+        <w:rPr>
+          <w:lang w:val="es-MX"/>
+        </w:rPr>
+        <w:t xml:space="preserve"> o en Android </w:t>
+      </w:r>
+      <w:proofErr w:type="spellStart"/>
+      <w:r>
+        <w:rPr>
+          <w:lang w:val="es-MX"/>
+        </w:rPr>
+        <w:t>studio</w:t>
+      </w:r>
+      <w:proofErr w:type="spellEnd"/>
+      <w:r>
+        <w:rPr>
+          <w:lang w:val="es-MX"/>
+        </w:rPr>
+        <w:t xml:space="preserve"> como queramos</w:t>
+      </w:r>
+    </w:p>
+    <w:p>
+      <w:pPr>
+        <w:rPr>
+          <w:lang w:val="es-MX"/>
+        </w:rPr>
+      </w:pPr>
+      <w:r>
+        <w:rPr>
+          <w:lang w:val="es-MX"/>
+        </w:rPr>
+        <w:t xml:space="preserve">- Nosotros trabajaremos en </w:t>
+      </w:r>
+      <w:proofErr w:type="spellStart"/>
+      <w:r>
+        <w:rPr>
+          <w:lang w:val="es-MX"/>
+        </w:rPr>
+        <w:t>lib</w:t>
+      </w:r>
+      <w:proofErr w:type="spellEnd"/>
+    </w:p>
+    <w:p>
+      <w:pPr>
+        <w:rPr>
+          <w:lang w:val="es-MX"/>
+        </w:rPr>
+      </w:pPr>
+      <w:proofErr w:type="gramStart"/>
+      <w:r>
+        <w:rPr>
+          <w:lang w:val="es-MX"/>
+        </w:rPr>
+        <w:t>- .</w:t>
+      </w:r>
+      <w:proofErr w:type="spellStart"/>
+      <w:r>
+        <w:rPr>
+          <w:lang w:val="es-MX"/>
+        </w:rPr>
+        <w:t>gitignore</w:t>
+      </w:r>
+      <w:proofErr w:type="spellEnd"/>
+      <w:proofErr w:type="gramEnd"/>
+      <w:r>
+        <w:rPr>
+          <w:lang w:val="es-MX"/>
+        </w:rPr>
+        <w:t xml:space="preserve"> indica los ficheros que no queremos que los suba al repositorio</w:t>
+      </w:r>
+    </w:p>
+    <w:p>
+      <w:pPr>
+        <w:rPr>
+          <w:lang w:val="es-MX"/>
+        </w:rPr>
+      </w:pPr>
+      <w:r>
+        <w:rPr>
+          <w:lang w:val="es-MX"/>
+        </w:rPr>
+        <w:t xml:space="preserve">- </w:t>
+      </w:r>
+      <w:proofErr w:type="spellStart"/>
+      <w:proofErr w:type="gramStart"/>
+      <w:r>
+        <w:rPr>
+          <w:lang w:val="es-MX"/>
+        </w:rPr>
+        <w:t>pubspec.yaml</w:t>
+      </w:r>
+      <w:proofErr w:type="spellEnd"/>
+      <w:proofErr w:type="gramEnd"/>
+      <w:r>
+        <w:rPr>
+          <w:lang w:val="es-MX"/>
+        </w:rPr>
+        <w:t xml:space="preserve"> aquí están las dependencias de nuestro proyecto</w:t>
       </w:r>
     </w:p>
     <w:p>
@@ -9767,12 +12859,76 @@
     </w:p>
     <w:p>
       <w:r>
-        <w:t>Android 14.0 ("UpsideDownCake") Google APIs Intel x86_64 Atom System Image ← necesitas marcar esto</w:t>
-      </w:r>
-    </w:p>
-    <w:p>
-      <w:r>
-        <w:t xml:space="preserve"> Google Play Intel x86_64 Atom System Image ← o este</w:t>
+        <w:t>Android 14.0 ("</w:t>
+      </w:r>
+      <w:proofErr w:type="spellStart"/>
+      <w:r>
+        <w:t>UpsideDownCake</w:t>
+      </w:r>
+      <w:proofErr w:type="spellEnd"/>
+      <w:r>
+        <w:t xml:space="preserve">") Google </w:t>
+      </w:r>
+      <w:proofErr w:type="spellStart"/>
+      <w:r>
+        <w:t>APIs</w:t>
+      </w:r>
+      <w:proofErr w:type="spellEnd"/>
+      <w:r>
+        <w:t xml:space="preserve"> Intel x86_64 </w:t>
+      </w:r>
+      <w:proofErr w:type="spellStart"/>
+      <w:r>
+        <w:t>Atom</w:t>
+      </w:r>
+      <w:proofErr w:type="spellEnd"/>
+      <w:r>
+        <w:t xml:space="preserve"> </w:t>
+      </w:r>
+      <w:proofErr w:type="spellStart"/>
+      <w:r>
+        <w:t>System</w:t>
+      </w:r>
+      <w:proofErr w:type="spellEnd"/>
+      <w:r>
+        <w:t xml:space="preserve"> </w:t>
+      </w:r>
+      <w:proofErr w:type="spellStart"/>
+      <w:r>
+        <w:t>Image</w:t>
+      </w:r>
+      <w:proofErr w:type="spellEnd"/>
+      <w:r>
+        <w:t xml:space="preserve"> ← necesitas marcar esto</w:t>
+      </w:r>
+    </w:p>
+    <w:p>
+      <w:r>
+        <w:t xml:space="preserve"> Google Play Intel x86_64 </w:t>
+      </w:r>
+      <w:proofErr w:type="spellStart"/>
+      <w:r>
+        <w:t>Atom</w:t>
+      </w:r>
+      <w:proofErr w:type="spellEnd"/>
+      <w:r>
+        <w:t xml:space="preserve"> </w:t>
+      </w:r>
+      <w:proofErr w:type="spellStart"/>
+      <w:r>
+        <w:t>System</w:t>
+      </w:r>
+      <w:proofErr w:type="spellEnd"/>
+      <w:r>
+        <w:t xml:space="preserve"> </w:t>
+      </w:r>
+      <w:proofErr w:type="spellStart"/>
+      <w:r>
+        <w:t>Image</w:t>
+      </w:r>
+      <w:proofErr w:type="spellEnd"/>
+      <w:r>
+        <w:t xml:space="preserve"> ← o este</w:t>
       </w:r>
     </w:p>
     <w:p>
@@ -9780,7 +12936,31 @@
         <w:t xml:space="preserve">Debemos descargar eso en </w:t>
       </w:r>
       <w:r>
-        <w:t>el sdk platafforms, solo uno de esos para que no hayga errores</w:t>
+        <w:t xml:space="preserve">el </w:t>
+      </w:r>
+      <w:proofErr w:type="spellStart"/>
+      <w:r>
+        <w:t>sdk</w:t>
+      </w:r>
+      <w:proofErr w:type="spellEnd"/>
+      <w:r>
+        <w:t xml:space="preserve"> </w:t>
+      </w:r>
+      <w:proofErr w:type="spellStart"/>
+      <w:r>
+        <w:t>platafforms</w:t>
+      </w:r>
+      <w:proofErr w:type="spellEnd"/>
+      <w:r>
+        <w:t xml:space="preserve">, solo uno de esos para que no </w:t>
+      </w:r>
+      <w:proofErr w:type="spellStart"/>
+      <w:r>
+        <w:t>hayga</w:t>
+      </w:r>
+      <w:proofErr w:type="spellEnd"/>
+      <w:r>
+        <w:t xml:space="preserve"> errores</w:t>
       </w:r>
     </w:p>
     <w:p>
@@ -9814,22 +12994,107 @@
     </w:p>
     <w:p>
       <w:r>
-        <w:t xml:space="preserve">- Flutter clean -&gt; Limpia archivos corruptos dentro del build </w:t>
-      </w:r>
-    </w:p>
-    <w:p>
-      <w:r>
-        <w:t>- Flutter pub get -&gt; Actualiza los archivos faltantes</w:t>
-      </w:r>
-    </w:p>
-    <w:p>
-      <w:r>
-        <w:t>- Flutter run -&gt; Debemos tener el emulador corriendo</w:t>
-      </w:r>
-    </w:p>
-    <w:p>
-      <w:r>
-        <w:t xml:space="preserve">- Para haces la actualización solo hacemos  ctrl + s o vamos a configuración y buscamos hot reload, de flutter y le seleccionamos la </w:t>
+        <w:t xml:space="preserve">- </w:t>
+      </w:r>
+      <w:proofErr w:type="spellStart"/>
+      <w:r>
+        <w:t>Flutter</w:t>
+      </w:r>
+      <w:proofErr w:type="spellEnd"/>
+      <w:r>
+        <w:t xml:space="preserve"> </w:t>
+      </w:r>
+      <w:proofErr w:type="spellStart"/>
+      <w:r>
+        <w:t>clean</w:t>
+      </w:r>
+      <w:proofErr w:type="spellEnd"/>
+      <w:r>
+        <w:t xml:space="preserve"> -&gt; Limpia archivos corruptos dentro del </w:t>
+      </w:r>
+      <w:proofErr w:type="spellStart"/>
+      <w:r>
+        <w:t>build</w:t>
+      </w:r>
+      <w:proofErr w:type="spellEnd"/>
+      <w:r>
+        <w:t xml:space="preserve"> </w:t>
+      </w:r>
+    </w:p>
+    <w:p>
+      <w:r>
+        <w:t xml:space="preserve">- </w:t>
+      </w:r>
+      <w:proofErr w:type="spellStart"/>
+      <w:r>
+        <w:t>Flutter</w:t>
+      </w:r>
+      <w:proofErr w:type="spellEnd"/>
+      <w:r>
+        <w:t xml:space="preserve"> pub </w:t>
+      </w:r>
+      <w:proofErr w:type="spellStart"/>
+      <w:r>
+        <w:t>get</w:t>
+      </w:r>
+      <w:proofErr w:type="spellEnd"/>
+      <w:r>
+        <w:t xml:space="preserve"> -&gt; Actualiza los archivos faltantes</w:t>
+      </w:r>
+    </w:p>
+    <w:p>
+      <w:r>
+        <w:t xml:space="preserve">- </w:t>
+      </w:r>
+      <w:proofErr w:type="spellStart"/>
+      <w:r>
+        <w:t>Flutter</w:t>
+      </w:r>
+      <w:proofErr w:type="spellEnd"/>
+      <w:r>
+        <w:t xml:space="preserve"> run -&gt; Debemos tener el emulador corriendo</w:t>
+      </w:r>
+    </w:p>
+    <w:p>
+      <w:r>
+        <w:t xml:space="preserve">- Para haces la actualización solo </w:t>
+      </w:r>
+      <w:proofErr w:type="gramStart"/>
+      <w:r>
+        <w:t xml:space="preserve">hacemos  </w:t>
+      </w:r>
+      <w:proofErr w:type="spellStart"/>
+      <w:r>
+        <w:t>ctrl</w:t>
+      </w:r>
+      <w:proofErr w:type="spellEnd"/>
+      <w:proofErr w:type="gramEnd"/>
+      <w:r>
+        <w:t xml:space="preserve"> + s o vamos a configuración y buscamos </w:t>
+      </w:r>
+      <w:proofErr w:type="spellStart"/>
+      <w:r>
+        <w:t>hot</w:t>
+      </w:r>
+      <w:proofErr w:type="spellEnd"/>
+      <w:r>
+        <w:t xml:space="preserve"> </w:t>
+      </w:r>
+      <w:proofErr w:type="spellStart"/>
+      <w:r>
+        <w:t>reload</w:t>
+      </w:r>
+      <w:proofErr w:type="spellEnd"/>
+      <w:r>
+        <w:t xml:space="preserve">, de </w:t>
+      </w:r>
+      <w:proofErr w:type="spellStart"/>
+      <w:r>
+        <w:t>flutter</w:t>
+      </w:r>
+      <w:proofErr w:type="spellEnd"/>
+      <w:r>
+        <w:t xml:space="preserve"> y le seleccionamos la </w:t>
       </w:r>
       <w:r>
         <w:t>opción</w:t>
@@ -9849,7 +13114,25 @@
           <w:lang w:val="es-MX"/>
         </w:rPr>
         <w:lastRenderedPageBreak/>
-        <w:t>Comandos básicos para agregar en mi git)</w:t>
+        <w:t xml:space="preserve">Comandos básicos para agregar en mi </w:t>
+      </w:r>
+      <w:proofErr w:type="spellStart"/>
+      <w:r>
+        <w:rPr>
+          <w:b/>
+          <w:bCs/>
+          <w:lang w:val="es-MX"/>
+        </w:rPr>
+        <w:t>git</w:t>
+      </w:r>
+      <w:proofErr w:type="spellEnd"/>
+      <w:r>
+        <w:rPr>
+          <w:b/>
+          <w:bCs/>
+          <w:lang w:val="es-MX"/>
+        </w:rPr>
+        <w:t>)</w:t>
       </w:r>
       <w:r>
         <w:rPr>
@@ -9859,72 +13142,265 @@
         </w:rPr>
         <w:br/>
       </w:r>
-      <w:r>
-        <w:rPr>
-          <w:bCs/>
-          <w:lang w:val="es-MX"/>
-        </w:rPr>
-        <w:t>git init</w:t>
-      </w:r>
-    </w:p>
-    <w:p>
-      <w:pPr>
-        <w:rPr>
-          <w:bCs/>
-          <w:lang w:val="es-MX"/>
-        </w:rPr>
-      </w:pPr>
-      <w:r>
-        <w:rPr>
-          <w:bCs/>
-          <w:lang w:val="es-MX"/>
-        </w:rPr>
-        <w:t>git add .</w:t>
-      </w:r>
-    </w:p>
-    <w:p>
-      <w:pPr>
-        <w:rPr>
-          <w:bCs/>
-          <w:lang w:val="es-MX"/>
-        </w:rPr>
-      </w:pPr>
-      <w:r>
-        <w:rPr>
-          <w:bCs/>
-          <w:lang w:val="es-MX"/>
-        </w:rPr>
-        <w:t>git commit -m "first commit"</w:t>
-      </w:r>
-    </w:p>
-    <w:p>
-      <w:pPr>
-        <w:rPr>
-          <w:bCs/>
-          <w:lang w:val="es-MX"/>
-        </w:rPr>
-      </w:pPr>
-      <w:r>
-        <w:rPr>
-          <w:bCs/>
-          <w:lang w:val="es-MX"/>
-        </w:rPr>
-        <w:t>git branch -M main</w:t>
-      </w:r>
-    </w:p>
-    <w:p>
-      <w:pPr>
-        <w:rPr>
-          <w:bCs/>
-          <w:lang w:val="es-MX"/>
-        </w:rPr>
-      </w:pPr>
-      <w:r>
-        <w:rPr>
-          <w:bCs/>
-          <w:lang w:val="es-MX"/>
-        </w:rPr>
-        <w:t xml:space="preserve">git remote add origin </w:t>
+      <w:proofErr w:type="spellStart"/>
+      <w:r>
+        <w:rPr>
+          <w:bCs/>
+          <w:lang w:val="es-MX"/>
+        </w:rPr>
+        <w:t>git</w:t>
+      </w:r>
+      <w:proofErr w:type="spellEnd"/>
+      <w:r>
+        <w:rPr>
+          <w:bCs/>
+          <w:lang w:val="es-MX"/>
+        </w:rPr>
+        <w:t xml:space="preserve"> </w:t>
+      </w:r>
+      <w:proofErr w:type="spellStart"/>
+      <w:r>
+        <w:rPr>
+          <w:bCs/>
+          <w:lang w:val="es-MX"/>
+        </w:rPr>
+        <w:t>init</w:t>
+      </w:r>
+      <w:proofErr w:type="spellEnd"/>
+    </w:p>
+    <w:p>
+      <w:pPr>
+        <w:rPr>
+          <w:bCs/>
+          <w:lang w:val="es-MX"/>
+        </w:rPr>
+      </w:pPr>
+      <w:proofErr w:type="spellStart"/>
+      <w:r>
+        <w:rPr>
+          <w:bCs/>
+          <w:lang w:val="es-MX"/>
+        </w:rPr>
+        <w:t>git</w:t>
+      </w:r>
+      <w:proofErr w:type="spellEnd"/>
+      <w:r>
+        <w:rPr>
+          <w:bCs/>
+          <w:lang w:val="es-MX"/>
+        </w:rPr>
+        <w:t xml:space="preserve"> </w:t>
+      </w:r>
+      <w:proofErr w:type="spellStart"/>
+      <w:proofErr w:type="gramStart"/>
+      <w:r>
+        <w:rPr>
+          <w:bCs/>
+          <w:lang w:val="es-MX"/>
+        </w:rPr>
+        <w:t>add</w:t>
+      </w:r>
+      <w:proofErr w:type="spellEnd"/>
+      <w:r>
+        <w:rPr>
+          <w:bCs/>
+          <w:lang w:val="es-MX"/>
+        </w:rPr>
+        <w:t xml:space="preserve"> .</w:t>
+      </w:r>
+      <w:proofErr w:type="gramEnd"/>
+    </w:p>
+    <w:p>
+      <w:pPr>
+        <w:rPr>
+          <w:bCs/>
+          <w:lang w:val="es-MX"/>
+        </w:rPr>
+      </w:pPr>
+      <w:proofErr w:type="spellStart"/>
+      <w:r>
+        <w:rPr>
+          <w:bCs/>
+          <w:lang w:val="es-MX"/>
+        </w:rPr>
+        <w:t>git</w:t>
+      </w:r>
+      <w:proofErr w:type="spellEnd"/>
+      <w:r>
+        <w:rPr>
+          <w:bCs/>
+          <w:lang w:val="es-MX"/>
+        </w:rPr>
+        <w:t xml:space="preserve"> </w:t>
+      </w:r>
+      <w:proofErr w:type="spellStart"/>
+      <w:r>
+        <w:rPr>
+          <w:bCs/>
+          <w:lang w:val="es-MX"/>
+        </w:rPr>
+        <w:t>commit</w:t>
+      </w:r>
+      <w:proofErr w:type="spellEnd"/>
+      <w:r>
+        <w:rPr>
+          <w:bCs/>
+          <w:lang w:val="es-MX"/>
+        </w:rPr>
+        <w:t xml:space="preserve"> -m "</w:t>
+      </w:r>
+      <w:proofErr w:type="spellStart"/>
+      <w:r>
+        <w:rPr>
+          <w:bCs/>
+          <w:lang w:val="es-MX"/>
+        </w:rPr>
+        <w:t>first</w:t>
+      </w:r>
+      <w:proofErr w:type="spellEnd"/>
+      <w:r>
+        <w:rPr>
+          <w:bCs/>
+          <w:lang w:val="es-MX"/>
+        </w:rPr>
+        <w:t xml:space="preserve"> </w:t>
+      </w:r>
+      <w:proofErr w:type="spellStart"/>
+      <w:r>
+        <w:rPr>
+          <w:bCs/>
+          <w:lang w:val="es-MX"/>
+        </w:rPr>
+        <w:t>commit</w:t>
+      </w:r>
+      <w:proofErr w:type="spellEnd"/>
+      <w:r>
+        <w:rPr>
+          <w:bCs/>
+          <w:lang w:val="es-MX"/>
+        </w:rPr>
+        <w:t>"</w:t>
+      </w:r>
+    </w:p>
+    <w:p>
+      <w:pPr>
+        <w:rPr>
+          <w:bCs/>
+          <w:lang w:val="es-MX"/>
+        </w:rPr>
+      </w:pPr>
+      <w:proofErr w:type="spellStart"/>
+      <w:r>
+        <w:rPr>
+          <w:bCs/>
+          <w:lang w:val="es-MX"/>
+        </w:rPr>
+        <w:t>git</w:t>
+      </w:r>
+      <w:proofErr w:type="spellEnd"/>
+      <w:r>
+        <w:rPr>
+          <w:bCs/>
+          <w:lang w:val="es-MX"/>
+        </w:rPr>
+        <w:t xml:space="preserve"> </w:t>
+      </w:r>
+      <w:proofErr w:type="spellStart"/>
+      <w:r>
+        <w:rPr>
+          <w:bCs/>
+          <w:lang w:val="es-MX"/>
+        </w:rPr>
+        <w:t>branch</w:t>
+      </w:r>
+      <w:proofErr w:type="spellEnd"/>
+      <w:r>
+        <w:rPr>
+          <w:bCs/>
+          <w:lang w:val="es-MX"/>
+        </w:rPr>
+        <w:t xml:space="preserve"> -M </w:t>
+      </w:r>
+      <w:proofErr w:type="spellStart"/>
+      <w:r>
+        <w:rPr>
+          <w:bCs/>
+          <w:lang w:val="es-MX"/>
+        </w:rPr>
+        <w:t>main</w:t>
+      </w:r>
+      <w:proofErr w:type="spellEnd"/>
+    </w:p>
+    <w:p>
+      <w:pPr>
+        <w:rPr>
+          <w:bCs/>
+          <w:lang w:val="es-MX"/>
+        </w:rPr>
+      </w:pPr>
+      <w:proofErr w:type="spellStart"/>
+      <w:r>
+        <w:rPr>
+          <w:bCs/>
+          <w:lang w:val="es-MX"/>
+        </w:rPr>
+        <w:t>git</w:t>
+      </w:r>
+      <w:proofErr w:type="spellEnd"/>
+      <w:r>
+        <w:rPr>
+          <w:bCs/>
+          <w:lang w:val="es-MX"/>
+        </w:rPr>
+        <w:t xml:space="preserve"> </w:t>
+      </w:r>
+      <w:proofErr w:type="spellStart"/>
+      <w:r>
+        <w:rPr>
+          <w:bCs/>
+          <w:lang w:val="es-MX"/>
+        </w:rPr>
+        <w:t>remote</w:t>
+      </w:r>
+      <w:proofErr w:type="spellEnd"/>
+      <w:r>
+        <w:rPr>
+          <w:bCs/>
+          <w:lang w:val="es-MX"/>
+        </w:rPr>
+        <w:t xml:space="preserve"> </w:t>
+      </w:r>
+      <w:proofErr w:type="spellStart"/>
+      <w:r>
+        <w:rPr>
+          <w:bCs/>
+          <w:lang w:val="es-MX"/>
+        </w:rPr>
+        <w:t>add</w:t>
+      </w:r>
+      <w:proofErr w:type="spellEnd"/>
+      <w:r>
+        <w:rPr>
+          <w:bCs/>
+          <w:lang w:val="es-MX"/>
+        </w:rPr>
+        <w:t xml:space="preserve"> </w:t>
+      </w:r>
+      <w:proofErr w:type="spellStart"/>
+      <w:r>
+        <w:rPr>
+          <w:bCs/>
+          <w:lang w:val="es-MX"/>
+        </w:rPr>
+        <w:t>origin</w:t>
+      </w:r>
+      <w:proofErr w:type="spellEnd"/>
+      <w:r>
+        <w:rPr>
+          <w:bCs/>
+          <w:lang w:val="es-MX"/>
+        </w:rPr>
+        <w:t xml:space="preserve"> </w:t>
       </w:r>
       <w:hyperlink r:id="rId6" w:history="1">
         <w:r>
@@ -9941,69 +13417,246 @@
           <w:bCs/>
           <w:lang w:val="es-MX"/>
         </w:rPr>
-        <w:t xml:space="preserve"> -&gt; Link de mi github</w:t>
-      </w:r>
-    </w:p>
-    <w:p>
-      <w:pPr>
-        <w:rPr>
-          <w:bCs/>
-          <w:lang w:val="es-MX"/>
-        </w:rPr>
-      </w:pPr>
-      <w:r>
-        <w:rPr>
-          <w:bCs/>
-          <w:lang w:val="es-MX"/>
-        </w:rPr>
-        <w:t>git push -u origin main</w:t>
-      </w:r>
-    </w:p>
-    <w:p>
-      <w:pPr>
-        <w:rPr>
-          <w:b/>
-          <w:bCs/>
-          <w:lang w:val="es-MX"/>
-        </w:rPr>
-      </w:pPr>
-      <w:r>
-        <w:rPr>
-          <w:b/>
-          <w:bCs/>
-          <w:lang w:val="es-MX"/>
-        </w:rPr>
-        <w:t>No olvidarse del git –config)</w:t>
-      </w:r>
-    </w:p>
-    <w:p>
-      <w:pPr>
-        <w:rPr>
-          <w:bCs/>
-          <w:lang w:val="es-MX"/>
-        </w:rPr>
-      </w:pPr>
-      <w:r>
-        <w:rPr>
-          <w:bCs/>
-          <w:lang w:val="es-MX"/>
-        </w:rPr>
-        <w:t>git config --global user.name "TuNombre"</w:t>
-      </w:r>
-    </w:p>
-    <w:p>
-      <w:pPr>
-        <w:rPr>
-          <w:bCs/>
-          <w:lang w:val="es-MX"/>
-        </w:rPr>
-      </w:pPr>
-      <w:r>
-        <w:rPr>
-          <w:bCs/>
-          <w:lang w:val="es-MX"/>
-        </w:rPr>
-        <w:t xml:space="preserve">git config --global user.email </w:t>
+        <w:t xml:space="preserve"> -&gt; Link de mi </w:t>
+      </w:r>
+      <w:proofErr w:type="spellStart"/>
+      <w:r>
+        <w:rPr>
+          <w:bCs/>
+          <w:lang w:val="es-MX"/>
+        </w:rPr>
+        <w:t>github</w:t>
+      </w:r>
+      <w:proofErr w:type="spellEnd"/>
+    </w:p>
+    <w:p>
+      <w:pPr>
+        <w:rPr>
+          <w:bCs/>
+          <w:lang w:val="es-MX"/>
+        </w:rPr>
+      </w:pPr>
+      <w:proofErr w:type="spellStart"/>
+      <w:r>
+        <w:rPr>
+          <w:bCs/>
+          <w:lang w:val="es-MX"/>
+        </w:rPr>
+        <w:t>git</w:t>
+      </w:r>
+      <w:proofErr w:type="spellEnd"/>
+      <w:r>
+        <w:rPr>
+          <w:bCs/>
+          <w:lang w:val="es-MX"/>
+        </w:rPr>
+        <w:t xml:space="preserve"> </w:t>
+      </w:r>
+      <w:proofErr w:type="spellStart"/>
+      <w:r>
+        <w:rPr>
+          <w:bCs/>
+          <w:lang w:val="es-MX"/>
+        </w:rPr>
+        <w:t>push</w:t>
+      </w:r>
+      <w:proofErr w:type="spellEnd"/>
+      <w:r>
+        <w:rPr>
+          <w:bCs/>
+          <w:lang w:val="es-MX"/>
+        </w:rPr>
+        <w:t xml:space="preserve"> -u </w:t>
+      </w:r>
+      <w:proofErr w:type="spellStart"/>
+      <w:r>
+        <w:rPr>
+          <w:bCs/>
+          <w:lang w:val="es-MX"/>
+        </w:rPr>
+        <w:t>origin</w:t>
+      </w:r>
+      <w:proofErr w:type="spellEnd"/>
+      <w:r>
+        <w:rPr>
+          <w:bCs/>
+          <w:lang w:val="es-MX"/>
+        </w:rPr>
+        <w:t xml:space="preserve"> </w:t>
+      </w:r>
+      <w:proofErr w:type="spellStart"/>
+      <w:r>
+        <w:rPr>
+          <w:bCs/>
+          <w:lang w:val="es-MX"/>
+        </w:rPr>
+        <w:t>main</w:t>
+      </w:r>
+      <w:proofErr w:type="spellEnd"/>
+    </w:p>
+    <w:p>
+      <w:pPr>
+        <w:rPr>
+          <w:b/>
+          <w:bCs/>
+          <w:lang w:val="es-MX"/>
+        </w:rPr>
+      </w:pPr>
+      <w:r>
+        <w:rPr>
+          <w:b/>
+          <w:bCs/>
+          <w:lang w:val="es-MX"/>
+        </w:rPr>
+        <w:t xml:space="preserve">No olvidarse del </w:t>
+      </w:r>
+      <w:proofErr w:type="spellStart"/>
+      <w:r>
+        <w:rPr>
+          <w:b/>
+          <w:bCs/>
+          <w:lang w:val="es-MX"/>
+        </w:rPr>
+        <w:t>git</w:t>
+      </w:r>
+      <w:proofErr w:type="spellEnd"/>
+      <w:r>
+        <w:rPr>
+          <w:b/>
+          <w:bCs/>
+          <w:lang w:val="es-MX"/>
+        </w:rPr>
+        <w:t xml:space="preserve"> –</w:t>
+      </w:r>
+      <w:proofErr w:type="spellStart"/>
+      <w:r>
+        <w:rPr>
+          <w:b/>
+          <w:bCs/>
+          <w:lang w:val="es-MX"/>
+        </w:rPr>
+        <w:t>config</w:t>
+      </w:r>
+      <w:proofErr w:type="spellEnd"/>
+      <w:r>
+        <w:rPr>
+          <w:b/>
+          <w:bCs/>
+          <w:lang w:val="es-MX"/>
+        </w:rPr>
+        <w:t>)</w:t>
+      </w:r>
+    </w:p>
+    <w:p>
+      <w:pPr>
+        <w:rPr>
+          <w:bCs/>
+          <w:lang w:val="es-MX"/>
+        </w:rPr>
+      </w:pPr>
+      <w:proofErr w:type="spellStart"/>
+      <w:r>
+        <w:rPr>
+          <w:bCs/>
+          <w:lang w:val="es-MX"/>
+        </w:rPr>
+        <w:t>git</w:t>
+      </w:r>
+      <w:proofErr w:type="spellEnd"/>
+      <w:r>
+        <w:rPr>
+          <w:bCs/>
+          <w:lang w:val="es-MX"/>
+        </w:rPr>
+        <w:t xml:space="preserve"> </w:t>
+      </w:r>
+      <w:proofErr w:type="spellStart"/>
+      <w:r>
+        <w:rPr>
+          <w:bCs/>
+          <w:lang w:val="es-MX"/>
+        </w:rPr>
+        <w:t>config</w:t>
+      </w:r>
+      <w:proofErr w:type="spellEnd"/>
+      <w:r>
+        <w:rPr>
+          <w:bCs/>
+          <w:lang w:val="es-MX"/>
+        </w:rPr>
+        <w:t xml:space="preserve"> --global user.name "</w:t>
+      </w:r>
+      <w:proofErr w:type="spellStart"/>
+      <w:r>
+        <w:rPr>
+          <w:bCs/>
+          <w:lang w:val="es-MX"/>
+        </w:rPr>
+        <w:t>TuNombre</w:t>
+      </w:r>
+      <w:proofErr w:type="spellEnd"/>
+      <w:r>
+        <w:rPr>
+          <w:bCs/>
+          <w:lang w:val="es-MX"/>
+        </w:rPr>
+        <w:t>"</w:t>
+      </w:r>
+    </w:p>
+    <w:p>
+      <w:pPr>
+        <w:rPr>
+          <w:bCs/>
+          <w:lang w:val="es-MX"/>
+        </w:rPr>
+      </w:pPr>
+      <w:proofErr w:type="spellStart"/>
+      <w:r>
+        <w:rPr>
+          <w:bCs/>
+          <w:lang w:val="es-MX"/>
+        </w:rPr>
+        <w:t>git</w:t>
+      </w:r>
+      <w:proofErr w:type="spellEnd"/>
+      <w:r>
+        <w:rPr>
+          <w:bCs/>
+          <w:lang w:val="es-MX"/>
+        </w:rPr>
+        <w:t xml:space="preserve"> </w:t>
+      </w:r>
+      <w:proofErr w:type="spellStart"/>
+      <w:r>
+        <w:rPr>
+          <w:bCs/>
+          <w:lang w:val="es-MX"/>
+        </w:rPr>
+        <w:t>config</w:t>
+      </w:r>
+      <w:proofErr w:type="spellEnd"/>
+      <w:r>
+        <w:rPr>
+          <w:bCs/>
+          <w:lang w:val="es-MX"/>
+        </w:rPr>
+        <w:t xml:space="preserve"> --global </w:t>
+      </w:r>
+      <w:proofErr w:type="spellStart"/>
+      <w:r>
+        <w:rPr>
+          <w:bCs/>
+          <w:lang w:val="es-MX"/>
+        </w:rPr>
+        <w:t>user.email</w:t>
+      </w:r>
+      <w:proofErr w:type="spellEnd"/>
+      <w:r>
+        <w:rPr>
+          <w:bCs/>
+          <w:lang w:val="es-MX"/>
+        </w:rPr>
+        <w:t xml:space="preserve"> </w:t>
       </w:r>
       <w:hyperlink r:id="rId7" w:history="1">
         <w:r>
@@ -10031,12 +13684,37 @@
           <w:lang w:val="es-MX"/>
         </w:rPr>
       </w:pPr>
-      <w:r>
-        <w:rPr>
-          <w:bCs/>
-          <w:lang w:val="es-MX"/>
-        </w:rPr>
-        <w:t>git remote -v -&gt; Para saber si estamos conectado al repositorio</w:t>
+      <w:proofErr w:type="spellStart"/>
+      <w:r>
+        <w:rPr>
+          <w:bCs/>
+          <w:lang w:val="es-MX"/>
+        </w:rPr>
+        <w:t>git</w:t>
+      </w:r>
+      <w:proofErr w:type="spellEnd"/>
+      <w:r>
+        <w:rPr>
+          <w:bCs/>
+          <w:lang w:val="es-MX"/>
+        </w:rPr>
+        <w:t xml:space="preserve"> </w:t>
+      </w:r>
+      <w:proofErr w:type="spellStart"/>
+      <w:r>
+        <w:rPr>
+          <w:bCs/>
+          <w:lang w:val="es-MX"/>
+        </w:rPr>
+        <w:t>remote</w:t>
+      </w:r>
+      <w:proofErr w:type="spellEnd"/>
+      <w:r>
+        <w:rPr>
+          <w:bCs/>
+          <w:lang w:val="es-MX"/>
+        </w:rPr>
+        <w:t xml:space="preserve"> -v -&gt; Para saber si estamos conectado al repositorio</w:t>
       </w:r>
     </w:p>
     <w:p>
@@ -10063,12 +13741,21 @@
           <w:lang w:val="es-MX"/>
         </w:rPr>
       </w:pPr>
-      <w:r>
-        <w:rPr>
-          <w:bCs/>
-          <w:lang w:val="es-MX"/>
-        </w:rPr>
-        <w:t xml:space="preserve">git clone </w:t>
+      <w:proofErr w:type="spellStart"/>
+      <w:r>
+        <w:rPr>
+          <w:bCs/>
+          <w:lang w:val="es-MX"/>
+        </w:rPr>
+        <w:t>git</w:t>
+      </w:r>
+      <w:proofErr w:type="spellEnd"/>
+      <w:r>
+        <w:rPr>
+          <w:bCs/>
+          <w:lang w:val="es-MX"/>
+        </w:rPr>
+        <w:t xml:space="preserve"> clone </w:t>
       </w:r>
       <w:hyperlink r:id="rId8" w:history="1">
         <w:r>
@@ -10129,60 +13816,140 @@
           <w:lang w:val="es-MX"/>
         </w:rPr>
       </w:pPr>
-      <w:r>
-        <w:rPr>
-          <w:bCs/>
-          <w:lang w:val="es-MX"/>
-        </w:rPr>
-        <w:t>git add .</w:t>
-      </w:r>
-    </w:p>
-    <w:p>
-      <w:pPr>
-        <w:rPr>
-          <w:bCs/>
-          <w:lang w:val="es-MX"/>
-        </w:rPr>
-      </w:pPr>
-      <w:r>
-        <w:rPr>
-          <w:bCs/>
-          <w:lang w:val="es-MX"/>
-        </w:rPr>
-        <w:t>git commit -m "agrego ejercicio de listas"</w:t>
-      </w:r>
-    </w:p>
-    <w:p>
-      <w:pPr>
-        <w:rPr>
-          <w:bCs/>
-          <w:lang w:val="es-MX"/>
-        </w:rPr>
-      </w:pPr>
-      <w:r>
-        <w:rPr>
-          <w:bCs/>
-          <w:lang w:val="es-MX"/>
-        </w:rPr>
-        <w:t>git push</w:t>
-      </w:r>
-    </w:p>
-    <w:p>
-      <w:pPr>
-        <w:rPr>
-          <w:b/>
-          <w:bCs/>
-          <w:lang w:val="es-MX"/>
-        </w:rPr>
-      </w:pPr>
-      <w:r>
-        <w:rPr>
-          <w:b/>
-          <w:bCs/>
-          <w:lang w:val="es-MX"/>
-        </w:rPr>
-        <w:t>3)Layouts</w:t>
-      </w:r>
+      <w:proofErr w:type="spellStart"/>
+      <w:r>
+        <w:rPr>
+          <w:bCs/>
+          <w:lang w:val="es-MX"/>
+        </w:rPr>
+        <w:t>git</w:t>
+      </w:r>
+      <w:proofErr w:type="spellEnd"/>
+      <w:r>
+        <w:rPr>
+          <w:bCs/>
+          <w:lang w:val="es-MX"/>
+        </w:rPr>
+        <w:t xml:space="preserve"> </w:t>
+      </w:r>
+      <w:proofErr w:type="spellStart"/>
+      <w:proofErr w:type="gramStart"/>
+      <w:r>
+        <w:rPr>
+          <w:bCs/>
+          <w:lang w:val="es-MX"/>
+        </w:rPr>
+        <w:t>add</w:t>
+      </w:r>
+      <w:proofErr w:type="spellEnd"/>
+      <w:r>
+        <w:rPr>
+          <w:bCs/>
+          <w:lang w:val="es-MX"/>
+        </w:rPr>
+        <w:t xml:space="preserve"> .</w:t>
+      </w:r>
+      <w:proofErr w:type="gramEnd"/>
+    </w:p>
+    <w:p>
+      <w:pPr>
+        <w:rPr>
+          <w:bCs/>
+          <w:lang w:val="es-MX"/>
+        </w:rPr>
+      </w:pPr>
+      <w:proofErr w:type="spellStart"/>
+      <w:r>
+        <w:rPr>
+          <w:bCs/>
+          <w:lang w:val="es-MX"/>
+        </w:rPr>
+        <w:t>git</w:t>
+      </w:r>
+      <w:proofErr w:type="spellEnd"/>
+      <w:r>
+        <w:rPr>
+          <w:bCs/>
+          <w:lang w:val="es-MX"/>
+        </w:rPr>
+        <w:t xml:space="preserve"> </w:t>
+      </w:r>
+      <w:proofErr w:type="spellStart"/>
+      <w:r>
+        <w:rPr>
+          <w:bCs/>
+          <w:lang w:val="es-MX"/>
+        </w:rPr>
+        <w:t>commit</w:t>
+      </w:r>
+      <w:proofErr w:type="spellEnd"/>
+      <w:r>
+        <w:rPr>
+          <w:bCs/>
+          <w:lang w:val="es-MX"/>
+        </w:rPr>
+        <w:t xml:space="preserve"> -m "agrego ejercicio de listas"</w:t>
+      </w:r>
+    </w:p>
+    <w:p>
+      <w:pPr>
+        <w:rPr>
+          <w:bCs/>
+          <w:lang w:val="es-MX"/>
+        </w:rPr>
+      </w:pPr>
+      <w:proofErr w:type="spellStart"/>
+      <w:r>
+        <w:rPr>
+          <w:bCs/>
+          <w:lang w:val="es-MX"/>
+        </w:rPr>
+        <w:t>git</w:t>
+      </w:r>
+      <w:proofErr w:type="spellEnd"/>
+      <w:r>
+        <w:rPr>
+          <w:bCs/>
+          <w:lang w:val="es-MX"/>
+        </w:rPr>
+        <w:t xml:space="preserve"> </w:t>
+      </w:r>
+      <w:proofErr w:type="spellStart"/>
+      <w:r>
+        <w:rPr>
+          <w:bCs/>
+          <w:lang w:val="es-MX"/>
+        </w:rPr>
+        <w:t>push</w:t>
+      </w:r>
+      <w:proofErr w:type="spellEnd"/>
+    </w:p>
+    <w:p>
+      <w:pPr>
+        <w:rPr>
+          <w:b/>
+          <w:bCs/>
+          <w:lang w:val="es-MX"/>
+        </w:rPr>
+      </w:pPr>
+      <w:r>
+        <w:rPr>
+          <w:b/>
+          <w:bCs/>
+          <w:lang w:val="es-MX"/>
+        </w:rPr>
+        <w:t>3)</w:t>
+      </w:r>
+      <w:proofErr w:type="spellStart"/>
+      <w:r>
+        <w:rPr>
+          <w:b/>
+          <w:bCs/>
+          <w:lang w:val="es-MX"/>
+        </w:rPr>
+        <w:t>Layouts</w:t>
+      </w:r>
+      <w:proofErr w:type="spellEnd"/>
     </w:p>
     <w:p>
       <w:pPr>
@@ -10204,17 +13971,381 @@
           <w:bCs/>
           <w:lang w:val="es-MX"/>
         </w:rPr>
-        <w:t>Existen StateLess y StateFull</w:t>
-      </w:r>
-    </w:p>
-    <w:p>
-      <w:pPr>
-        <w:rPr>
-          <w:b/>
-          <w:bCs/>
-          <w:lang w:val="es-MX"/>
-        </w:rPr>
-      </w:pPr>
+        <w:t xml:space="preserve">Existen </w:t>
+      </w:r>
+      <w:proofErr w:type="spellStart"/>
+      <w:r>
+        <w:rPr>
+          <w:bCs/>
+          <w:lang w:val="es-MX"/>
+        </w:rPr>
+        <w:t>StateLess</w:t>
+      </w:r>
+      <w:proofErr w:type="spellEnd"/>
+      <w:r>
+        <w:rPr>
+          <w:bCs/>
+          <w:lang w:val="es-MX"/>
+        </w:rPr>
+        <w:t xml:space="preserve"> y </w:t>
+      </w:r>
+      <w:proofErr w:type="spellStart"/>
+      <w:r>
+        <w:rPr>
+          <w:bCs/>
+          <w:lang w:val="es-MX"/>
+        </w:rPr>
+        <w:t>StateFull</w:t>
+      </w:r>
+      <w:proofErr w:type="spellEnd"/>
+    </w:p>
+    <w:p>
+      <w:pPr>
+        <w:rPr>
+          <w:b/>
+          <w:bCs/>
+          <w:lang w:val="es-MX"/>
+        </w:rPr>
+      </w:pPr>
+    </w:p>
+    <w:p>
+      <w:pPr>
+        <w:rPr>
+          <w:b/>
+          <w:bCs/>
+          <w:lang w:val="es-MX"/>
+        </w:rPr>
+      </w:pPr>
+      <w:r>
+        <w:rPr>
+          <w:b/>
+          <w:bCs/>
+          <w:lang w:val="es-MX"/>
+        </w:rPr>
+        <w:t>4)Imágenes</w:t>
+      </w:r>
+    </w:p>
+    <w:p>
+      <w:pPr>
+        <w:rPr>
+          <w:b/>
+          <w:bCs/>
+          <w:lang w:val="es-MX"/>
+        </w:rPr>
+      </w:pPr>
+      <w:r>
+        <w:rPr>
+          <w:b/>
+          <w:bCs/>
+          <w:lang w:val="es-MX"/>
+        </w:rPr>
+        <w:t xml:space="preserve">- Al </w:t>
+      </w:r>
+      <w:proofErr w:type="gramStart"/>
+      <w:r>
+        <w:rPr>
+          <w:b/>
+          <w:bCs/>
+          <w:lang w:val="es-MX"/>
+        </w:rPr>
+        <w:t>crear  nuevo</w:t>
+      </w:r>
+      <w:proofErr w:type="gramEnd"/>
+      <w:r>
+        <w:rPr>
+          <w:b/>
+          <w:bCs/>
+          <w:lang w:val="es-MX"/>
+        </w:rPr>
+        <w:t xml:space="preserve"> directorio de </w:t>
+      </w:r>
+      <w:proofErr w:type="spellStart"/>
+      <w:r>
+        <w:rPr>
+          <w:b/>
+          <w:bCs/>
+          <w:lang w:val="es-MX"/>
+        </w:rPr>
+        <w:t>assets</w:t>
+      </w:r>
+      <w:proofErr w:type="spellEnd"/>
+      <w:r>
+        <w:rPr>
+          <w:b/>
+          <w:bCs/>
+          <w:lang w:val="es-MX"/>
+        </w:rPr>
+        <w:t xml:space="preserve">/imágenes debemos editar en el archivos </w:t>
+      </w:r>
+      <w:proofErr w:type="spellStart"/>
+      <w:r>
+        <w:rPr>
+          <w:b/>
+          <w:bCs/>
+          <w:lang w:val="es-MX"/>
+        </w:rPr>
+        <w:t>pubspec.yaml</w:t>
+      </w:r>
+      <w:proofErr w:type="spellEnd"/>
+    </w:p>
+    <w:p>
+      <w:pPr>
+        <w:rPr>
+          <w:b/>
+          <w:bCs/>
+          <w:lang w:val="es-MX"/>
+        </w:rPr>
+      </w:pPr>
+      <w:r>
+        <w:rPr>
+          <w:b/>
+          <w:bCs/>
+          <w:lang w:val="es-MX"/>
+        </w:rPr>
+        <w:t xml:space="preserve">Y agregar la siguiente línea de </w:t>
+      </w:r>
+      <w:proofErr w:type="spellStart"/>
+      <w:r>
+        <w:rPr>
+          <w:b/>
+          <w:bCs/>
+          <w:lang w:val="es-MX"/>
+        </w:rPr>
+        <w:t>assets</w:t>
+      </w:r>
+      <w:proofErr w:type="spellEnd"/>
+    </w:p>
+    <w:p>
+      <w:pPr>
+        <w:shd w:val="clear" w:color="auto" w:fill="16191D"/>
+        <w:spacing w:after="0" w:line="285" w:lineRule="atLeast"/>
+        <w:rPr>
+          <w:rFonts w:ascii="Consolas" w:eastAsia="Times New Roman" w:hAnsi="Consolas" w:cs="Times New Roman"/>
+          <w:color w:val="ABB2BF"/>
+          <w:sz w:val="21"/>
+          <w:szCs w:val="21"/>
+          <w:lang w:eastAsia="es-BO"/>
+        </w:rPr>
+      </w:pPr>
+      <w:proofErr w:type="spellStart"/>
+      <w:r>
+        <w:rPr>
+          <w:rFonts w:ascii="Consolas" w:eastAsia="Times New Roman" w:hAnsi="Consolas" w:cs="Times New Roman"/>
+          <w:color w:val="E06C75"/>
+          <w:sz w:val="21"/>
+          <w:szCs w:val="21"/>
+          <w:lang w:eastAsia="es-BO"/>
+        </w:rPr>
+        <w:t>flutter</w:t>
+      </w:r>
+      <w:proofErr w:type="spellEnd"/>
+      <w:r>
+        <w:rPr>
+          <w:rFonts w:ascii="Consolas" w:eastAsia="Times New Roman" w:hAnsi="Consolas" w:cs="Times New Roman"/>
+          <w:color w:val="ABB2BF"/>
+          <w:sz w:val="21"/>
+          <w:szCs w:val="21"/>
+          <w:lang w:eastAsia="es-BO"/>
+        </w:rPr>
+        <w:t>:</w:t>
+      </w:r>
+    </w:p>
+    <w:p>
+      <w:pPr>
+        <w:shd w:val="clear" w:color="auto" w:fill="16191D"/>
+        <w:spacing w:after="0" w:line="285" w:lineRule="atLeast"/>
+        <w:rPr>
+          <w:rFonts w:ascii="Consolas" w:eastAsia="Times New Roman" w:hAnsi="Consolas" w:cs="Times New Roman"/>
+          <w:color w:val="ABB2BF"/>
+          <w:sz w:val="21"/>
+          <w:szCs w:val="21"/>
+          <w:lang w:eastAsia="es-BO"/>
+        </w:rPr>
+      </w:pPr>
+      <w:r>
+        <w:rPr>
+          <w:rFonts w:ascii="Consolas" w:eastAsia="Times New Roman" w:hAnsi="Consolas" w:cs="Times New Roman"/>
+          <w:color w:val="ABB2BF"/>
+          <w:sz w:val="21"/>
+          <w:szCs w:val="21"/>
+          <w:lang w:eastAsia="es-BO"/>
+        </w:rPr>
+        <w:t xml:space="preserve">  </w:t>
+      </w:r>
+      <w:r>
+        <w:rPr>
+          <w:rFonts w:ascii="Consolas" w:eastAsia="Times New Roman" w:hAnsi="Consolas" w:cs="Times New Roman"/>
+          <w:color w:val="E06C75"/>
+          <w:sz w:val="21"/>
+          <w:szCs w:val="21"/>
+          <w:lang w:eastAsia="es-BO"/>
+        </w:rPr>
+        <w:t>uses-material-</w:t>
+      </w:r>
+      <w:proofErr w:type="spellStart"/>
+      <w:r>
+        <w:rPr>
+          <w:rFonts w:ascii="Consolas" w:eastAsia="Times New Roman" w:hAnsi="Consolas" w:cs="Times New Roman"/>
+          <w:color w:val="E06C75"/>
+          <w:sz w:val="21"/>
+          <w:szCs w:val="21"/>
+          <w:lang w:eastAsia="es-BO"/>
+        </w:rPr>
+        <w:t>design</w:t>
+      </w:r>
+      <w:proofErr w:type="spellEnd"/>
+      <w:r>
+        <w:rPr>
+          <w:rFonts w:ascii="Consolas" w:eastAsia="Times New Roman" w:hAnsi="Consolas" w:cs="Times New Roman"/>
+          <w:color w:val="ABB2BF"/>
+          <w:sz w:val="21"/>
+          <w:szCs w:val="21"/>
+          <w:lang w:eastAsia="es-BO"/>
+        </w:rPr>
+        <w:t xml:space="preserve">: </w:t>
+      </w:r>
+      <w:r>
+        <w:rPr>
+          <w:rFonts w:ascii="Consolas" w:eastAsia="Times New Roman" w:hAnsi="Consolas" w:cs="Times New Roman"/>
+          <w:color w:val="D19A66"/>
+          <w:sz w:val="21"/>
+          <w:szCs w:val="21"/>
+          <w:lang w:eastAsia="es-BO"/>
+        </w:rPr>
+        <w:t>true</w:t>
+      </w:r>
+    </w:p>
+    <w:p>
+      <w:pPr>
+        <w:shd w:val="clear" w:color="auto" w:fill="16191D"/>
+        <w:spacing w:after="0" w:line="285" w:lineRule="atLeast"/>
+        <w:rPr>
+          <w:rFonts w:ascii="Consolas" w:eastAsia="Times New Roman" w:hAnsi="Consolas" w:cs="Times New Roman"/>
+          <w:color w:val="ABB2BF"/>
+          <w:sz w:val="21"/>
+          <w:szCs w:val="21"/>
+          <w:lang w:eastAsia="es-BO"/>
+        </w:rPr>
+      </w:pPr>
+      <w:r>
+        <w:rPr>
+          <w:rFonts w:ascii="Consolas" w:eastAsia="Times New Roman" w:hAnsi="Consolas" w:cs="Times New Roman"/>
+          <w:color w:val="ABB2BF"/>
+          <w:sz w:val="21"/>
+          <w:szCs w:val="21"/>
+          <w:lang w:eastAsia="es-BO"/>
+        </w:rPr>
+        <w:t xml:space="preserve">  </w:t>
+      </w:r>
+      <w:proofErr w:type="spellStart"/>
+      <w:r>
+        <w:rPr>
+          <w:rFonts w:ascii="Consolas" w:eastAsia="Times New Roman" w:hAnsi="Consolas" w:cs="Times New Roman"/>
+          <w:color w:val="E06C75"/>
+          <w:sz w:val="21"/>
+          <w:szCs w:val="21"/>
+          <w:lang w:eastAsia="es-BO"/>
+        </w:rPr>
+        <w:t>assets</w:t>
+      </w:r>
+      <w:proofErr w:type="spellEnd"/>
+      <w:r>
+        <w:rPr>
+          <w:rFonts w:ascii="Consolas" w:eastAsia="Times New Roman" w:hAnsi="Consolas" w:cs="Times New Roman"/>
+          <w:color w:val="ABB2BF"/>
+          <w:sz w:val="21"/>
+          <w:szCs w:val="21"/>
+          <w:lang w:eastAsia="es-BO"/>
+        </w:rPr>
+        <w:t>:</w:t>
+      </w:r>
+    </w:p>
+    <w:p>
+      <w:pPr>
+        <w:shd w:val="clear" w:color="auto" w:fill="16191D"/>
+        <w:spacing w:after="0" w:line="285" w:lineRule="atLeast"/>
+        <w:rPr>
+          <w:rFonts w:ascii="Consolas" w:eastAsia="Times New Roman" w:hAnsi="Consolas" w:cs="Times New Roman"/>
+          <w:color w:val="ABB2BF"/>
+          <w:sz w:val="21"/>
+          <w:szCs w:val="21"/>
+          <w:lang w:eastAsia="es-BO"/>
+        </w:rPr>
+      </w:pPr>
+      <w:r>
+        <w:rPr>
+          <w:rFonts w:ascii="Consolas" w:eastAsia="Times New Roman" w:hAnsi="Consolas" w:cs="Times New Roman"/>
+          <w:color w:val="ABB2BF"/>
+          <w:sz w:val="21"/>
+          <w:szCs w:val="21"/>
+          <w:lang w:eastAsia="es-BO"/>
+        </w:rPr>
+        <w:t xml:space="preserve">    - </w:t>
+      </w:r>
+      <w:proofErr w:type="spellStart"/>
+      <w:r>
+        <w:rPr>
+          <w:rFonts w:ascii="Consolas" w:eastAsia="Times New Roman" w:hAnsi="Consolas" w:cs="Times New Roman"/>
+          <w:color w:val="98C379"/>
+          <w:sz w:val="21"/>
+          <w:szCs w:val="21"/>
+          <w:lang w:eastAsia="es-BO"/>
+        </w:rPr>
+        <w:t>assets</w:t>
+      </w:r>
+      <w:proofErr w:type="spellEnd"/>
+      <w:r>
+        <w:rPr>
+          <w:rFonts w:ascii="Consolas" w:eastAsia="Times New Roman" w:hAnsi="Consolas" w:cs="Times New Roman"/>
+          <w:color w:val="98C379"/>
+          <w:sz w:val="21"/>
+          <w:szCs w:val="21"/>
+          <w:lang w:eastAsia="es-BO"/>
+        </w:rPr>
+        <w:t>/</w:t>
+      </w:r>
+      <w:proofErr w:type="spellStart"/>
+      <w:r>
+        <w:rPr>
+          <w:rFonts w:ascii="Consolas" w:eastAsia="Times New Roman" w:hAnsi="Consolas" w:cs="Times New Roman"/>
+          <w:color w:val="98C379"/>
+          <w:sz w:val="21"/>
+          <w:szCs w:val="21"/>
+          <w:lang w:eastAsia="es-BO"/>
+        </w:rPr>
+        <w:t>images</w:t>
+      </w:r>
+      <w:proofErr w:type="spellEnd"/>
+      <w:r>
+        <w:rPr>
+          <w:rFonts w:ascii="Consolas" w:eastAsia="Times New Roman" w:hAnsi="Consolas" w:cs="Times New Roman"/>
+          <w:color w:val="98C379"/>
+          <w:sz w:val="21"/>
+          <w:szCs w:val="21"/>
+          <w:lang w:eastAsia="es-BO"/>
+        </w:rPr>
+        <w:t>/</w:t>
+      </w:r>
+    </w:p>
+    <w:p>
+      <w:pPr>
+        <w:rPr>
+          <w:b/>
+          <w:bCs/>
+          <w:lang w:val="es-MX"/>
+        </w:rPr>
+      </w:pPr>
+    </w:p>
+    <w:p>
+      <w:pPr>
+        <w:rPr>
+          <w:b/>
+          <w:bCs/>
+          <w:lang w:val="es-MX"/>
+        </w:rPr>
+      </w:pPr>
+      <w:bookmarkStart w:id="0" w:name="_GoBack"/>
+      <w:bookmarkEnd w:id="0"/>
     </w:p>
     <w:sectPr>
       <w:pgSz w:w="11906" w:h="16838"/>
@@ -10227,7 +14358,7 @@
 </file>
 
 <file path=word/numbering.xml><?xml version="1.0" encoding="utf-8"?>
-<w:numbering xmlns:wpc="http://schemas.microsoft.com/office/word/2010/wordprocessingCanvas" xmlns:cx="http://schemas.microsoft.com/office/drawing/2014/chartex" xmlns:cx1="http://schemas.microsoft.com/office/drawing/2015/9/8/chartex" xmlns:cx2="http://schemas.microsoft.com/office/drawing/2015/10/21/chartex" xmlns:cx3="http://schemas.microsoft.com/office/drawing/2016/5/9/chartex" xmlns:cx4="http://schemas.microsoft.com/office/drawing/2016/5/10/chartex" xmlns:cx5="http://schemas.microsoft.com/office/drawing/2016/5/11/chartex" xmlns:cx6="http://schemas.microsoft.com/office/drawing/2016/5/12/chartex" xmlns:cx7="http://schemas.microsoft.com/office/drawing/2016/5/13/chartex" xmlns:cx8="http://schemas.microsoft.com/office/drawing/2016/5/14/chartex" xmlns:mc="http://schemas.openxmlformats.org/markup-compatibility/2006" xmlns:aink="http://schemas.microsoft.com/office/drawing/2016/ink" xmlns:am3d="http://schemas.microsoft.com/office/drawing/2017/model3d" xmlns:o="urn:schemas-microsoft-com:office:office" xmlns:r="http://schemas.openxmlformats.org/officeDocument/2006/relationships" xmlns:m="http://schemas.openxmlformats.org/officeDocument/2006/math" xmlns:v="urn:schemas-microsoft-com:vml" xmlns:wp14="http://schemas.microsoft.com/office/word/2010/wordprocessingDrawing" xmlns:wp="http://schemas.openxmlformats.org/drawingml/2006/wordprocessingDrawing" xmlns:w10="urn:schemas-microsoft-com:office:word" xmlns:w="http://schemas.openxmlformats.org/wordprocessingml/2006/main" xmlns:w14="http://schemas.microsoft.com/office/word/2010/wordml" xmlns:w15="http://schemas.microsoft.com/office/word/2012/wordml" xmlns:w16cex="http://schemas.microsoft.com/office/word/2018/wordml/cex" xmlns:w16cid="http://schemas.microsoft.com/office/word/2016/wordml/cid" xmlns:w16="http://schemas.microsoft.com/office/word/2018/wordml" xmlns:w16sdtdh="http://schemas.microsoft.com/office/word/2020/wordml/sdtdatahash" xmlns:w16se="http://schemas.microsoft.com/office/word/2015/wordml/symex" xmlns:wpg="http://schemas.microsoft.com/office/word/2010/wordprocessingGroup" xmlns:wpi="http://schemas.microsoft.com/office/word/2010/wordprocessingInk" xmlns:wne="http://schemas.microsoft.com/office/word/2006/wordml" xmlns:wps="http://schemas.microsoft.com/office/word/2010/wordprocessingShape" mc:Ignorable="w14 w15 w16se w16cid w16 w16cex w16sdtdh wp14">
+<w:numbering xmlns:wpc="http://schemas.microsoft.com/office/word/2010/wordprocessingCanvas" xmlns:cx="http://schemas.microsoft.com/office/drawing/2014/chartex" xmlns:cx1="http://schemas.microsoft.com/office/drawing/2015/9/8/chartex" xmlns:mc="http://schemas.openxmlformats.org/markup-compatibility/2006" xmlns:o="urn:schemas-microsoft-com:office:office" xmlns:r="http://schemas.openxmlformats.org/officeDocument/2006/relationships" xmlns:m="http://schemas.openxmlformats.org/officeDocument/2006/math" xmlns:v="urn:schemas-microsoft-com:vml" xmlns:wp14="http://schemas.microsoft.com/office/word/2010/wordprocessingDrawing" xmlns:wp="http://schemas.openxmlformats.org/drawingml/2006/wordprocessingDrawing" xmlns:w10="urn:schemas-microsoft-com:office:word" xmlns:w="http://schemas.openxmlformats.org/wordprocessingml/2006/main" xmlns:w14="http://schemas.microsoft.com/office/word/2010/wordml" xmlns:w15="http://schemas.microsoft.com/office/word/2012/wordml" xmlns:w16se="http://schemas.microsoft.com/office/word/2015/wordml/symex" xmlns:wpg="http://schemas.microsoft.com/office/word/2010/wordprocessingGroup" xmlns:wpi="http://schemas.microsoft.com/office/word/2010/wordprocessingInk" xmlns:wne="http://schemas.microsoft.com/office/word/2006/wordml" xmlns:wps="http://schemas.microsoft.com/office/word/2010/wordprocessingShape" mc:Ignorable="w14 w15 w16se wp14">
   <w:abstractNum w:abstractNumId="0" w15:restartNumberingAfterBreak="0">
     <w:nsid w:val="05A65DA3"/>
     <w:multiLevelType w:val="hybridMultilevel"/>
@@ -10577,7 +14708,7 @@
 </file>
 
 <file path=word/styles.xml><?xml version="1.0" encoding="utf-8"?>
-<w:styles xmlns:mc="http://schemas.openxmlformats.org/markup-compatibility/2006" xmlns:r="http://schemas.openxmlformats.org/officeDocument/2006/relationships" xmlns:w="http://schemas.openxmlformats.org/wordprocessingml/2006/main" xmlns:w14="http://schemas.microsoft.com/office/word/2010/wordml" xmlns:w15="http://schemas.microsoft.com/office/word/2012/wordml" xmlns:w16cex="http://schemas.microsoft.com/office/word/2018/wordml/cex" xmlns:w16cid="http://schemas.microsoft.com/office/word/2016/wordml/cid" xmlns:w16="http://schemas.microsoft.com/office/word/2018/wordml" xmlns:w16sdtdh="http://schemas.microsoft.com/office/word/2020/wordml/sdtdatahash" xmlns:w16se="http://schemas.microsoft.com/office/word/2015/wordml/symex" mc:Ignorable="w14 w15 w16se w16cid w16 w16cex w16sdtdh">
+<w:styles xmlns:mc="http://schemas.openxmlformats.org/markup-compatibility/2006" xmlns:r="http://schemas.openxmlformats.org/officeDocument/2006/relationships" xmlns:w="http://schemas.openxmlformats.org/wordprocessingml/2006/main" xmlns:w14="http://schemas.microsoft.com/office/word/2010/wordml" xmlns:w15="http://schemas.microsoft.com/office/word/2012/wordml" xmlns:w16se="http://schemas.microsoft.com/office/word/2015/wordml/symex" mc:Ignorable="w14 w15 w16se">
   <w:docDefaults>
     <w:rPrDefault>
       <w:rPr>
@@ -10593,7 +14724,7 @@
       </w:pPr>
     </w:pPrDefault>
   </w:docDefaults>
-  <w:latentStyles w:defLockedState="0" w:defUIPriority="99" w:defSemiHidden="0" w:defUnhideWhenUsed="0" w:defQFormat="0" w:count="376">
+  <w:latentStyles w:defLockedState="0" w:defUIPriority="99" w:defSemiHidden="0" w:defUnhideWhenUsed="0" w:defQFormat="0" w:count="371">
     <w:lsdException w:name="Normal" w:uiPriority="0" w:qFormat="1"/>
     <w:lsdException w:name="heading 1" w:uiPriority="9" w:qFormat="1"/>
     <w:lsdException w:name="heading 2" w:semiHidden="1" w:uiPriority="9" w:unhideWhenUsed="1" w:qFormat="1"/>
@@ -10699,6 +14830,7 @@
     <w:lsdException w:name="HTML Sample" w:semiHidden="1" w:unhideWhenUsed="1"/>
     <w:lsdException w:name="HTML Typewriter" w:semiHidden="1" w:unhideWhenUsed="1"/>
     <w:lsdException w:name="HTML Variable" w:semiHidden="1" w:unhideWhenUsed="1"/>
+    <w:lsdException w:name="Normal Table" w:semiHidden="1" w:unhideWhenUsed="1"/>
     <w:lsdException w:name="annotation subject" w:semiHidden="1" w:unhideWhenUsed="1"/>
     <w:lsdException w:name="No List" w:semiHidden="1" w:unhideWhenUsed="1"/>
     <w:lsdException w:name="Outline List 1" w:semiHidden="1" w:unhideWhenUsed="1"/>
@@ -10741,8 +14873,11 @@
     <w:lsdException w:name="Table Contemporary" w:semiHidden="1" w:unhideWhenUsed="1"/>
     <w:lsdException w:name="Table Elegant" w:semiHidden="1" w:unhideWhenUsed="1"/>
     <w:lsdException w:name="Table Professional" w:semiHidden="1" w:unhideWhenUsed="1"/>
+    <w:lsdException w:name="Table Subtle 1" w:semiHidden="1" w:unhideWhenUsed="1"/>
     <w:lsdException w:name="Table Subtle 2" w:semiHidden="1" w:unhideWhenUsed="1"/>
     <w:lsdException w:name="Table Web 1" w:semiHidden="1" w:unhideWhenUsed="1"/>
+    <w:lsdException w:name="Table Web 2" w:semiHidden="1" w:unhideWhenUsed="1"/>
+    <w:lsdException w:name="Table Web 3" w:semiHidden="1" w:unhideWhenUsed="1"/>
     <w:lsdException w:name="Balloon Text" w:semiHidden="1" w:unhideWhenUsed="1"/>
     <w:lsdException w:name="Table Grid" w:uiPriority="39"/>
     <w:lsdException w:name="Table Theme" w:semiHidden="1" w:unhideWhenUsed="1"/>
@@ -10961,11 +15096,6 @@
     <w:lsdException w:name="List Table 5 Dark Accent 6" w:uiPriority="50"/>
     <w:lsdException w:name="List Table 6 Colorful Accent 6" w:uiPriority="51"/>
     <w:lsdException w:name="List Table 7 Colorful Accent 6" w:uiPriority="52"/>
-    <w:lsdException w:name="Mention" w:semiHidden="1" w:unhideWhenUsed="1"/>
-    <w:lsdException w:name="Smart Hyperlink" w:semiHidden="1" w:unhideWhenUsed="1"/>
-    <w:lsdException w:name="Hashtag" w:semiHidden="1" w:unhideWhenUsed="1"/>
-    <w:lsdException w:name="Unresolved Mention" w:semiHidden="1" w:unhideWhenUsed="1"/>
-    <w:lsdException w:name="Smart Link" w:semiHidden="1" w:unhideWhenUsed="1"/>
   </w:latentStyles>
   <w:style w:type="paragraph" w:default="1" w:styleId="Normal">
     <w:name w:val="Normal"/>
@@ -11055,7 +15185,7 @@
       <w:u w:val="single"/>
     </w:rPr>
   </w:style>
-  <w:style w:type="character" w:styleId="Mencinsinresolver">
+  <w:style w:type="character" w:customStyle="1" w:styleId="UnresolvedMention">
     <w:name w:val="Unresolved Mention"/>
     <w:basedOn w:val="Fuentedeprrafopredeter"/>
     <w:uiPriority w:val="99"/>
